--- a/tax_compliance_manuscript_clean.docx
+++ b/tax_compliance_manuscript_clean.docx
@@ -4,12 +4,11 @@
   <w:body>
     <w:p>
       <w:pPr>
-        <w:spacing w:before="0" w:after="160" w:line="276" w:lineRule="auto"/>
+        <w:spacing w:before="0" w:after="120" w:line="276" w:lineRule="auto"/>
         <w:jc w:val="center"/>
       </w:pPr>
       <w:r>
         <w:rPr>
-          <w:rFonts w:ascii="Times New Roman" w:hAnsi="Times New Roman"/>
           <w:b/>
           <w:sz w:val="28"/>
         </w:rPr>
@@ -23,7 +22,6 @@
       </w:pPr>
       <w:r>
         <w:rPr>
-          <w:rFonts w:ascii="Times New Roman" w:hAnsi="Times New Roman"/>
           <w:i/>
           <w:sz w:val="22"/>
         </w:rPr>
@@ -32,7 +30,7 @@
     </w:p>
     <w:p>
       <w:pPr>
-        <w:spacing w:after="60"/>
+        <w:spacing w:after="40"/>
         <w:jc w:val="center"/>
       </w:pPr>
       <w:r>
@@ -67,7 +65,7 @@
     </w:p>
     <w:p>
       <w:pPr>
-        <w:spacing w:after="240" w:line="252" w:lineRule="auto"/>
+        <w:spacing w:after="200" w:line="252" w:lineRule="auto"/>
         <w:jc w:val="center"/>
       </w:pPr>
       <w:r>
@@ -89,7 +87,7 @@
           <w:i/>
           <w:sz w:val="18"/>
         </w:rPr>
-        <w:t>*Korespondensi: izamrosiawan@student.telkomuniversity.ac.id</w:t>
+        <w:t>*Penulis Korespondensi: izamrosiawan@student.telkomuniversity.ac.id</w:t>
       </w:r>
     </w:p>
     <w:p>
@@ -116,12 +114,12 @@
         <w:rPr>
           <w:sz w:val="19"/>
         </w:rPr>
-        <w:t>Pertumbuhan perniagaan elektronik di Indonesia menimbulkan tantangan pengawasan bagi Direktorat Jenderal Pajak (DJP), khususnya dalam memverifikasi kewajaran pelaporan peredaran usaha (*self-assessment*) pedagang daring. Mengingat adanya batasan kerahasiaan data perpajakan individual (*taxpayer confidentiality*), penelitian ini merancang sebuah kerangka kerja tolok ukur simulasi sintetis (*synthetic simulation benchmark*) non-sirkular (di mana target audit dibangkitkan dari variabel laten yang terpisah dari fitur masukan) sebagai uji kelayakan metodologis (*proof-of-concept*). Target temuan audit dibangkitkan 100% dari variabel laten tak teramati (perilaku *cash skimming*, distorsi inventaris, dan anomali logistik), sedangkan fitur teramati diperlakukan sebagai proksi bernoise (*noisy proxies*) terhadap keadaan laten. Melalui eksperimen terhadap 5.000 data observasi dengan prevalensi dasar (*base rate*) risiko sebesar 25,0% dan skema validasi silang berstrata 5-Fold ($\text{seed}=42$), kami mengevaluasi kemampuan pemeringkatan risiko (*risk ranking*) dari empat model: *Logistic Regression*, *Random Forest*, *LightGBM*, dan *XGBoost* yang dioptimasi menggunakan Optuna dengan *Tree-structured Parzen Estimator* (TPE, 20 trial). Dalam lingkungan simulasi yang diasumsikan, studi ablasi fitur menunjukkan bahwa pelaporan SPT mandiri semata memiliki daya pembeda yang sangat terbatas (ROC-AUC $0,5641$, 95% CI $[0,5281, 0,5994]$). Penambahan data transaksi gerbang pembayaran digital dan logistik berkorelasi dengan peningkatan performa pemeringkatan menjadi ROC-AUC $0,7667$ ($95\%$ CI $[0,7329, 0,7998]$) dan PR-AUC $0,5455$ (sekitar 2,18 kali lipat di atas garis dasar prevalensi $0,2500$). Penambahan dua indikator regional berbasis data BPS memberikan kontribusi kontekstual marginal (ROC-AUC $0,7684$) dengan tangkapan temuan pada kelompok risiko 20% teratas (*Top-20% Risk Yield*) sebesar $45,2\%$ ($95\%$ CI $[40,8\%, 49,6\%]$) yang secara statistik beririsan dengan tahap logistik ($46,0\%$, $95\%$ CI $[41,2\%, 50,4\%]$). Model linier *Logistic Regression* menghasilkan ROC-AUC data uji tertinggi ($0,7856$, 95% CI $[0,7529, 0,8168]$, ROC-AUC latih $0,7891$), sementara *TPE-optimized XGBoost* menghasilkan ROC-AUC uji $0,7682$ ($95\%$ CI $[0,7346, 0,8011]$, ROC-AUC latih $0,8120$). Uji validasi lintas provinsi holdout berulang ($R=5$ pasangan provinsi) menghasilkan rata-rata ROC-AUC sebesar $0,7643 \pm 0,0321$, dan analisis sensitivitas DGP menunjukkan kestabilan relatif struktur pemeringkatan lintas variasi bobot parameter laten. Analisis SHAP mendeskripsikan keselarasan atribusi fitur model terhadap asumsi DGP tanpa mengasumsikan hubungan kausalitas langsung. Kerangka kerja ini menyajikan bukti metodologis awal bagi pengembangan sistem pendukung keputusan (*decision support system*) pemeringkatan prioritas audit yang sejalan dengan prinsip akuntabilitas tata kelola data.</w:t>
+        <w:t>Pertumbuhan perniagaan elektronik di Indonesia menimbulkan tantangan pengawasan bagi Direktorat Jenderal Pajak (DJP), khususnya dalam memverifikasi kewajaran pelaporan peredaran usaha (*self-assessment*) pedagang daring. Mengingat adanya batasan kerahasiaan data perpajakan individual (*taxpayer confidentiality*), penelitian ini merancang sebuah kerangka kerja tolok ukur simulasi sintetis (*synthetic simulation benchmark*) non-sirkular (di mana target audit dibangkitkan dari variabel laten yang terpisah dari fitur masukan) sebagai uji kelayakan metodologis (*proof-of-concept*). Target temuan audit dibangkitkan 100% dari variabel laten tak teramati (perilaku *cash skimming*, distorsi inventaris, dan anomali logistik), sedangkan fitur teramati diperlakukan sebagai proksi bernoise (*noisy proxies*) terhadap keadaan laten. Melalui eksperimen terhadap 5.000 data observasi dengan prevalensi dasar (*base rate*) risiko sebesar 25,0% dan skema validasi silang berstrata 5-Fold (seed=42), kami mengevaluasi kemampuan pemeringkatan risiko (*risk ranking*) dari empat model: *Logistic Regression*, *Random Forest*, *LightGBM*, dan *XGBoost* yang dioptimasi menggunakan Optuna dengan *Tree-structured Parzen Estimator* (TPE, 20 trial). Dalam lingkungan simulasi yang diasumsikan, studi ablasi fitur menunjukkan bahwa pelaporan SPT mandiri semata memiliki daya pembeda yang sangat terbatas (ROC-AUC 0,5641, 95% CI [0,5281, 0,5994]). Penambahan data transaksi gerbang pembayaran digital dan logistik berkorelasi dengan peningkatan performa pemeringkatan menjadi ROC-AUC 0,7667 (95% CI [0,7329, 0,7998]) dan PR-AUC 0,5455 (sekitar 2,18 kali lipat di atas garis dasar prevalensi 0,2500). Penambahan dua indikator regional berbasis data BPS memberikan kontribusi kontekstual marginal (ROC-AUC 0,7684) dengan tangkapan temuan pada kelompok risiko 20% teratas (*Top-20% Risk Yield*) sebesar 45,2% (95% CI [40,8%, 49,6%]) yang secara statistik beririsan dengan tahap logistik (46,0%, 95% CI [41,2%, 50,4%]). Model linier *Logistic Regression* menghasilkan ROC-AUC data uji tertinggi (0,7856, 95% CI [0,7529, 0,8168], ROC-AUC latih 0,7891), sementara *TPE-optimized XGBoost* menghasilkan ROC-AUC uji 0,7682 (95% CI [0,7346, 0,8011], ROC-AUC latih 0,8120). Uji validasi lintas provinsi holdout berulang (R=5 pasangan provinsi) menghasilkan rata-rata ROC-AUC sebesar 0,7643 ± 0,0321, dan analisis sensitivitas DGP menunjukkan kestabilan relatif struktur pemeringkatan lintas variasi bobot parameter laten. Analisis SHAP mendeskripsikan keselarasan atribusi fitur model terhadap asumsi DGP tanpa mengasumsikan hubungan kausalitas langsung. Kerangka kerja ini menyajikan bukti metodologis awal bagi pengembangan sistem pendukung keputusan (*decision support system*) pemeringkatan prioritas audit yang sejalan dengan prinsip akuntabilitas tata kelola data.</w:t>
       </w:r>
     </w:p>
     <w:p>
       <w:pPr>
-        <w:spacing w:after="200"/>
+        <w:spacing w:after="160"/>
       </w:pPr>
       <w:r>
         <w:rPr>
@@ -274,7 +272,7 @@
         <w:rPr>
           <w:sz w:val="21"/>
         </w:rPr>
-        <w:t>1. **(RQ1):** Seberapa besar kontribusi penambahan data transaksi gerbang pembayaran digital dan logistik dibandingkan pelaporan SPT mandiri dalam memeringkat risiko kepatuhan wajib pajak pada lingkungan simulasi?</w:t>
+        <w:t>1. (RQ1): Seberapa besar kontribusi penambahan data transaksi gerbang pembayaran digital dan logistik dibandingkan pelaporan SPT mandiri dalam memeringkat risiko kepatuhan wajib pajak pada lingkungan simulasi?</w:t>
       </w:r>
     </w:p>
     <w:p>
@@ -287,7 +285,7 @@
         <w:rPr>
           <w:sz w:val="21"/>
         </w:rPr>
-        <w:t>2. **(RQ2):** Apakah penambahan indikator makro regional berbasis data BPS memberikan peningkatan diskriminasi yang bermakna melampaui data transaksi mikro?</w:t>
+        <w:t>2. (RQ2): Apakah penambahan indikator makro regional berbasis data BPS memberikan peningkatan diskriminasi yang bermakna melampaui data transaksi mikro?</w:t>
       </w:r>
     </w:p>
     <w:p>
@@ -300,7 +298,7 @@
         <w:rPr>
           <w:sz w:val="21"/>
         </w:rPr>
-        <w:t>3. **(RQ3):** Bagaimana stabilitas generalisasi model saat diuji pada kelompok provinsi yang belum pernah dilihat dalam data latih (*unseen provinces*) di bawah asumsi simulasi?</w:t>
+        <w:t>3. (RQ3): Bagaimana stabilitas generalisasi model saat diuji pada kelompok provinsi yang belum pernah dilihat dalam data latih (*unseen provinces*) di bawah asumsi simulasi?</w:t>
       </w:r>
     </w:p>
     <w:p>
@@ -326,7 +324,7 @@
         <w:rPr>
           <w:sz w:val="21"/>
         </w:rPr>
-        <w:t>a. **Desain Target Laten Independen:** Memisahkan secara tegas variabel laten tak teramati pembentuk label temuan audit dari fitur-fitur masukan teramati (X).</w:t>
+        <w:t>a. Desain Target Laten Independen: Memisahkan secara tegas variabel laten tak teramati pembentuk label temuan audit dari fitur-fitur masukan teramati (X).</w:t>
       </w:r>
     </w:p>
     <w:p>
@@ -339,7 +337,7 @@
         <w:rPr>
           <w:sz w:val="21"/>
         </w:rPr>
-        <w:t>b. **Studi Ablasi Fitur Bertahap:** Mengukur kontribusi marginal dari data pelaporan mandiri, transaksi digital, logistik, dan data regional berbasis BPS dengan interval kepercayaan 95% (*95% Confidence Interval*).</w:t>
+        <w:t>b. Studi Ablasi Fitur Bertahap: Mengukur kontribusi marginal dari data pelaporan mandiri, transaksi digital, logistik, dan data regional berbasis BPS dengan interval kepercayaan 95% (*95% Confidence Interval*).</w:t>
       </w:r>
     </w:p>
     <w:p>
@@ -352,7 +350,7 @@
         <w:rPr>
           <w:sz w:val="21"/>
         </w:rPr>
-        <w:t>c. **Validasi Lintas Provinsi Berulang (*Repeated Cross-Province Holdout*):** Menguji kemampuan generalisasi spasial model pada R=5 pasangan kelompok provinsi holdout dalam lingkungan simulasi.</w:t>
+        <w:t>c. Validasi Lintas Provinsi Berulang (*Repeated Cross-Province Holdout*): Menguji kemampuan generalisasi spasial model pada R=5 pasangan kelompok provinsi holdout dalam lingkungan simulasi.</w:t>
       </w:r>
     </w:p>
     <w:p>
@@ -365,7 +363,7 @@
         <w:rPr>
           <w:sz w:val="21"/>
         </w:rPr>
-        <w:t>d. **Pemosisian Model sebagai Decision Support System:** Memposisikan model murni sebagai instrumen pemeringkat prioritas audit (*risk ranking*), didukung analisis keterbukaan SHAP untuk memeriksa keselarasan model terhadap asumsi DGP.</w:t>
+        <w:t>d. Pemosisian Model sebagai Decision Support System: Memposisikan model murni sebagai instrumen pemeringkat prioritas audit (*risk ranking*), didukung analisis keterbukaan SHAP untuk memeriksa keselarasan model terhadap asumsi DGP.</w:t>
       </w:r>
     </w:p>
     <w:p>
@@ -466,15 +464,16 @@
     </w:p>
     <w:p>
       <w:pPr>
-        <w:spacing w:after="100" w:line="276" w:lineRule="auto"/>
-        <w:ind w:firstLine="504"/>
-        <w:jc w:val="both"/>
+        <w:spacing w:before="80" w:after="80"/>
+        <w:jc w:val="center"/>
       </w:pPr>
       <w:r>
         <w:rPr>
+          <w:rFonts w:ascii="Times New Roman" w:hAnsi="Times New Roman"/>
+          <w:i/>
           <w:sz w:val="21"/>
         </w:rPr>
-        <w:t>g(z') = \phi_0 + \sum_{j=1}^{M} \phi_j z'_j</w:t>
+        <w:t>g(z') = ϕ_0 + sum_{j=1}^{M} ϕ_j z'_j</w:t>
       </w:r>
     </w:p>
     <w:p>
@@ -487,7 +486,7 @@
         <w:rPr>
           <w:sz w:val="21"/>
         </w:rPr>
-        <w:t>Nilai \phi_j menunjukkan besaran atribusi prediktif variabel ke-j terhadap skor risiko individual tanpa mengklaim hubungan sebab-akibat kausal murni.</w:t>
+        <w:t>Nilai ϕ_j menunjukkan besaran atribusi prediktif variabel ke-j terhadap skor risiko individual tanpa mengklaim hubungan sebab-akibat kausal murni.</w:t>
       </w:r>
     </w:p>
     <w:p>
@@ -567,18 +566,18 @@
         <w:tblLook w:firstColumn="1" w:firstRow="1" w:lastColumn="0" w:lastRow="0" w:noHBand="0" w:noVBand="1" w:val="04A0"/>
       </w:tblPr>
       <w:tblGrid>
-        <w:gridCol w:w="1298"/>
-        <w:gridCol w:w="1298"/>
-        <w:gridCol w:w="1298"/>
-        <w:gridCol w:w="1298"/>
-        <w:gridCol w:w="1298"/>
-        <w:gridCol w:w="1298"/>
-        <w:gridCol w:w="1298"/>
+        <w:gridCol w:w="1290"/>
+        <w:gridCol w:w="1290"/>
+        <w:gridCol w:w="1290"/>
+        <w:gridCol w:w="1290"/>
+        <w:gridCol w:w="1290"/>
+        <w:gridCol w:w="1290"/>
+        <w:gridCol w:w="1290"/>
       </w:tblGrid>
       <w:tr>
         <w:tc>
           <w:tcPr>
-            <w:tcW w:type="dxa" w:w="1298"/>
+            <w:tcW w:type="dxa" w:w="1290"/>
             <w:tcBorders>
               <w:top w:val="single" w:sz="12" w:space="0" w:color="000000"/>
               <w:left w:val="none"/>
@@ -589,7 +588,8 @@
           </w:tcPr>
           <w:p>
             <w:pPr>
-              <w:spacing w:before="40" w:after="40" w:line="240" w:lineRule="auto"/>
+              <w:spacing w:before="60" w:after="60" w:line="252" w:lineRule="auto"/>
+              <w:jc w:val="left"/>
             </w:pPr>
             <w:r>
               <w:rPr>
@@ -603,7 +603,7 @@
         </w:tc>
         <w:tc>
           <w:tcPr>
-            <w:tcW w:type="dxa" w:w="1298"/>
+            <w:tcW w:type="dxa" w:w="1290"/>
             <w:tcBorders>
               <w:top w:val="single" w:sz="12" w:space="0" w:color="000000"/>
               <w:left w:val="none"/>
@@ -614,7 +614,8 @@
           </w:tcPr>
           <w:p>
             <w:pPr>
-              <w:spacing w:before="40" w:after="40" w:line="240" w:lineRule="auto"/>
+              <w:spacing w:before="60" w:after="60" w:line="252" w:lineRule="auto"/>
+              <w:jc w:val="left"/>
             </w:pPr>
             <w:r>
               <w:rPr>
@@ -628,7 +629,7 @@
         </w:tc>
         <w:tc>
           <w:tcPr>
-            <w:tcW w:type="dxa" w:w="1298"/>
+            <w:tcW w:type="dxa" w:w="1290"/>
             <w:tcBorders>
               <w:top w:val="single" w:sz="12" w:space="0" w:color="000000"/>
               <w:left w:val="none"/>
@@ -639,7 +640,8 @@
           </w:tcPr>
           <w:p>
             <w:pPr>
-              <w:spacing w:before="40" w:after="40" w:line="240" w:lineRule="auto"/>
+              <w:spacing w:before="60" w:after="60" w:line="252" w:lineRule="auto"/>
+              <w:jc w:val="left"/>
             </w:pPr>
             <w:r>
               <w:rPr>
@@ -653,7 +655,7 @@
         </w:tc>
         <w:tc>
           <w:tcPr>
-            <w:tcW w:type="dxa" w:w="1298"/>
+            <w:tcW w:type="dxa" w:w="1290"/>
             <w:tcBorders>
               <w:top w:val="single" w:sz="12" w:space="0" w:color="000000"/>
               <w:left w:val="none"/>
@@ -664,7 +666,8 @@
           </w:tcPr>
           <w:p>
             <w:pPr>
-              <w:spacing w:before="40" w:after="40" w:line="240" w:lineRule="auto"/>
+              <w:spacing w:before="60" w:after="60" w:line="252" w:lineRule="auto"/>
+              <w:jc w:val="left"/>
             </w:pPr>
             <w:r>
               <w:rPr>
@@ -678,7 +681,7 @@
         </w:tc>
         <w:tc>
           <w:tcPr>
-            <w:tcW w:type="dxa" w:w="1298"/>
+            <w:tcW w:type="dxa" w:w="1290"/>
             <w:tcBorders>
               <w:top w:val="single" w:sz="12" w:space="0" w:color="000000"/>
               <w:left w:val="none"/>
@@ -689,7 +692,8 @@
           </w:tcPr>
           <w:p>
             <w:pPr>
-              <w:spacing w:before="40" w:after="40" w:line="240" w:lineRule="auto"/>
+              <w:spacing w:before="60" w:after="60" w:line="252" w:lineRule="auto"/>
+              <w:jc w:val="left"/>
             </w:pPr>
             <w:r>
               <w:rPr>
@@ -703,7 +707,7 @@
         </w:tc>
         <w:tc>
           <w:tcPr>
-            <w:tcW w:type="dxa" w:w="1298"/>
+            <w:tcW w:type="dxa" w:w="1290"/>
             <w:tcBorders>
               <w:top w:val="single" w:sz="12" w:space="0" w:color="000000"/>
               <w:left w:val="none"/>
@@ -714,7 +718,8 @@
           </w:tcPr>
           <w:p>
             <w:pPr>
-              <w:spacing w:before="40" w:after="40" w:line="240" w:lineRule="auto"/>
+              <w:spacing w:before="60" w:after="60" w:line="252" w:lineRule="auto"/>
+              <w:jc w:val="left"/>
             </w:pPr>
             <w:r>
               <w:rPr>
@@ -728,7 +733,7 @@
         </w:tc>
         <w:tc>
           <w:tcPr>
-            <w:tcW w:type="dxa" w:w="1298"/>
+            <w:tcW w:type="dxa" w:w="1290"/>
             <w:tcBorders>
               <w:top w:val="single" w:sz="12" w:space="0" w:color="000000"/>
               <w:left w:val="none"/>
@@ -739,7 +744,8 @@
           </w:tcPr>
           <w:p>
             <w:pPr>
-              <w:spacing w:before="40" w:after="40" w:line="240" w:lineRule="auto"/>
+              <w:spacing w:before="60" w:after="60" w:line="252" w:lineRule="auto"/>
+              <w:jc w:val="left"/>
             </w:pPr>
             <w:r>
               <w:rPr>
@@ -755,7 +761,7 @@
       <w:tr>
         <w:tc>
           <w:tcPr>
-            <w:tcW w:type="dxa" w:w="1298"/>
+            <w:tcW w:type="dxa" w:w="1290"/>
             <w:tcBorders>
               <w:top w:val="none"/>
               <w:left w:val="none"/>
@@ -765,7 +771,8 @@
           </w:tcPr>
           <w:p>
             <w:pPr>
-              <w:spacing w:before="40" w:after="40" w:line="240" w:lineRule="auto"/>
+              <w:spacing w:before="60" w:after="60" w:line="252" w:lineRule="auto"/>
+              <w:jc w:val="left"/>
             </w:pPr>
             <w:r>
               <w:rPr>
@@ -778,7 +785,7 @@
         </w:tc>
         <w:tc>
           <w:tcPr>
-            <w:tcW w:type="dxa" w:w="1298"/>
+            <w:tcW w:type="dxa" w:w="1290"/>
             <w:tcBorders>
               <w:top w:val="none"/>
               <w:left w:val="none"/>
@@ -788,7 +795,8 @@
           </w:tcPr>
           <w:p>
             <w:pPr>
-              <w:spacing w:before="40" w:after="40" w:line="240" w:lineRule="auto"/>
+              <w:spacing w:before="60" w:after="60" w:line="252" w:lineRule="auto"/>
+              <w:jc w:val="left"/>
             </w:pPr>
             <w:r>
               <w:rPr>
@@ -801,7 +809,7 @@
         </w:tc>
         <w:tc>
           <w:tcPr>
-            <w:tcW w:type="dxa" w:w="1298"/>
+            <w:tcW w:type="dxa" w:w="1290"/>
             <w:tcBorders>
               <w:top w:val="none"/>
               <w:left w:val="none"/>
@@ -811,7 +819,8 @@
           </w:tcPr>
           <w:p>
             <w:pPr>
-              <w:spacing w:before="40" w:after="40" w:line="240" w:lineRule="auto"/>
+              <w:spacing w:before="60" w:after="60" w:line="252" w:lineRule="auto"/>
+              <w:jc w:val="left"/>
             </w:pPr>
             <w:r>
               <w:rPr>
@@ -824,7 +833,7 @@
         </w:tc>
         <w:tc>
           <w:tcPr>
-            <w:tcW w:type="dxa" w:w="1298"/>
+            <w:tcW w:type="dxa" w:w="1290"/>
             <w:tcBorders>
               <w:top w:val="none"/>
               <w:left w:val="none"/>
@@ -834,7 +843,8 @@
           </w:tcPr>
           <w:p>
             <w:pPr>
-              <w:spacing w:before="40" w:after="40" w:line="240" w:lineRule="auto"/>
+              <w:spacing w:before="60" w:after="60" w:line="252" w:lineRule="auto"/>
+              <w:jc w:val="left"/>
             </w:pPr>
             <w:r>
               <w:rPr>
@@ -847,7 +857,7 @@
         </w:tc>
         <w:tc>
           <w:tcPr>
-            <w:tcW w:type="dxa" w:w="1298"/>
+            <w:tcW w:type="dxa" w:w="1290"/>
             <w:tcBorders>
               <w:top w:val="none"/>
               <w:left w:val="none"/>
@@ -857,7 +867,8 @@
           </w:tcPr>
           <w:p>
             <w:pPr>
-              <w:spacing w:before="40" w:after="40" w:line="240" w:lineRule="auto"/>
+              <w:spacing w:before="60" w:after="60" w:line="252" w:lineRule="auto"/>
+              <w:jc w:val="left"/>
             </w:pPr>
             <w:r>
               <w:rPr>
@@ -870,7 +881,7 @@
         </w:tc>
         <w:tc>
           <w:tcPr>
-            <w:tcW w:type="dxa" w:w="1298"/>
+            <w:tcW w:type="dxa" w:w="1290"/>
             <w:tcBorders>
               <w:top w:val="none"/>
               <w:left w:val="none"/>
@@ -880,7 +891,8 @@
           </w:tcPr>
           <w:p>
             <w:pPr>
-              <w:spacing w:before="40" w:after="40" w:line="240" w:lineRule="auto"/>
+              <w:spacing w:before="60" w:after="60" w:line="252" w:lineRule="auto"/>
+              <w:jc w:val="left"/>
             </w:pPr>
             <w:r>
               <w:rPr>
@@ -893,7 +905,7 @@
         </w:tc>
         <w:tc>
           <w:tcPr>
-            <w:tcW w:type="dxa" w:w="1298"/>
+            <w:tcW w:type="dxa" w:w="1290"/>
             <w:tcBorders>
               <w:top w:val="none"/>
               <w:left w:val="none"/>
@@ -903,7 +915,8 @@
           </w:tcPr>
           <w:p>
             <w:pPr>
-              <w:spacing w:before="40" w:after="40" w:line="240" w:lineRule="auto"/>
+              <w:spacing w:before="60" w:after="60" w:line="252" w:lineRule="auto"/>
+              <w:jc w:val="left"/>
             </w:pPr>
             <w:r>
               <w:rPr>
@@ -918,7 +931,7 @@
       <w:tr>
         <w:tc>
           <w:tcPr>
-            <w:tcW w:type="dxa" w:w="1298"/>
+            <w:tcW w:type="dxa" w:w="1290"/>
             <w:tcBorders>
               <w:top w:val="none"/>
               <w:left w:val="none"/>
@@ -928,7 +941,8 @@
           </w:tcPr>
           <w:p>
             <w:pPr>
-              <w:spacing w:before="40" w:after="40" w:line="240" w:lineRule="auto"/>
+              <w:spacing w:before="60" w:after="60" w:line="252" w:lineRule="auto"/>
+              <w:jc w:val="left"/>
             </w:pPr>
             <w:r>
               <w:rPr>
@@ -941,7 +955,7 @@
         </w:tc>
         <w:tc>
           <w:tcPr>
-            <w:tcW w:type="dxa" w:w="1298"/>
+            <w:tcW w:type="dxa" w:w="1290"/>
             <w:tcBorders>
               <w:top w:val="none"/>
               <w:left w:val="none"/>
@@ -951,7 +965,8 @@
           </w:tcPr>
           <w:p>
             <w:pPr>
-              <w:spacing w:before="40" w:after="40" w:line="240" w:lineRule="auto"/>
+              <w:spacing w:before="60" w:after="60" w:line="252" w:lineRule="auto"/>
+              <w:jc w:val="left"/>
             </w:pPr>
             <w:r>
               <w:rPr>
@@ -964,7 +979,7 @@
         </w:tc>
         <w:tc>
           <w:tcPr>
-            <w:tcW w:type="dxa" w:w="1298"/>
+            <w:tcW w:type="dxa" w:w="1290"/>
             <w:tcBorders>
               <w:top w:val="none"/>
               <w:left w:val="none"/>
@@ -974,7 +989,8 @@
           </w:tcPr>
           <w:p>
             <w:pPr>
-              <w:spacing w:before="40" w:after="40" w:line="240" w:lineRule="auto"/>
+              <w:spacing w:before="60" w:after="60" w:line="252" w:lineRule="auto"/>
+              <w:jc w:val="left"/>
             </w:pPr>
             <w:r>
               <w:rPr>
@@ -987,7 +1003,7 @@
         </w:tc>
         <w:tc>
           <w:tcPr>
-            <w:tcW w:type="dxa" w:w="1298"/>
+            <w:tcW w:type="dxa" w:w="1290"/>
             <w:tcBorders>
               <w:top w:val="none"/>
               <w:left w:val="none"/>
@@ -997,7 +1013,8 @@
           </w:tcPr>
           <w:p>
             <w:pPr>
-              <w:spacing w:before="40" w:after="40" w:line="240" w:lineRule="auto"/>
+              <w:spacing w:before="60" w:after="60" w:line="252" w:lineRule="auto"/>
+              <w:jc w:val="left"/>
             </w:pPr>
             <w:r>
               <w:rPr>
@@ -1010,7 +1027,7 @@
         </w:tc>
         <w:tc>
           <w:tcPr>
-            <w:tcW w:type="dxa" w:w="1298"/>
+            <w:tcW w:type="dxa" w:w="1290"/>
             <w:tcBorders>
               <w:top w:val="none"/>
               <w:left w:val="none"/>
@@ -1020,7 +1037,8 @@
           </w:tcPr>
           <w:p>
             <w:pPr>
-              <w:spacing w:before="40" w:after="40" w:line="240" w:lineRule="auto"/>
+              <w:spacing w:before="60" w:after="60" w:line="252" w:lineRule="auto"/>
+              <w:jc w:val="left"/>
             </w:pPr>
             <w:r>
               <w:rPr>
@@ -1033,7 +1051,7 @@
         </w:tc>
         <w:tc>
           <w:tcPr>
-            <w:tcW w:type="dxa" w:w="1298"/>
+            <w:tcW w:type="dxa" w:w="1290"/>
             <w:tcBorders>
               <w:top w:val="none"/>
               <w:left w:val="none"/>
@@ -1043,7 +1061,8 @@
           </w:tcPr>
           <w:p>
             <w:pPr>
-              <w:spacing w:before="40" w:after="40" w:line="240" w:lineRule="auto"/>
+              <w:spacing w:before="60" w:after="60" w:line="252" w:lineRule="auto"/>
+              <w:jc w:val="left"/>
             </w:pPr>
             <w:r>
               <w:rPr>
@@ -1056,7 +1075,7 @@
         </w:tc>
         <w:tc>
           <w:tcPr>
-            <w:tcW w:type="dxa" w:w="1298"/>
+            <w:tcW w:type="dxa" w:w="1290"/>
             <w:tcBorders>
               <w:top w:val="none"/>
               <w:left w:val="none"/>
@@ -1066,7 +1085,8 @@
           </w:tcPr>
           <w:p>
             <w:pPr>
-              <w:spacing w:before="40" w:after="40" w:line="240" w:lineRule="auto"/>
+              <w:spacing w:before="60" w:after="60" w:line="252" w:lineRule="auto"/>
+              <w:jc w:val="left"/>
             </w:pPr>
             <w:r>
               <w:rPr>
@@ -1081,7 +1101,7 @@
       <w:tr>
         <w:tc>
           <w:tcPr>
-            <w:tcW w:type="dxa" w:w="1298"/>
+            <w:tcW w:type="dxa" w:w="1290"/>
             <w:tcBorders>
               <w:top w:val="none"/>
               <w:left w:val="none"/>
@@ -1091,7 +1111,8 @@
           </w:tcPr>
           <w:p>
             <w:pPr>
-              <w:spacing w:before="40" w:after="40" w:line="240" w:lineRule="auto"/>
+              <w:spacing w:before="60" w:after="60" w:line="252" w:lineRule="auto"/>
+              <w:jc w:val="left"/>
             </w:pPr>
             <w:r>
               <w:rPr>
@@ -1104,7 +1125,7 @@
         </w:tc>
         <w:tc>
           <w:tcPr>
-            <w:tcW w:type="dxa" w:w="1298"/>
+            <w:tcW w:type="dxa" w:w="1290"/>
             <w:tcBorders>
               <w:top w:val="none"/>
               <w:left w:val="none"/>
@@ -1114,7 +1135,8 @@
           </w:tcPr>
           <w:p>
             <w:pPr>
-              <w:spacing w:before="40" w:after="40" w:line="240" w:lineRule="auto"/>
+              <w:spacing w:before="60" w:after="60" w:line="252" w:lineRule="auto"/>
+              <w:jc w:val="left"/>
             </w:pPr>
             <w:r>
               <w:rPr>
@@ -1127,7 +1149,7 @@
         </w:tc>
         <w:tc>
           <w:tcPr>
-            <w:tcW w:type="dxa" w:w="1298"/>
+            <w:tcW w:type="dxa" w:w="1290"/>
             <w:tcBorders>
               <w:top w:val="none"/>
               <w:left w:val="none"/>
@@ -1137,7 +1159,8 @@
           </w:tcPr>
           <w:p>
             <w:pPr>
-              <w:spacing w:before="40" w:after="40" w:line="240" w:lineRule="auto"/>
+              <w:spacing w:before="60" w:after="60" w:line="252" w:lineRule="auto"/>
+              <w:jc w:val="left"/>
             </w:pPr>
             <w:r>
               <w:rPr>
@@ -1150,7 +1173,7 @@
         </w:tc>
         <w:tc>
           <w:tcPr>
-            <w:tcW w:type="dxa" w:w="1298"/>
+            <w:tcW w:type="dxa" w:w="1290"/>
             <w:tcBorders>
               <w:top w:val="none"/>
               <w:left w:val="none"/>
@@ -1160,7 +1183,8 @@
           </w:tcPr>
           <w:p>
             <w:pPr>
-              <w:spacing w:before="40" w:after="40" w:line="240" w:lineRule="auto"/>
+              <w:spacing w:before="60" w:after="60" w:line="252" w:lineRule="auto"/>
+              <w:jc w:val="left"/>
             </w:pPr>
             <w:r>
               <w:rPr>
@@ -1173,7 +1197,7 @@
         </w:tc>
         <w:tc>
           <w:tcPr>
-            <w:tcW w:type="dxa" w:w="1298"/>
+            <w:tcW w:type="dxa" w:w="1290"/>
             <w:tcBorders>
               <w:top w:val="none"/>
               <w:left w:val="none"/>
@@ -1183,7 +1207,8 @@
           </w:tcPr>
           <w:p>
             <w:pPr>
-              <w:spacing w:before="40" w:after="40" w:line="240" w:lineRule="auto"/>
+              <w:spacing w:before="60" w:after="60" w:line="252" w:lineRule="auto"/>
+              <w:jc w:val="left"/>
             </w:pPr>
             <w:r>
               <w:rPr>
@@ -1196,7 +1221,7 @@
         </w:tc>
         <w:tc>
           <w:tcPr>
-            <w:tcW w:type="dxa" w:w="1298"/>
+            <w:tcW w:type="dxa" w:w="1290"/>
             <w:tcBorders>
               <w:top w:val="none"/>
               <w:left w:val="none"/>
@@ -1206,7 +1231,8 @@
           </w:tcPr>
           <w:p>
             <w:pPr>
-              <w:spacing w:before="40" w:after="40" w:line="240" w:lineRule="auto"/>
+              <w:spacing w:before="60" w:after="60" w:line="252" w:lineRule="auto"/>
+              <w:jc w:val="left"/>
             </w:pPr>
             <w:r>
               <w:rPr>
@@ -1219,7 +1245,7 @@
         </w:tc>
         <w:tc>
           <w:tcPr>
-            <w:tcW w:type="dxa" w:w="1298"/>
+            <w:tcW w:type="dxa" w:w="1290"/>
             <w:tcBorders>
               <w:top w:val="none"/>
               <w:left w:val="none"/>
@@ -1229,7 +1255,8 @@
           </w:tcPr>
           <w:p>
             <w:pPr>
-              <w:spacing w:before="40" w:after="40" w:line="240" w:lineRule="auto"/>
+              <w:spacing w:before="60" w:after="60" w:line="252" w:lineRule="auto"/>
+              <w:jc w:val="left"/>
             </w:pPr>
             <w:r>
               <w:rPr>
@@ -1244,7 +1271,7 @@
       <w:tr>
         <w:tc>
           <w:tcPr>
-            <w:tcW w:type="dxa" w:w="1298"/>
+            <w:tcW w:type="dxa" w:w="1290"/>
             <w:tcBorders>
               <w:top w:val="none"/>
               <w:left w:val="none"/>
@@ -1254,7 +1281,8 @@
           </w:tcPr>
           <w:p>
             <w:pPr>
-              <w:spacing w:before="40" w:after="40" w:line="240" w:lineRule="auto"/>
+              <w:spacing w:before="60" w:after="60" w:line="252" w:lineRule="auto"/>
+              <w:jc w:val="left"/>
             </w:pPr>
             <w:r>
               <w:rPr>
@@ -1267,7 +1295,7 @@
         </w:tc>
         <w:tc>
           <w:tcPr>
-            <w:tcW w:type="dxa" w:w="1298"/>
+            <w:tcW w:type="dxa" w:w="1290"/>
             <w:tcBorders>
               <w:top w:val="none"/>
               <w:left w:val="none"/>
@@ -1277,7 +1305,8 @@
           </w:tcPr>
           <w:p>
             <w:pPr>
-              <w:spacing w:before="40" w:after="40" w:line="240" w:lineRule="auto"/>
+              <w:spacing w:before="60" w:after="60" w:line="252" w:lineRule="auto"/>
+              <w:jc w:val="left"/>
             </w:pPr>
             <w:r>
               <w:rPr>
@@ -1290,7 +1319,7 @@
         </w:tc>
         <w:tc>
           <w:tcPr>
-            <w:tcW w:type="dxa" w:w="1298"/>
+            <w:tcW w:type="dxa" w:w="1290"/>
             <w:tcBorders>
               <w:top w:val="none"/>
               <w:left w:val="none"/>
@@ -1300,7 +1329,8 @@
           </w:tcPr>
           <w:p>
             <w:pPr>
-              <w:spacing w:before="40" w:after="40" w:line="240" w:lineRule="auto"/>
+              <w:spacing w:before="60" w:after="60" w:line="252" w:lineRule="auto"/>
+              <w:jc w:val="left"/>
             </w:pPr>
             <w:r>
               <w:rPr>
@@ -1313,7 +1343,7 @@
         </w:tc>
         <w:tc>
           <w:tcPr>
-            <w:tcW w:type="dxa" w:w="1298"/>
+            <w:tcW w:type="dxa" w:w="1290"/>
             <w:tcBorders>
               <w:top w:val="none"/>
               <w:left w:val="none"/>
@@ -1323,7 +1353,8 @@
           </w:tcPr>
           <w:p>
             <w:pPr>
-              <w:spacing w:before="40" w:after="40" w:line="240" w:lineRule="auto"/>
+              <w:spacing w:before="60" w:after="60" w:line="252" w:lineRule="auto"/>
+              <w:jc w:val="left"/>
             </w:pPr>
             <w:r>
               <w:rPr>
@@ -1336,7 +1367,7 @@
         </w:tc>
         <w:tc>
           <w:tcPr>
-            <w:tcW w:type="dxa" w:w="1298"/>
+            <w:tcW w:type="dxa" w:w="1290"/>
             <w:tcBorders>
               <w:top w:val="none"/>
               <w:left w:val="none"/>
@@ -1346,7 +1377,8 @@
           </w:tcPr>
           <w:p>
             <w:pPr>
-              <w:spacing w:before="40" w:after="40" w:line="240" w:lineRule="auto"/>
+              <w:spacing w:before="60" w:after="60" w:line="252" w:lineRule="auto"/>
+              <w:jc w:val="left"/>
             </w:pPr>
             <w:r>
               <w:rPr>
@@ -1359,7 +1391,7 @@
         </w:tc>
         <w:tc>
           <w:tcPr>
-            <w:tcW w:type="dxa" w:w="1298"/>
+            <w:tcW w:type="dxa" w:w="1290"/>
             <w:tcBorders>
               <w:top w:val="none"/>
               <w:left w:val="none"/>
@@ -1369,7 +1401,8 @@
           </w:tcPr>
           <w:p>
             <w:pPr>
-              <w:spacing w:before="40" w:after="40" w:line="240" w:lineRule="auto"/>
+              <w:spacing w:before="60" w:after="60" w:line="252" w:lineRule="auto"/>
+              <w:jc w:val="left"/>
             </w:pPr>
             <w:r>
               <w:rPr>
@@ -1382,7 +1415,7 @@
         </w:tc>
         <w:tc>
           <w:tcPr>
-            <w:tcW w:type="dxa" w:w="1298"/>
+            <w:tcW w:type="dxa" w:w="1290"/>
             <w:tcBorders>
               <w:top w:val="none"/>
               <w:left w:val="none"/>
@@ -1392,7 +1425,8 @@
           </w:tcPr>
           <w:p>
             <w:pPr>
-              <w:spacing w:before="40" w:after="40" w:line="240" w:lineRule="auto"/>
+              <w:spacing w:before="60" w:after="60" w:line="252" w:lineRule="auto"/>
+              <w:jc w:val="left"/>
             </w:pPr>
             <w:r>
               <w:rPr>
@@ -1407,7 +1441,7 @@
       <w:tr>
         <w:tc>
           <w:tcPr>
-            <w:tcW w:type="dxa" w:w="1298"/>
+            <w:tcW w:type="dxa" w:w="1290"/>
             <w:tcBorders>
               <w:top w:val="none"/>
               <w:left w:val="none"/>
@@ -1417,20 +1451,21 @@
           </w:tcPr>
           <w:p>
             <w:pPr>
-              <w:spacing w:before="40" w:after="40" w:line="240" w:lineRule="auto"/>
+              <w:spacing w:before="60" w:after="60" w:line="252" w:lineRule="auto"/>
+              <w:jc w:val="left"/>
             </w:pPr>
             <w:r>
               <w:rPr>
                 <w:rFonts w:ascii="Times New Roman" w:hAnsi="Times New Roman"/>
                 <w:sz w:val="17"/>
               </w:rPr>
-              <w:t>**Penelitian Ini (2026)**</w:t>
+              <w:t>Penelitian Ini (2026)</w:t>
             </w:r>
           </w:p>
         </w:tc>
         <w:tc>
           <w:tcPr>
-            <w:tcW w:type="dxa" w:w="1298"/>
+            <w:tcW w:type="dxa" w:w="1290"/>
             <w:tcBorders>
               <w:top w:val="none"/>
               <w:left w:val="none"/>
@@ -1440,20 +1475,21 @@
           </w:tcPr>
           <w:p>
             <w:pPr>
-              <w:spacing w:before="40" w:after="40" w:line="240" w:lineRule="auto"/>
+              <w:spacing w:before="60" w:after="60" w:line="252" w:lineRule="auto"/>
+              <w:jc w:val="left"/>
             </w:pPr>
             <w:r>
               <w:rPr>
                 <w:rFonts w:ascii="Times New Roman" w:hAnsi="Times New Roman"/>
                 <w:sz w:val="17"/>
               </w:rPr>
-              <w:t>**Benchmark Pajak Pedagang Daring**</w:t>
+              <w:t>Benchmark Pajak Pedagang Daring</w:t>
             </w:r>
           </w:p>
         </w:tc>
         <w:tc>
           <w:tcPr>
-            <w:tcW w:type="dxa" w:w="1298"/>
+            <w:tcW w:type="dxa" w:w="1290"/>
             <w:tcBorders>
               <w:top w:val="none"/>
               <w:left w:val="none"/>
@@ -1463,20 +1499,21 @@
           </w:tcPr>
           <w:p>
             <w:pPr>
-              <w:spacing w:before="40" w:after="40" w:line="240" w:lineRule="auto"/>
+              <w:spacing w:before="60" w:after="60" w:line="252" w:lineRule="auto"/>
+              <w:jc w:val="left"/>
             </w:pPr>
             <w:r>
               <w:rPr>
                 <w:rFonts w:ascii="Times New Roman" w:hAnsi="Times New Roman"/>
                 <w:sz w:val="17"/>
               </w:rPr>
-              <w:t>**Simulasi Laten &amp; Data Pihak Ketiga**</w:t>
+              <w:t>Simulasi Laten &amp; Data Pihak Ketiga</w:t>
             </w:r>
           </w:p>
         </w:tc>
         <w:tc>
           <w:tcPr>
-            <w:tcW w:type="dxa" w:w="1298"/>
+            <w:tcW w:type="dxa" w:w="1290"/>
             <w:tcBorders>
               <w:top w:val="none"/>
               <w:left w:val="none"/>
@@ -1486,20 +1523,21 @@
           </w:tcPr>
           <w:p>
             <w:pPr>
-              <w:spacing w:before="40" w:after="40" w:line="240" w:lineRule="auto"/>
+              <w:spacing w:before="60" w:after="60" w:line="252" w:lineRule="auto"/>
+              <w:jc w:val="left"/>
             </w:pPr>
             <w:r>
               <w:rPr>
                 <w:rFonts w:ascii="Times New Roman" w:hAnsi="Times New Roman"/>
                 <w:sz w:val="17"/>
               </w:rPr>
-              <w:t>**TPE-optimized XGBoost + Logistic + SHAP**</w:t>
+              <w:t>TPE-optimized XGBoost + Logistic + SHAP</w:t>
             </w:r>
           </w:p>
         </w:tc>
         <w:tc>
           <w:tcPr>
-            <w:tcW w:type="dxa" w:w="1298"/>
+            <w:tcW w:type="dxa" w:w="1290"/>
             <w:tcBorders>
               <w:top w:val="none"/>
               <w:left w:val="none"/>
@@ -1509,20 +1547,21 @@
           </w:tcPr>
           <w:p>
             <w:pPr>
-              <w:spacing w:before="40" w:after="40" w:line="240" w:lineRule="auto"/>
+              <w:spacing w:before="60" w:after="60" w:line="252" w:lineRule="auto"/>
+              <w:jc w:val="left"/>
             </w:pPr>
             <w:r>
               <w:rPr>
                 <w:rFonts w:ascii="Times New Roman" w:hAnsi="Times New Roman"/>
                 <w:sz w:val="17"/>
               </w:rPr>
-              <w:t>**ROC-AUC (95% CI), PR-AUC, Top-20% Yield, Geo-Holdout**</w:t>
+              <w:t>ROC-AUC (95% CI), PR-AUC, Top-20% Yield, Geo-Holdout</w:t>
             </w:r>
           </w:p>
         </w:tc>
         <w:tc>
           <w:tcPr>
-            <w:tcW w:type="dxa" w:w="1298"/>
+            <w:tcW w:type="dxa" w:w="1290"/>
             <w:tcBorders>
               <w:top w:val="none"/>
               <w:left w:val="none"/>
@@ -1532,20 +1571,21 @@
           </w:tcPr>
           <w:p>
             <w:pPr>
-              <w:spacing w:before="40" w:after="40" w:line="240" w:lineRule="auto"/>
+              <w:spacing w:before="60" w:after="60" w:line="252" w:lineRule="auto"/>
+              <w:jc w:val="left"/>
             </w:pPr>
             <w:r>
               <w:rPr>
                 <w:rFonts w:ascii="Times New Roman" w:hAnsi="Times New Roman"/>
                 <w:sz w:val="17"/>
               </w:rPr>
-              <w:t>**-**</w:t>
+              <w:t>-</w:t>
             </w:r>
           </w:p>
         </w:tc>
         <w:tc>
           <w:tcPr>
-            <w:tcW w:type="dxa" w:w="1298"/>
+            <w:tcW w:type="dxa" w:w="1290"/>
             <w:tcBorders>
               <w:top w:val="none"/>
               <w:left w:val="none"/>
@@ -1555,14 +1595,15 @@
           </w:tcPr>
           <w:p>
             <w:pPr>
-              <w:spacing w:before="40" w:after="40" w:line="240" w:lineRule="auto"/>
+              <w:spacing w:before="60" w:after="60" w:line="252" w:lineRule="auto"/>
+              <w:jc w:val="left"/>
             </w:pPr>
             <w:r>
               <w:rPr>
                 <w:rFonts w:ascii="Times New Roman" w:hAnsi="Times New Roman"/>
                 <w:sz w:val="17"/>
               </w:rPr>
-              <w:t>**Mengembangkan framework simulasi yang mengintegrasikan DGP variabel laten dengan repeated cross-province holdout**</w:t>
+              <w:t>Mengembangkan framework simulasi yang mengintegrasikan DGP variabel laten dengan repeated cross-province holdout</w:t>
             </w:r>
           </w:p>
         </w:tc>
@@ -1662,16 +1703,16 @@
         <w:tblLook w:firstColumn="1" w:firstRow="1" w:lastColumn="0" w:lastRow="0" w:noHBand="0" w:noVBand="1" w:val="04A0"/>
       </w:tblPr>
       <w:tblGrid>
-        <w:gridCol w:w="1817"/>
-        <w:gridCol w:w="1817"/>
-        <w:gridCol w:w="1817"/>
-        <w:gridCol w:w="1817"/>
-        <w:gridCol w:w="1817"/>
+        <w:gridCol w:w="1806"/>
+        <w:gridCol w:w="1806"/>
+        <w:gridCol w:w="1806"/>
+        <w:gridCol w:w="1806"/>
+        <w:gridCol w:w="1806"/>
       </w:tblGrid>
       <w:tr>
         <w:tc>
           <w:tcPr>
-            <w:tcW w:type="dxa" w:w="1817"/>
+            <w:tcW w:type="dxa" w:w="1806"/>
             <w:tcBorders>
               <w:top w:val="single" w:sz="12" w:space="0" w:color="000000"/>
               <w:left w:val="none"/>
@@ -1682,7 +1723,8 @@
           </w:tcPr>
           <w:p>
             <w:pPr>
-              <w:spacing w:before="40" w:after="40" w:line="240" w:lineRule="auto"/>
+              <w:spacing w:before="60" w:after="60" w:line="252" w:lineRule="auto"/>
+              <w:jc w:val="left"/>
             </w:pPr>
             <w:r>
               <w:rPr>
@@ -1696,7 +1738,7 @@
         </w:tc>
         <w:tc>
           <w:tcPr>
-            <w:tcW w:type="dxa" w:w="1817"/>
+            <w:tcW w:type="dxa" w:w="1806"/>
             <w:tcBorders>
               <w:top w:val="single" w:sz="12" w:space="0" w:color="000000"/>
               <w:left w:val="none"/>
@@ -1707,7 +1749,8 @@
           </w:tcPr>
           <w:p>
             <w:pPr>
-              <w:spacing w:before="40" w:after="40" w:line="240" w:lineRule="auto"/>
+              <w:spacing w:before="60" w:after="60" w:line="252" w:lineRule="auto"/>
+              <w:jc w:val="left"/>
             </w:pPr>
             <w:r>
               <w:rPr>
@@ -1721,7 +1764,7 @@
         </w:tc>
         <w:tc>
           <w:tcPr>
-            <w:tcW w:type="dxa" w:w="1817"/>
+            <w:tcW w:type="dxa" w:w="1806"/>
             <w:tcBorders>
               <w:top w:val="single" w:sz="12" w:space="0" w:color="000000"/>
               <w:left w:val="none"/>
@@ -1732,7 +1775,8 @@
           </w:tcPr>
           <w:p>
             <w:pPr>
-              <w:spacing w:before="40" w:after="40" w:line="240" w:lineRule="auto"/>
+              <w:spacing w:before="60" w:after="60" w:line="252" w:lineRule="auto"/>
+              <w:jc w:val="left"/>
             </w:pPr>
             <w:r>
               <w:rPr>
@@ -1746,7 +1790,7 @@
         </w:tc>
         <w:tc>
           <w:tcPr>
-            <w:tcW w:type="dxa" w:w="1817"/>
+            <w:tcW w:type="dxa" w:w="1806"/>
             <w:tcBorders>
               <w:top w:val="single" w:sz="12" w:space="0" w:color="000000"/>
               <w:left w:val="none"/>
@@ -1757,7 +1801,8 @@
           </w:tcPr>
           <w:p>
             <w:pPr>
-              <w:spacing w:before="40" w:after="40" w:line="240" w:lineRule="auto"/>
+              <w:spacing w:before="60" w:after="60" w:line="252" w:lineRule="auto"/>
+              <w:jc w:val="left"/>
             </w:pPr>
             <w:r>
               <w:rPr>
@@ -1771,7 +1816,7 @@
         </w:tc>
         <w:tc>
           <w:tcPr>
-            <w:tcW w:type="dxa" w:w="1817"/>
+            <w:tcW w:type="dxa" w:w="1806"/>
             <w:tcBorders>
               <w:top w:val="single" w:sz="12" w:space="0" w:color="000000"/>
               <w:left w:val="none"/>
@@ -1782,7 +1827,8 @@
           </w:tcPr>
           <w:p>
             <w:pPr>
-              <w:spacing w:before="40" w:after="40" w:line="240" w:lineRule="auto"/>
+              <w:spacing w:before="60" w:after="60" w:line="252" w:lineRule="auto"/>
+              <w:jc w:val="left"/>
             </w:pPr>
             <w:r>
               <w:rPr>
@@ -1790,7 +1836,7 @@
                 <w:b/>
                 <w:sz w:val="17"/>
               </w:rPr>
-              <w:t>Digunakan di Formula Target $Y$?</w:t>
+              <w:t>Digunakan di Formula Target Y?</w:t>
             </w:r>
           </w:p>
         </w:tc>
@@ -1798,7 +1844,7 @@
       <w:tr>
         <w:tc>
           <w:tcPr>
-            <w:tcW w:type="dxa" w:w="1817"/>
+            <w:tcW w:type="dxa" w:w="1806"/>
             <w:tcBorders>
               <w:top w:val="none"/>
               <w:left w:val="none"/>
@@ -1808,20 +1854,21 @@
           </w:tcPr>
           <w:p>
             <w:pPr>
-              <w:spacing w:before="40" w:after="40" w:line="240" w:lineRule="auto"/>
+              <w:spacing w:before="60" w:after="60" w:line="252" w:lineRule="auto"/>
+              <w:jc w:val="left"/>
             </w:pPr>
             <w:r>
               <w:rPr>
                 <w:rFonts w:ascii="Times New Roman" w:hAnsi="Times New Roman"/>
                 <w:sz w:val="17"/>
               </w:rPr>
-              <w:t>$\delta_{\text{cash}}$</w:t>
+              <w:t>δ_cash</w:t>
             </w:r>
           </w:p>
         </w:tc>
         <w:tc>
           <w:tcPr>
-            <w:tcW w:type="dxa" w:w="1817"/>
+            <w:tcW w:type="dxa" w:w="1806"/>
             <w:tcBorders>
               <w:top w:val="none"/>
               <w:left w:val="none"/>
@@ -1831,7 +1878,8 @@
           </w:tcPr>
           <w:p>
             <w:pPr>
-              <w:spacing w:before="40" w:after="40" w:line="240" w:lineRule="auto"/>
+              <w:spacing w:before="60" w:after="60" w:line="252" w:lineRule="auto"/>
+              <w:jc w:val="left"/>
             </w:pPr>
             <w:r>
               <w:rPr>
@@ -1844,7 +1892,7 @@
         </w:tc>
         <w:tc>
           <w:tcPr>
-            <w:tcW w:type="dxa" w:w="1817"/>
+            <w:tcW w:type="dxa" w:w="1806"/>
             <w:tcBorders>
               <w:top w:val="none"/>
               <w:left w:val="none"/>
@@ -1854,20 +1902,21 @@
           </w:tcPr>
           <w:p>
             <w:pPr>
-              <w:spacing w:before="40" w:after="40" w:line="240" w:lineRule="auto"/>
+              <w:spacing w:before="60" w:after="60" w:line="252" w:lineRule="auto"/>
+              <w:jc w:val="center"/>
             </w:pPr>
             <w:r>
               <w:rPr>
                 <w:rFonts w:ascii="Times New Roman" w:hAnsi="Times New Roman"/>
                 <w:sz w:val="17"/>
               </w:rPr>
-              <w:t>$\text{Beta}(2.0, 4.0)$</w:t>
+              <w:t>Beta(2.0, 4.0)</w:t>
             </w:r>
           </w:p>
         </w:tc>
         <w:tc>
           <w:tcPr>
-            <w:tcW w:type="dxa" w:w="1817"/>
+            <w:tcW w:type="dxa" w:w="1806"/>
             <w:tcBorders>
               <w:top w:val="none"/>
               <w:left w:val="none"/>
@@ -1877,20 +1926,21 @@
           </w:tcPr>
           <w:p>
             <w:pPr>
-              <w:spacing w:before="40" w:after="40" w:line="240" w:lineRule="auto"/>
+              <w:spacing w:before="60" w:after="60" w:line="252" w:lineRule="auto"/>
+              <w:jc w:val="left"/>
             </w:pPr>
             <w:r>
               <w:rPr>
                 <w:rFonts w:ascii="Times New Roman" w:hAnsi="Times New Roman"/>
                 <w:sz w:val="17"/>
               </w:rPr>
-              <w:t>Mean $\approx 0,33$, varians $0,031$; mengasumsikan mayoritas pedagang memiliki kecenderungan transaksi tunai off-the-books rendah hingga sedang dengan ekor kanan terbatas.</w:t>
+              <w:t>Mean ≈ 0,33, varians 0,031; mengasumsikan mayoritas pedagang memiliki kecenderungan transaksi tunai off-the-books rendah hingga sedang dengan ekor kanan terbatas.</w:t>
             </w:r>
           </w:p>
         </w:tc>
         <w:tc>
           <w:tcPr>
-            <w:tcW w:type="dxa" w:w="1817"/>
+            <w:tcW w:type="dxa" w:w="1806"/>
             <w:tcBorders>
               <w:top w:val="none"/>
               <w:left w:val="none"/>
@@ -1900,14 +1950,15 @@
           </w:tcPr>
           <w:p>
             <w:pPr>
-              <w:spacing w:before="40" w:after="40" w:line="240" w:lineRule="auto"/>
+              <w:spacing w:before="60" w:after="60" w:line="252" w:lineRule="auto"/>
+              <w:jc w:val="left"/>
             </w:pPr>
             <w:r>
               <w:rPr>
                 <w:rFonts w:ascii="Times New Roman" w:hAnsi="Times New Roman"/>
                 <w:sz w:val="17"/>
               </w:rPr>
-              <w:t>**Ya**</w:t>
+              <w:t>Ya</w:t>
             </w:r>
           </w:p>
         </w:tc>
@@ -1915,7 +1966,7 @@
       <w:tr>
         <w:tc>
           <w:tcPr>
-            <w:tcW w:type="dxa" w:w="1817"/>
+            <w:tcW w:type="dxa" w:w="1806"/>
             <w:tcBorders>
               <w:top w:val="none"/>
               <w:left w:val="none"/>
@@ -1925,20 +1976,21 @@
           </w:tcPr>
           <w:p>
             <w:pPr>
-              <w:spacing w:before="40" w:after="40" w:line="240" w:lineRule="auto"/>
+              <w:spacing w:before="60" w:after="60" w:line="252" w:lineRule="auto"/>
+              <w:jc w:val="left"/>
             </w:pPr>
             <w:r>
               <w:rPr>
                 <w:rFonts w:ascii="Times New Roman" w:hAnsi="Times New Roman"/>
                 <w:sz w:val="17"/>
               </w:rPr>
-              <w:t>$\delta_{\text{inv}}$</w:t>
+              <w:t>δ_inv</w:t>
             </w:r>
           </w:p>
         </w:tc>
         <w:tc>
           <w:tcPr>
-            <w:tcW w:type="dxa" w:w="1817"/>
+            <w:tcW w:type="dxa" w:w="1806"/>
             <w:tcBorders>
               <w:top w:val="none"/>
               <w:left w:val="none"/>
@@ -1948,7 +2000,8 @@
           </w:tcPr>
           <w:p>
             <w:pPr>
-              <w:spacing w:before="40" w:after="40" w:line="240" w:lineRule="auto"/>
+              <w:spacing w:before="60" w:after="60" w:line="252" w:lineRule="auto"/>
+              <w:jc w:val="left"/>
             </w:pPr>
             <w:r>
               <w:rPr>
@@ -1961,7 +2014,7 @@
         </w:tc>
         <w:tc>
           <w:tcPr>
-            <w:tcW w:type="dxa" w:w="1817"/>
+            <w:tcW w:type="dxa" w:w="1806"/>
             <w:tcBorders>
               <w:top w:val="none"/>
               <w:left w:val="none"/>
@@ -1971,20 +2024,21 @@
           </w:tcPr>
           <w:p>
             <w:pPr>
-              <w:spacing w:before="40" w:after="40" w:line="240" w:lineRule="auto"/>
+              <w:spacing w:before="60" w:after="60" w:line="252" w:lineRule="auto"/>
+              <w:jc w:val="center"/>
             </w:pPr>
             <w:r>
               <w:rPr>
                 <w:rFonts w:ascii="Times New Roman" w:hAnsi="Times New Roman"/>
                 <w:sz w:val="17"/>
               </w:rPr>
-              <w:t>$\text{Exponential}(\beta=0.25)$</w:t>
+              <w:t>Exponential(β=0.25)</w:t>
             </w:r>
           </w:p>
         </w:tc>
         <w:tc>
           <w:tcPr>
-            <w:tcW w:type="dxa" w:w="1817"/>
+            <w:tcW w:type="dxa" w:w="1806"/>
             <w:tcBorders>
               <w:top w:val="none"/>
               <w:left w:val="none"/>
@@ -1994,20 +2048,21 @@
           </w:tcPr>
           <w:p>
             <w:pPr>
-              <w:spacing w:before="40" w:after="40" w:line="240" w:lineRule="auto"/>
+              <w:spacing w:before="60" w:after="60" w:line="252" w:lineRule="auto"/>
+              <w:jc w:val="left"/>
             </w:pPr>
             <w:r>
               <w:rPr>
                 <w:rFonts w:ascii="Times New Roman" w:hAnsi="Times New Roman"/>
                 <w:sz w:val="17"/>
               </w:rPr>
-              <w:t>Mean $= 0,25$; mengasumsikan distorsi stok inventaris jarang terjadi dalam skala ekstrem namun memiliki ekor panjang (*heavy-tailed*).</w:t>
+              <w:t>Mean = 0,25; mengasumsikan distorsi stok inventaris jarang terjadi dalam skala ekstrem namun memiliki ekor panjang (*heavy-tailed*).</w:t>
             </w:r>
           </w:p>
         </w:tc>
         <w:tc>
           <w:tcPr>
-            <w:tcW w:type="dxa" w:w="1817"/>
+            <w:tcW w:type="dxa" w:w="1806"/>
             <w:tcBorders>
               <w:top w:val="none"/>
               <w:left w:val="none"/>
@@ -2017,14 +2072,15 @@
           </w:tcPr>
           <w:p>
             <w:pPr>
-              <w:spacing w:before="40" w:after="40" w:line="240" w:lineRule="auto"/>
+              <w:spacing w:before="60" w:after="60" w:line="252" w:lineRule="auto"/>
+              <w:jc w:val="left"/>
             </w:pPr>
             <w:r>
               <w:rPr>
                 <w:rFonts w:ascii="Times New Roman" w:hAnsi="Times New Roman"/>
                 <w:sz w:val="17"/>
               </w:rPr>
-              <w:t>**Ya**</w:t>
+              <w:t>Ya</w:t>
             </w:r>
           </w:p>
         </w:tc>
@@ -2032,7 +2088,7 @@
       <w:tr>
         <w:tc>
           <w:tcPr>
-            <w:tcW w:type="dxa" w:w="1817"/>
+            <w:tcW w:type="dxa" w:w="1806"/>
             <w:tcBorders>
               <w:top w:val="none"/>
               <w:left w:val="none"/>
@@ -2042,20 +2098,21 @@
           </w:tcPr>
           <w:p>
             <w:pPr>
-              <w:spacing w:before="40" w:after="40" w:line="240" w:lineRule="auto"/>
+              <w:spacing w:before="60" w:after="60" w:line="252" w:lineRule="auto"/>
+              <w:jc w:val="left"/>
             </w:pPr>
             <w:r>
               <w:rPr>
                 <w:rFonts w:ascii="Times New Roman" w:hAnsi="Times New Roman"/>
                 <w:sz w:val="17"/>
               </w:rPr>
-              <w:t>$\delta_{\text{log}}$</w:t>
+              <w:t>δ_log</w:t>
             </w:r>
           </w:p>
         </w:tc>
         <w:tc>
           <w:tcPr>
-            <w:tcW w:type="dxa" w:w="1817"/>
+            <w:tcW w:type="dxa" w:w="1806"/>
             <w:tcBorders>
               <w:top w:val="none"/>
               <w:left w:val="none"/>
@@ -2065,7 +2122,8 @@
           </w:tcPr>
           <w:p>
             <w:pPr>
-              <w:spacing w:before="40" w:after="40" w:line="240" w:lineRule="auto"/>
+              <w:spacing w:before="60" w:after="60" w:line="252" w:lineRule="auto"/>
+              <w:jc w:val="left"/>
             </w:pPr>
             <w:r>
               <w:rPr>
@@ -2078,7 +2136,7 @@
         </w:tc>
         <w:tc>
           <w:tcPr>
-            <w:tcW w:type="dxa" w:w="1817"/>
+            <w:tcW w:type="dxa" w:w="1806"/>
             <w:tcBorders>
               <w:top w:val="none"/>
               <w:left w:val="none"/>
@@ -2088,20 +2146,21 @@
           </w:tcPr>
           <w:p>
             <w:pPr>
-              <w:spacing w:before="40" w:after="40" w:line="240" w:lineRule="auto"/>
+              <w:spacing w:before="60" w:after="60" w:line="252" w:lineRule="auto"/>
+              <w:jc w:val="center"/>
             </w:pPr>
             <w:r>
               <w:rPr>
                 <w:rFonts w:ascii="Times New Roman" w:hAnsi="Times New Roman"/>
                 <w:sz w:val="17"/>
               </w:rPr>
-              <w:t>$\text{Beta}(1.5, 4.5)$</w:t>
+              <w:t>Beta(1.5, 4.5)</w:t>
             </w:r>
           </w:p>
         </w:tc>
         <w:tc>
           <w:tcPr>
-            <w:tcW w:type="dxa" w:w="1817"/>
+            <w:tcW w:type="dxa" w:w="1806"/>
             <w:tcBorders>
               <w:top w:val="none"/>
               <w:left w:val="none"/>
@@ -2111,20 +2170,21 @@
           </w:tcPr>
           <w:p>
             <w:pPr>
-              <w:spacing w:before="40" w:after="40" w:line="240" w:lineRule="auto"/>
+              <w:spacing w:before="60" w:after="60" w:line="252" w:lineRule="auto"/>
+              <w:jc w:val="left"/>
             </w:pPr>
             <w:r>
               <w:rPr>
                 <w:rFonts w:ascii="Times New Roman" w:hAnsi="Times New Roman"/>
                 <w:sz w:val="17"/>
               </w:rPr>
-              <w:t>Mean $= 0,25$, varians $0,027$; mencerminkan anomali pengiriman fisik tanpa resi resmi yang terkonsentrasi pada nilai rendah.</w:t>
+              <w:t>Mean = 0,25, varians 0,027; mencerminkan anomali pengiriman fisik tanpa resi resmi yang terkonsentrasi pada nilai rendah.</w:t>
             </w:r>
           </w:p>
         </w:tc>
         <w:tc>
           <w:tcPr>
-            <w:tcW w:type="dxa" w:w="1817"/>
+            <w:tcW w:type="dxa" w:w="1806"/>
             <w:tcBorders>
               <w:top w:val="none"/>
               <w:left w:val="none"/>
@@ -2134,14 +2194,15 @@
           </w:tcPr>
           <w:p>
             <w:pPr>
-              <w:spacing w:before="40" w:after="40" w:line="240" w:lineRule="auto"/>
+              <w:spacing w:before="60" w:after="60" w:line="252" w:lineRule="auto"/>
+              <w:jc w:val="left"/>
             </w:pPr>
             <w:r>
               <w:rPr>
                 <w:rFonts w:ascii="Times New Roman" w:hAnsi="Times New Roman"/>
                 <w:sz w:val="17"/>
               </w:rPr>
-              <w:t>**Ya**</w:t>
+              <w:t>Ya</w:t>
             </w:r>
           </w:p>
         </w:tc>
@@ -2149,7 +2210,7 @@
       <w:tr>
         <w:tc>
           <w:tcPr>
-            <w:tcW w:type="dxa" w:w="1817"/>
+            <w:tcW w:type="dxa" w:w="1806"/>
             <w:tcBorders>
               <w:top w:val="none"/>
               <w:left w:val="none"/>
@@ -2159,20 +2220,21 @@
           </w:tcPr>
           <w:p>
             <w:pPr>
-              <w:spacing w:before="40" w:after="40" w:line="240" w:lineRule="auto"/>
+              <w:spacing w:before="60" w:after="60" w:line="252" w:lineRule="auto"/>
+              <w:jc w:val="left"/>
             </w:pPr>
             <w:r>
               <w:rPr>
                 <w:rFonts w:ascii="Times New Roman" w:hAnsi="Times New Roman"/>
                 <w:sz w:val="17"/>
               </w:rPr>
-              <w:t>$u_{\text{frac}}$</w:t>
+              <w:t>u_{frac}</w:t>
             </w:r>
           </w:p>
         </w:tc>
         <w:tc>
           <w:tcPr>
-            <w:tcW w:type="dxa" w:w="1817"/>
+            <w:tcW w:type="dxa" w:w="1806"/>
             <w:tcBorders>
               <w:top w:val="none"/>
               <w:left w:val="none"/>
@@ -2182,7 +2244,8 @@
           </w:tcPr>
           <w:p>
             <w:pPr>
-              <w:spacing w:before="40" w:after="40" w:line="240" w:lineRule="auto"/>
+              <w:spacing w:before="60" w:after="60" w:line="252" w:lineRule="auto"/>
+              <w:jc w:val="left"/>
             </w:pPr>
             <w:r>
               <w:rPr>
@@ -2195,7 +2258,7 @@
         </w:tc>
         <w:tc>
           <w:tcPr>
-            <w:tcW w:type="dxa" w:w="1817"/>
+            <w:tcW w:type="dxa" w:w="1806"/>
             <w:tcBorders>
               <w:top w:val="none"/>
               <w:left w:val="none"/>
@@ -2205,20 +2268,21 @@
           </w:tcPr>
           <w:p>
             <w:pPr>
-              <w:spacing w:before="40" w:after="40" w:line="240" w:lineRule="auto"/>
+              <w:spacing w:before="60" w:after="60" w:line="252" w:lineRule="auto"/>
+              <w:jc w:val="left"/>
             </w:pPr>
             <w:r>
               <w:rPr>
                 <w:rFonts w:ascii="Times New Roman" w:hAnsi="Times New Roman"/>
                 <w:sz w:val="17"/>
               </w:rPr>
-              <w:t>$\text{Clip}\left(0,40\delta_{\text{cash}} + 0,30\left(\frac{\delta_{\text{inv}}}{1+\delta_{\text{inv}}}\right) + \mathcal{N}(0,10, 0,10^2), 0, 0,85\right)$</w:t>
+              <w:t>Clip≤ft(0,40δ_cash + 0,30≤ft(frac{δ_inv}{1+δ_inv}right) + N(0,10, 0,10^2), 0, 0,85right)</w:t>
             </w:r>
           </w:p>
         </w:tc>
         <w:tc>
           <w:tcPr>
-            <w:tcW w:type="dxa" w:w="1817"/>
+            <w:tcW w:type="dxa" w:w="1806"/>
             <w:tcBorders>
               <w:top w:val="none"/>
               <w:left w:val="none"/>
@@ -2228,7 +2292,8 @@
           </w:tcPr>
           <w:p>
             <w:pPr>
-              <w:spacing w:before="40" w:after="40" w:line="240" w:lineRule="auto"/>
+              <w:spacing w:before="60" w:after="60" w:line="252" w:lineRule="auto"/>
+              <w:jc w:val="left"/>
             </w:pPr>
             <w:r>
               <w:rPr>
@@ -2241,7 +2306,7 @@
         </w:tc>
         <w:tc>
           <w:tcPr>
-            <w:tcW w:type="dxa" w:w="1817"/>
+            <w:tcW w:type="dxa" w:w="1806"/>
             <w:tcBorders>
               <w:top w:val="none"/>
               <w:left w:val="none"/>
@@ -2251,14 +2316,15 @@
           </w:tcPr>
           <w:p>
             <w:pPr>
-              <w:spacing w:before="40" w:after="40" w:line="240" w:lineRule="auto"/>
+              <w:spacing w:before="60" w:after="60" w:line="252" w:lineRule="auto"/>
+              <w:jc w:val="left"/>
             </w:pPr>
             <w:r>
               <w:rPr>
                 <w:rFonts w:ascii="Times New Roman" w:hAnsi="Times New Roman"/>
                 <w:sz w:val="17"/>
               </w:rPr>
-              <w:t>**Tidak**</w:t>
+              <w:t>Tidak</w:t>
             </w:r>
           </w:p>
         </w:tc>
@@ -2266,7 +2332,7 @@
       <w:tr>
         <w:tc>
           <w:tcPr>
-            <w:tcW w:type="dxa" w:w="1817"/>
+            <w:tcW w:type="dxa" w:w="1806"/>
             <w:tcBorders>
               <w:top w:val="none"/>
               <w:left w:val="none"/>
@@ -2276,20 +2342,21 @@
           </w:tcPr>
           <w:p>
             <w:pPr>
-              <w:spacing w:before="40" w:after="40" w:line="240" w:lineRule="auto"/>
+              <w:spacing w:before="60" w:after="60" w:line="252" w:lineRule="auto"/>
+              <w:jc w:val="left"/>
             </w:pPr>
             <w:r>
               <w:rPr>
                 <w:rFonts w:ascii="Times New Roman" w:hAnsi="Times New Roman"/>
                 <w:sz w:val="17"/>
               </w:rPr>
-              <w:t>$GMV_i$</w:t>
+              <w:t>GMV_i</w:t>
             </w:r>
           </w:p>
         </w:tc>
         <w:tc>
           <w:tcPr>
-            <w:tcW w:type="dxa" w:w="1817"/>
+            <w:tcW w:type="dxa" w:w="1806"/>
             <w:tcBorders>
               <w:top w:val="none"/>
               <w:left w:val="none"/>
@@ -2299,7 +2366,8 @@
           </w:tcPr>
           <w:p>
             <w:pPr>
-              <w:spacing w:before="40" w:after="40" w:line="240" w:lineRule="auto"/>
+              <w:spacing w:before="60" w:after="60" w:line="252" w:lineRule="auto"/>
+              <w:jc w:val="left"/>
             </w:pPr>
             <w:r>
               <w:rPr>
@@ -2312,7 +2380,7 @@
         </w:tc>
         <w:tc>
           <w:tcPr>
-            <w:tcW w:type="dxa" w:w="1817"/>
+            <w:tcW w:type="dxa" w:w="1806"/>
             <w:tcBorders>
               <w:top w:val="none"/>
               <w:left w:val="none"/>
@@ -2322,20 +2390,21 @@
           </w:tcPr>
           <w:p>
             <w:pPr>
-              <w:spacing w:before="40" w:after="40" w:line="240" w:lineRule="auto"/>
+              <w:spacing w:before="60" w:after="60" w:line="252" w:lineRule="auto"/>
+              <w:jc w:val="left"/>
             </w:pPr>
             <w:r>
               <w:rPr>
                 <w:rFonts w:ascii="Times New Roman" w:hAnsi="Times New Roman"/>
                 <w:sz w:val="17"/>
               </w:rPr>
-              <w:t>$\text{Poisson}(\lambda=140)+20 \times \text{Lognormal}(\mu=4.8, \sigma=0.6) / 1000$</w:t>
+              <w:t>Poisson(λ=140)+20 × Lognormal(μ=4.8, σ=0.6) / 1000</w:t>
             </w:r>
           </w:p>
         </w:tc>
         <w:tc>
           <w:tcPr>
-            <w:tcW w:type="dxa" w:w="1817"/>
+            <w:tcW w:type="dxa" w:w="1806"/>
             <w:tcBorders>
               <w:top w:val="none"/>
               <w:left w:val="none"/>
@@ -2345,20 +2414,21 @@
           </w:tcPr>
           <w:p>
             <w:pPr>
-              <w:spacing w:before="40" w:after="40" w:line="240" w:lineRule="auto"/>
+              <w:spacing w:before="60" w:after="60" w:line="252" w:lineRule="auto"/>
+              <w:jc w:val="left"/>
             </w:pPr>
             <w:r>
               <w:rPr>
                 <w:rFonts w:ascii="Times New Roman" w:hAnsi="Times New Roman"/>
                 <w:sz w:val="17"/>
               </w:rPr>
-              <w:t>Volume pesanan tahunan (mean $\approx 160$ order) dikalikan ukuran keranjang belanja (Lognormal, median $\approx \text{Rp120.000}$), mencerminkan distribusi omzet UMKM digital.</w:t>
+              <w:t>Volume pesanan tahunan (mean ≈ 160 order) dikalikan ukuran keranjang belanja (Lognormal, median ≈ Rp120.000), mencerminkan distribusi omzet UMKM digital.</w:t>
             </w:r>
           </w:p>
         </w:tc>
         <w:tc>
           <w:tcPr>
-            <w:tcW w:type="dxa" w:w="1817"/>
+            <w:tcW w:type="dxa" w:w="1806"/>
             <w:tcBorders>
               <w:top w:val="none"/>
               <w:left w:val="none"/>
@@ -2368,14 +2438,15 @@
           </w:tcPr>
           <w:p>
             <w:pPr>
-              <w:spacing w:before="40" w:after="40" w:line="240" w:lineRule="auto"/>
+              <w:spacing w:before="60" w:after="60" w:line="252" w:lineRule="auto"/>
+              <w:jc w:val="left"/>
             </w:pPr>
             <w:r>
               <w:rPr>
                 <w:rFonts w:ascii="Times New Roman" w:hAnsi="Times New Roman"/>
                 <w:sz w:val="17"/>
               </w:rPr>
-              <w:t>**Tidak**</w:t>
+              <w:t>Tidak</w:t>
             </w:r>
           </w:p>
         </w:tc>
@@ -2383,7 +2454,7 @@
       <w:tr>
         <w:tc>
           <w:tcPr>
-            <w:tcW w:type="dxa" w:w="1817"/>
+            <w:tcW w:type="dxa" w:w="1806"/>
             <w:tcBorders>
               <w:top w:val="none"/>
               <w:left w:val="none"/>
@@ -2393,20 +2464,21 @@
           </w:tcPr>
           <w:p>
             <w:pPr>
-              <w:spacing w:before="40" w:after="40" w:line="240" w:lineRule="auto"/>
+              <w:spacing w:before="60" w:after="60" w:line="252" w:lineRule="auto"/>
+              <w:jc w:val="left"/>
             </w:pPr>
             <w:r>
               <w:rPr>
                 <w:rFonts w:ascii="Times New Roman" w:hAnsi="Times New Roman"/>
                 <w:sz w:val="17"/>
               </w:rPr>
-              <w:t>$SPT_i$</w:t>
+              <w:t>SPT_i</w:t>
             </w:r>
           </w:p>
         </w:tc>
         <w:tc>
           <w:tcPr>
-            <w:tcW w:type="dxa" w:w="1817"/>
+            <w:tcW w:type="dxa" w:w="1806"/>
             <w:tcBorders>
               <w:top w:val="none"/>
               <w:left w:val="none"/>
@@ -2416,7 +2488,8 @@
           </w:tcPr>
           <w:p>
             <w:pPr>
-              <w:spacing w:before="40" w:after="40" w:line="240" w:lineRule="auto"/>
+              <w:spacing w:before="60" w:after="60" w:line="252" w:lineRule="auto"/>
+              <w:jc w:val="left"/>
             </w:pPr>
             <w:r>
               <w:rPr>
@@ -2429,7 +2502,7 @@
         </w:tc>
         <w:tc>
           <w:tcPr>
-            <w:tcW w:type="dxa" w:w="1817"/>
+            <w:tcW w:type="dxa" w:w="1806"/>
             <w:tcBorders>
               <w:top w:val="none"/>
               <w:left w:val="none"/>
@@ -2439,20 +2512,21 @@
           </w:tcPr>
           <w:p>
             <w:pPr>
-              <w:spacing w:before="40" w:after="40" w:line="240" w:lineRule="auto"/>
+              <w:spacing w:before="60" w:after="60" w:line="252" w:lineRule="auto"/>
+              <w:jc w:val="left"/>
             </w:pPr>
             <w:r>
               <w:rPr>
                 <w:rFonts w:ascii="Times New Roman" w:hAnsi="Times New Roman"/>
                 <w:sz w:val="17"/>
               </w:rPr>
-              <w:t>$GMV_i \times (1 - u_{\text{frac}})$</w:t>
+              <w:t>GMV_i × (1 - u_{frac})</w:t>
             </w:r>
           </w:p>
         </w:tc>
         <w:tc>
           <w:tcPr>
-            <w:tcW w:type="dxa" w:w="1817"/>
+            <w:tcW w:type="dxa" w:w="1806"/>
             <w:tcBorders>
               <w:top w:val="none"/>
               <w:left w:val="none"/>
@@ -2462,7 +2536,8 @@
           </w:tcPr>
           <w:p>
             <w:pPr>
-              <w:spacing w:before="40" w:after="40" w:line="240" w:lineRule="auto"/>
+              <w:spacing w:before="60" w:after="60" w:line="252" w:lineRule="auto"/>
+              <w:jc w:val="left"/>
             </w:pPr>
             <w:r>
               <w:rPr>
@@ -2475,7 +2550,7 @@
         </w:tc>
         <w:tc>
           <w:tcPr>
-            <w:tcW w:type="dxa" w:w="1817"/>
+            <w:tcW w:type="dxa" w:w="1806"/>
             <w:tcBorders>
               <w:top w:val="none"/>
               <w:left w:val="none"/>
@@ -2485,14 +2560,15 @@
           </w:tcPr>
           <w:p>
             <w:pPr>
-              <w:spacing w:before="40" w:after="40" w:line="240" w:lineRule="auto"/>
+              <w:spacing w:before="60" w:after="60" w:line="252" w:lineRule="auto"/>
+              <w:jc w:val="left"/>
             </w:pPr>
             <w:r>
               <w:rPr>
                 <w:rFonts w:ascii="Times New Roman" w:hAnsi="Times New Roman"/>
                 <w:sz w:val="17"/>
               </w:rPr>
-              <w:t>**Tidak**</w:t>
+              <w:t>Tidak</w:t>
             </w:r>
           </w:p>
         </w:tc>
@@ -2500,7 +2576,7 @@
       <w:tr>
         <w:tc>
           <w:tcPr>
-            <w:tcW w:type="dxa" w:w="1817"/>
+            <w:tcW w:type="dxa" w:w="1806"/>
             <w:tcBorders>
               <w:top w:val="none"/>
               <w:left w:val="none"/>
@@ -2510,20 +2586,21 @@
           </w:tcPr>
           <w:p>
             <w:pPr>
-              <w:spacing w:before="40" w:after="40" w:line="240" w:lineRule="auto"/>
+              <w:spacing w:before="60" w:after="60" w:line="252" w:lineRule="auto"/>
+              <w:jc w:val="left"/>
             </w:pPr>
             <w:r>
               <w:rPr>
                 <w:rFonts w:ascii="Times New Roman" w:hAnsi="Times New Roman"/>
                 <w:sz w:val="17"/>
               </w:rPr>
-              <w:t>$TaxPaid_i$</w:t>
+              <w:t>TaxPaid_i</w:t>
             </w:r>
           </w:p>
         </w:tc>
         <w:tc>
           <w:tcPr>
-            <w:tcW w:type="dxa" w:w="1817"/>
+            <w:tcW w:type="dxa" w:w="1806"/>
             <w:tcBorders>
               <w:top w:val="none"/>
               <w:left w:val="none"/>
@@ -2533,7 +2610,8 @@
           </w:tcPr>
           <w:p>
             <w:pPr>
-              <w:spacing w:before="40" w:after="40" w:line="240" w:lineRule="auto"/>
+              <w:spacing w:before="60" w:after="60" w:line="252" w:lineRule="auto"/>
+              <w:jc w:val="left"/>
             </w:pPr>
             <w:r>
               <w:rPr>
@@ -2546,7 +2624,7 @@
         </w:tc>
         <w:tc>
           <w:tcPr>
-            <w:tcW w:type="dxa" w:w="1817"/>
+            <w:tcW w:type="dxa" w:w="1806"/>
             <w:tcBorders>
               <w:top w:val="none"/>
               <w:left w:val="none"/>
@@ -2556,20 +2634,21 @@
           </w:tcPr>
           <w:p>
             <w:pPr>
-              <w:spacing w:before="40" w:after="40" w:line="240" w:lineRule="auto"/>
+              <w:spacing w:before="60" w:after="60" w:line="252" w:lineRule="auto"/>
+              <w:jc w:val="left"/>
             </w:pPr>
             <w:r>
               <w:rPr>
                 <w:rFonts w:ascii="Times New Roman" w:hAnsi="Times New Roman"/>
                 <w:sz w:val="17"/>
               </w:rPr>
-              <w:t>$SPT_i \times 0,005$ (Deterministik; PP 55/2022)</w:t>
+              <w:t>SPT_i × 0,005 (Deterministik; PP 55/2022)</w:t>
             </w:r>
           </w:p>
         </w:tc>
         <w:tc>
           <w:tcPr>
-            <w:tcW w:type="dxa" w:w="1817"/>
+            <w:tcW w:type="dxa" w:w="1806"/>
             <w:tcBorders>
               <w:top w:val="none"/>
               <w:left w:val="none"/>
@@ -2579,7 +2658,8 @@
           </w:tcPr>
           <w:p>
             <w:pPr>
-              <w:spacing w:before="40" w:after="40" w:line="240" w:lineRule="auto"/>
+              <w:spacing w:before="60" w:after="60" w:line="252" w:lineRule="auto"/>
+              <w:jc w:val="left"/>
             </w:pPr>
             <w:r>
               <w:rPr>
@@ -2592,7 +2672,7 @@
         </w:tc>
         <w:tc>
           <w:tcPr>
-            <w:tcW w:type="dxa" w:w="1817"/>
+            <w:tcW w:type="dxa" w:w="1806"/>
             <w:tcBorders>
               <w:top w:val="none"/>
               <w:left w:val="none"/>
@@ -2602,14 +2682,15 @@
           </w:tcPr>
           <w:p>
             <w:pPr>
-              <w:spacing w:before="40" w:after="40" w:line="240" w:lineRule="auto"/>
+              <w:spacing w:before="60" w:after="60" w:line="252" w:lineRule="auto"/>
+              <w:jc w:val="left"/>
             </w:pPr>
             <w:r>
               <w:rPr>
                 <w:rFonts w:ascii="Times New Roman" w:hAnsi="Times New Roman"/>
                 <w:sz w:val="17"/>
               </w:rPr>
-              <w:t>**Tidak**</w:t>
+              <w:t>Tidak</w:t>
             </w:r>
           </w:p>
         </w:tc>
@@ -2617,7 +2698,7 @@
       <w:tr>
         <w:tc>
           <w:tcPr>
-            <w:tcW w:type="dxa" w:w="1817"/>
+            <w:tcW w:type="dxa" w:w="1806"/>
             <w:tcBorders>
               <w:top w:val="none"/>
               <w:left w:val="none"/>
@@ -2627,20 +2708,21 @@
           </w:tcPr>
           <w:p>
             <w:pPr>
-              <w:spacing w:before="40" w:after="40" w:line="240" w:lineRule="auto"/>
+              <w:spacing w:before="60" w:after="60" w:line="252" w:lineRule="auto"/>
+              <w:jc w:val="left"/>
             </w:pPr>
             <w:r>
               <w:rPr>
                 <w:rFonts w:ascii="Times New Roman" w:hAnsi="Times New Roman"/>
                 <w:sz w:val="17"/>
               </w:rPr>
-              <w:t>$PayRatio_i$</w:t>
+              <w:t>PayRatio_i</w:t>
             </w:r>
           </w:p>
         </w:tc>
         <w:tc>
           <w:tcPr>
-            <w:tcW w:type="dxa" w:w="1817"/>
+            <w:tcW w:type="dxa" w:w="1806"/>
             <w:tcBorders>
               <w:top w:val="none"/>
               <w:left w:val="none"/>
@@ -2650,7 +2732,8 @@
           </w:tcPr>
           <w:p>
             <w:pPr>
-              <w:spacing w:before="40" w:after="40" w:line="240" w:lineRule="auto"/>
+              <w:spacing w:before="60" w:after="60" w:line="252" w:lineRule="auto"/>
+              <w:jc w:val="left"/>
             </w:pPr>
             <w:r>
               <w:rPr>
@@ -2663,7 +2746,7 @@
         </w:tc>
         <w:tc>
           <w:tcPr>
-            <w:tcW w:type="dxa" w:w="1817"/>
+            <w:tcW w:type="dxa" w:w="1806"/>
             <w:tcBorders>
               <w:top w:val="none"/>
               <w:left w:val="none"/>
@@ -2673,20 +2756,21 @@
           </w:tcPr>
           <w:p>
             <w:pPr>
-              <w:spacing w:before="40" w:after="40" w:line="240" w:lineRule="auto"/>
+              <w:spacing w:before="60" w:after="60" w:line="252" w:lineRule="auto"/>
+              <w:jc w:val="left"/>
             </w:pPr>
             <w:r>
               <w:rPr>
                 <w:rFonts w:ascii="Times New Roman" w:hAnsi="Times New Roman"/>
                 <w:sz w:val="17"/>
               </w:rPr>
-              <w:t>$\text{Clip}\left(1.0 - (0.60\delta_{\text{cash}} + \mathcal{N}(0,20, 0,10^2)), 0.05, 0.99\right)$</w:t>
+              <w:t>Clip≤ft(1.0 - (0.60δ_cash + N(0,20, 0,10^2)), 0.05, 0.99right)</w:t>
             </w:r>
           </w:p>
         </w:tc>
         <w:tc>
           <w:tcPr>
-            <w:tcW w:type="dxa" w:w="1817"/>
+            <w:tcW w:type="dxa" w:w="1806"/>
             <w:tcBorders>
               <w:top w:val="none"/>
               <w:left w:val="none"/>
@@ -2696,20 +2780,21 @@
           </w:tcPr>
           <w:p>
             <w:pPr>
-              <w:spacing w:before="40" w:after="40" w:line="240" w:lineRule="auto"/>
+              <w:spacing w:before="60" w:after="60" w:line="252" w:lineRule="auto"/>
+              <w:jc w:val="left"/>
             </w:pPr>
             <w:r>
               <w:rPr>
                 <w:rFonts w:ascii="Times New Roman" w:hAnsi="Times New Roman"/>
                 <w:sz w:val="17"/>
               </w:rPr>
-              <w:t>Rasio pembayaran digital; berkurang secara proporsional terhadap kecenderungan cash skimming ($\text{Corr}(PayRatio, \delta_{\text{cash}}) \approx -0,75$).</w:t>
+              <w:t>Rasio pembayaran digital; berkurang secara proporsional terhadap kecenderungan cash skimming (Corr(PayRatio, δ_cash) ≈ -0,75).</w:t>
             </w:r>
           </w:p>
         </w:tc>
         <w:tc>
           <w:tcPr>
-            <w:tcW w:type="dxa" w:w="1817"/>
+            <w:tcW w:type="dxa" w:w="1806"/>
             <w:tcBorders>
               <w:top w:val="none"/>
               <w:left w:val="none"/>
@@ -2719,14 +2804,15 @@
           </w:tcPr>
           <w:p>
             <w:pPr>
-              <w:spacing w:before="40" w:after="40" w:line="240" w:lineRule="auto"/>
+              <w:spacing w:before="60" w:after="60" w:line="252" w:lineRule="auto"/>
+              <w:jc w:val="left"/>
             </w:pPr>
             <w:r>
               <w:rPr>
                 <w:rFonts w:ascii="Times New Roman" w:hAnsi="Times New Roman"/>
                 <w:sz w:val="17"/>
               </w:rPr>
-              <w:t>**Tidak**</w:t>
+              <w:t>Tidak</w:t>
             </w:r>
           </w:p>
         </w:tc>
@@ -2734,7 +2820,7 @@
       <w:tr>
         <w:tc>
           <w:tcPr>
-            <w:tcW w:type="dxa" w:w="1817"/>
+            <w:tcW w:type="dxa" w:w="1806"/>
             <w:tcBorders>
               <w:top w:val="none"/>
               <w:left w:val="none"/>
@@ -2744,20 +2830,21 @@
           </w:tcPr>
           <w:p>
             <w:pPr>
-              <w:spacing w:before="40" w:after="40" w:line="240" w:lineRule="auto"/>
+              <w:spacing w:before="60" w:after="60" w:line="252" w:lineRule="auto"/>
+              <w:jc w:val="left"/>
             </w:pPr>
             <w:r>
               <w:rPr>
                 <w:rFonts w:ascii="Times New Roman" w:hAnsi="Times New Roman"/>
                 <w:sz w:val="17"/>
               </w:rPr>
-              <w:t>$Logistics_i$</w:t>
+              <w:t>Logistics_i</w:t>
             </w:r>
           </w:p>
         </w:tc>
         <w:tc>
           <w:tcPr>
-            <w:tcW w:type="dxa" w:w="1817"/>
+            <w:tcW w:type="dxa" w:w="1806"/>
             <w:tcBorders>
               <w:top w:val="none"/>
               <w:left w:val="none"/>
@@ -2767,7 +2854,8 @@
           </w:tcPr>
           <w:p>
             <w:pPr>
-              <w:spacing w:before="40" w:after="40" w:line="240" w:lineRule="auto"/>
+              <w:spacing w:before="60" w:after="60" w:line="252" w:lineRule="auto"/>
+              <w:jc w:val="left"/>
             </w:pPr>
             <w:r>
               <w:rPr>
@@ -2780,7 +2868,7 @@
         </w:tc>
         <w:tc>
           <w:tcPr>
-            <w:tcW w:type="dxa" w:w="1817"/>
+            <w:tcW w:type="dxa" w:w="1806"/>
             <w:tcBorders>
               <w:top w:val="none"/>
               <w:left w:val="none"/>
@@ -2790,20 +2878,21 @@
           </w:tcPr>
           <w:p>
             <w:pPr>
-              <w:spacing w:before="40" w:after="40" w:line="240" w:lineRule="auto"/>
+              <w:spacing w:before="60" w:after="60" w:line="252" w:lineRule="auto"/>
+              <w:jc w:val="left"/>
             </w:pPr>
             <w:r>
               <w:rPr>
                 <w:rFonts w:ascii="Times New Roman" w:hAnsi="Times New Roman"/>
                 <w:sz w:val="17"/>
               </w:rPr>
-              <w:t>$\text{Clip}\left(1.0 - (0.50\delta_{\text{log}} + \mathcal{N}(0,15, 0,08^2)), 0.10, 1.00\right)$</w:t>
+              <w:t>Clip≤ft(1.0 - (0.50δ_log + N(0,15, 0,08^2)), 0.10, 1.00right)</w:t>
             </w:r>
           </w:p>
         </w:tc>
         <w:tc>
           <w:tcPr>
-            <w:tcW w:type="dxa" w:w="1817"/>
+            <w:tcW w:type="dxa" w:w="1806"/>
             <w:tcBorders>
               <w:top w:val="none"/>
               <w:left w:val="none"/>
@@ -2813,20 +2902,21 @@
           </w:tcPr>
           <w:p>
             <w:pPr>
-              <w:spacing w:before="40" w:after="40" w:line="240" w:lineRule="auto"/>
+              <w:spacing w:before="60" w:after="60" w:line="252" w:lineRule="auto"/>
+              <w:jc w:val="left"/>
             </w:pPr>
             <w:r>
               <w:rPr>
                 <w:rFonts w:ascii="Times New Roman" w:hAnsi="Times New Roman"/>
                 <w:sz w:val="17"/>
               </w:rPr>
-              <w:t>Rasio pesanan terlacak ekspedisi resmi; berkurang terhadap anomali logistik ($\text{Corr}(Logistics, \delta_{\text{log}}) \approx -0,78$).</w:t>
+              <w:t>Rasio pesanan terlacak ekspedisi resmi; berkurang terhadap anomali logistik (Corr(Logistics, δ_log) ≈ -0,78).</w:t>
             </w:r>
           </w:p>
         </w:tc>
         <w:tc>
           <w:tcPr>
-            <w:tcW w:type="dxa" w:w="1817"/>
+            <w:tcW w:type="dxa" w:w="1806"/>
             <w:tcBorders>
               <w:top w:val="none"/>
               <w:left w:val="none"/>
@@ -2836,14 +2926,15 @@
           </w:tcPr>
           <w:p>
             <w:pPr>
-              <w:spacing w:before="40" w:after="40" w:line="240" w:lineRule="auto"/>
+              <w:spacing w:before="60" w:after="60" w:line="252" w:lineRule="auto"/>
+              <w:jc w:val="left"/>
             </w:pPr>
             <w:r>
               <w:rPr>
                 <w:rFonts w:ascii="Times New Roman" w:hAnsi="Times New Roman"/>
                 <w:sz w:val="17"/>
               </w:rPr>
-              <w:t>**Tidak**</w:t>
+              <w:t>Tidak</w:t>
             </w:r>
           </w:p>
         </w:tc>
@@ -2851,7 +2942,7 @@
       <w:tr>
         <w:tc>
           <w:tcPr>
-            <w:tcW w:type="dxa" w:w="1817"/>
+            <w:tcW w:type="dxa" w:w="1806"/>
             <w:tcBorders>
               <w:top w:val="none"/>
               <w:left w:val="none"/>
@@ -2861,20 +2952,21 @@
           </w:tcPr>
           <w:p>
             <w:pPr>
-              <w:spacing w:before="40" w:after="40" w:line="240" w:lineRule="auto"/>
+              <w:spacing w:before="60" w:after="60" w:line="252" w:lineRule="auto"/>
+              <w:jc w:val="left"/>
             </w:pPr>
             <w:r>
               <w:rPr>
                 <w:rFonts w:ascii="Times New Roman" w:hAnsi="Times New Roman"/>
                 <w:sz w:val="17"/>
               </w:rPr>
-              <w:t>$EComPct_p$</w:t>
+              <w:t>EComPct_p</w:t>
             </w:r>
           </w:p>
         </w:tc>
         <w:tc>
           <w:tcPr>
-            <w:tcW w:type="dxa" w:w="1817"/>
+            <w:tcW w:type="dxa" w:w="1806"/>
             <w:tcBorders>
               <w:top w:val="none"/>
               <w:left w:val="none"/>
@@ -2884,7 +2976,8 @@
           </w:tcPr>
           <w:p>
             <w:pPr>
-              <w:spacing w:before="40" w:after="40" w:line="240" w:lineRule="auto"/>
+              <w:spacing w:before="60" w:after="60" w:line="252" w:lineRule="auto"/>
+              <w:jc w:val="left"/>
             </w:pPr>
             <w:r>
               <w:rPr>
@@ -2897,7 +2990,7 @@
         </w:tc>
         <w:tc>
           <w:tcPr>
-            <w:tcW w:type="dxa" w:w="1817"/>
+            <w:tcW w:type="dxa" w:w="1806"/>
             <w:tcBorders>
               <w:top w:val="none"/>
               <w:left w:val="none"/>
@@ -2907,20 +3000,21 @@
           </w:tcPr>
           <w:p>
             <w:pPr>
-              <w:spacing w:before="40" w:after="40" w:line="240" w:lineRule="auto"/>
+              <w:spacing w:before="60" w:after="60" w:line="252" w:lineRule="auto"/>
+              <w:jc w:val="left"/>
             </w:pPr>
             <w:r>
               <w:rPr>
                 <w:rFonts w:ascii="Times New Roman" w:hAnsi="Times New Roman"/>
                 <w:sz w:val="17"/>
               </w:rPr>
-              <w:t>BPS Benchmark Provinsi $p \pm \mathcal{N}(0, 1.5^2)$</w:t>
+              <w:t>BPS Benchmark Provinsi p ± N(0, 1.5^2)</w:t>
             </w:r>
           </w:p>
         </w:tc>
         <w:tc>
           <w:tcPr>
-            <w:tcW w:type="dxa" w:w="1817"/>
+            <w:tcW w:type="dxa" w:w="1806"/>
             <w:tcBorders>
               <w:top w:val="none"/>
               <w:left w:val="none"/>
@@ -2930,20 +3024,21 @@
           </w:tcPr>
           <w:p>
             <w:pPr>
-              <w:spacing w:before="40" w:after="40" w:line="240" w:lineRule="auto"/>
+              <w:spacing w:before="60" w:after="60" w:line="252" w:lineRule="auto"/>
+              <w:jc w:val="left"/>
             </w:pPr>
             <w:r>
               <w:rPr>
                 <w:rFonts w:ascii="Times New Roman" w:hAnsi="Times New Roman"/>
                 <w:sz w:val="17"/>
               </w:rPr>
-              <w:t>Rujukan BPS (2024) Tabel 3.1; mencerminkan persentase usaha e-commerce regional ($24,32\% - 63,54\%$).</w:t>
+              <w:t>Rujukan BPS (2024) Tabel 3.1; mencerminkan persentase usaha e-commerce regional (24,32% - 63,54%).</w:t>
             </w:r>
           </w:p>
         </w:tc>
         <w:tc>
           <w:tcPr>
-            <w:tcW w:type="dxa" w:w="1817"/>
+            <w:tcW w:type="dxa" w:w="1806"/>
             <w:tcBorders>
               <w:top w:val="none"/>
               <w:left w:val="none"/>
@@ -2953,14 +3048,15 @@
           </w:tcPr>
           <w:p>
             <w:pPr>
-              <w:spacing w:before="40" w:after="40" w:line="240" w:lineRule="auto"/>
+              <w:spacing w:before="60" w:after="60" w:line="252" w:lineRule="auto"/>
+              <w:jc w:val="left"/>
             </w:pPr>
             <w:r>
               <w:rPr>
                 <w:rFonts w:ascii="Times New Roman" w:hAnsi="Times New Roman"/>
                 <w:sz w:val="17"/>
               </w:rPr>
-              <w:t>**Tidak**</w:t>
+              <w:t>Tidak</w:t>
             </w:r>
           </w:p>
         </w:tc>
@@ -2968,7 +3064,7 @@
       <w:tr>
         <w:tc>
           <w:tcPr>
-            <w:tcW w:type="dxa" w:w="1817"/>
+            <w:tcW w:type="dxa" w:w="1806"/>
             <w:tcBorders>
               <w:top w:val="none"/>
               <w:left w:val="none"/>
@@ -2978,20 +3074,21 @@
           </w:tcPr>
           <w:p>
             <w:pPr>
-              <w:spacing w:before="40" w:after="40" w:line="240" w:lineRule="auto"/>
+              <w:spacing w:before="60" w:after="60" w:line="252" w:lineRule="auto"/>
+              <w:jc w:val="left"/>
             </w:pPr>
             <w:r>
               <w:rPr>
                 <w:rFonts w:ascii="Times New Roman" w:hAnsi="Times New Roman"/>
                 <w:sz w:val="17"/>
               </w:rPr>
-              <w:t>$Infra_p$</w:t>
+              <w:t>Infra_p</w:t>
             </w:r>
           </w:p>
         </w:tc>
         <w:tc>
           <w:tcPr>
-            <w:tcW w:type="dxa" w:w="1817"/>
+            <w:tcW w:type="dxa" w:w="1806"/>
             <w:tcBorders>
               <w:top w:val="none"/>
               <w:left w:val="none"/>
@@ -3001,7 +3098,8 @@
           </w:tcPr>
           <w:p>
             <w:pPr>
-              <w:spacing w:before="40" w:after="40" w:line="240" w:lineRule="auto"/>
+              <w:spacing w:before="60" w:after="60" w:line="252" w:lineRule="auto"/>
+              <w:jc w:val="left"/>
             </w:pPr>
             <w:r>
               <w:rPr>
@@ -3014,7 +3112,7 @@
         </w:tc>
         <w:tc>
           <w:tcPr>
-            <w:tcW w:type="dxa" w:w="1817"/>
+            <w:tcW w:type="dxa" w:w="1806"/>
             <w:tcBorders>
               <w:top w:val="none"/>
               <w:left w:val="none"/>
@@ -3024,20 +3122,21 @@
           </w:tcPr>
           <w:p>
             <w:pPr>
-              <w:spacing w:before="40" w:after="40" w:line="240" w:lineRule="auto"/>
+              <w:spacing w:before="60" w:after="60" w:line="252" w:lineRule="auto"/>
+              <w:jc w:val="left"/>
             </w:pPr>
             <w:r>
               <w:rPr>
                 <w:rFonts w:ascii="Times New Roman" w:hAnsi="Times New Roman"/>
                 <w:sz w:val="17"/>
               </w:rPr>
-              <w:t>BPS Benchmark IP-TIK 2023 Provinsi $p \pm \mathcal{N}(0, 0.12^2)$</w:t>
+              <w:t>BPS Benchmark IP-TIK 2023 Provinsi p ± N(0, 0.12^2)</w:t>
             </w:r>
           </w:p>
         </w:tc>
         <w:tc>
           <w:tcPr>
-            <w:tcW w:type="dxa" w:w="1817"/>
+            <w:tcW w:type="dxa" w:w="1806"/>
             <w:tcBorders>
               <w:top w:val="none"/>
               <w:left w:val="none"/>
@@ -3047,20 +3146,21 @@
           </w:tcPr>
           <w:p>
             <w:pPr>
-              <w:spacing w:before="40" w:after="40" w:line="240" w:lineRule="auto"/>
+              <w:spacing w:before="60" w:after="60" w:line="252" w:lineRule="auto"/>
+              <w:jc w:val="left"/>
             </w:pPr>
             <w:r>
               <w:rPr>
                 <w:rFonts w:ascii="Times New Roman" w:hAnsi="Times New Roman"/>
                 <w:sz w:val="17"/>
               </w:rPr>
-              <w:t>Rujukan BPS (2024) Tabel 4; mencerminkan indeks TIK skala 0–10 ($5,86 - 7,73$, noise $\sigma=0,12$, $\text{CV}\approx 1,8\%$).</w:t>
+              <w:t>Rujukan BPS (2024) Tabel 4; mencerminkan indeks TIK skala 0–10 (5,86 - 7,73, noise σ=0,12, CV≈ 1,8%).</w:t>
             </w:r>
           </w:p>
         </w:tc>
         <w:tc>
           <w:tcPr>
-            <w:tcW w:type="dxa" w:w="1817"/>
+            <w:tcW w:type="dxa" w:w="1806"/>
             <w:tcBorders>
               <w:top w:val="none"/>
               <w:left w:val="none"/>
@@ -3070,14 +3170,15 @@
           </w:tcPr>
           <w:p>
             <w:pPr>
-              <w:spacing w:before="40" w:after="40" w:line="240" w:lineRule="auto"/>
+              <w:spacing w:before="60" w:after="60" w:line="252" w:lineRule="auto"/>
+              <w:jc w:val="left"/>
             </w:pPr>
             <w:r>
               <w:rPr>
                 <w:rFonts w:ascii="Times New Roman" w:hAnsi="Times New Roman"/>
                 <w:sz w:val="17"/>
               </w:rPr>
-              <w:t>**Tidak**</w:t>
+              <w:t>Tidak</w:t>
             </w:r>
           </w:p>
         </w:tc>
@@ -3085,7 +3186,7 @@
       <w:tr>
         <w:tc>
           <w:tcPr>
-            <w:tcW w:type="dxa" w:w="1817"/>
+            <w:tcW w:type="dxa" w:w="1806"/>
             <w:tcBorders>
               <w:top w:val="none"/>
               <w:left w:val="none"/>
@@ -3095,20 +3196,21 @@
           </w:tcPr>
           <w:p>
             <w:pPr>
-              <w:spacing w:before="40" w:after="40" w:line="240" w:lineRule="auto"/>
+              <w:spacing w:before="60" w:after="60" w:line="252" w:lineRule="auto"/>
+              <w:jc w:val="left"/>
             </w:pPr>
             <w:r>
               <w:rPr>
                 <w:rFonts w:ascii="Times New Roman" w:hAnsi="Times New Roman"/>
                 <w:sz w:val="17"/>
               </w:rPr>
-              <w:t>$Y_i$ (Target)</w:t>
+              <w:t>Y_i (Target)</w:t>
             </w:r>
           </w:p>
         </w:tc>
         <w:tc>
           <w:tcPr>
-            <w:tcW w:type="dxa" w:w="1817"/>
+            <w:tcW w:type="dxa" w:w="1806"/>
             <w:tcBorders>
               <w:top w:val="none"/>
               <w:left w:val="none"/>
@@ -3118,7 +3220,8 @@
           </w:tcPr>
           <w:p>
             <w:pPr>
-              <w:spacing w:before="40" w:after="40" w:line="240" w:lineRule="auto"/>
+              <w:spacing w:before="60" w:after="60" w:line="252" w:lineRule="auto"/>
+              <w:jc w:val="left"/>
             </w:pPr>
             <w:r>
               <w:rPr>
@@ -3131,7 +3234,7 @@
         </w:tc>
         <w:tc>
           <w:tcPr>
-            <w:tcW w:type="dxa" w:w="1817"/>
+            <w:tcW w:type="dxa" w:w="1806"/>
             <w:tcBorders>
               <w:top w:val="none"/>
               <w:left w:val="none"/>
@@ -3141,20 +3244,21 @@
           </w:tcPr>
           <w:p>
             <w:pPr>
-              <w:spacing w:before="40" w:after="40" w:line="240" w:lineRule="auto"/>
+              <w:spacing w:before="60" w:after="60" w:line="252" w:lineRule="auto"/>
+              <w:jc w:val="left"/>
             </w:pPr>
             <w:r>
               <w:rPr>
                 <w:rFonts w:ascii="Times New Roman" w:hAnsi="Times New Roman"/>
                 <w:sz w:val="17"/>
               </w:rPr>
-              <w:t>$\mathbb{I}(S^*_{\text{audit}} &gt; P_{75}), \quad \text{Prevalensi Positif } = 25,0\%$</w:t>
+              <w:t>I(S^*_{audit} &gt; P_{75}), quad Prevalensi Positif  = 25,0%</w:t>
             </w:r>
           </w:p>
         </w:tc>
         <w:tc>
           <w:tcPr>
-            <w:tcW w:type="dxa" w:w="1817"/>
+            <w:tcW w:type="dxa" w:w="1806"/>
             <w:tcBorders>
               <w:top w:val="none"/>
               <w:left w:val="none"/>
@@ -3164,20 +3268,21 @@
           </w:tcPr>
           <w:p>
             <w:pPr>
-              <w:spacing w:before="40" w:after="40" w:line="240" w:lineRule="auto"/>
+              <w:spacing w:before="60" w:after="60" w:line="252" w:lineRule="auto"/>
+              <w:jc w:val="left"/>
             </w:pPr>
             <w:r>
               <w:rPr>
                 <w:rFonts w:ascii="Times New Roman" w:hAnsi="Times New Roman"/>
                 <w:sz w:val="17"/>
               </w:rPr>
-              <w:t>Ground truth temuan audit; $P_{75}$ membagi kuadran 25% wajib pajak berisiko tertinggi sebagai target audit.</w:t>
+              <w:t>Ground truth temuan audit; P_{75} membagi kuadran 25% wajib pajak berisiko tertinggi sebagai target audit.</w:t>
             </w:r>
           </w:p>
         </w:tc>
         <w:tc>
           <w:tcPr>
-            <w:tcW w:type="dxa" w:w="1817"/>
+            <w:tcW w:type="dxa" w:w="1806"/>
             <w:tcBorders>
               <w:top w:val="none"/>
               <w:left w:val="none"/>
@@ -3187,14 +3292,15 @@
           </w:tcPr>
           <w:p>
             <w:pPr>
-              <w:spacing w:before="40" w:after="40" w:line="240" w:lineRule="auto"/>
+              <w:spacing w:before="60" w:after="60" w:line="252" w:lineRule="auto"/>
+              <w:jc w:val="left"/>
             </w:pPr>
             <w:r>
               <w:rPr>
                 <w:rFonts w:ascii="Times New Roman" w:hAnsi="Times New Roman"/>
                 <w:sz w:val="17"/>
               </w:rPr>
-              <w:t>**Target**</w:t>
+              <w:t>Target</w:t>
             </w:r>
           </w:p>
         </w:tc>
@@ -3220,15 +3326,30 @@
     </w:p>
     <w:p>
       <w:pPr>
-        <w:spacing w:after="100" w:line="276" w:lineRule="auto"/>
-        <w:ind w:firstLine="504"/>
-        <w:jc w:val="both"/>
+        <w:spacing w:before="80" w:after="80"/>
+        <w:jc w:val="center"/>
       </w:pPr>
       <w:r>
         <w:rPr>
+          <w:rFonts w:ascii="Times New Roman" w:hAnsi="Times New Roman"/>
+          <w:i/>
           <w:sz w:val="21"/>
         </w:rPr>
-        <w:t>S^*_{\text{audit}} = 0,40 \cdot \delta_{\text{cash}} + 0,35 \cdot \left(\frac{\delta_{\text{inv}}}{1 + \delta_{\text{inv}}}\right) + 0,25 \cdot \delta_{\text{log}} + \varepsilon_i, \quad \varepsilon_i \sim \mathcal{N}(0, 0,08^2)</w:t>
+        <w:t>S^*_{audit} = 0,40 cdot δ_cash + 0,35 cdot ≤ft(frac{δ_inv}{1 + δ_inv}right) + 0,25 cdot δ_log + ε_i, quad ε_i ~ N(0, 0,08^2)</w:t>
+      </w:r>
+    </w:p>
+    <w:p>
+      <w:pPr>
+        <w:keepNext/>
+        <w:spacing w:before="120" w:after="40"/>
+      </w:pPr>
+      <w:r>
+        <w:rPr>
+          <w:b/>
+          <w:i/>
+          <w:sz w:val="20"/>
+        </w:rPr>
+        <w:t>Analisis Konfounding Laten Bersama (Shared Latent Confounding):</w:t>
       </w:r>
     </w:p>
     <w:p>
@@ -3241,7 +3362,21 @@
         <w:rPr>
           <w:sz w:val="21"/>
         </w:rPr>
-        <w:t>*Analisis Konfounding Laten Bersama (Shared Latent Confounding):*</w:t>
+        <w:t>Meskipun target Y tidak dihitung langsung dari fitur X, Y dan X memiliki ketergantungan struktural melalui variabel laten bersama (δ_cash, δ_inv, δ_log). Korelasi empiris bivariat antara target biner Y dan masing-masing fitur masukan teramati adalah moderat: Corr(Y, PayRatio) = -0,42, Corr(Y, Logistics) = -0,36, Corr(Y, SPT) = -0,24, dan Corr(Y, GMV) = +0,08. Tidak ada satu pun fitur teramati yang memiliki korelasi ekstrem (&gt;0,50) terhadap Y, menegaskan bahwa proksi teramati mengandung tingkat kebisingan realistis dan tidak merekonstruksi ground truth target secara sempurna.</w:t>
+      </w:r>
+    </w:p>
+    <w:p>
+      <w:pPr>
+        <w:keepNext/>
+        <w:spacing w:before="120" w:after="40"/>
+      </w:pPr>
+      <w:r>
+        <w:rPr>
+          <w:b/>
+          <w:i/>
+          <w:sz w:val="20"/>
+        </w:rPr>
+        <w:t>Catatan Multikolinearitas dan Redundansi Administratif:</w:t>
       </w:r>
     </w:p>
     <w:p>
@@ -3254,33 +3389,7 @@
         <w:rPr>
           <w:sz w:val="21"/>
         </w:rPr>
-        <w:t>Meskipun target Y tidak dihitung langsung dari fitur X, Y dan X memiliki ketergantungan struktural melalui variabel laten bersama (\delta_{\text{cash}}, \delta_{\text{inv}}, \delta_{\text{log}}). Korelasi empiris bivariat antara target biner Y dan masing-masing fitur masukan teramati adalah moderat: \text{Corr}(Y, PayRatio) = -0,42, \text{Corr}(Y, Logistics) = -0,36, \text{Corr}(Y, SPT) = -0,24, dan \text{Corr}(Y, GMV) = +0,08. Tidak ada satu pun fitur teramati yang memiliki korelasi ekstrem (&gt;0,50) terhadap Y, menegaskan bahwa proksi teramati mengandung tingkat kebisingan realistis dan tidak merekonstruksi ground truth target secara sempurna.</w:t>
-      </w:r>
-    </w:p>
-    <w:p>
-      <w:pPr>
-        <w:spacing w:after="100" w:line="276" w:lineRule="auto"/>
-        <w:ind w:firstLine="504"/>
-        <w:jc w:val="both"/>
-      </w:pPr>
-      <w:r>
-        <w:rPr>
-          <w:sz w:val="21"/>
-        </w:rPr>
-        <w:t>*Catatan Multikolinearitas dan Redundansi Administratif:*</w:t>
-      </w:r>
-    </w:p>
-    <w:p>
-      <w:pPr>
-        <w:spacing w:after="100" w:line="276" w:lineRule="auto"/>
-        <w:ind w:firstLine="504"/>
-        <w:jc w:val="both"/>
-      </w:pPr>
-      <w:r>
-        <w:rPr>
-          <w:sz w:val="21"/>
-        </w:rPr>
-        <w:t>Variabel TaxPaid_i secara matematis bersifat deterministik terhadap SPT_i (\text{Corr} = 1,0). Untuk model *Logistic Regression*, fitur TaxPaid_i dikeluarkan dari matriks estimasi guna mencegah singularitas matriks kovarians dan multikolinearitas sempurna (VIF tak hingga). Pada model *tree-based* (Random Forest, LightGBM, XGBoost), fitur dipertahankan untuk menguji invarian algoritma terhadap redundansi linear. Karena bersifat deterministik, TaxPaid_i tidak diinterpretasikan sebagai sumber informasi independen baru.</w:t>
+        <w:t>Variabel TaxPaid_i secara matematis bersifat deterministik terhadap SPT_i (Corr = 1,0). Untuk model *Logistic Regression*, fitur TaxPaid_i dikeluarkan dari matriks estimasi guna mencegah singularitas matriks kovarians dan multikolinearitas sempurna (VIF tak hingga). Pada model *tree-based* (Random Forest, LightGBM, XGBoost), fitur dipertahankan untuk menguji invarian algoritma terhadap redundansi linear. Karena bersifat deterministik, TaxPaid_i tidak diinterpretasikan sebagai sumber informasi independen baru.</w:t>
       </w:r>
     </w:p>
     <w:p>
@@ -3440,7 +3549,7 @@
         <w:rPr>
           <w:sz w:val="21"/>
         </w:rPr>
-        <w:t>Dataset 5.000 observasi dibagi menjadi 80% data latih (n=4.000) dan 20% data uji independen (n=1.000) menggunakan pemisahan berstrata (\text{seed}=42). Standarisasi fitur (*StandardScaler*) di-fit secara eksklusif pada data latih dan ditransformasikan ke data uji untuk **seluruh fitur numerik continuous** (termasuk fitur makro wilayah) guna mencegah kebocoran data (*data leakage*). Mengingat tingkat ketidakseimbangan kelas berada pada kategori moderat (25,0\% positif), kami tidak menerapkan teknik oversampling artifisial (seperti SMOTE) atau penyesuaian bobot kelas (*class weights*), karena fokus utama pemodelan adalah pemeringkatan probabilitas risiko (*risk ranking*) di mana metrik ROC-AUC dan PR-AUC secara inheren invarian terhadap monotonic threshold scaling.</w:t>
+        <w:t>Dataset 5.000 observasi dibagi menjadi 80% data latih (n=4.000) dan 20% data uji independen (n=1.000) menggunakan pemisahan berstrata (seed=42). Standarisasi fitur (*StandardScaler*) di-fit secara eksklusif pada data latih dan ditransformasikan ke data uji untuk seluruh fitur numerik continuous (termasuk fitur makro wilayah) guna mencegah kebocoran data (*data leakage*). Mengingat tingkat ketidakseimbangan kelas berada pada kategori moderat (25,0% positif), kami tidak menerapkan teknik oversampling artifisial (seperti SMOTE) atau penyesuaian bobot kelas (*class weights*), karena fokus utama pemodelan adalah pemeringkatan probabilitas risiko (*risk ranking*) di mana metrik ROC-AUC dan PR-AUC secara inheren invarian terhadap monotonic threshold scaling.</w:t>
       </w:r>
     </w:p>
     <w:p>
@@ -3521,7 +3630,7 @@
           <w:b/>
           <w:sz w:val="19"/>
         </w:rPr>
-        <w:t>Tabel 3 menyajikan performa model pada data uji independen ($n=1.000$, prevalensi dasar $P(Y=1) = 25,0\%$) beserta perbandingan performa data latih untuk memeriksa risiko overfitting.</w:t>
+        <w:t>Tabel 3 menyajikan performa model pada data uji independen (n=1.000, prevalensi dasar P(Y=1) = 25,0%) beserta perbandingan performa data latih untuk memeriksa risiko overfitting.</w:t>
       </w:r>
     </w:p>
     <w:p>
@@ -3534,7 +3643,7 @@
           <w:b/>
           <w:sz w:val="19"/>
         </w:rPr>
-        <w:t>Tabel 3. Evaluasi Kinerja Model Klasifikasi dan Pemeringkatan Risiko ($n=1.000, \text{Base Rate} = 0,2500$)</w:t>
+        <w:t>Tabel 3. Evaluasi Kinerja Model Klasifikasi dan Pemeringkatan Risiko (n=1.000, Base Rate = 0,2500)</w:t>
       </w:r>
     </w:p>
     <w:tbl>
@@ -3545,20 +3654,20 @@
         <w:tblLook w:firstColumn="1" w:firstRow="1" w:lastColumn="0" w:lastRow="0" w:noHBand="0" w:noVBand="1" w:val="04A0"/>
       </w:tblPr>
       <w:tblGrid>
-        <w:gridCol w:w="1010"/>
-        <w:gridCol w:w="1010"/>
-        <w:gridCol w:w="1010"/>
-        <w:gridCol w:w="1010"/>
-        <w:gridCol w:w="1010"/>
-        <w:gridCol w:w="1010"/>
-        <w:gridCol w:w="1010"/>
-        <w:gridCol w:w="1010"/>
-        <w:gridCol w:w="1010"/>
+        <w:gridCol w:w="1003"/>
+        <w:gridCol w:w="1003"/>
+        <w:gridCol w:w="1003"/>
+        <w:gridCol w:w="1003"/>
+        <w:gridCol w:w="1003"/>
+        <w:gridCol w:w="1003"/>
+        <w:gridCol w:w="1003"/>
+        <w:gridCol w:w="1003"/>
+        <w:gridCol w:w="1003"/>
       </w:tblGrid>
       <w:tr>
         <w:tc>
           <w:tcPr>
-            <w:tcW w:type="dxa" w:w="1010"/>
+            <w:tcW w:type="dxa" w:w="1003"/>
             <w:tcBorders>
               <w:top w:val="single" w:sz="12" w:space="0" w:color="000000"/>
               <w:left w:val="none"/>
@@ -3569,7 +3678,8 @@
           </w:tcPr>
           <w:p>
             <w:pPr>
-              <w:spacing w:before="40" w:after="40" w:line="240" w:lineRule="auto"/>
+              <w:spacing w:before="60" w:after="60" w:line="252" w:lineRule="auto"/>
+              <w:jc w:val="left"/>
             </w:pPr>
             <w:r>
               <w:rPr>
@@ -3583,7 +3693,7 @@
         </w:tc>
         <w:tc>
           <w:tcPr>
-            <w:tcW w:type="dxa" w:w="1010"/>
+            <w:tcW w:type="dxa" w:w="1003"/>
             <w:tcBorders>
               <w:top w:val="single" w:sz="12" w:space="0" w:color="000000"/>
               <w:left w:val="none"/>
@@ -3594,7 +3704,8 @@
           </w:tcPr>
           <w:p>
             <w:pPr>
-              <w:spacing w:before="40" w:after="40" w:line="240" w:lineRule="auto"/>
+              <w:spacing w:before="60" w:after="60" w:line="252" w:lineRule="auto"/>
+              <w:jc w:val="left"/>
             </w:pPr>
             <w:r>
               <w:rPr>
@@ -3608,7 +3719,7 @@
         </w:tc>
         <w:tc>
           <w:tcPr>
-            <w:tcW w:type="dxa" w:w="1010"/>
+            <w:tcW w:type="dxa" w:w="1003"/>
             <w:tcBorders>
               <w:top w:val="single" w:sz="12" w:space="0" w:color="000000"/>
               <w:left w:val="none"/>
@@ -3619,7 +3730,8 @@
           </w:tcPr>
           <w:p>
             <w:pPr>
-              <w:spacing w:before="40" w:after="40" w:line="240" w:lineRule="auto"/>
+              <w:spacing w:before="60" w:after="60" w:line="252" w:lineRule="auto"/>
+              <w:jc w:val="left"/>
             </w:pPr>
             <w:r>
               <w:rPr>
@@ -3633,7 +3745,7 @@
         </w:tc>
         <w:tc>
           <w:tcPr>
-            <w:tcW w:type="dxa" w:w="1010"/>
+            <w:tcW w:type="dxa" w:w="1003"/>
             <w:tcBorders>
               <w:top w:val="single" w:sz="12" w:space="0" w:color="000000"/>
               <w:left w:val="none"/>
@@ -3644,7 +3756,8 @@
           </w:tcPr>
           <w:p>
             <w:pPr>
-              <w:spacing w:before="40" w:after="40" w:line="240" w:lineRule="auto"/>
+              <w:spacing w:before="60" w:after="60" w:line="252" w:lineRule="auto"/>
+              <w:jc w:val="left"/>
             </w:pPr>
             <w:r>
               <w:rPr>
@@ -3658,7 +3771,7 @@
         </w:tc>
         <w:tc>
           <w:tcPr>
-            <w:tcW w:type="dxa" w:w="1010"/>
+            <w:tcW w:type="dxa" w:w="1003"/>
             <w:tcBorders>
               <w:top w:val="single" w:sz="12" w:space="0" w:color="000000"/>
               <w:left w:val="none"/>
@@ -3669,7 +3782,8 @@
           </w:tcPr>
           <w:p>
             <w:pPr>
-              <w:spacing w:before="40" w:after="40" w:line="240" w:lineRule="auto"/>
+              <w:spacing w:before="60" w:after="60" w:line="252" w:lineRule="auto"/>
+              <w:jc w:val="left"/>
             </w:pPr>
             <w:r>
               <w:rPr>
@@ -3683,7 +3797,7 @@
         </w:tc>
         <w:tc>
           <w:tcPr>
-            <w:tcW w:type="dxa" w:w="1010"/>
+            <w:tcW w:type="dxa" w:w="1003"/>
             <w:tcBorders>
               <w:top w:val="single" w:sz="12" w:space="0" w:color="000000"/>
               <w:left w:val="none"/>
@@ -3694,7 +3808,8 @@
           </w:tcPr>
           <w:p>
             <w:pPr>
-              <w:spacing w:before="40" w:after="40" w:line="240" w:lineRule="auto"/>
+              <w:spacing w:before="60" w:after="60" w:line="252" w:lineRule="auto"/>
+              <w:jc w:val="left"/>
             </w:pPr>
             <w:r>
               <w:rPr>
@@ -3708,7 +3823,7 @@
         </w:tc>
         <w:tc>
           <w:tcPr>
-            <w:tcW w:type="dxa" w:w="1010"/>
+            <w:tcW w:type="dxa" w:w="1003"/>
             <w:tcBorders>
               <w:top w:val="single" w:sz="12" w:space="0" w:color="000000"/>
               <w:left w:val="none"/>
@@ -3719,7 +3834,8 @@
           </w:tcPr>
           <w:p>
             <w:pPr>
-              <w:spacing w:before="40" w:after="40" w:line="240" w:lineRule="auto"/>
+              <w:spacing w:before="60" w:after="60" w:line="252" w:lineRule="auto"/>
+              <w:jc w:val="left"/>
             </w:pPr>
             <w:r>
               <w:rPr>
@@ -3733,7 +3849,7 @@
         </w:tc>
         <w:tc>
           <w:tcPr>
-            <w:tcW w:type="dxa" w:w="1010"/>
+            <w:tcW w:type="dxa" w:w="1003"/>
             <w:tcBorders>
               <w:top w:val="single" w:sz="12" w:space="0" w:color="000000"/>
               <w:left w:val="none"/>
@@ -3744,7 +3860,8 @@
           </w:tcPr>
           <w:p>
             <w:pPr>
-              <w:spacing w:before="40" w:after="40" w:line="240" w:lineRule="auto"/>
+              <w:spacing w:before="60" w:after="60" w:line="252" w:lineRule="auto"/>
+              <w:jc w:val="left"/>
             </w:pPr>
             <w:r>
               <w:rPr>
@@ -3758,7 +3875,7 @@
         </w:tc>
         <w:tc>
           <w:tcPr>
-            <w:tcW w:type="dxa" w:w="1010"/>
+            <w:tcW w:type="dxa" w:w="1003"/>
             <w:tcBorders>
               <w:top w:val="single" w:sz="12" w:space="0" w:color="000000"/>
               <w:left w:val="none"/>
@@ -3769,7 +3886,8 @@
           </w:tcPr>
           <w:p>
             <w:pPr>
-              <w:spacing w:before="40" w:after="40" w:line="240" w:lineRule="auto"/>
+              <w:spacing w:before="60" w:after="60" w:line="252" w:lineRule="auto"/>
+              <w:jc w:val="left"/>
             </w:pPr>
             <w:r>
               <w:rPr>
@@ -3785,7 +3903,7 @@
       <w:tr>
         <w:tc>
           <w:tcPr>
-            <w:tcW w:type="dxa" w:w="1010"/>
+            <w:tcW w:type="dxa" w:w="1003"/>
             <w:tcBorders>
               <w:top w:val="none"/>
               <w:left w:val="none"/>
@@ -3795,20 +3913,21 @@
           </w:tcPr>
           <w:p>
             <w:pPr>
-              <w:spacing w:before="40" w:after="40" w:line="240" w:lineRule="auto"/>
+              <w:spacing w:before="60" w:after="60" w:line="252" w:lineRule="auto"/>
+              <w:jc w:val="left"/>
             </w:pPr>
             <w:r>
               <w:rPr>
                 <w:rFonts w:ascii="Times New Roman" w:hAnsi="Times New Roman"/>
                 <w:sz w:val="17"/>
               </w:rPr>
-              <w:t>**Logistic Regression**</w:t>
+              <w:t>Logistic Regression</w:t>
             </w:r>
           </w:p>
         </w:tc>
         <w:tc>
           <w:tcPr>
-            <w:tcW w:type="dxa" w:w="1010"/>
+            <w:tcW w:type="dxa" w:w="1003"/>
             <w:tcBorders>
               <w:top w:val="none"/>
               <w:left w:val="none"/>
@@ -3818,7 +3937,8 @@
           </w:tcPr>
           <w:p>
             <w:pPr>
-              <w:spacing w:before="40" w:after="40" w:line="240" w:lineRule="auto"/>
+              <w:spacing w:before="60" w:after="60" w:line="252" w:lineRule="auto"/>
+              <w:jc w:val="center"/>
             </w:pPr>
             <w:r>
               <w:rPr>
@@ -3831,7 +3951,7 @@
         </w:tc>
         <w:tc>
           <w:tcPr>
-            <w:tcW w:type="dxa" w:w="1010"/>
+            <w:tcW w:type="dxa" w:w="1003"/>
             <w:tcBorders>
               <w:top w:val="none"/>
               <w:left w:val="none"/>
@@ -3841,20 +3961,21 @@
           </w:tcPr>
           <w:p>
             <w:pPr>
-              <w:spacing w:before="40" w:after="40" w:line="240" w:lineRule="auto"/>
+              <w:spacing w:before="60" w:after="60" w:line="252" w:lineRule="auto"/>
+              <w:jc w:val="left"/>
             </w:pPr>
             <w:r>
               <w:rPr>
                 <w:rFonts w:ascii="Times New Roman" w:hAnsi="Times New Roman"/>
                 <w:sz w:val="17"/>
               </w:rPr>
-              <w:t>**0,7856 [0,7529, 0,8168]**</w:t>
+              <w:t>0,7856 [0,7529, 0,8168]</w:t>
             </w:r>
           </w:p>
         </w:tc>
         <w:tc>
           <w:tcPr>
-            <w:tcW w:type="dxa" w:w="1010"/>
+            <w:tcW w:type="dxa" w:w="1003"/>
             <w:tcBorders>
               <w:top w:val="none"/>
               <w:left w:val="none"/>
@@ -3864,20 +3985,21 @@
           </w:tcPr>
           <w:p>
             <w:pPr>
-              <w:spacing w:before="40" w:after="40" w:line="240" w:lineRule="auto"/>
+              <w:spacing w:before="60" w:after="60" w:line="252" w:lineRule="auto"/>
+              <w:jc w:val="left"/>
             </w:pPr>
             <w:r>
               <w:rPr>
                 <w:rFonts w:ascii="Times New Roman" w:hAnsi="Times New Roman"/>
                 <w:sz w:val="17"/>
               </w:rPr>
-              <w:t>**0,5633 [0,4991, 0,6299]**</w:t>
+              <w:t>0,5633 [0,4991, 0,6299]</w:t>
             </w:r>
           </w:p>
         </w:tc>
         <w:tc>
           <w:tcPr>
-            <w:tcW w:type="dxa" w:w="1010"/>
+            <w:tcW w:type="dxa" w:w="1003"/>
             <w:tcBorders>
               <w:top w:val="none"/>
               <w:left w:val="none"/>
@@ -3887,7 +4009,8 @@
           </w:tcPr>
           <w:p>
             <w:pPr>
-              <w:spacing w:before="40" w:after="40" w:line="240" w:lineRule="auto"/>
+              <w:spacing w:before="60" w:after="60" w:line="252" w:lineRule="auto"/>
+              <w:jc w:val="center"/>
             </w:pPr>
             <w:r>
               <w:rPr>
@@ -3900,7 +4023,7 @@
         </w:tc>
         <w:tc>
           <w:tcPr>
-            <w:tcW w:type="dxa" w:w="1010"/>
+            <w:tcW w:type="dxa" w:w="1003"/>
             <w:tcBorders>
               <w:top w:val="none"/>
               <w:left w:val="none"/>
@@ -3910,7 +4033,8 @@
           </w:tcPr>
           <w:p>
             <w:pPr>
-              <w:spacing w:before="40" w:after="40" w:line="240" w:lineRule="auto"/>
+              <w:spacing w:before="60" w:after="60" w:line="252" w:lineRule="auto"/>
+              <w:jc w:val="center"/>
             </w:pPr>
             <w:r>
               <w:rPr>
@@ -3923,7 +4047,7 @@
         </w:tc>
         <w:tc>
           <w:tcPr>
-            <w:tcW w:type="dxa" w:w="1010"/>
+            <w:tcW w:type="dxa" w:w="1003"/>
             <w:tcBorders>
               <w:top w:val="none"/>
               <w:left w:val="none"/>
@@ -3933,20 +4057,21 @@
           </w:tcPr>
           <w:p>
             <w:pPr>
-              <w:spacing w:before="40" w:after="40" w:line="240" w:lineRule="auto"/>
+              <w:spacing w:before="60" w:after="60" w:line="252" w:lineRule="auto"/>
+              <w:jc w:val="center"/>
             </w:pPr>
             <w:r>
               <w:rPr>
                 <w:rFonts w:ascii="Times New Roman" w:hAnsi="Times New Roman"/>
                 <w:sz w:val="17"/>
               </w:rPr>
-              <w:t>**47,6%**</w:t>
+              <w:t>47,6%</w:t>
             </w:r>
           </w:p>
         </w:tc>
         <w:tc>
           <w:tcPr>
-            <w:tcW w:type="dxa" w:w="1010"/>
+            <w:tcW w:type="dxa" w:w="1003"/>
             <w:tcBorders>
               <w:top w:val="none"/>
               <w:left w:val="none"/>
@@ -3956,20 +4081,21 @@
           </w:tcPr>
           <w:p>
             <w:pPr>
-              <w:spacing w:before="40" w:after="40" w:line="240" w:lineRule="auto"/>
+              <w:spacing w:before="60" w:after="60" w:line="252" w:lineRule="auto"/>
+              <w:jc w:val="center"/>
             </w:pPr>
             <w:r>
               <w:rPr>
                 <w:rFonts w:ascii="Times New Roman" w:hAnsi="Times New Roman"/>
                 <w:sz w:val="17"/>
               </w:rPr>
-              <w:t>**2,38x**</w:t>
+              <w:t>2,38x</w:t>
             </w:r>
           </w:p>
         </w:tc>
         <w:tc>
           <w:tcPr>
-            <w:tcW w:type="dxa" w:w="1010"/>
+            <w:tcW w:type="dxa" w:w="1003"/>
             <w:tcBorders>
               <w:top w:val="none"/>
               <w:left w:val="none"/>
@@ -3979,7 +4105,8 @@
           </w:tcPr>
           <w:p>
             <w:pPr>
-              <w:spacing w:before="40" w:after="40" w:line="240" w:lineRule="auto"/>
+              <w:spacing w:before="60" w:after="60" w:line="252" w:lineRule="auto"/>
+              <w:jc w:val="center"/>
             </w:pPr>
             <w:r>
               <w:rPr>
@@ -3994,7 +4121,7 @@
       <w:tr>
         <w:tc>
           <w:tcPr>
-            <w:tcW w:type="dxa" w:w="1010"/>
+            <w:tcW w:type="dxa" w:w="1003"/>
             <w:tcBorders>
               <w:top w:val="none"/>
               <w:left w:val="none"/>
@@ -4004,7 +4131,8 @@
           </w:tcPr>
           <w:p>
             <w:pPr>
-              <w:spacing w:before="40" w:after="40" w:line="240" w:lineRule="auto"/>
+              <w:spacing w:before="60" w:after="60" w:line="252" w:lineRule="auto"/>
+              <w:jc w:val="left"/>
             </w:pPr>
             <w:r>
               <w:rPr>
@@ -4017,7 +4145,7 @@
         </w:tc>
         <w:tc>
           <w:tcPr>
-            <w:tcW w:type="dxa" w:w="1010"/>
+            <w:tcW w:type="dxa" w:w="1003"/>
             <w:tcBorders>
               <w:top w:val="none"/>
               <w:left w:val="none"/>
@@ -4027,7 +4155,8 @@
           </w:tcPr>
           <w:p>
             <w:pPr>
-              <w:spacing w:before="40" w:after="40" w:line="240" w:lineRule="auto"/>
+              <w:spacing w:before="60" w:after="60" w:line="252" w:lineRule="auto"/>
+              <w:jc w:val="center"/>
             </w:pPr>
             <w:r>
               <w:rPr>
@@ -4040,7 +4169,7 @@
         </w:tc>
         <w:tc>
           <w:tcPr>
-            <w:tcW w:type="dxa" w:w="1010"/>
+            <w:tcW w:type="dxa" w:w="1003"/>
             <w:tcBorders>
               <w:top w:val="none"/>
               <w:left w:val="none"/>
@@ -4050,7 +4179,8 @@
           </w:tcPr>
           <w:p>
             <w:pPr>
-              <w:spacing w:before="40" w:after="40" w:line="240" w:lineRule="auto"/>
+              <w:spacing w:before="60" w:after="60" w:line="252" w:lineRule="auto"/>
+              <w:jc w:val="left"/>
             </w:pPr>
             <w:r>
               <w:rPr>
@@ -4063,7 +4193,7 @@
         </w:tc>
         <w:tc>
           <w:tcPr>
-            <w:tcW w:type="dxa" w:w="1010"/>
+            <w:tcW w:type="dxa" w:w="1003"/>
             <w:tcBorders>
               <w:top w:val="none"/>
               <w:left w:val="none"/>
@@ -4073,7 +4203,8 @@
           </w:tcPr>
           <w:p>
             <w:pPr>
-              <w:spacing w:before="40" w:after="40" w:line="240" w:lineRule="auto"/>
+              <w:spacing w:before="60" w:after="60" w:line="252" w:lineRule="auto"/>
+              <w:jc w:val="left"/>
             </w:pPr>
             <w:r>
               <w:rPr>
@@ -4086,7 +4217,7 @@
         </w:tc>
         <w:tc>
           <w:tcPr>
-            <w:tcW w:type="dxa" w:w="1010"/>
+            <w:tcW w:type="dxa" w:w="1003"/>
             <w:tcBorders>
               <w:top w:val="none"/>
               <w:left w:val="none"/>
@@ -4096,7 +4227,8 @@
           </w:tcPr>
           <w:p>
             <w:pPr>
-              <w:spacing w:before="40" w:after="40" w:line="240" w:lineRule="auto"/>
+              <w:spacing w:before="60" w:after="60" w:line="252" w:lineRule="auto"/>
+              <w:jc w:val="center"/>
             </w:pPr>
             <w:r>
               <w:rPr>
@@ -4109,7 +4241,7 @@
         </w:tc>
         <w:tc>
           <w:tcPr>
-            <w:tcW w:type="dxa" w:w="1010"/>
+            <w:tcW w:type="dxa" w:w="1003"/>
             <w:tcBorders>
               <w:top w:val="none"/>
               <w:left w:val="none"/>
@@ -4119,7 +4251,8 @@
           </w:tcPr>
           <w:p>
             <w:pPr>
-              <w:spacing w:before="40" w:after="40" w:line="240" w:lineRule="auto"/>
+              <w:spacing w:before="60" w:after="60" w:line="252" w:lineRule="auto"/>
+              <w:jc w:val="center"/>
             </w:pPr>
             <w:r>
               <w:rPr>
@@ -4132,7 +4265,7 @@
         </w:tc>
         <w:tc>
           <w:tcPr>
-            <w:tcW w:type="dxa" w:w="1010"/>
+            <w:tcW w:type="dxa" w:w="1003"/>
             <w:tcBorders>
               <w:top w:val="none"/>
               <w:left w:val="none"/>
@@ -4142,7 +4275,8 @@
           </w:tcPr>
           <w:p>
             <w:pPr>
-              <w:spacing w:before="40" w:after="40" w:line="240" w:lineRule="auto"/>
+              <w:spacing w:before="60" w:after="60" w:line="252" w:lineRule="auto"/>
+              <w:jc w:val="center"/>
             </w:pPr>
             <w:r>
               <w:rPr>
@@ -4155,7 +4289,7 @@
         </w:tc>
         <w:tc>
           <w:tcPr>
-            <w:tcW w:type="dxa" w:w="1010"/>
+            <w:tcW w:type="dxa" w:w="1003"/>
             <w:tcBorders>
               <w:top w:val="none"/>
               <w:left w:val="none"/>
@@ -4165,20 +4299,21 @@
           </w:tcPr>
           <w:p>
             <w:pPr>
-              <w:spacing w:before="40" w:after="40" w:line="240" w:lineRule="auto"/>
+              <w:spacing w:before="60" w:after="60" w:line="252" w:lineRule="auto"/>
+              <w:jc w:val="center"/>
             </w:pPr>
             <w:r>
               <w:rPr>
                 <w:rFonts w:ascii="Times New Roman" w:hAnsi="Times New Roman"/>
                 <w:sz w:val="17"/>
               </w:rPr>
-              <w:t>$2,20\times$</w:t>
+              <w:t>2,20×</w:t>
             </w:r>
           </w:p>
         </w:tc>
         <w:tc>
           <w:tcPr>
-            <w:tcW w:type="dxa" w:w="1010"/>
+            <w:tcW w:type="dxa" w:w="1003"/>
             <w:tcBorders>
               <w:top w:val="none"/>
               <w:left w:val="none"/>
@@ -4188,7 +4323,8 @@
           </w:tcPr>
           <w:p>
             <w:pPr>
-              <w:spacing w:before="40" w:after="40" w:line="240" w:lineRule="auto"/>
+              <w:spacing w:before="60" w:after="60" w:line="252" w:lineRule="auto"/>
+              <w:jc w:val="center"/>
             </w:pPr>
             <w:r>
               <w:rPr>
@@ -4203,7 +4339,7 @@
       <w:tr>
         <w:tc>
           <w:tcPr>
-            <w:tcW w:type="dxa" w:w="1010"/>
+            <w:tcW w:type="dxa" w:w="1003"/>
             <w:tcBorders>
               <w:top w:val="none"/>
               <w:left w:val="none"/>
@@ -4213,7 +4349,8 @@
           </w:tcPr>
           <w:p>
             <w:pPr>
-              <w:spacing w:before="40" w:after="40" w:line="240" w:lineRule="auto"/>
+              <w:spacing w:before="60" w:after="60" w:line="252" w:lineRule="auto"/>
+              <w:jc w:val="left"/>
             </w:pPr>
             <w:r>
               <w:rPr>
@@ -4226,7 +4363,7 @@
         </w:tc>
         <w:tc>
           <w:tcPr>
-            <w:tcW w:type="dxa" w:w="1010"/>
+            <w:tcW w:type="dxa" w:w="1003"/>
             <w:tcBorders>
               <w:top w:val="none"/>
               <w:left w:val="none"/>
@@ -4236,7 +4373,8 @@
           </w:tcPr>
           <w:p>
             <w:pPr>
-              <w:spacing w:before="40" w:after="40" w:line="240" w:lineRule="auto"/>
+              <w:spacing w:before="60" w:after="60" w:line="252" w:lineRule="auto"/>
+              <w:jc w:val="center"/>
             </w:pPr>
             <w:r>
               <w:rPr>
@@ -4249,7 +4387,7 @@
         </w:tc>
         <w:tc>
           <w:tcPr>
-            <w:tcW w:type="dxa" w:w="1010"/>
+            <w:tcW w:type="dxa" w:w="1003"/>
             <w:tcBorders>
               <w:top w:val="none"/>
               <w:left w:val="none"/>
@@ -4259,7 +4397,8 @@
           </w:tcPr>
           <w:p>
             <w:pPr>
-              <w:spacing w:before="40" w:after="40" w:line="240" w:lineRule="auto"/>
+              <w:spacing w:before="60" w:after="60" w:line="252" w:lineRule="auto"/>
+              <w:jc w:val="left"/>
             </w:pPr>
             <w:r>
               <w:rPr>
@@ -4272,7 +4411,7 @@
         </w:tc>
         <w:tc>
           <w:tcPr>
-            <w:tcW w:type="dxa" w:w="1010"/>
+            <w:tcW w:type="dxa" w:w="1003"/>
             <w:tcBorders>
               <w:top w:val="none"/>
               <w:left w:val="none"/>
@@ -4282,7 +4421,8 @@
           </w:tcPr>
           <w:p>
             <w:pPr>
-              <w:spacing w:before="40" w:after="40" w:line="240" w:lineRule="auto"/>
+              <w:spacing w:before="60" w:after="60" w:line="252" w:lineRule="auto"/>
+              <w:jc w:val="left"/>
             </w:pPr>
             <w:r>
               <w:rPr>
@@ -4295,7 +4435,7 @@
         </w:tc>
         <w:tc>
           <w:tcPr>
-            <w:tcW w:type="dxa" w:w="1010"/>
+            <w:tcW w:type="dxa" w:w="1003"/>
             <w:tcBorders>
               <w:top w:val="none"/>
               <w:left w:val="none"/>
@@ -4305,7 +4445,8 @@
           </w:tcPr>
           <w:p>
             <w:pPr>
-              <w:spacing w:before="40" w:after="40" w:line="240" w:lineRule="auto"/>
+              <w:spacing w:before="60" w:after="60" w:line="252" w:lineRule="auto"/>
+              <w:jc w:val="center"/>
             </w:pPr>
             <w:r>
               <w:rPr>
@@ -4318,7 +4459,7 @@
         </w:tc>
         <w:tc>
           <w:tcPr>
-            <w:tcW w:type="dxa" w:w="1010"/>
+            <w:tcW w:type="dxa" w:w="1003"/>
             <w:tcBorders>
               <w:top w:val="none"/>
               <w:left w:val="none"/>
@@ -4328,7 +4469,8 @@
           </w:tcPr>
           <w:p>
             <w:pPr>
-              <w:spacing w:before="40" w:after="40" w:line="240" w:lineRule="auto"/>
+              <w:spacing w:before="60" w:after="60" w:line="252" w:lineRule="auto"/>
+              <w:jc w:val="center"/>
             </w:pPr>
             <w:r>
               <w:rPr>
@@ -4341,7 +4483,7 @@
         </w:tc>
         <w:tc>
           <w:tcPr>
-            <w:tcW w:type="dxa" w:w="1010"/>
+            <w:tcW w:type="dxa" w:w="1003"/>
             <w:tcBorders>
               <w:top w:val="none"/>
               <w:left w:val="none"/>
@@ -4351,7 +4493,8 @@
           </w:tcPr>
           <w:p>
             <w:pPr>
-              <w:spacing w:before="40" w:after="40" w:line="240" w:lineRule="auto"/>
+              <w:spacing w:before="60" w:after="60" w:line="252" w:lineRule="auto"/>
+              <w:jc w:val="center"/>
             </w:pPr>
             <w:r>
               <w:rPr>
@@ -4364,7 +4507,7 @@
         </w:tc>
         <w:tc>
           <w:tcPr>
-            <w:tcW w:type="dxa" w:w="1010"/>
+            <w:tcW w:type="dxa" w:w="1003"/>
             <w:tcBorders>
               <w:top w:val="none"/>
               <w:left w:val="none"/>
@@ -4374,20 +4517,21 @@
           </w:tcPr>
           <w:p>
             <w:pPr>
-              <w:spacing w:before="40" w:after="40" w:line="240" w:lineRule="auto"/>
+              <w:spacing w:before="60" w:after="60" w:line="252" w:lineRule="auto"/>
+              <w:jc w:val="center"/>
             </w:pPr>
             <w:r>
               <w:rPr>
                 <w:rFonts w:ascii="Times New Roman" w:hAnsi="Times New Roman"/>
                 <w:sz w:val="17"/>
               </w:rPr>
-              <w:t>$2,12\times$</w:t>
+              <w:t>2,12×</w:t>
             </w:r>
           </w:p>
         </w:tc>
         <w:tc>
           <w:tcPr>
-            <w:tcW w:type="dxa" w:w="1010"/>
+            <w:tcW w:type="dxa" w:w="1003"/>
             <w:tcBorders>
               <w:top w:val="none"/>
               <w:left w:val="none"/>
@@ -4397,7 +4541,8 @@
           </w:tcPr>
           <w:p>
             <w:pPr>
-              <w:spacing w:before="40" w:after="40" w:line="240" w:lineRule="auto"/>
+              <w:spacing w:before="60" w:after="60" w:line="252" w:lineRule="auto"/>
+              <w:jc w:val="center"/>
             </w:pPr>
             <w:r>
               <w:rPr>
@@ -4412,7 +4557,7 @@
       <w:tr>
         <w:tc>
           <w:tcPr>
-            <w:tcW w:type="dxa" w:w="1010"/>
+            <w:tcW w:type="dxa" w:w="1003"/>
             <w:tcBorders>
               <w:top w:val="none"/>
               <w:left w:val="none"/>
@@ -4422,20 +4567,21 @@
           </w:tcPr>
           <w:p>
             <w:pPr>
-              <w:spacing w:before="40" w:after="40" w:line="240" w:lineRule="auto"/>
+              <w:spacing w:before="60" w:after="60" w:line="252" w:lineRule="auto"/>
+              <w:jc w:val="left"/>
             </w:pPr>
             <w:r>
               <w:rPr>
                 <w:rFonts w:ascii="Times New Roman" w:hAnsi="Times New Roman"/>
                 <w:sz w:val="17"/>
               </w:rPr>
-              <w:t>**TPE-optimized XGBoost**</w:t>
+              <w:t>TPE-optimized XGBoost</w:t>
             </w:r>
           </w:p>
         </w:tc>
         <w:tc>
           <w:tcPr>
-            <w:tcW w:type="dxa" w:w="1010"/>
+            <w:tcW w:type="dxa" w:w="1003"/>
             <w:tcBorders>
               <w:top w:val="none"/>
               <w:left w:val="none"/>
@@ -4445,7 +4591,8 @@
           </w:tcPr>
           <w:p>
             <w:pPr>
-              <w:spacing w:before="40" w:after="40" w:line="240" w:lineRule="auto"/>
+              <w:spacing w:before="60" w:after="60" w:line="252" w:lineRule="auto"/>
+              <w:jc w:val="center"/>
             </w:pPr>
             <w:r>
               <w:rPr>
@@ -4458,7 +4605,7 @@
         </w:tc>
         <w:tc>
           <w:tcPr>
-            <w:tcW w:type="dxa" w:w="1010"/>
+            <w:tcW w:type="dxa" w:w="1003"/>
             <w:tcBorders>
               <w:top w:val="none"/>
               <w:left w:val="none"/>
@@ -4468,7 +4615,8 @@
           </w:tcPr>
           <w:p>
             <w:pPr>
-              <w:spacing w:before="40" w:after="40" w:line="240" w:lineRule="auto"/>
+              <w:spacing w:before="60" w:after="60" w:line="252" w:lineRule="auto"/>
+              <w:jc w:val="left"/>
             </w:pPr>
             <w:r>
               <w:rPr>
@@ -4481,7 +4629,7 @@
         </w:tc>
         <w:tc>
           <w:tcPr>
-            <w:tcW w:type="dxa" w:w="1010"/>
+            <w:tcW w:type="dxa" w:w="1003"/>
             <w:tcBorders>
               <w:top w:val="none"/>
               <w:left w:val="none"/>
@@ -4491,7 +4639,8 @@
           </w:tcPr>
           <w:p>
             <w:pPr>
-              <w:spacing w:before="40" w:after="40" w:line="240" w:lineRule="auto"/>
+              <w:spacing w:before="60" w:after="60" w:line="252" w:lineRule="auto"/>
+              <w:jc w:val="left"/>
             </w:pPr>
             <w:r>
               <w:rPr>
@@ -4504,7 +4653,7 @@
         </w:tc>
         <w:tc>
           <w:tcPr>
-            <w:tcW w:type="dxa" w:w="1010"/>
+            <w:tcW w:type="dxa" w:w="1003"/>
             <w:tcBorders>
               <w:top w:val="none"/>
               <w:left w:val="none"/>
@@ -4514,7 +4663,8 @@
           </w:tcPr>
           <w:p>
             <w:pPr>
-              <w:spacing w:before="40" w:after="40" w:line="240" w:lineRule="auto"/>
+              <w:spacing w:before="60" w:after="60" w:line="252" w:lineRule="auto"/>
+              <w:jc w:val="center"/>
             </w:pPr>
             <w:r>
               <w:rPr>
@@ -4527,7 +4677,7 @@
         </w:tc>
         <w:tc>
           <w:tcPr>
-            <w:tcW w:type="dxa" w:w="1010"/>
+            <w:tcW w:type="dxa" w:w="1003"/>
             <w:tcBorders>
               <w:top w:val="none"/>
               <w:left w:val="none"/>
@@ -4537,7 +4687,8 @@
           </w:tcPr>
           <w:p>
             <w:pPr>
-              <w:spacing w:before="40" w:after="40" w:line="240" w:lineRule="auto"/>
+              <w:spacing w:before="60" w:after="60" w:line="252" w:lineRule="auto"/>
+              <w:jc w:val="center"/>
             </w:pPr>
             <w:r>
               <w:rPr>
@@ -4550,7 +4701,7 @@
         </w:tc>
         <w:tc>
           <w:tcPr>
-            <w:tcW w:type="dxa" w:w="1010"/>
+            <w:tcW w:type="dxa" w:w="1003"/>
             <w:tcBorders>
               <w:top w:val="none"/>
               <w:left w:val="none"/>
@@ -4560,20 +4711,21 @@
           </w:tcPr>
           <w:p>
             <w:pPr>
-              <w:spacing w:before="40" w:after="40" w:line="240" w:lineRule="auto"/>
+              <w:spacing w:before="60" w:after="60" w:line="252" w:lineRule="auto"/>
+              <w:jc w:val="center"/>
             </w:pPr>
             <w:r>
               <w:rPr>
                 <w:rFonts w:ascii="Times New Roman" w:hAnsi="Times New Roman"/>
                 <w:sz w:val="17"/>
               </w:rPr>
-              <w:t>**45,6%**</w:t>
+              <w:t>45,6%</w:t>
             </w:r>
           </w:p>
         </w:tc>
         <w:tc>
           <w:tcPr>
-            <w:tcW w:type="dxa" w:w="1010"/>
+            <w:tcW w:type="dxa" w:w="1003"/>
             <w:tcBorders>
               <w:top w:val="none"/>
               <w:left w:val="none"/>
@@ -4583,20 +4735,21 @@
           </w:tcPr>
           <w:p>
             <w:pPr>
-              <w:spacing w:before="40" w:after="40" w:line="240" w:lineRule="auto"/>
+              <w:spacing w:before="60" w:after="60" w:line="252" w:lineRule="auto"/>
+              <w:jc w:val="center"/>
             </w:pPr>
             <w:r>
               <w:rPr>
                 <w:rFonts w:ascii="Times New Roman" w:hAnsi="Times New Roman"/>
                 <w:sz w:val="17"/>
               </w:rPr>
-              <w:t>**2,28x**</w:t>
+              <w:t>2,28x</w:t>
             </w:r>
           </w:p>
         </w:tc>
         <w:tc>
           <w:tcPr>
-            <w:tcW w:type="dxa" w:w="1010"/>
+            <w:tcW w:type="dxa" w:w="1003"/>
             <w:tcBorders>
               <w:top w:val="none"/>
               <w:left w:val="none"/>
@@ -4606,7 +4759,8 @@
           </w:tcPr>
           <w:p>
             <w:pPr>
-              <w:spacing w:before="40" w:after="40" w:line="240" w:lineRule="auto"/>
+              <w:spacing w:before="60" w:after="60" w:line="252" w:lineRule="auto"/>
+              <w:jc w:val="center"/>
             </w:pPr>
             <w:r>
               <w:rPr>
@@ -4626,15 +4780,16 @@
     </w:p>
     <w:p>
       <w:pPr>
-        <w:spacing w:after="100" w:line="276" w:lineRule="auto"/>
-        <w:ind w:firstLine="504"/>
-        <w:jc w:val="both"/>
+        <w:keepNext/>
+        <w:spacing w:before="120" w:after="40"/>
       </w:pPr>
       <w:r>
         <w:rPr>
-          <w:sz w:val="21"/>
+          <w:b/>
+          <w:i/>
+          <w:sz w:val="20"/>
         </w:rPr>
-        <w:t>*Analisis Overfitting dan Keunggulan Linear:*</w:t>
+        <w:t>Analisis Overfitting dan Keunggulan Linear:</w:t>
       </w:r>
     </w:p>
     <w:p>
@@ -4647,7 +4802,7 @@
         <w:rPr>
           <w:sz w:val="21"/>
         </w:rPr>
-        <w:t>Selisih ROC-AUC antara data latih dan data uji pada *Logistic Regression* adalah sangat kecil (\Delta = 0,0035), membuktikan stabilitas generalisasi yang sangat tinggi. Sebaliknya, model ensemble kompleks seperti *LightGBM* (\Delta = 0,1237) dan *Random Forest* (\Delta = 0,0840) menunjukkan indikasi *overfitting* ringan terhadap variasi kebisingan data latih. *TPE-optimized XGBoost* berhasil membatasi gap generalisasi (\Delta = 0,0438) melalui regularisasi subsample (0,80) dan colsample (0,80). Keunggulan performa *Logistic Regression* (0,7856) konsisten dengan struktur pembangkitan proksi yang bersifat linier terdistorsi, di mana model linier sederhana mampu mengekstraksi gradien risiko secara optimal tanpa terdistorsi partisi pohon berlebih.</w:t>
+        <w:t>Selisih ROC-AUC antara data latih dan data uji pada *Logistic Regression* adalah sangat kecil (Δ = 0,0035), membuktikan stabilitas generalisasi yang sangat tinggi. Sebaliknya, model ensemble kompleks seperti *LightGBM* (Δ = 0,1237) dan *Random Forest* (Δ = 0,0840) menunjukkan indikasi *overfitting* ringan terhadap variasi kebisingan data latih. *TPE-optimized XGBoost* berhasil membatasi gap generalisasi (Δ = 0,0438) melalui regularisasi subsample (0,80) dan colsample (0,80). Keunggulan performa *Logistic Regression* (0,7856) konsisten dengan struktur pembangkitan proksi yang bersifat linier terdistorsi, di mana model linier sederhana mampu mengekstraksi gradien risiko secara optimal tanpa terdistorsi partisi pohon berlebih.</w:t>
       </w:r>
     </w:p>
     <w:p>
@@ -4660,7 +4815,7 @@
         <w:rPr>
           <w:sz w:val="21"/>
         </w:rPr>
-        <w:t>Seluruh model memperoleh PR-AUC di atas garis dasar prevalensi P(Y=1) = 0,2500 (0,4901 hingga 0,5633). Metrik biner (F1-Score, Precision, Recall, Specificity) pada Tabel 3 dihitung menggunakan *fixed default threshold* 0,50 sebagai ilustrasi baseline klasifikasi biner, namun metrik operasional utama yang relevan bagi otoritas pajak adalah **pemeringkatan probabilitas risiko (*risk ranking*)** dan **Top-20% Risk Yield**.</w:t>
+        <w:t>Seluruh model memperoleh PR-AUC di atas garis dasar prevalensi P(Y=1) = 0,2500 (0,4901 hingga 0,5633). Metrik biner (F1-Score, Precision, Recall, Specificity) pada Tabel 3 dihitung menggunakan *fixed default threshold* 0,50 sebagai ilustrasi baseline klasifikasi biner, namun metrik operasional utama yang relevan bagi otoritas pajak adalah pemeringkatan probabilitas risiko (*risk ranking*) dan Top-20% Risk Yield.</w:t>
       </w:r>
     </w:p>
     <w:p>
@@ -4807,7 +4962,7 @@
           <w:i/>
           <w:sz w:val="18"/>
         </w:rPr>
-        <w:t>Gambar 4 menampilkan kurva keuntungan kumulatif (*cumulative gains curve*) beserta garis dasar pemilihan acak diagonal ($y=x$).</w:t>
+        <w:t>Gambar 4 menampilkan kurva keuntungan kumulatif (*cumulative gains curve*) beserta garis dasar pemilihan acak diagonal (y=x).</w:t>
       </w:r>
     </w:p>
     <w:p>
@@ -4873,7 +5028,7 @@
         <w:rPr>
           <w:sz w:val="21"/>
         </w:rPr>
-        <w:t>Dengan memprioritaskan pemeriksaan pada **Top 20% kelompok berisiko tertinggi (Desil 1 dan 2)**, rentang tangkapan temuan lintas kombinasi model dan konfigurasi fitur yang dievaluasi berkisar antara **45,2\% hingga 47,6\% dari total kasus positif yang disimulasikan** (menghasilkan faktor pengali *cumulative lift* sebesar **2,26\times hingga 2,38\times** dibandingkan pemilihan acak 20%). Spesifisitas sebesar **94,0\%** menunjukkan tingkat *false-positive rate* yang relatif rendah pada ambang batas tersebut, yang berpotensi mengurangi jumlah wajib pajak patuh yang terkena pemanggilan audit keliru.</w:t>
+        <w:t>Dengan memprioritaskan pemeriksaan pada Top 20% kelompok berisiko tertinggi (Desil 1 dan 2), rentang tangkapan temuan lintas kombinasi model dan konfigurasi fitur yang dievaluasi berkisar antara 45,2% hingga 47,6% dari total kasus positif yang disimulasikan (menghasilkan faktor pengali *cumulative lift* sebesar 2,26× hingga 2,38× dibandingkan pemilihan acak 20%). Spesifisitas sebesar 94,0% menunjukkan tingkat *false-positive rate* yang relatif rendah pada ambang batas tersebut, yang berpotensi mengurangi jumlah wajib pajak patuh yang terkena pemanggilan audit keliru.</w:t>
       </w:r>
     </w:p>
     <w:p>
@@ -4938,17 +5093,17 @@
         <w:tblLook w:firstColumn="1" w:firstRow="1" w:lastColumn="0" w:lastRow="0" w:noHBand="0" w:noVBand="1" w:val="04A0"/>
       </w:tblPr>
       <w:tblGrid>
-        <w:gridCol w:w="1514"/>
-        <w:gridCol w:w="1514"/>
-        <w:gridCol w:w="1514"/>
-        <w:gridCol w:w="1514"/>
-        <w:gridCol w:w="1514"/>
-        <w:gridCol w:w="1514"/>
+        <w:gridCol w:w="1505"/>
+        <w:gridCol w:w="1505"/>
+        <w:gridCol w:w="1505"/>
+        <w:gridCol w:w="1505"/>
+        <w:gridCol w:w="1505"/>
+        <w:gridCol w:w="1505"/>
       </w:tblGrid>
       <w:tr>
         <w:tc>
           <w:tcPr>
-            <w:tcW w:type="dxa" w:w="1514"/>
+            <w:tcW w:type="dxa" w:w="1505"/>
             <w:tcBorders>
               <w:top w:val="single" w:sz="12" w:space="0" w:color="000000"/>
               <w:left w:val="none"/>
@@ -4959,7 +5114,8 @@
           </w:tcPr>
           <w:p>
             <w:pPr>
-              <w:spacing w:before="40" w:after="40" w:line="240" w:lineRule="auto"/>
+              <w:spacing w:before="60" w:after="60" w:line="252" w:lineRule="auto"/>
+              <w:jc w:val="left"/>
             </w:pPr>
             <w:r>
               <w:rPr>
@@ -4973,7 +5129,7 @@
         </w:tc>
         <w:tc>
           <w:tcPr>
-            <w:tcW w:type="dxa" w:w="1514"/>
+            <w:tcW w:type="dxa" w:w="1505"/>
             <w:tcBorders>
               <w:top w:val="single" w:sz="12" w:space="0" w:color="000000"/>
               <w:left w:val="none"/>
@@ -4984,7 +5140,8 @@
           </w:tcPr>
           <w:p>
             <w:pPr>
-              <w:spacing w:before="40" w:after="40" w:line="240" w:lineRule="auto"/>
+              <w:spacing w:before="60" w:after="60" w:line="252" w:lineRule="auto"/>
+              <w:jc w:val="left"/>
             </w:pPr>
             <w:r>
               <w:rPr>
@@ -4998,7 +5155,7 @@
         </w:tc>
         <w:tc>
           <w:tcPr>
-            <w:tcW w:type="dxa" w:w="1514"/>
+            <w:tcW w:type="dxa" w:w="1505"/>
             <w:tcBorders>
               <w:top w:val="single" w:sz="12" w:space="0" w:color="000000"/>
               <w:left w:val="none"/>
@@ -5009,7 +5166,8 @@
           </w:tcPr>
           <w:p>
             <w:pPr>
-              <w:spacing w:before="40" w:after="40" w:line="240" w:lineRule="auto"/>
+              <w:spacing w:before="60" w:after="60" w:line="252" w:lineRule="auto"/>
+              <w:jc w:val="left"/>
             </w:pPr>
             <w:r>
               <w:rPr>
@@ -5023,7 +5181,7 @@
         </w:tc>
         <w:tc>
           <w:tcPr>
-            <w:tcW w:type="dxa" w:w="1514"/>
+            <w:tcW w:type="dxa" w:w="1505"/>
             <w:tcBorders>
               <w:top w:val="single" w:sz="12" w:space="0" w:color="000000"/>
               <w:left w:val="none"/>
@@ -5034,7 +5192,8 @@
           </w:tcPr>
           <w:p>
             <w:pPr>
-              <w:spacing w:before="40" w:after="40" w:line="240" w:lineRule="auto"/>
+              <w:spacing w:before="60" w:after="60" w:line="252" w:lineRule="auto"/>
+              <w:jc w:val="left"/>
             </w:pPr>
             <w:r>
               <w:rPr>
@@ -5048,7 +5207,7 @@
         </w:tc>
         <w:tc>
           <w:tcPr>
-            <w:tcW w:type="dxa" w:w="1514"/>
+            <w:tcW w:type="dxa" w:w="1505"/>
             <w:tcBorders>
               <w:top w:val="single" w:sz="12" w:space="0" w:color="000000"/>
               <w:left w:val="none"/>
@@ -5059,7 +5218,8 @@
           </w:tcPr>
           <w:p>
             <w:pPr>
-              <w:spacing w:before="40" w:after="40" w:line="240" w:lineRule="auto"/>
+              <w:spacing w:before="60" w:after="60" w:line="252" w:lineRule="auto"/>
+              <w:jc w:val="left"/>
             </w:pPr>
             <w:r>
               <w:rPr>
@@ -5073,7 +5233,7 @@
         </w:tc>
         <w:tc>
           <w:tcPr>
-            <w:tcW w:type="dxa" w:w="1514"/>
+            <w:tcW w:type="dxa" w:w="1505"/>
             <w:tcBorders>
               <w:top w:val="single" w:sz="12" w:space="0" w:color="000000"/>
               <w:left w:val="none"/>
@@ -5084,7 +5244,8 @@
           </w:tcPr>
           <w:p>
             <w:pPr>
-              <w:spacing w:before="40" w:after="40" w:line="240" w:lineRule="auto"/>
+              <w:spacing w:before="60" w:after="60" w:line="252" w:lineRule="auto"/>
+              <w:jc w:val="left"/>
             </w:pPr>
             <w:r>
               <w:rPr>
@@ -5100,7 +5261,7 @@
       <w:tr>
         <w:tc>
           <w:tcPr>
-            <w:tcW w:type="dxa" w:w="1514"/>
+            <w:tcW w:type="dxa" w:w="1505"/>
             <w:tcBorders>
               <w:top w:val="none"/>
               <w:left w:val="none"/>
@@ -5110,20 +5271,21 @@
           </w:tcPr>
           <w:p>
             <w:pPr>
-              <w:spacing w:before="40" w:after="40" w:line="240" w:lineRule="auto"/>
+              <w:spacing w:before="60" w:after="60" w:line="252" w:lineRule="auto"/>
+              <w:jc w:val="left"/>
             </w:pPr>
             <w:r>
               <w:rPr>
                 <w:rFonts w:ascii="Times New Roman" w:hAnsi="Times New Roman"/>
                 <w:sz w:val="17"/>
               </w:rPr>
-              <w:t>**1. Data SPT Mandiri Saja**</w:t>
+              <w:t>1. Data SPT Mandiri Saja</w:t>
             </w:r>
           </w:p>
         </w:tc>
         <w:tc>
           <w:tcPr>
-            <w:tcW w:type="dxa" w:w="1514"/>
+            <w:tcW w:type="dxa" w:w="1505"/>
             <w:tcBorders>
               <w:top w:val="none"/>
               <w:left w:val="none"/>
@@ -5133,7 +5295,8 @@
           </w:tcPr>
           <w:p>
             <w:pPr>
-              <w:spacing w:before="40" w:after="40" w:line="240" w:lineRule="auto"/>
+              <w:spacing w:before="60" w:after="60" w:line="252" w:lineRule="auto"/>
+              <w:jc w:val="center"/>
             </w:pPr>
             <w:r>
               <w:rPr>
@@ -5146,7 +5309,7 @@
         </w:tc>
         <w:tc>
           <w:tcPr>
-            <w:tcW w:type="dxa" w:w="1514"/>
+            <w:tcW w:type="dxa" w:w="1505"/>
             <w:tcBorders>
               <w:top w:val="none"/>
               <w:left w:val="none"/>
@@ -5156,7 +5319,8 @@
           </w:tcPr>
           <w:p>
             <w:pPr>
-              <w:spacing w:before="40" w:after="40" w:line="240" w:lineRule="auto"/>
+              <w:spacing w:before="60" w:after="60" w:line="252" w:lineRule="auto"/>
+              <w:jc w:val="center"/>
             </w:pPr>
             <w:r>
               <w:rPr>
@@ -5169,7 +5333,7 @@
         </w:tc>
         <w:tc>
           <w:tcPr>
-            <w:tcW w:type="dxa" w:w="1514"/>
+            <w:tcW w:type="dxa" w:w="1505"/>
             <w:tcBorders>
               <w:top w:val="none"/>
               <w:left w:val="none"/>
@@ -5179,7 +5343,8 @@
           </w:tcPr>
           <w:p>
             <w:pPr>
-              <w:spacing w:before="40" w:after="40" w:line="240" w:lineRule="auto"/>
+              <w:spacing w:before="60" w:after="60" w:line="252" w:lineRule="auto"/>
+              <w:jc w:val="left"/>
             </w:pPr>
             <w:r>
               <w:rPr>
@@ -5192,7 +5357,7 @@
         </w:tc>
         <w:tc>
           <w:tcPr>
-            <w:tcW w:type="dxa" w:w="1514"/>
+            <w:tcW w:type="dxa" w:w="1505"/>
             <w:tcBorders>
               <w:top w:val="none"/>
               <w:left w:val="none"/>
@@ -5202,20 +5367,21 @@
           </w:tcPr>
           <w:p>
             <w:pPr>
-              <w:spacing w:before="40" w:after="40" w:line="240" w:lineRule="auto"/>
+              <w:spacing w:before="60" w:after="60" w:line="252" w:lineRule="auto"/>
+              <w:jc w:val="center"/>
             </w:pPr>
             <w:r>
               <w:rPr>
                 <w:rFonts w:ascii="Times New Roman" w:hAnsi="Times New Roman"/>
                 <w:sz w:val="17"/>
               </w:rPr>
-              <w:t>$1,36\times$</w:t>
+              <w:t>1,36×</w:t>
             </w:r>
           </w:p>
         </w:tc>
         <w:tc>
           <w:tcPr>
-            <w:tcW w:type="dxa" w:w="1514"/>
+            <w:tcW w:type="dxa" w:w="1505"/>
             <w:tcBorders>
               <w:top w:val="none"/>
               <w:left w:val="none"/>
@@ -5225,7 +5391,8 @@
           </w:tcPr>
           <w:p>
             <w:pPr>
-              <w:spacing w:before="40" w:after="40" w:line="240" w:lineRule="auto"/>
+              <w:spacing w:before="60" w:after="60" w:line="252" w:lineRule="auto"/>
+              <w:jc w:val="left"/>
             </w:pPr>
             <w:r>
               <w:rPr>
@@ -5240,7 +5407,7 @@
       <w:tr>
         <w:tc>
           <w:tcPr>
-            <w:tcW w:type="dxa" w:w="1514"/>
+            <w:tcW w:type="dxa" w:w="1505"/>
             <w:tcBorders>
               <w:top w:val="none"/>
               <w:left w:val="none"/>
@@ -5250,20 +5417,21 @@
           </w:tcPr>
           <w:p>
             <w:pPr>
-              <w:spacing w:before="40" w:after="40" w:line="240" w:lineRule="auto"/>
+              <w:spacing w:before="60" w:after="60" w:line="252" w:lineRule="auto"/>
+              <w:jc w:val="left"/>
             </w:pPr>
             <w:r>
               <w:rPr>
                 <w:rFonts w:ascii="Times New Roman" w:hAnsi="Times New Roman"/>
                 <w:sz w:val="17"/>
               </w:rPr>
-              <w:t>**2. + Transaksi Digital (Gateway &amp; GMV)**</w:t>
+              <w:t>2. + Transaksi Digital (Gateway &amp; GMV)</w:t>
             </w:r>
           </w:p>
         </w:tc>
         <w:tc>
           <w:tcPr>
-            <w:tcW w:type="dxa" w:w="1514"/>
+            <w:tcW w:type="dxa" w:w="1505"/>
             <w:tcBorders>
               <w:top w:val="none"/>
               <w:left w:val="none"/>
@@ -5273,7 +5441,8 @@
           </w:tcPr>
           <w:p>
             <w:pPr>
-              <w:spacing w:before="40" w:after="40" w:line="240" w:lineRule="auto"/>
+              <w:spacing w:before="60" w:after="60" w:line="252" w:lineRule="auto"/>
+              <w:jc w:val="center"/>
             </w:pPr>
             <w:r>
               <w:rPr>
@@ -5286,7 +5455,7 @@
         </w:tc>
         <w:tc>
           <w:tcPr>
-            <w:tcW w:type="dxa" w:w="1514"/>
+            <w:tcW w:type="dxa" w:w="1505"/>
             <w:tcBorders>
               <w:top w:val="none"/>
               <w:left w:val="none"/>
@@ -5296,7 +5465,8 @@
           </w:tcPr>
           <w:p>
             <w:pPr>
-              <w:spacing w:before="40" w:after="40" w:line="240" w:lineRule="auto"/>
+              <w:spacing w:before="60" w:after="60" w:line="252" w:lineRule="auto"/>
+              <w:jc w:val="center"/>
             </w:pPr>
             <w:r>
               <w:rPr>
@@ -5309,7 +5479,7 @@
         </w:tc>
         <w:tc>
           <w:tcPr>
-            <w:tcW w:type="dxa" w:w="1514"/>
+            <w:tcW w:type="dxa" w:w="1505"/>
             <w:tcBorders>
               <w:top w:val="none"/>
               <w:left w:val="none"/>
@@ -5319,7 +5489,8 @@
           </w:tcPr>
           <w:p>
             <w:pPr>
-              <w:spacing w:before="40" w:after="40" w:line="240" w:lineRule="auto"/>
+              <w:spacing w:before="60" w:after="60" w:line="252" w:lineRule="auto"/>
+              <w:jc w:val="left"/>
             </w:pPr>
             <w:r>
               <w:rPr>
@@ -5332,7 +5503,7 @@
         </w:tc>
         <w:tc>
           <w:tcPr>
-            <w:tcW w:type="dxa" w:w="1514"/>
+            <w:tcW w:type="dxa" w:w="1505"/>
             <w:tcBorders>
               <w:top w:val="none"/>
               <w:left w:val="none"/>
@@ -5342,20 +5513,21 @@
           </w:tcPr>
           <w:p>
             <w:pPr>
-              <w:spacing w:before="40" w:after="40" w:line="240" w:lineRule="auto"/>
+              <w:spacing w:before="60" w:after="60" w:line="252" w:lineRule="auto"/>
+              <w:jc w:val="center"/>
             </w:pPr>
             <w:r>
               <w:rPr>
                 <w:rFonts w:ascii="Times New Roman" w:hAnsi="Times New Roman"/>
                 <w:sz w:val="17"/>
               </w:rPr>
-              <w:t>$2,18\times$</w:t>
+              <w:t>2,18×</w:t>
             </w:r>
           </w:p>
         </w:tc>
         <w:tc>
           <w:tcPr>
-            <w:tcW w:type="dxa" w:w="1514"/>
+            <w:tcW w:type="dxa" w:w="1505"/>
             <w:tcBorders>
               <w:top w:val="none"/>
               <w:left w:val="none"/>
@@ -5365,7 +5537,8 @@
           </w:tcPr>
           <w:p>
             <w:pPr>
-              <w:spacing w:before="40" w:after="40" w:line="240" w:lineRule="auto"/>
+              <w:spacing w:before="60" w:after="60" w:line="252" w:lineRule="auto"/>
+              <w:jc w:val="left"/>
             </w:pPr>
             <w:r>
               <w:rPr>
@@ -5380,7 +5553,7 @@
       <w:tr>
         <w:tc>
           <w:tcPr>
-            <w:tcW w:type="dxa" w:w="1514"/>
+            <w:tcW w:type="dxa" w:w="1505"/>
             <w:tcBorders>
               <w:top w:val="none"/>
               <w:left w:val="none"/>
@@ -5390,20 +5563,21 @@
           </w:tcPr>
           <w:p>
             <w:pPr>
-              <w:spacing w:before="40" w:after="40" w:line="240" w:lineRule="auto"/>
+              <w:spacing w:before="60" w:after="60" w:line="252" w:lineRule="auto"/>
+              <w:jc w:val="left"/>
             </w:pPr>
             <w:r>
               <w:rPr>
                 <w:rFonts w:ascii="Times New Roman" w:hAnsi="Times New Roman"/>
                 <w:sz w:val="17"/>
               </w:rPr>
-              <w:t>**3. + Data Logistik Pengiriman**</w:t>
+              <w:t>3. + Data Logistik Pengiriman</w:t>
             </w:r>
           </w:p>
         </w:tc>
         <w:tc>
           <w:tcPr>
-            <w:tcW w:type="dxa" w:w="1514"/>
+            <w:tcW w:type="dxa" w:w="1505"/>
             <w:tcBorders>
               <w:top w:val="none"/>
               <w:left w:val="none"/>
@@ -5413,7 +5587,8 @@
           </w:tcPr>
           <w:p>
             <w:pPr>
-              <w:spacing w:before="40" w:after="40" w:line="240" w:lineRule="auto"/>
+              <w:spacing w:before="60" w:after="60" w:line="252" w:lineRule="auto"/>
+              <w:jc w:val="center"/>
             </w:pPr>
             <w:r>
               <w:rPr>
@@ -5426,7 +5601,7 @@
         </w:tc>
         <w:tc>
           <w:tcPr>
-            <w:tcW w:type="dxa" w:w="1514"/>
+            <w:tcW w:type="dxa" w:w="1505"/>
             <w:tcBorders>
               <w:top w:val="none"/>
               <w:left w:val="none"/>
@@ -5436,7 +5611,8 @@
           </w:tcPr>
           <w:p>
             <w:pPr>
-              <w:spacing w:before="40" w:after="40" w:line="240" w:lineRule="auto"/>
+              <w:spacing w:before="60" w:after="60" w:line="252" w:lineRule="auto"/>
+              <w:jc w:val="center"/>
             </w:pPr>
             <w:r>
               <w:rPr>
@@ -5449,7 +5625,7 @@
         </w:tc>
         <w:tc>
           <w:tcPr>
-            <w:tcW w:type="dxa" w:w="1514"/>
+            <w:tcW w:type="dxa" w:w="1505"/>
             <w:tcBorders>
               <w:top w:val="none"/>
               <w:left w:val="none"/>
@@ -5459,7 +5635,8 @@
           </w:tcPr>
           <w:p>
             <w:pPr>
-              <w:spacing w:before="40" w:after="40" w:line="240" w:lineRule="auto"/>
+              <w:spacing w:before="60" w:after="60" w:line="252" w:lineRule="auto"/>
+              <w:jc w:val="left"/>
             </w:pPr>
             <w:r>
               <w:rPr>
@@ -5472,7 +5649,7 @@
         </w:tc>
         <w:tc>
           <w:tcPr>
-            <w:tcW w:type="dxa" w:w="1514"/>
+            <w:tcW w:type="dxa" w:w="1505"/>
             <w:tcBorders>
               <w:top w:val="none"/>
               <w:left w:val="none"/>
@@ -5482,20 +5659,21 @@
           </w:tcPr>
           <w:p>
             <w:pPr>
-              <w:spacing w:before="40" w:after="40" w:line="240" w:lineRule="auto"/>
+              <w:spacing w:before="60" w:after="60" w:line="252" w:lineRule="auto"/>
+              <w:jc w:val="center"/>
             </w:pPr>
             <w:r>
               <w:rPr>
                 <w:rFonts w:ascii="Times New Roman" w:hAnsi="Times New Roman"/>
                 <w:sz w:val="17"/>
               </w:rPr>
-              <w:t>$2,30\times$</w:t>
+              <w:t>2,30×</w:t>
             </w:r>
           </w:p>
         </w:tc>
         <w:tc>
           <w:tcPr>
-            <w:tcW w:type="dxa" w:w="1514"/>
+            <w:tcW w:type="dxa" w:w="1505"/>
             <w:tcBorders>
               <w:top w:val="none"/>
               <w:left w:val="none"/>
@@ -5505,7 +5683,8 @@
           </w:tcPr>
           <w:p>
             <w:pPr>
-              <w:spacing w:before="40" w:after="40" w:line="240" w:lineRule="auto"/>
+              <w:spacing w:before="60" w:after="60" w:line="252" w:lineRule="auto"/>
+              <w:jc w:val="left"/>
             </w:pPr>
             <w:r>
               <w:rPr>
@@ -5520,7 +5699,7 @@
       <w:tr>
         <w:tc>
           <w:tcPr>
-            <w:tcW w:type="dxa" w:w="1514"/>
+            <w:tcW w:type="dxa" w:w="1505"/>
             <w:tcBorders>
               <w:top w:val="none"/>
               <w:left w:val="none"/>
@@ -5530,20 +5709,21 @@
           </w:tcPr>
           <w:p>
             <w:pPr>
-              <w:spacing w:before="40" w:after="40" w:line="240" w:lineRule="auto"/>
+              <w:spacing w:before="60" w:after="60" w:line="252" w:lineRule="auto"/>
+              <w:jc w:val="left"/>
             </w:pPr>
             <w:r>
               <w:rPr>
                 <w:rFonts w:ascii="Times New Roman" w:hAnsi="Times New Roman"/>
                 <w:sz w:val="17"/>
               </w:rPr>
-              <w:t>**4. Model Penuh (+ 2 Indikator Makro BPS)**</w:t>
+              <w:t>4. Model Penuh (+ 2 Indikator Makro BPS)</w:t>
             </w:r>
           </w:p>
         </w:tc>
         <w:tc>
           <w:tcPr>
-            <w:tcW w:type="dxa" w:w="1514"/>
+            <w:tcW w:type="dxa" w:w="1505"/>
             <w:tcBorders>
               <w:top w:val="none"/>
               <w:left w:val="none"/>
@@ -5553,20 +5733,21 @@
           </w:tcPr>
           <w:p>
             <w:pPr>
-              <w:spacing w:before="40" w:after="40" w:line="240" w:lineRule="auto"/>
+              <w:spacing w:before="60" w:after="60" w:line="252" w:lineRule="auto"/>
+              <w:jc w:val="center"/>
             </w:pPr>
             <w:r>
               <w:rPr>
                 <w:rFonts w:ascii="Times New Roman" w:hAnsi="Times New Roman"/>
                 <w:sz w:val="17"/>
               </w:rPr>
-              <w:t>**0,7684**</w:t>
+              <w:t>0,7684</w:t>
             </w:r>
           </w:p>
         </w:tc>
         <w:tc>
           <w:tcPr>
-            <w:tcW w:type="dxa" w:w="1514"/>
+            <w:tcW w:type="dxa" w:w="1505"/>
             <w:tcBorders>
               <w:top w:val="none"/>
               <w:left w:val="none"/>
@@ -5576,20 +5757,21 @@
           </w:tcPr>
           <w:p>
             <w:pPr>
-              <w:spacing w:before="40" w:after="40" w:line="240" w:lineRule="auto"/>
+              <w:spacing w:before="60" w:after="60" w:line="252" w:lineRule="auto"/>
+              <w:jc w:val="center"/>
             </w:pPr>
             <w:r>
               <w:rPr>
                 <w:rFonts w:ascii="Times New Roman" w:hAnsi="Times New Roman"/>
                 <w:sz w:val="17"/>
               </w:rPr>
-              <w:t>**0,5467**</w:t>
+              <w:t>0,5467</w:t>
             </w:r>
           </w:p>
         </w:tc>
         <w:tc>
           <w:tcPr>
-            <w:tcW w:type="dxa" w:w="1514"/>
+            <w:tcW w:type="dxa" w:w="1505"/>
             <w:tcBorders>
               <w:top w:val="none"/>
               <w:left w:val="none"/>
@@ -5599,20 +5781,21 @@
           </w:tcPr>
           <w:p>
             <w:pPr>
-              <w:spacing w:before="40" w:after="40" w:line="240" w:lineRule="auto"/>
+              <w:spacing w:before="60" w:after="60" w:line="252" w:lineRule="auto"/>
+              <w:jc w:val="left"/>
             </w:pPr>
             <w:r>
               <w:rPr>
                 <w:rFonts w:ascii="Times New Roman" w:hAnsi="Times New Roman"/>
                 <w:sz w:val="17"/>
               </w:rPr>
-              <w:t>**45,2% [40,8%, 49,6%]**</w:t>
+              <w:t>45,2% [40,8%, 49,6%]</w:t>
             </w:r>
           </w:p>
         </w:tc>
         <w:tc>
           <w:tcPr>
-            <w:tcW w:type="dxa" w:w="1514"/>
+            <w:tcW w:type="dxa" w:w="1505"/>
             <w:tcBorders>
               <w:top w:val="none"/>
               <w:left w:val="none"/>
@@ -5622,20 +5805,21 @@
           </w:tcPr>
           <w:p>
             <w:pPr>
-              <w:spacing w:before="40" w:after="40" w:line="240" w:lineRule="auto"/>
+              <w:spacing w:before="60" w:after="60" w:line="252" w:lineRule="auto"/>
+              <w:jc w:val="center"/>
             </w:pPr>
             <w:r>
               <w:rPr>
                 <w:rFonts w:ascii="Times New Roman" w:hAnsi="Times New Roman"/>
                 <w:sz w:val="17"/>
               </w:rPr>
-              <w:t>**2,26x**</w:t>
+              <w:t>2,26x</w:t>
             </w:r>
           </w:p>
         </w:tc>
         <w:tc>
           <w:tcPr>
-            <w:tcW w:type="dxa" w:w="1514"/>
+            <w:tcW w:type="dxa" w:w="1505"/>
             <w:tcBorders>
               <w:top w:val="none"/>
               <w:left w:val="none"/>
@@ -5645,14 +5829,15 @@
           </w:tcPr>
           <w:p>
             <w:pPr>
-              <w:spacing w:before="40" w:after="40" w:line="240" w:lineRule="auto"/>
+              <w:spacing w:before="60" w:after="60" w:line="252" w:lineRule="auto"/>
+              <w:jc w:val="left"/>
             </w:pPr>
             <w:r>
               <w:rPr>
                 <w:rFonts w:ascii="Times New Roman" w:hAnsi="Times New Roman"/>
                 <w:sz w:val="17"/>
               </w:rPr>
-              <w:t>Memberikan konteks makro wilayah (marginal $\Delta\text{AUC}=+0,0017$)</w:t>
+              <w:t>Memberikan konteks makro wilayah (marginal ΔAUC=+0,0017)</w:t>
             </w:r>
           </w:p>
         </w:tc>
@@ -5718,15 +5903,16 @@
     </w:p>
     <w:p>
       <w:pPr>
-        <w:spacing w:after="100" w:line="276" w:lineRule="auto"/>
-        <w:ind w:firstLine="504"/>
-        <w:jc w:val="both"/>
+        <w:keepNext/>
+        <w:spacing w:before="120" w:after="40"/>
       </w:pPr>
       <w:r>
         <w:rPr>
-          <w:sz w:val="21"/>
+          <w:b/>
+          <w:i/>
+          <w:sz w:val="20"/>
         </w:rPr>
-        <w:t>*Analisis Penyelarasan Top-20% Yield dan ROC-AUC:*</w:t>
+        <w:t>Analisis Penyelarasan Top-20% Yield dan ROC-AUC:</w:t>
       </w:r>
     </w:p>
     <w:p>
@@ -5739,7 +5925,7 @@
         <w:rPr>
           <w:sz w:val="21"/>
         </w:rPr>
-        <w:t>Berdasarkan Tabel 4, penambahan indikator makro regional BPS meningkatkan ROC-AUC dari 0,7667 menjadi 0,7684, namun nilai titik (*point estimate*) Top-20% Yield mengalami pergeseran marjinal dari 46,0\% ke 45,2\%. Analisis bootstrap (B=500) membuktikan bahwa interval kepercayaan 95% antara Tahap 3 ([41,2\%, 50,4\%]) dan Tahap 4 ([40,8\%, 49,6\%]) saling beririsan secara luas (*broadly overlapping*). Secara empiris, penambahan fitur makro menyebabkan sedikit penataan ulang (*re-ordering*) probabilitas prediksi pada observasi di sekitar batas ambang desil kedua, namun tidak mencerminkan penurunan performa pemeringkatan yang signifikan secara statistik. Di samping itu, nilai PR-AUC pada konfigurasi SPT mandiri (0,3192) hanya mencatatkan keunggulan tipis di atas garis dasar prevalensi 0,2500 (rasio 1,28\times), mengonfirmasi bahwa pelaporan mandiri semata hampir tidak mengandung sinyal prediktif diskriminatif yang memadai bagi fiskus.</w:t>
+        <w:t>Berdasarkan Tabel 4, penambahan indikator makro regional BPS meningkatkan ROC-AUC dari 0,7667 menjadi 0,7684, namun nilai titik (*point estimate*) Top-20% Yield mengalami pergeseran marjinal dari 46,0% ke 45,2%. Analisis bootstrap (B=500) membuktikan bahwa interval kepercayaan 95% antara Tahap 3 ([41,2%, 50,4%]) dan Tahap 4 ([40,8%, 49,6%]) saling beririsan secara luas (*broadly overlapping*). Secara empiris, penambahan fitur makro menyebabkan sedikit penataan ulang (*re-ordering*) probabilitas prediksi pada observasi di sekitar batas ambang desil kedua, namun tidak mencerminkan penurunan performa pemeringkatan yang signifikan secara statistik. Di samping itu, nilai PR-AUC pada konfigurasi SPT mandiri (0,3192) hanya mencatatkan keunggulan tipis di atas garis dasar prevalensi 0,2500 (rasio 1,28×), mengonfirmasi bahwa pelaporan mandiri semata hampir tidak mengandung sinyal prediktif diskriminatif yang memadai bagi fiskus.</w:t>
       </w:r>
     </w:p>
     <w:p>
@@ -5833,7 +6019,7 @@
         <w:rPr>
           <w:sz w:val="21"/>
         </w:rPr>
-        <w:t>Analisis SHAP dalam studi simulasi ini berfungsi sebagai *sanity check* untuk memverifikasi bahwa model mengekstrak sinyal yang selaras dengan mekanisme DGP (*verification of DGP alignment*). Berdasarkan metrik *mean absolute SHAP value* (\text{mean}(|\text{SHAP}|)), variabel rasio pembayaran digital (PayRatio) dan keterlacakan logistik (Logistics) diidentifikasi sebagai variabel dengan atribusi prediktif tertinggi. Hal ini mengonfirmasi bahwa model secara konsisten memanfaatkan proksi yang paling sensitif terhadap perilaku laten \delta_{\text{cash}} dan \delta_{\text{log}}, tanpa mengklaim adanya mekanisme kausalitas langsung di lapangan.</w:t>
+        <w:t>Analisis SHAP dalam studi simulasi ini berfungsi sebagai *sanity check* untuk memverifikasi bahwa model mengekstrak sinyal yang selaras dengan mekanisme DGP (*verification of DGP alignment*). Berdasarkan metrik *mean absolute SHAP value* (mean(|SHAP|)), variabel rasio pembayaran digital (PayRatio) dan keterlacakan logistik (Logistics) diidentifikasi sebagai variabel dengan atribusi prediktif tertinggi. Hal ini mengonfirmasi bahwa model secara konsisten memanfaatkan proksi yang paling sensitif terhadap perilaku laten δ_cash dan δ_log, tanpa mengklaim adanya mekanisme kausalitas langsung di lapangan.</w:t>
       </w:r>
     </w:p>
     <w:p>
@@ -5979,15 +6165,15 @@
         <w:tblLook w:firstColumn="1" w:firstRow="1" w:lastColumn="0" w:lastRow="0" w:noHBand="0" w:noVBand="1" w:val="04A0"/>
       </w:tblPr>
       <w:tblGrid>
-        <w:gridCol w:w="2272"/>
-        <w:gridCol w:w="2272"/>
-        <w:gridCol w:w="2272"/>
-        <w:gridCol w:w="2272"/>
+        <w:gridCol w:w="2257"/>
+        <w:gridCol w:w="2257"/>
+        <w:gridCol w:w="2257"/>
+        <w:gridCol w:w="2257"/>
       </w:tblGrid>
       <w:tr>
         <w:tc>
           <w:tcPr>
-            <w:tcW w:type="dxa" w:w="2272"/>
+            <w:tcW w:type="dxa" w:w="2257"/>
             <w:tcBorders>
               <w:top w:val="single" w:sz="12" w:space="0" w:color="000000"/>
               <w:left w:val="none"/>
@@ -5998,7 +6184,8 @@
           </w:tcPr>
           <w:p>
             <w:pPr>
-              <w:spacing w:before="40" w:after="40" w:line="240" w:lineRule="auto"/>
+              <w:spacing w:before="60" w:after="60" w:line="252" w:lineRule="auto"/>
+              <w:jc w:val="left"/>
             </w:pPr>
             <w:r>
               <w:rPr>
@@ -6006,13 +6193,13 @@
                 <w:b/>
                 <w:sz w:val="17"/>
               </w:rPr>
-              <w:t>Skenario Bobot Laten DGP $(\delta_{\text{cash}} / \delta_{\text{inv}} / \delta_{\text{log}})$</w:t>
+              <w:t>Skenario Bobot Laten DGP (δ_cash / δ_inv / δ_log)</w:t>
             </w:r>
           </w:p>
         </w:tc>
         <w:tc>
           <w:tcPr>
-            <w:tcW w:type="dxa" w:w="2272"/>
+            <w:tcW w:type="dxa" w:w="2257"/>
             <w:tcBorders>
               <w:top w:val="single" w:sz="12" w:space="0" w:color="000000"/>
               <w:left w:val="none"/>
@@ -6023,7 +6210,8 @@
           </w:tcPr>
           <w:p>
             <w:pPr>
-              <w:spacing w:before="40" w:after="40" w:line="240" w:lineRule="auto"/>
+              <w:spacing w:before="60" w:after="60" w:line="252" w:lineRule="auto"/>
+              <w:jc w:val="left"/>
             </w:pPr>
             <w:r>
               <w:rPr>
@@ -6037,7 +6225,7 @@
         </w:tc>
         <w:tc>
           <w:tcPr>
-            <w:tcW w:type="dxa" w:w="2272"/>
+            <w:tcW w:type="dxa" w:w="2257"/>
             <w:tcBorders>
               <w:top w:val="single" w:sz="12" w:space="0" w:color="000000"/>
               <w:left w:val="none"/>
@@ -6048,7 +6236,8 @@
           </w:tcPr>
           <w:p>
             <w:pPr>
-              <w:spacing w:before="40" w:after="40" w:line="240" w:lineRule="auto"/>
+              <w:spacing w:before="60" w:after="60" w:line="252" w:lineRule="auto"/>
+              <w:jc w:val="left"/>
             </w:pPr>
             <w:r>
               <w:rPr>
@@ -6062,7 +6251,7 @@
         </w:tc>
         <w:tc>
           <w:tcPr>
-            <w:tcW w:type="dxa" w:w="2272"/>
+            <w:tcW w:type="dxa" w:w="2257"/>
             <w:tcBorders>
               <w:top w:val="single" w:sz="12" w:space="0" w:color="000000"/>
               <w:left w:val="none"/>
@@ -6073,7 +6262,8 @@
           </w:tcPr>
           <w:p>
             <w:pPr>
-              <w:spacing w:before="40" w:after="40" w:line="240" w:lineRule="auto"/>
+              <w:spacing w:before="60" w:after="60" w:line="252" w:lineRule="auto"/>
+              <w:jc w:val="left"/>
             </w:pPr>
             <w:r>
               <w:rPr>
@@ -6089,7 +6279,7 @@
       <w:tr>
         <w:tc>
           <w:tcPr>
-            <w:tcW w:type="dxa" w:w="2272"/>
+            <w:tcW w:type="dxa" w:w="2257"/>
             <w:tcBorders>
               <w:top w:val="none"/>
               <w:left w:val="none"/>
@@ -6099,20 +6289,21 @@
           </w:tcPr>
           <w:p>
             <w:pPr>
-              <w:spacing w:before="40" w:after="40" w:line="240" w:lineRule="auto"/>
+              <w:spacing w:before="60" w:after="60" w:line="252" w:lineRule="auto"/>
+              <w:jc w:val="left"/>
             </w:pPr>
             <w:r>
               <w:rPr>
                 <w:rFonts w:ascii="Times New Roman" w:hAnsi="Times New Roman"/>
                 <w:sz w:val="17"/>
               </w:rPr>
-              <w:t>**Skenario A (0,40 / 0,35 / 0,25)**</w:t>
+              <w:t>Skenario A (0,40 / 0,35 / 0,25)</w:t>
             </w:r>
           </w:p>
         </w:tc>
         <w:tc>
           <w:tcPr>
-            <w:tcW w:type="dxa" w:w="2272"/>
+            <w:tcW w:type="dxa" w:w="2257"/>
             <w:tcBorders>
               <w:top w:val="none"/>
               <w:left w:val="none"/>
@@ -6122,7 +6313,8 @@
           </w:tcPr>
           <w:p>
             <w:pPr>
-              <w:spacing w:before="40" w:after="40" w:line="240" w:lineRule="auto"/>
+              <w:spacing w:before="60" w:after="60" w:line="252" w:lineRule="auto"/>
+              <w:jc w:val="left"/>
             </w:pPr>
             <w:r>
               <w:rPr>
@@ -6135,7 +6327,7 @@
         </w:tc>
         <w:tc>
           <w:tcPr>
-            <w:tcW w:type="dxa" w:w="2272"/>
+            <w:tcW w:type="dxa" w:w="2257"/>
             <w:tcBorders>
               <w:top w:val="none"/>
               <w:left w:val="none"/>
@@ -6145,7 +6337,8 @@
           </w:tcPr>
           <w:p>
             <w:pPr>
-              <w:spacing w:before="40" w:after="40" w:line="240" w:lineRule="auto"/>
+              <w:spacing w:before="60" w:after="60" w:line="252" w:lineRule="auto"/>
+              <w:jc w:val="center"/>
             </w:pPr>
             <w:r>
               <w:rPr>
@@ -6158,7 +6351,7 @@
         </w:tc>
         <w:tc>
           <w:tcPr>
-            <w:tcW w:type="dxa" w:w="2272"/>
+            <w:tcW w:type="dxa" w:w="2257"/>
             <w:tcBorders>
               <w:top w:val="none"/>
               <w:left w:val="none"/>
@@ -6168,7 +6361,8 @@
           </w:tcPr>
           <w:p>
             <w:pPr>
-              <w:spacing w:before="40" w:after="40" w:line="240" w:lineRule="auto"/>
+              <w:spacing w:before="60" w:after="60" w:line="252" w:lineRule="auto"/>
+              <w:jc w:val="center"/>
             </w:pPr>
             <w:r>
               <w:rPr>
@@ -6183,7 +6377,7 @@
       <w:tr>
         <w:tc>
           <w:tcPr>
-            <w:tcW w:type="dxa" w:w="2272"/>
+            <w:tcW w:type="dxa" w:w="2257"/>
             <w:tcBorders>
               <w:top w:val="none"/>
               <w:left w:val="none"/>
@@ -6193,20 +6387,21 @@
           </w:tcPr>
           <w:p>
             <w:pPr>
-              <w:spacing w:before="40" w:after="40" w:line="240" w:lineRule="auto"/>
+              <w:spacing w:before="60" w:after="60" w:line="252" w:lineRule="auto"/>
+              <w:jc w:val="left"/>
             </w:pPr>
             <w:r>
               <w:rPr>
                 <w:rFonts w:ascii="Times New Roman" w:hAnsi="Times New Roman"/>
                 <w:sz w:val="17"/>
               </w:rPr>
-              <w:t>**Skenario B (0,25 / 0,50 / 0,25)**</w:t>
+              <w:t>Skenario B (0,25 / 0,50 / 0,25)</w:t>
             </w:r>
           </w:p>
         </w:tc>
         <w:tc>
           <w:tcPr>
-            <w:tcW w:type="dxa" w:w="2272"/>
+            <w:tcW w:type="dxa" w:w="2257"/>
             <w:tcBorders>
               <w:top w:val="none"/>
               <w:left w:val="none"/>
@@ -6216,7 +6411,8 @@
           </w:tcPr>
           <w:p>
             <w:pPr>
-              <w:spacing w:before="40" w:after="40" w:line="240" w:lineRule="auto"/>
+              <w:spacing w:before="60" w:after="60" w:line="252" w:lineRule="auto"/>
+              <w:jc w:val="left"/>
             </w:pPr>
             <w:r>
               <w:rPr>
@@ -6229,7 +6425,7 @@
         </w:tc>
         <w:tc>
           <w:tcPr>
-            <w:tcW w:type="dxa" w:w="2272"/>
+            <w:tcW w:type="dxa" w:w="2257"/>
             <w:tcBorders>
               <w:top w:val="none"/>
               <w:left w:val="none"/>
@@ -6239,7 +6435,8 @@
           </w:tcPr>
           <w:p>
             <w:pPr>
-              <w:spacing w:before="40" w:after="40" w:line="240" w:lineRule="auto"/>
+              <w:spacing w:before="60" w:after="60" w:line="252" w:lineRule="auto"/>
+              <w:jc w:val="center"/>
             </w:pPr>
             <w:r>
               <w:rPr>
@@ -6252,7 +6449,7 @@
         </w:tc>
         <w:tc>
           <w:tcPr>
-            <w:tcW w:type="dxa" w:w="2272"/>
+            <w:tcW w:type="dxa" w:w="2257"/>
             <w:tcBorders>
               <w:top w:val="none"/>
               <w:left w:val="none"/>
@@ -6262,7 +6459,8 @@
           </w:tcPr>
           <w:p>
             <w:pPr>
-              <w:spacing w:before="40" w:after="40" w:line="240" w:lineRule="auto"/>
+              <w:spacing w:before="60" w:after="60" w:line="252" w:lineRule="auto"/>
+              <w:jc w:val="center"/>
             </w:pPr>
             <w:r>
               <w:rPr>
@@ -6277,7 +6475,7 @@
       <w:tr>
         <w:tc>
           <w:tcPr>
-            <w:tcW w:type="dxa" w:w="2272"/>
+            <w:tcW w:type="dxa" w:w="2257"/>
             <w:tcBorders>
               <w:top w:val="none"/>
               <w:left w:val="none"/>
@@ -6287,20 +6485,21 @@
           </w:tcPr>
           <w:p>
             <w:pPr>
-              <w:spacing w:before="40" w:after="40" w:line="240" w:lineRule="auto"/>
+              <w:spacing w:before="60" w:after="60" w:line="252" w:lineRule="auto"/>
+              <w:jc w:val="left"/>
             </w:pPr>
             <w:r>
               <w:rPr>
                 <w:rFonts w:ascii="Times New Roman" w:hAnsi="Times New Roman"/>
                 <w:sz w:val="17"/>
               </w:rPr>
-              <w:t>**Skenario C (0,30 / 0,25 / 0,45)**</w:t>
+              <w:t>Skenario C (0,30 / 0,25 / 0,45)</w:t>
             </w:r>
           </w:p>
         </w:tc>
         <w:tc>
           <w:tcPr>
-            <w:tcW w:type="dxa" w:w="2272"/>
+            <w:tcW w:type="dxa" w:w="2257"/>
             <w:tcBorders>
               <w:top w:val="none"/>
               <w:left w:val="none"/>
@@ -6310,7 +6509,8 @@
           </w:tcPr>
           <w:p>
             <w:pPr>
-              <w:spacing w:before="40" w:after="40" w:line="240" w:lineRule="auto"/>
+              <w:spacing w:before="60" w:after="60" w:line="252" w:lineRule="auto"/>
+              <w:jc w:val="left"/>
             </w:pPr>
             <w:r>
               <w:rPr>
@@ -6323,7 +6523,7 @@
         </w:tc>
         <w:tc>
           <w:tcPr>
-            <w:tcW w:type="dxa" w:w="2272"/>
+            <w:tcW w:type="dxa" w:w="2257"/>
             <w:tcBorders>
               <w:top w:val="none"/>
               <w:left w:val="none"/>
@@ -6333,7 +6533,8 @@
           </w:tcPr>
           <w:p>
             <w:pPr>
-              <w:spacing w:before="40" w:after="40" w:line="240" w:lineRule="auto"/>
+              <w:spacing w:before="60" w:after="60" w:line="252" w:lineRule="auto"/>
+              <w:jc w:val="center"/>
             </w:pPr>
             <w:r>
               <w:rPr>
@@ -6346,7 +6547,7 @@
         </w:tc>
         <w:tc>
           <w:tcPr>
-            <w:tcW w:type="dxa" w:w="2272"/>
+            <w:tcW w:type="dxa" w:w="2257"/>
             <w:tcBorders>
               <w:top w:val="none"/>
               <w:left w:val="none"/>
@@ -6356,7 +6557,8 @@
           </w:tcPr>
           <w:p>
             <w:pPr>
-              <w:spacing w:before="40" w:after="40" w:line="240" w:lineRule="auto"/>
+              <w:spacing w:before="60" w:after="60" w:line="252" w:lineRule="auto"/>
+              <w:jc w:val="center"/>
             </w:pPr>
             <w:r>
               <w:rPr>
@@ -6424,7 +6626,7 @@
           <w:i/>
           <w:sz w:val="18"/>
         </w:rPr>
-        <w:t>Gambar 8. Evaluasi Validasi Spasial Lintas $R=5$ Pasangan Provinsi Holdout terhadap Garis Dasar Acak (0,50) dan Model Uji Penuh (300 DPI). Sumbu Y menunjukkan skor ROC-AUC pada kelompok data holdout provinsi yang tidak terlihat dalam proses pelatihan.</w:t>
+        <w:t>Gambar 8. Evaluasi Validasi Spasial Lintas R=5 Pasangan Provinsi Holdout terhadap Garis Dasar Acak (0,50) dan Model Uji Penuh (300 DPI). Sumbu Y menunjukkan skor ROC-AUC pada kelompok data holdout provinsi yang tidak terlihat dalam proses pelatihan.</w:t>
       </w:r>
     </w:p>
     <w:p>
@@ -6437,7 +6639,7 @@
         <w:rPr>
           <w:sz w:val="21"/>
         </w:rPr>
-        <w:t>Validasi lintas provinsi berulang (R=5 pasangan provinsi holdout) pada Gambar 8 menghasilkan skor rata-rata **0,7643 \pm 0,0321**. Seluruh skor holdout provinsi berada jauh di atas garis dasar tebakan acak (0,50) dan mendekati performa model uji penuh (0,7682). Karena eksperimen simulasi ini menggunakan formula DGP laten yang seragam lintas provinsi, hasil ini diinterpretasikan secara hati-hati sebagai **bukti awal kemampuan interpolasi spasial model pada wilayah yang tidak terlihat (*unseen provinces*) dalam lingkungan simulasi**, dan bukan sebagai klaim ketahanan terhadap perbedaan kelembagaan atau ekonomi struktural di dunia nyata. Hasil Tabel 5 menunjukkan bahwa performa model mengalami variasi (XGBoost turun ke 0,6931 pada Skenario B di mana distorsi inventaris dominan), yang mencerminkan sensitivitas model terhadap perubahan struktur risiko laten yang diasumsikan.</w:t>
+        <w:t>Validasi lintas provinsi berulang (R=5 pasangan provinsi holdout) pada Gambar 8 menghasilkan skor rata-rata 0,7643 ± 0,0321. Seluruh skor holdout provinsi berada jauh di atas garis dasar tebakan acak (0,50) dan mendekati performa model uji penuh (0,7682). Karena eksperimen simulasi ini menggunakan formula DGP laten yang seragam lintas provinsi, hasil ini diinterpretasikan secara hati-hati sebagai bukti awal kemampuan interpolasi spasial model pada wilayah yang tidak terlihat (*unseen provinces*) dalam lingkungan simulasi, dan bukan sebagai klaim ketahanan terhadap perbedaan kelembagaan atau ekonomi struktural di dunia nyata. Hasil Tabel 5 menunjukkan bahwa performa model mengalami variasi (XGBoost turun ke 0,6931 pada Skenario B di mana distorsi inventaris dominan), yang mencerminkan sensitivitas model terhadap perubahan struktur risiko laten yang diasumsikan.</w:t>
       </w:r>
     </w:p>
     <w:p>
@@ -6505,7 +6707,7 @@
         <w:rPr>
           <w:sz w:val="21"/>
         </w:rPr>
-        <w:t>a. **Dasar Hukum Integrasi Data Pihak Ketiga:** Integrasi data transaksi perbankan dan lokapasar memerlukan landasan hukum sektoral perpajakan (seperti mandat pelaporan data instansi, lembaga, asosiasi, dan pihak lain/ILAP berdasarkan UU KUP dan PMK terkait) yang diselaraskan dengan asas pemrosesan data spesifik pada UU Nomor 27 Tahun 2022 (UU PDP).</w:t>
+        <w:t>a. Dasar Hukum Integrasi Data Pihak Ketiga: Integrasi data transaksi perbankan dan lokapasar memerlukan landasan hukum sektoral perpajakan (seperti mandat pelaporan data instansi, lembaga, asosiasi, dan pihak lain/ILAP berdasarkan UU KUP dan PMK terkait) yang diselaraskan dengan asas pemrosesan data spesifik pada UU Nomor 27 Tahun 2022 (UU PDP).</w:t>
       </w:r>
     </w:p>
     <w:p>
@@ -6518,7 +6720,7 @@
         <w:rPr>
           <w:sz w:val="21"/>
         </w:rPr>
-        <w:t>b. **Anonimisasi dan Agregasi Data:** Untuk melindungi privasi wajib pajak, proses penggabungan data (*data matching*) pihak ketiga idealnya dilakukan melalui metode enkripsi satu arah (*salted cryptographic hashing*) pada Nomor Induk Kependudukan (NIK) atau Nomor Pokok Wajib Pajak (NPWP), sehingga data masukan yang diproses oleh algoritma berada dalam bentuk terpseudonimisir (*pseudonymized*).</w:t>
+        <w:t>b. Anonimisasi dan Agregasi Data: Untuk melindungi privasi wajib pajak, proses penggabungan data (*data matching*) pihak ketiga idealnya dilakukan melalui metode enkripsi satu arah (*salted cryptographic hashing*) pada Nomor Induk Kependudukan (NIK) atau Nomor Pokok Wajib Pajak (NPWP), sehingga data masukan yang diproses oleh algoritma berada dalam bentuk terpseudonimisir (*pseudonymized*).</w:t>
       </w:r>
     </w:p>
     <w:p>
@@ -6531,7 +6733,7 @@
         <w:rPr>
           <w:sz w:val="21"/>
         </w:rPr>
-        <w:t>c. **Pencegahan Bias Algoritmik Regional:** Penggunaan indikator wilayah tidak boleh dijadikan dasar diskriminasi perlakuan audit otomatis terhadap pedagang dari wilayah tertentu; indikator makro murni berperan sebagai variabel kontrol kontekstual.</w:t>
+        <w:t>c. Pencegahan Bias Algoritmik Regional: Penggunaan indikator wilayah tidak boleh dijadikan dasar diskriminasi perlakuan audit otomatis terhadap pedagang dari wilayah tertentu; indikator makro murni berperan sebagai variabel kontrol kontekstual.</w:t>
       </w:r>
     </w:p>
     <w:p>
@@ -6559,7 +6761,7 @@
         <w:rPr>
           <w:sz w:val="21"/>
         </w:rPr>
-        <w:t>Dalam implementasi praktis di otoritas perpajakan, pemilihan wajib pajak yang diaudit tidak didasarkan pada ambang batas probabilitas arbitrer (seperti 0,50), melainkan ditentukan oleh **kapasitas audit operasional (*audit capacity*)** dan pertimbangan rasio biaya kesalahan:</w:t>
+        <w:t>Dalam implementasi praktis di otoritas perpajakan, pemilihan wajib pajak yang diaudit tidak didasarkan pada ambang batas probabilitas arbitrer (seperti 0,50), melainkan ditentukan oleh kapasitas audit operasional (*audit capacity*) dan pertimbangan rasio biaya kesalahan:</w:t>
       </w:r>
     </w:p>
     <w:p>
@@ -6572,7 +6774,7 @@
         <w:rPr>
           <w:sz w:val="21"/>
         </w:rPr>
-        <w:t>a. **Biaya Sosial Positif Palsu (*False Positive Cost*):** Pemanggilan pemeriksaan terhadap wajib pajak yang sebenarnya patuh menimbulkan beban biaya kepatuhan (*compliance cost*), hilangnya waktu produktif pelaku usaha UMKM, serta risiko mengikis kepercayaan publik (*tax morale*) terhadap asas keadilan fiskal (Alm &amp; Malézieux, 2021).</w:t>
+        <w:t>a. Biaya Sosial Positif Palsu (*False Positive Cost*): Pemanggilan pemeriksaan terhadap wajib pajak yang sebenarnya patuh menimbulkan beban biaya kepatuhan (*compliance cost*), hilangnya waktu produktif pelaku usaha UMKM, serta risiko mengikis kepercayaan publik (*tax morale*) terhadap asas keadilan fiskal (Alm &amp; Malézieux, 2021).</w:t>
       </w:r>
     </w:p>
     <w:p>
@@ -6585,7 +6787,7 @@
         <w:rPr>
           <w:sz w:val="21"/>
         </w:rPr>
-        <w:t>b. **Biaya Fiskal Negatif Palsu (*False Negative Cost*):** Lolosnya wajib pajak tidak patuh dari pengawasan menyebabkan potensi kebocoran penerimaan negara (*tax gap*) dan menciptakan ketidakadilan persaingan usaha (*unfair competition*) terhadap pedagang yang patuh membayar pajak.</w:t>
+        <w:t>b. Biaya Fiskal Negatif Palsu (*False Negative Cost*): Lolosnya wajib pajak tidak patuh dari pengawasan menyebabkan potensi kebocoran penerimaan negara (*tax gap*) dan menciptakan ketidakadilan persaingan usaha (*unfair competition*) terhadap pedagang yang patuh membayar pajak.</w:t>
       </w:r>
     </w:p>
     <w:p>
@@ -6598,7 +6800,7 @@
         <w:rPr>
           <w:sz w:val="21"/>
         </w:rPr>
-        <w:t>c. **Penetapan Kuota Pemeriksaan Berbasis Persentil (*Capacity-Agnostic Top-K% Selection*):** Mengingat keterbatasan personel pemeriksa pajak, DJP dapat memanfaatkan model murni untuk memeringkat risiko wajib pajak secara kontinu, kemudian memilih kuota K\% teratas (misalnya 10\% atau 20\% teratas) sesuai kapasitas sumber daya unit vertikal kantor pelayanan pajak setempat.</w:t>
+        <w:t>c. Penetapan Kuota Pemeriksaan Berbasis Persentil (*Capacity-Agnostic Top-K% Selection*): Mengingat keterbatasan personel pemeriksa pajak, DJP dapat memanfaatkan model murni untuk memeringkat risiko wajib pajak secara kontinu, kemudian memilih kuota K% teratas (misalnya 10% atau 20% teratas) sesuai kapasitas sumber daya unit vertikal kantor pelayanan pajak setempat.</w:t>
       </w:r>
     </w:p>
     <w:p>
@@ -6639,7 +6841,7 @@
         <w:rPr>
           <w:sz w:val="21"/>
         </w:rPr>
-        <w:t>a. **Karakteristik Proof-of-Concept:** Seluruh temuan kuantitatif (seperti ROC-AUC 0,7856 dan Decile Lift 2,38\times) diperoleh dari lingkungan simulasi sintetis berbasis asumsi DGP yang dirancang oleh penulis. Hasil ini berfungsi sebagai pembuktian kelayakan metodologis (*proof-of-concept*) dan belum dapat diekstrapolasi langsung sebagai evaluasi efektivitas kebijakan empiris pada populasi wajib pajak riil (Snoke et al., 2018).</w:t>
+        <w:t>a. Karakteristik Proof-of-Concept: Seluruh temuan kuantitatif (seperti ROC-AUC 0,7856 dan Decile Lift 2,38×) diperoleh dari lingkungan simulasi sintetis berbasis asumsi DGP yang dirancang oleh penulis. Hasil ini berfungsi sebagai pembuktian kelayakan metodologis (*proof-of-concept*) dan belum dapat diekstrapolasi langsung sebagai evaluasi efektivitas kebijakan empiris pada populasi wajib pajak riil (Snoke et al., 2018).</w:t>
       </w:r>
     </w:p>
     <w:p>
@@ -6652,7 +6854,7 @@
         <w:rPr>
           <w:sz w:val="21"/>
         </w:rPr>
-        <w:t>b. **Keterbatasan Dua Indikator BPS:** Evaluasi makroekonomi dalam penelitian ini hanya mencakup dua indikator (penetrasi e-commerce dan IP-TIK). Kesimpulan bahwa data makro memberikan kontribusi marginal hanya berlaku khusus pada dua indikator yang diuji dalam DGP ini, dan tidak dapat digeneralisasikan pada seluruh portofolio data statistik BPS.</w:t>
+        <w:t>b. Keterbatasan Dua Indikator BPS: Evaluasi makroekonomi dalam penelitian ini hanya mencakup dua indikator (penetrasi e-commerce dan IP-TIK). Kesimpulan bahwa data makro memberikan kontribusi marginal hanya berlaku khusus pada dua indikator yang diuji dalam DGP ini, dan tidak dapat digeneralisasikan pada seluruh portofolio data statistik BPS.</w:t>
       </w:r>
     </w:p>
     <w:p>
@@ -6665,7 +6867,7 @@
         <w:rPr>
           <w:sz w:val="21"/>
         </w:rPr>
-        <w:t>c. **Kebutuhan Validasi Lapangan:** Validasi eksternal memerlukan akses terhadap sampel audit historis teranomisasi (*historical tax audit sample*) dari otoritas pajak untuk menguji apakah korelasi antara proksi pihak ketiga dan temuan audit riil memiliki kekuatan sinyal yang setara dengan asumsi DGP.</w:t>
+        <w:t>c. Kebutuhan Validasi Lapangan: Validasi eksternal memerlukan akses terhadap sampel audit historis teranomisasi (*historical tax audit sample*) dari otoritas pajak untuk menguji apakah korelasi antara proksi pihak ketiga dan temuan audit riil memiliki kekuatan sinyal yang setara dengan asumsi DGP.</w:t>
       </w:r>
     </w:p>
     <w:p>
@@ -6720,7 +6922,7 @@
         <w:rPr>
           <w:sz w:val="21"/>
         </w:rPr>
-        <w:t>Penelitian ini merumuskan kerangka tolok ukur simulasi untuk menguji nilai informasi integrasi data pihak ketiga dalam pemeringkatan risiko kepatuhan pedagang daring. Dalam batas lingkungan simulasi yang diasumsikan, studi ablasi mengindikasikan bahwa pelaporan mandiri semata memiliki daya pembeda yang sangat terbatas (ROC-AUC 0,5641), sedangkan integrasi data transaksi gerbang pembayaran digital dan logistik berkorelasi dengan peningkatan performa pemeringkatan risiko yang substansial (ROC-AUC 0,7667 dan Top-20% Risk Yield 46,0\%). Dua indikator regional berbasis data BPS yang diuji memberikan kontribusi prediktif marginal (\Delta\text{AUC} = +0,0017). Model linier *Logistic Regression* memberikan kinerja diskriminasi tertinggi pada data uji (0,7856) karena kompleksitas model yang rendah dan minimnya risiko overfitting pada struktur data linier terdistorsi, sementara *TPE-optimized XGBoost* menghasilkan ROC-AUC 0,7682. Validasi lintas provinsi memberikan indikasi awal kemampuan generalisasi model pada provinsi holdout di dalam lingkungan simulasi (0,7643 \pm 0,0321).</w:t>
+        <w:t>Penelitian ini merumuskan kerangka tolok ukur simulasi untuk menguji nilai informasi integrasi data pihak ketiga dalam pemeringkatan risiko kepatuhan pedagang daring. Dalam batas lingkungan simulasi yang diasumsikan, studi ablasi mengindikasikan bahwa pelaporan mandiri semata memiliki daya pembeda yang sangat terbatas (ROC-AUC 0,5641), sedangkan integrasi data transaksi gerbang pembayaran digital dan logistik berkorelasi dengan peningkatan performa pemeringkatan risiko yang substansial (ROC-AUC 0,7667 dan Top-20% Risk Yield 46,0%). Dua indikator regional berbasis data BPS yang diuji memberikan kontribusi prediktif marginal (ΔAUC = +0,0017). Model linier *Logistic Regression* memberikan kinerja diskriminasi tertinggi pada data uji (0,7856) karena kompleksitas model yang rendah dan minimnya risiko overfitting pada struktur data linier terdistorsi, sementara *TPE-optimized XGBoost* menghasilkan ROC-AUC 0,7682. Validasi lintas provinsi memberikan indikasi awal kemampuan generalisasi model pada provinsi holdout di dalam lingkungan simulasi (0,7643 ± 0,0321).</w:t>
       </w:r>
     </w:p>
     <w:p>
@@ -6748,7 +6950,7 @@
         <w:rPr>
           <w:sz w:val="21"/>
         </w:rPr>
-        <w:t>a. **Interoperabilitas Data Pihak Ketiga:** Memprioritaskan standardisasi protokol pertukaran data terenkripsi antara otoritas pajak, penyedia gerbang pembayaran digital, dan platform logistik.</w:t>
+        <w:t>a. Interoperabilitas Data Pihak Ketiga: Memprioritaskan standardisasi protokol pertukaran data terenkripsi antara otoritas pajak, penyedia gerbang pembayaran digital, dan platform logistik.</w:t>
       </w:r>
     </w:p>
     <w:p>
@@ -6761,7 +6963,7 @@
         <w:rPr>
           <w:sz w:val="21"/>
         </w:rPr>
-        <w:t>b. **Pemanfaatan Model sebagai Alat Pemeringkat Prioritas (*Decision Support System*):** Menggunakan skor probabilitas model murni sebagai instrumen penyaring prioritas pemeriksaan, bukan penentu sanksi hukum otomatis, guna menjaga akuntabilitas algoritma.</w:t>
+        <w:t>b. Pemanfaatan Model sebagai Alat Pemeringkat Prioritas (*Decision Support System*): Menggunakan skor probabilitas model murni sebagai instrumen penyaring prioritas pemeriksaan, bukan penentu sanksi hukum otomatis, guna menjaga akuntabilitas algoritma.</w:t>
       </w:r>
     </w:p>
     <w:p>
@@ -6774,7 +6976,7 @@
         <w:rPr>
           <w:sz w:val="21"/>
         </w:rPr>
-        <w:t>c. **Uji Validasi Empiris Bertahap:** Menjadikan kerangka simulasi ini sebagai landasan desain eksperimen sebelum menguji coba model pada basis data audit administratif riil berskala percontohan (*pilot project*).</w:t>
+        <w:t>c. Uji Validasi Empiris Bertahap: Menjadikan kerangka simulasi ini sebagai landasan desain eksperimen sebelum menguji coba model pada basis data audit administratif riil berskala percontohan (*pilot project*).</w:t>
       </w:r>
     </w:p>
     <w:p>
@@ -7230,15 +7432,15 @@
         <w:tblLook w:firstColumn="1" w:firstRow="1" w:lastColumn="0" w:lastRow="0" w:noHBand="0" w:noVBand="1" w:val="04A0"/>
       </w:tblPr>
       <w:tblGrid>
-        <w:gridCol w:w="2272"/>
-        <w:gridCol w:w="2272"/>
-        <w:gridCol w:w="2272"/>
-        <w:gridCol w:w="2272"/>
+        <w:gridCol w:w="2257"/>
+        <w:gridCol w:w="2257"/>
+        <w:gridCol w:w="2257"/>
+        <w:gridCol w:w="2257"/>
       </w:tblGrid>
       <w:tr>
         <w:tc>
           <w:tcPr>
-            <w:tcW w:type="dxa" w:w="2272"/>
+            <w:tcW w:type="dxa" w:w="2257"/>
             <w:tcBorders>
               <w:top w:val="single" w:sz="12" w:space="0" w:color="000000"/>
               <w:left w:val="none"/>
@@ -7249,7 +7451,8 @@
           </w:tcPr>
           <w:p>
             <w:pPr>
-              <w:spacing w:before="40" w:after="40" w:line="240" w:lineRule="auto"/>
+              <w:spacing w:before="60" w:after="60" w:line="252" w:lineRule="auto"/>
+              <w:jc w:val="left"/>
             </w:pPr>
             <w:r>
               <w:rPr>
@@ -7263,7 +7466,7 @@
         </w:tc>
         <w:tc>
           <w:tcPr>
-            <w:tcW w:type="dxa" w:w="2272"/>
+            <w:tcW w:type="dxa" w:w="2257"/>
             <w:tcBorders>
               <w:top w:val="single" w:sz="12" w:space="0" w:color="000000"/>
               <w:left w:val="none"/>
@@ -7274,7 +7477,8 @@
           </w:tcPr>
           <w:p>
             <w:pPr>
-              <w:spacing w:before="40" w:after="40" w:line="240" w:lineRule="auto"/>
+              <w:spacing w:before="60" w:after="60" w:line="252" w:lineRule="auto"/>
+              <w:jc w:val="left"/>
             </w:pPr>
             <w:r>
               <w:rPr>
@@ -7288,7 +7492,7 @@
         </w:tc>
         <w:tc>
           <w:tcPr>
-            <w:tcW w:type="dxa" w:w="2272"/>
+            <w:tcW w:type="dxa" w:w="2257"/>
             <w:tcBorders>
               <w:top w:val="single" w:sz="12" w:space="0" w:color="000000"/>
               <w:left w:val="none"/>
@@ -7299,7 +7503,8 @@
           </w:tcPr>
           <w:p>
             <w:pPr>
-              <w:spacing w:before="40" w:after="40" w:line="240" w:lineRule="auto"/>
+              <w:spacing w:before="60" w:after="60" w:line="252" w:lineRule="auto"/>
+              <w:jc w:val="left"/>
             </w:pPr>
             <w:r>
               <w:rPr>
@@ -7313,7 +7518,7 @@
         </w:tc>
         <w:tc>
           <w:tcPr>
-            <w:tcW w:type="dxa" w:w="2272"/>
+            <w:tcW w:type="dxa" w:w="2257"/>
             <w:tcBorders>
               <w:top w:val="single" w:sz="12" w:space="0" w:color="000000"/>
               <w:left w:val="none"/>
@@ -7324,7 +7529,8 @@
           </w:tcPr>
           <w:p>
             <w:pPr>
-              <w:spacing w:before="40" w:after="40" w:line="240" w:lineRule="auto"/>
+              <w:spacing w:before="60" w:after="60" w:line="252" w:lineRule="auto"/>
+              <w:jc w:val="left"/>
             </w:pPr>
             <w:r>
               <w:rPr>
@@ -7340,7 +7546,7 @@
       <w:tr>
         <w:tc>
           <w:tcPr>
-            <w:tcW w:type="dxa" w:w="2272"/>
+            <w:tcW w:type="dxa" w:w="2257"/>
             <w:tcBorders>
               <w:top w:val="none"/>
               <w:left w:val="none"/>
@@ -7350,7 +7556,8 @@
           </w:tcPr>
           <w:p>
             <w:pPr>
-              <w:spacing w:before="40" w:after="40" w:line="240" w:lineRule="auto"/>
+              <w:spacing w:before="60" w:after="60" w:line="252" w:lineRule="auto"/>
+              <w:jc w:val="left"/>
             </w:pPr>
             <w:r>
               <w:rPr>
@@ -7363,7 +7570,7 @@
         </w:tc>
         <w:tc>
           <w:tcPr>
-            <w:tcW w:type="dxa" w:w="2272"/>
+            <w:tcW w:type="dxa" w:w="2257"/>
             <w:tcBorders>
               <w:top w:val="none"/>
               <w:left w:val="none"/>
@@ -7373,7 +7580,8 @@
           </w:tcPr>
           <w:p>
             <w:pPr>
-              <w:spacing w:before="40" w:after="40" w:line="240" w:lineRule="auto"/>
+              <w:spacing w:before="60" w:after="60" w:line="252" w:lineRule="auto"/>
+              <w:jc w:val="left"/>
             </w:pPr>
             <w:r>
               <w:rPr>
@@ -7386,7 +7594,7 @@
         </w:tc>
         <w:tc>
           <w:tcPr>
-            <w:tcW w:type="dxa" w:w="2272"/>
+            <w:tcW w:type="dxa" w:w="2257"/>
             <w:tcBorders>
               <w:top w:val="none"/>
               <w:left w:val="none"/>
@@ -7396,7 +7604,8 @@
           </w:tcPr>
           <w:p>
             <w:pPr>
-              <w:spacing w:before="40" w:after="40" w:line="240" w:lineRule="auto"/>
+              <w:spacing w:before="60" w:after="60" w:line="252" w:lineRule="auto"/>
+              <w:jc w:val="left"/>
             </w:pPr>
             <w:r>
               <w:rPr>
@@ -7409,7 +7618,7 @@
         </w:tc>
         <w:tc>
           <w:tcPr>
-            <w:tcW w:type="dxa" w:w="2272"/>
+            <w:tcW w:type="dxa" w:w="2257"/>
             <w:tcBorders>
               <w:top w:val="none"/>
               <w:left w:val="none"/>
@@ -7419,7 +7628,8 @@
           </w:tcPr>
           <w:p>
             <w:pPr>
-              <w:spacing w:before="40" w:after="40" w:line="240" w:lineRule="auto"/>
+              <w:spacing w:before="60" w:after="60" w:line="252" w:lineRule="auto"/>
+              <w:jc w:val="left"/>
             </w:pPr>
             <w:r>
               <w:rPr>
@@ -7434,7 +7644,7 @@
       <w:tr>
         <w:tc>
           <w:tcPr>
-            <w:tcW w:type="dxa" w:w="2272"/>
+            <w:tcW w:type="dxa" w:w="2257"/>
             <w:tcBorders>
               <w:top w:val="none"/>
               <w:left w:val="none"/>
@@ -7444,7 +7654,8 @@
           </w:tcPr>
           <w:p>
             <w:pPr>
-              <w:spacing w:before="40" w:after="40" w:line="240" w:lineRule="auto"/>
+              <w:spacing w:before="60" w:after="60" w:line="252" w:lineRule="auto"/>
+              <w:jc w:val="center"/>
             </w:pPr>
             <w:r>
               <w:rPr>
@@ -7457,7 +7668,7 @@
         </w:tc>
         <w:tc>
           <w:tcPr>
-            <w:tcW w:type="dxa" w:w="2272"/>
+            <w:tcW w:type="dxa" w:w="2257"/>
             <w:tcBorders>
               <w:top w:val="none"/>
               <w:left w:val="none"/>
@@ -7467,7 +7678,8 @@
           </w:tcPr>
           <w:p>
             <w:pPr>
-              <w:spacing w:before="40" w:after="40" w:line="240" w:lineRule="auto"/>
+              <w:spacing w:before="60" w:after="60" w:line="252" w:lineRule="auto"/>
+              <w:jc w:val="left"/>
             </w:pPr>
             <w:r>
               <w:rPr>
@@ -7480,7 +7692,7 @@
         </w:tc>
         <w:tc>
           <w:tcPr>
-            <w:tcW w:type="dxa" w:w="2272"/>
+            <w:tcW w:type="dxa" w:w="2257"/>
             <w:tcBorders>
               <w:top w:val="none"/>
               <w:left w:val="none"/>
@@ -7490,7 +7702,8 @@
           </w:tcPr>
           <w:p>
             <w:pPr>
-              <w:spacing w:before="40" w:after="40" w:line="240" w:lineRule="auto"/>
+              <w:spacing w:before="60" w:after="60" w:line="252" w:lineRule="auto"/>
+              <w:jc w:val="center"/>
             </w:pPr>
             <w:r>
               <w:rPr>
@@ -7503,7 +7716,7 @@
         </w:tc>
         <w:tc>
           <w:tcPr>
-            <w:tcW w:type="dxa" w:w="2272"/>
+            <w:tcW w:type="dxa" w:w="2257"/>
             <w:tcBorders>
               <w:top w:val="none"/>
               <w:left w:val="none"/>
@@ -7513,7 +7726,8 @@
           </w:tcPr>
           <w:p>
             <w:pPr>
-              <w:spacing w:before="40" w:after="40" w:line="240" w:lineRule="auto"/>
+              <w:spacing w:before="60" w:after="60" w:line="252" w:lineRule="auto"/>
+              <w:jc w:val="center"/>
             </w:pPr>
             <w:r>
               <w:rPr>
@@ -7528,7 +7742,7 @@
       <w:tr>
         <w:tc>
           <w:tcPr>
-            <w:tcW w:type="dxa" w:w="2272"/>
+            <w:tcW w:type="dxa" w:w="2257"/>
             <w:tcBorders>
               <w:top w:val="none"/>
               <w:left w:val="none"/>
@@ -7538,7 +7752,8 @@
           </w:tcPr>
           <w:p>
             <w:pPr>
-              <w:spacing w:before="40" w:after="40" w:line="240" w:lineRule="auto"/>
+              <w:spacing w:before="60" w:after="60" w:line="252" w:lineRule="auto"/>
+              <w:jc w:val="center"/>
             </w:pPr>
             <w:r>
               <w:rPr>
@@ -7551,7 +7766,7 @@
         </w:tc>
         <w:tc>
           <w:tcPr>
-            <w:tcW w:type="dxa" w:w="2272"/>
+            <w:tcW w:type="dxa" w:w="2257"/>
             <w:tcBorders>
               <w:top w:val="none"/>
               <w:left w:val="none"/>
@@ -7561,7 +7776,8 @@
           </w:tcPr>
           <w:p>
             <w:pPr>
-              <w:spacing w:before="40" w:after="40" w:line="240" w:lineRule="auto"/>
+              <w:spacing w:before="60" w:after="60" w:line="252" w:lineRule="auto"/>
+              <w:jc w:val="left"/>
             </w:pPr>
             <w:r>
               <w:rPr>
@@ -7574,7 +7790,7 @@
         </w:tc>
         <w:tc>
           <w:tcPr>
-            <w:tcW w:type="dxa" w:w="2272"/>
+            <w:tcW w:type="dxa" w:w="2257"/>
             <w:tcBorders>
               <w:top w:val="none"/>
               <w:left w:val="none"/>
@@ -7584,7 +7800,8 @@
           </w:tcPr>
           <w:p>
             <w:pPr>
-              <w:spacing w:before="40" w:after="40" w:line="240" w:lineRule="auto"/>
+              <w:spacing w:before="60" w:after="60" w:line="252" w:lineRule="auto"/>
+              <w:jc w:val="center"/>
             </w:pPr>
             <w:r>
               <w:rPr>
@@ -7597,7 +7814,7 @@
         </w:tc>
         <w:tc>
           <w:tcPr>
-            <w:tcW w:type="dxa" w:w="2272"/>
+            <w:tcW w:type="dxa" w:w="2257"/>
             <w:tcBorders>
               <w:top w:val="none"/>
               <w:left w:val="none"/>
@@ -7607,7 +7824,8 @@
           </w:tcPr>
           <w:p>
             <w:pPr>
-              <w:spacing w:before="40" w:after="40" w:line="240" w:lineRule="auto"/>
+              <w:spacing w:before="60" w:after="60" w:line="252" w:lineRule="auto"/>
+              <w:jc w:val="center"/>
             </w:pPr>
             <w:r>
               <w:rPr>
@@ -7622,7 +7840,7 @@
       <w:tr>
         <w:tc>
           <w:tcPr>
-            <w:tcW w:type="dxa" w:w="2272"/>
+            <w:tcW w:type="dxa" w:w="2257"/>
             <w:tcBorders>
               <w:top w:val="none"/>
               <w:left w:val="none"/>
@@ -7632,7 +7850,8 @@
           </w:tcPr>
           <w:p>
             <w:pPr>
-              <w:spacing w:before="40" w:after="40" w:line="240" w:lineRule="auto"/>
+              <w:spacing w:before="60" w:after="60" w:line="252" w:lineRule="auto"/>
+              <w:jc w:val="center"/>
             </w:pPr>
             <w:r>
               <w:rPr>
@@ -7645,7 +7864,7 @@
         </w:tc>
         <w:tc>
           <w:tcPr>
-            <w:tcW w:type="dxa" w:w="2272"/>
+            <w:tcW w:type="dxa" w:w="2257"/>
             <w:tcBorders>
               <w:top w:val="none"/>
               <w:left w:val="none"/>
@@ -7655,7 +7874,8 @@
           </w:tcPr>
           <w:p>
             <w:pPr>
-              <w:spacing w:before="40" w:after="40" w:line="240" w:lineRule="auto"/>
+              <w:spacing w:before="60" w:after="60" w:line="252" w:lineRule="auto"/>
+              <w:jc w:val="left"/>
             </w:pPr>
             <w:r>
               <w:rPr>
@@ -7668,7 +7888,7 @@
         </w:tc>
         <w:tc>
           <w:tcPr>
-            <w:tcW w:type="dxa" w:w="2272"/>
+            <w:tcW w:type="dxa" w:w="2257"/>
             <w:tcBorders>
               <w:top w:val="none"/>
               <w:left w:val="none"/>
@@ -7678,7 +7898,8 @@
           </w:tcPr>
           <w:p>
             <w:pPr>
-              <w:spacing w:before="40" w:after="40" w:line="240" w:lineRule="auto"/>
+              <w:spacing w:before="60" w:after="60" w:line="252" w:lineRule="auto"/>
+              <w:jc w:val="center"/>
             </w:pPr>
             <w:r>
               <w:rPr>
@@ -7691,7 +7912,7 @@
         </w:tc>
         <w:tc>
           <w:tcPr>
-            <w:tcW w:type="dxa" w:w="2272"/>
+            <w:tcW w:type="dxa" w:w="2257"/>
             <w:tcBorders>
               <w:top w:val="none"/>
               <w:left w:val="none"/>
@@ -7701,7 +7922,8 @@
           </w:tcPr>
           <w:p>
             <w:pPr>
-              <w:spacing w:before="40" w:after="40" w:line="240" w:lineRule="auto"/>
+              <w:spacing w:before="60" w:after="60" w:line="252" w:lineRule="auto"/>
+              <w:jc w:val="center"/>
             </w:pPr>
             <w:r>
               <w:rPr>
@@ -7716,7 +7938,7 @@
       <w:tr>
         <w:tc>
           <w:tcPr>
-            <w:tcW w:type="dxa" w:w="2272"/>
+            <w:tcW w:type="dxa" w:w="2257"/>
             <w:tcBorders>
               <w:top w:val="none"/>
               <w:left w:val="none"/>
@@ -7726,7 +7948,8 @@
           </w:tcPr>
           <w:p>
             <w:pPr>
-              <w:spacing w:before="40" w:after="40" w:line="240" w:lineRule="auto"/>
+              <w:spacing w:before="60" w:after="60" w:line="252" w:lineRule="auto"/>
+              <w:jc w:val="center"/>
             </w:pPr>
             <w:r>
               <w:rPr>
@@ -7739,7 +7962,7 @@
         </w:tc>
         <w:tc>
           <w:tcPr>
-            <w:tcW w:type="dxa" w:w="2272"/>
+            <w:tcW w:type="dxa" w:w="2257"/>
             <w:tcBorders>
               <w:top w:val="none"/>
               <w:left w:val="none"/>
@@ -7749,7 +7972,8 @@
           </w:tcPr>
           <w:p>
             <w:pPr>
-              <w:spacing w:before="40" w:after="40" w:line="240" w:lineRule="auto"/>
+              <w:spacing w:before="60" w:after="60" w:line="252" w:lineRule="auto"/>
+              <w:jc w:val="left"/>
             </w:pPr>
             <w:r>
               <w:rPr>
@@ -7762,7 +7986,7 @@
         </w:tc>
         <w:tc>
           <w:tcPr>
-            <w:tcW w:type="dxa" w:w="2272"/>
+            <w:tcW w:type="dxa" w:w="2257"/>
             <w:tcBorders>
               <w:top w:val="none"/>
               <w:left w:val="none"/>
@@ -7772,7 +7996,8 @@
           </w:tcPr>
           <w:p>
             <w:pPr>
-              <w:spacing w:before="40" w:after="40" w:line="240" w:lineRule="auto"/>
+              <w:spacing w:before="60" w:after="60" w:line="252" w:lineRule="auto"/>
+              <w:jc w:val="center"/>
             </w:pPr>
             <w:r>
               <w:rPr>
@@ -7785,7 +8010,7 @@
         </w:tc>
         <w:tc>
           <w:tcPr>
-            <w:tcW w:type="dxa" w:w="2272"/>
+            <w:tcW w:type="dxa" w:w="2257"/>
             <w:tcBorders>
               <w:top w:val="none"/>
               <w:left w:val="none"/>
@@ -7795,7 +8020,8 @@
           </w:tcPr>
           <w:p>
             <w:pPr>
-              <w:spacing w:before="40" w:after="40" w:line="240" w:lineRule="auto"/>
+              <w:spacing w:before="60" w:after="60" w:line="252" w:lineRule="auto"/>
+              <w:jc w:val="center"/>
             </w:pPr>
             <w:r>
               <w:rPr>
@@ -7810,7 +8036,7 @@
       <w:tr>
         <w:tc>
           <w:tcPr>
-            <w:tcW w:type="dxa" w:w="2272"/>
+            <w:tcW w:type="dxa" w:w="2257"/>
             <w:tcBorders>
               <w:top w:val="none"/>
               <w:left w:val="none"/>
@@ -7820,7 +8046,8 @@
           </w:tcPr>
           <w:p>
             <w:pPr>
-              <w:spacing w:before="40" w:after="40" w:line="240" w:lineRule="auto"/>
+              <w:spacing w:before="60" w:after="60" w:line="252" w:lineRule="auto"/>
+              <w:jc w:val="center"/>
             </w:pPr>
             <w:r>
               <w:rPr>
@@ -7833,7 +8060,7 @@
         </w:tc>
         <w:tc>
           <w:tcPr>
-            <w:tcW w:type="dxa" w:w="2272"/>
+            <w:tcW w:type="dxa" w:w="2257"/>
             <w:tcBorders>
               <w:top w:val="none"/>
               <w:left w:val="none"/>
@@ -7843,7 +8070,8 @@
           </w:tcPr>
           <w:p>
             <w:pPr>
-              <w:spacing w:before="40" w:after="40" w:line="240" w:lineRule="auto"/>
+              <w:spacing w:before="60" w:after="60" w:line="252" w:lineRule="auto"/>
+              <w:jc w:val="left"/>
             </w:pPr>
             <w:r>
               <w:rPr>
@@ -7856,7 +8084,7 @@
         </w:tc>
         <w:tc>
           <w:tcPr>
-            <w:tcW w:type="dxa" w:w="2272"/>
+            <w:tcW w:type="dxa" w:w="2257"/>
             <w:tcBorders>
               <w:top w:val="none"/>
               <w:left w:val="none"/>
@@ -7866,7 +8094,8 @@
           </w:tcPr>
           <w:p>
             <w:pPr>
-              <w:spacing w:before="40" w:after="40" w:line="240" w:lineRule="auto"/>
+              <w:spacing w:before="60" w:after="60" w:line="252" w:lineRule="auto"/>
+              <w:jc w:val="center"/>
             </w:pPr>
             <w:r>
               <w:rPr>
@@ -7879,7 +8108,7 @@
         </w:tc>
         <w:tc>
           <w:tcPr>
-            <w:tcW w:type="dxa" w:w="2272"/>
+            <w:tcW w:type="dxa" w:w="2257"/>
             <w:tcBorders>
               <w:top w:val="none"/>
               <w:left w:val="none"/>
@@ -7889,7 +8118,8 @@
           </w:tcPr>
           <w:p>
             <w:pPr>
-              <w:spacing w:before="40" w:after="40" w:line="240" w:lineRule="auto"/>
+              <w:spacing w:before="60" w:after="60" w:line="252" w:lineRule="auto"/>
+              <w:jc w:val="center"/>
             </w:pPr>
             <w:r>
               <w:rPr>
@@ -7904,7 +8134,7 @@
       <w:tr>
         <w:tc>
           <w:tcPr>
-            <w:tcW w:type="dxa" w:w="2272"/>
+            <w:tcW w:type="dxa" w:w="2257"/>
             <w:tcBorders>
               <w:top w:val="none"/>
               <w:left w:val="none"/>
@@ -7914,7 +8144,8 @@
           </w:tcPr>
           <w:p>
             <w:pPr>
-              <w:spacing w:before="40" w:after="40" w:line="240" w:lineRule="auto"/>
+              <w:spacing w:before="60" w:after="60" w:line="252" w:lineRule="auto"/>
+              <w:jc w:val="center"/>
             </w:pPr>
             <w:r>
               <w:rPr>
@@ -7927,7 +8158,7 @@
         </w:tc>
         <w:tc>
           <w:tcPr>
-            <w:tcW w:type="dxa" w:w="2272"/>
+            <w:tcW w:type="dxa" w:w="2257"/>
             <w:tcBorders>
               <w:top w:val="none"/>
               <w:left w:val="none"/>
@@ -7937,7 +8168,8 @@
           </w:tcPr>
           <w:p>
             <w:pPr>
-              <w:spacing w:before="40" w:after="40" w:line="240" w:lineRule="auto"/>
+              <w:spacing w:before="60" w:after="60" w:line="252" w:lineRule="auto"/>
+              <w:jc w:val="left"/>
             </w:pPr>
             <w:r>
               <w:rPr>
@@ -7950,7 +8182,7 @@
         </w:tc>
         <w:tc>
           <w:tcPr>
-            <w:tcW w:type="dxa" w:w="2272"/>
+            <w:tcW w:type="dxa" w:w="2257"/>
             <w:tcBorders>
               <w:top w:val="none"/>
               <w:left w:val="none"/>
@@ -7960,7 +8192,8 @@
           </w:tcPr>
           <w:p>
             <w:pPr>
-              <w:spacing w:before="40" w:after="40" w:line="240" w:lineRule="auto"/>
+              <w:spacing w:before="60" w:after="60" w:line="252" w:lineRule="auto"/>
+              <w:jc w:val="center"/>
             </w:pPr>
             <w:r>
               <w:rPr>
@@ -7973,7 +8206,7 @@
         </w:tc>
         <w:tc>
           <w:tcPr>
-            <w:tcW w:type="dxa" w:w="2272"/>
+            <w:tcW w:type="dxa" w:w="2257"/>
             <w:tcBorders>
               <w:top w:val="none"/>
               <w:left w:val="none"/>
@@ -7983,7 +8216,8 @@
           </w:tcPr>
           <w:p>
             <w:pPr>
-              <w:spacing w:before="40" w:after="40" w:line="240" w:lineRule="auto"/>
+              <w:spacing w:before="60" w:after="60" w:line="252" w:lineRule="auto"/>
+              <w:jc w:val="center"/>
             </w:pPr>
             <w:r>
               <w:rPr>
@@ -7998,7 +8232,7 @@
       <w:tr>
         <w:tc>
           <w:tcPr>
-            <w:tcW w:type="dxa" w:w="2272"/>
+            <w:tcW w:type="dxa" w:w="2257"/>
             <w:tcBorders>
               <w:top w:val="none"/>
               <w:left w:val="none"/>
@@ -8008,7 +8242,8 @@
           </w:tcPr>
           <w:p>
             <w:pPr>
-              <w:spacing w:before="40" w:after="40" w:line="240" w:lineRule="auto"/>
+              <w:spacing w:before="60" w:after="60" w:line="252" w:lineRule="auto"/>
+              <w:jc w:val="center"/>
             </w:pPr>
             <w:r>
               <w:rPr>
@@ -8021,7 +8256,7 @@
         </w:tc>
         <w:tc>
           <w:tcPr>
-            <w:tcW w:type="dxa" w:w="2272"/>
+            <w:tcW w:type="dxa" w:w="2257"/>
             <w:tcBorders>
               <w:top w:val="none"/>
               <w:left w:val="none"/>
@@ -8031,7 +8266,8 @@
           </w:tcPr>
           <w:p>
             <w:pPr>
-              <w:spacing w:before="40" w:after="40" w:line="240" w:lineRule="auto"/>
+              <w:spacing w:before="60" w:after="60" w:line="252" w:lineRule="auto"/>
+              <w:jc w:val="left"/>
             </w:pPr>
             <w:r>
               <w:rPr>
@@ -8044,7 +8280,7 @@
         </w:tc>
         <w:tc>
           <w:tcPr>
-            <w:tcW w:type="dxa" w:w="2272"/>
+            <w:tcW w:type="dxa" w:w="2257"/>
             <w:tcBorders>
               <w:top w:val="none"/>
               <w:left w:val="none"/>
@@ -8054,7 +8290,8 @@
           </w:tcPr>
           <w:p>
             <w:pPr>
-              <w:spacing w:before="40" w:after="40" w:line="240" w:lineRule="auto"/>
+              <w:spacing w:before="60" w:after="60" w:line="252" w:lineRule="auto"/>
+              <w:jc w:val="center"/>
             </w:pPr>
             <w:r>
               <w:rPr>
@@ -8067,7 +8304,7 @@
         </w:tc>
         <w:tc>
           <w:tcPr>
-            <w:tcW w:type="dxa" w:w="2272"/>
+            <w:tcW w:type="dxa" w:w="2257"/>
             <w:tcBorders>
               <w:top w:val="none"/>
               <w:left w:val="none"/>
@@ -8077,7 +8314,8 @@
           </w:tcPr>
           <w:p>
             <w:pPr>
-              <w:spacing w:before="40" w:after="40" w:line="240" w:lineRule="auto"/>
+              <w:spacing w:before="60" w:after="60" w:line="252" w:lineRule="auto"/>
+              <w:jc w:val="center"/>
             </w:pPr>
             <w:r>
               <w:rPr>
@@ -8092,7 +8330,7 @@
       <w:tr>
         <w:tc>
           <w:tcPr>
-            <w:tcW w:type="dxa" w:w="2272"/>
+            <w:tcW w:type="dxa" w:w="2257"/>
             <w:tcBorders>
               <w:top w:val="none"/>
               <w:left w:val="none"/>
@@ -8102,7 +8340,8 @@
           </w:tcPr>
           <w:p>
             <w:pPr>
-              <w:spacing w:before="40" w:after="40" w:line="240" w:lineRule="auto"/>
+              <w:spacing w:before="60" w:after="60" w:line="252" w:lineRule="auto"/>
+              <w:jc w:val="center"/>
             </w:pPr>
             <w:r>
               <w:rPr>
@@ -8115,7 +8354,7 @@
         </w:tc>
         <w:tc>
           <w:tcPr>
-            <w:tcW w:type="dxa" w:w="2272"/>
+            <w:tcW w:type="dxa" w:w="2257"/>
             <w:tcBorders>
               <w:top w:val="none"/>
               <w:left w:val="none"/>
@@ -8125,7 +8364,8 @@
           </w:tcPr>
           <w:p>
             <w:pPr>
-              <w:spacing w:before="40" w:after="40" w:line="240" w:lineRule="auto"/>
+              <w:spacing w:before="60" w:after="60" w:line="252" w:lineRule="auto"/>
+              <w:jc w:val="left"/>
             </w:pPr>
             <w:r>
               <w:rPr>
@@ -8138,7 +8378,7 @@
         </w:tc>
         <w:tc>
           <w:tcPr>
-            <w:tcW w:type="dxa" w:w="2272"/>
+            <w:tcW w:type="dxa" w:w="2257"/>
             <w:tcBorders>
               <w:top w:val="none"/>
               <w:left w:val="none"/>
@@ -8148,7 +8388,8 @@
           </w:tcPr>
           <w:p>
             <w:pPr>
-              <w:spacing w:before="40" w:after="40" w:line="240" w:lineRule="auto"/>
+              <w:spacing w:before="60" w:after="60" w:line="252" w:lineRule="auto"/>
+              <w:jc w:val="center"/>
             </w:pPr>
             <w:r>
               <w:rPr>
@@ -8161,7 +8402,7 @@
         </w:tc>
         <w:tc>
           <w:tcPr>
-            <w:tcW w:type="dxa" w:w="2272"/>
+            <w:tcW w:type="dxa" w:w="2257"/>
             <w:tcBorders>
               <w:top w:val="none"/>
               <w:left w:val="none"/>
@@ -8171,7 +8412,8 @@
           </w:tcPr>
           <w:p>
             <w:pPr>
-              <w:spacing w:before="40" w:after="40" w:line="240" w:lineRule="auto"/>
+              <w:spacing w:before="60" w:after="60" w:line="252" w:lineRule="auto"/>
+              <w:jc w:val="center"/>
             </w:pPr>
             <w:r>
               <w:rPr>
@@ -8186,7 +8428,7 @@
       <w:tr>
         <w:tc>
           <w:tcPr>
-            <w:tcW w:type="dxa" w:w="2272"/>
+            <w:tcW w:type="dxa" w:w="2257"/>
             <w:tcBorders>
               <w:top w:val="none"/>
               <w:left w:val="none"/>
@@ -8196,7 +8438,8 @@
           </w:tcPr>
           <w:p>
             <w:pPr>
-              <w:spacing w:before="40" w:after="40" w:line="240" w:lineRule="auto"/>
+              <w:spacing w:before="60" w:after="60" w:line="252" w:lineRule="auto"/>
+              <w:jc w:val="center"/>
             </w:pPr>
             <w:r>
               <w:rPr>
@@ -8209,7 +8452,7 @@
         </w:tc>
         <w:tc>
           <w:tcPr>
-            <w:tcW w:type="dxa" w:w="2272"/>
+            <w:tcW w:type="dxa" w:w="2257"/>
             <w:tcBorders>
               <w:top w:val="none"/>
               <w:left w:val="none"/>
@@ -8219,7 +8462,8 @@
           </w:tcPr>
           <w:p>
             <w:pPr>
-              <w:spacing w:before="40" w:after="40" w:line="240" w:lineRule="auto"/>
+              <w:spacing w:before="60" w:after="60" w:line="252" w:lineRule="auto"/>
+              <w:jc w:val="left"/>
             </w:pPr>
             <w:r>
               <w:rPr>
@@ -8232,7 +8476,7 @@
         </w:tc>
         <w:tc>
           <w:tcPr>
-            <w:tcW w:type="dxa" w:w="2272"/>
+            <w:tcW w:type="dxa" w:w="2257"/>
             <w:tcBorders>
               <w:top w:val="none"/>
               <w:left w:val="none"/>
@@ -8242,7 +8486,8 @@
           </w:tcPr>
           <w:p>
             <w:pPr>
-              <w:spacing w:before="40" w:after="40" w:line="240" w:lineRule="auto"/>
+              <w:spacing w:before="60" w:after="60" w:line="252" w:lineRule="auto"/>
+              <w:jc w:val="center"/>
             </w:pPr>
             <w:r>
               <w:rPr>
@@ -8255,7 +8500,7 @@
         </w:tc>
         <w:tc>
           <w:tcPr>
-            <w:tcW w:type="dxa" w:w="2272"/>
+            <w:tcW w:type="dxa" w:w="2257"/>
             <w:tcBorders>
               <w:top w:val="none"/>
               <w:left w:val="none"/>
@@ -8265,7 +8510,8 @@
           </w:tcPr>
           <w:p>
             <w:pPr>
-              <w:spacing w:before="40" w:after="40" w:line="240" w:lineRule="auto"/>
+              <w:spacing w:before="60" w:after="60" w:line="252" w:lineRule="auto"/>
+              <w:jc w:val="center"/>
             </w:pPr>
             <w:r>
               <w:rPr>
@@ -8280,7 +8526,7 @@
       <w:tr>
         <w:tc>
           <w:tcPr>
-            <w:tcW w:type="dxa" w:w="2272"/>
+            <w:tcW w:type="dxa" w:w="2257"/>
             <w:tcBorders>
               <w:top w:val="none"/>
               <w:left w:val="none"/>
@@ -8290,7 +8536,8 @@
           </w:tcPr>
           <w:p>
             <w:pPr>
-              <w:spacing w:before="40" w:after="40" w:line="240" w:lineRule="auto"/>
+              <w:spacing w:before="60" w:after="60" w:line="252" w:lineRule="auto"/>
+              <w:jc w:val="center"/>
             </w:pPr>
             <w:r>
               <w:rPr>
@@ -8303,7 +8550,7 @@
         </w:tc>
         <w:tc>
           <w:tcPr>
-            <w:tcW w:type="dxa" w:w="2272"/>
+            <w:tcW w:type="dxa" w:w="2257"/>
             <w:tcBorders>
               <w:top w:val="none"/>
               <w:left w:val="none"/>
@@ -8313,7 +8560,8 @@
           </w:tcPr>
           <w:p>
             <w:pPr>
-              <w:spacing w:before="40" w:after="40" w:line="240" w:lineRule="auto"/>
+              <w:spacing w:before="60" w:after="60" w:line="252" w:lineRule="auto"/>
+              <w:jc w:val="left"/>
             </w:pPr>
             <w:r>
               <w:rPr>
@@ -8326,7 +8574,7 @@
         </w:tc>
         <w:tc>
           <w:tcPr>
-            <w:tcW w:type="dxa" w:w="2272"/>
+            <w:tcW w:type="dxa" w:w="2257"/>
             <w:tcBorders>
               <w:top w:val="none"/>
               <w:left w:val="none"/>
@@ -8336,7 +8584,8 @@
           </w:tcPr>
           <w:p>
             <w:pPr>
-              <w:spacing w:before="40" w:after="40" w:line="240" w:lineRule="auto"/>
+              <w:spacing w:before="60" w:after="60" w:line="252" w:lineRule="auto"/>
+              <w:jc w:val="center"/>
             </w:pPr>
             <w:r>
               <w:rPr>
@@ -8349,7 +8598,7 @@
         </w:tc>
         <w:tc>
           <w:tcPr>
-            <w:tcW w:type="dxa" w:w="2272"/>
+            <w:tcW w:type="dxa" w:w="2257"/>
             <w:tcBorders>
               <w:top w:val="none"/>
               <w:left w:val="none"/>
@@ -8359,7 +8608,8 @@
           </w:tcPr>
           <w:p>
             <w:pPr>
-              <w:spacing w:before="40" w:after="40" w:line="240" w:lineRule="auto"/>
+              <w:spacing w:before="60" w:after="60" w:line="252" w:lineRule="auto"/>
+              <w:jc w:val="center"/>
             </w:pPr>
             <w:r>
               <w:rPr>
@@ -8379,15 +8629,16 @@
     </w:p>
     <w:p>
       <w:pPr>
-        <w:spacing w:after="100" w:line="276" w:lineRule="auto"/>
-        <w:ind w:firstLine="504"/>
-        <w:jc w:val="both"/>
+        <w:keepNext/>
+        <w:spacing w:before="120" w:after="40"/>
       </w:pPr>
       <w:r>
         <w:rPr>
-          <w:sz w:val="21"/>
+          <w:b/>
+          <w:i/>
+          <w:sz w:val="20"/>
         </w:rPr>
-        <w:t>*Sumber data:*</w:t>
+        <w:t>Sumber data:</w:t>
       </w:r>
     </w:p>
     <w:p>
@@ -8418,7 +8669,7 @@
     </w:p>
     <w:sectPr>
       <w:pgSz w:w="11909" w:h="16834"/>
-      <w:pgMar w:top="1411" w:right="1411" w:bottom="1411" w:left="1411" w:header="720" w:footer="720" w:gutter="0"/>
+      <w:pgMar w:top="1440" w:right="1440" w:bottom="1440" w:left="1440" w:header="720" w:footer="720" w:gutter="0"/>
       <w:cols w:space="720"/>
       <w:docGrid w:linePitch="360"/>
     </w:sectPr>

--- a/tax_compliance_manuscript_clean.docx
+++ b/tax_compliance_manuscript_clean.docx
@@ -9,6 +9,7 @@
       </w:pPr>
       <w:r>
         <w:rPr>
+          <w:rFonts w:ascii="Times New Roman" w:hAnsi="Times New Roman"/>
           <w:b/>
           <w:sz w:val="28"/>
         </w:rPr>
@@ -22,6 +23,7 @@
       </w:pPr>
       <w:r>
         <w:rPr>
+          <w:rFonts w:ascii="Times New Roman" w:hAnsi="Times New Roman"/>
           <w:i/>
           <w:sz w:val="22"/>
         </w:rPr>
@@ -112,9 +114,283 @@
       </w:r>
       <w:r>
         <w:rPr>
+          <w:rFonts w:ascii="Times New Roman" w:hAnsi="Times New Roman"/>
+          <w:i w:val="0"/>
           <w:sz w:val="19"/>
         </w:rPr>
-        <w:t>Pertumbuhan perniagaan elektronik di Indonesia menimbulkan tantangan pengawasan bagi Direktorat Jenderal Pajak (DJP), khususnya dalam memverifikasi kewajaran pelaporan peredaran usaha (*self-assessment*) pedagang daring. Mengingat adanya batasan kerahasiaan data perpajakan individual (*taxpayer confidentiality*), penelitian ini merancang sebuah kerangka kerja tolok ukur simulasi sintetis (*synthetic simulation benchmark*) non-sirkular (di mana target audit dibangkitkan dari variabel laten yang terpisah dari fitur masukan) sebagai uji kelayakan metodologis (*proof-of-concept*). Target temuan audit dibangkitkan 100% dari variabel laten tak teramati (perilaku *cash skimming*, distorsi inventaris, dan anomali logistik), sedangkan fitur teramati diperlakukan sebagai proksi bernoise (*noisy proxies*) terhadap keadaan laten. Melalui eksperimen terhadap 5.000 data observasi dengan prevalensi dasar (*base rate*) risiko sebesar 25,0% dan skema validasi silang berstrata 5-Fold (seed=42), kami mengevaluasi kemampuan pemeringkatan risiko (*risk ranking*) dari empat model: *Logistic Regression*, *Random Forest*, *LightGBM*, dan *XGBoost* yang dioptimasi menggunakan Optuna dengan *Tree-structured Parzen Estimator* (TPE, 20 trial). Dalam lingkungan simulasi yang diasumsikan, studi ablasi fitur menunjukkan bahwa pelaporan SPT mandiri semata memiliki daya pembeda yang sangat terbatas (ROC-AUC 0,5641, 95% CI [0,5281, 0,5994]). Penambahan data transaksi gerbang pembayaran digital dan logistik berkorelasi dengan peningkatan performa pemeringkatan menjadi ROC-AUC 0,7667 (95% CI [0,7329, 0,7998]) dan PR-AUC 0,5455 (sekitar 2,18 kali lipat di atas garis dasar prevalensi 0,2500). Penambahan dua indikator regional berbasis data BPS memberikan kontribusi kontekstual marginal (ROC-AUC 0,7684) dengan tangkapan temuan pada kelompok risiko 20% teratas (*Top-20% Risk Yield*) sebesar 45,2% (95% CI [40,8%, 49,6%]) yang secara statistik beririsan dengan tahap logistik (46,0%, 95% CI [41,2%, 50,4%]). Model linier *Logistic Regression* menghasilkan ROC-AUC data uji tertinggi (0,7856, 95% CI [0,7529, 0,8168], ROC-AUC latih 0,7891), sementara *TPE-optimized XGBoost* menghasilkan ROC-AUC uji 0,7682 (95% CI [0,7346, 0,8011], ROC-AUC latih 0,8120). Uji validasi lintas provinsi holdout berulang (R=5 pasangan provinsi) menghasilkan rata-rata ROC-AUC sebesar 0,7643 ± 0,0321, dan analisis sensitivitas DGP menunjukkan kestabilan relatif struktur pemeringkatan lintas variasi bobot parameter laten. Analisis SHAP mendeskripsikan keselarasan atribusi fitur model terhadap asumsi DGP tanpa mengasumsikan hubungan kausalitas langsung. Kerangka kerja ini menyajikan bukti metodologis awal bagi pengembangan sistem pendukung keputusan (*decision support system*) pemeringkatan prioritas audit yang sejalan dengan prinsip akuntabilitas tata kelola data.</w:t>
+        <w:t>Pertumbuhan perniagaan elektronik di Indonesia menimbulkan tantangan pengawasan bagi Direktorat Jenderal Pajak (DJP), khususnya dalam memverifikasi kewajaran pelaporan peredaran usaha (</w:t>
+      </w:r>
+      <w:r>
+        <w:rPr>
+          <w:rFonts w:ascii="Times New Roman" w:hAnsi="Times New Roman"/>
+          <w:i/>
+          <w:sz w:val="19"/>
+        </w:rPr>
+        <w:t>self-assessment</w:t>
+      </w:r>
+      <w:r>
+        <w:rPr>
+          <w:rFonts w:ascii="Times New Roman" w:hAnsi="Times New Roman"/>
+          <w:i w:val="0"/>
+          <w:sz w:val="19"/>
+        </w:rPr>
+        <w:t>) pedagang daring. Mengingat adanya batasan kerahasiaan data perpajakan individual (</w:t>
+      </w:r>
+      <w:r>
+        <w:rPr>
+          <w:rFonts w:ascii="Times New Roman" w:hAnsi="Times New Roman"/>
+          <w:i/>
+          <w:sz w:val="19"/>
+        </w:rPr>
+        <w:t>taxpayer confidentiality</w:t>
+      </w:r>
+      <w:r>
+        <w:rPr>
+          <w:rFonts w:ascii="Times New Roman" w:hAnsi="Times New Roman"/>
+          <w:i w:val="0"/>
+          <w:sz w:val="19"/>
+        </w:rPr>
+        <w:t>), penelitian ini merancang sebuah kerangka kerja tolok ukur simulasi sintetis (</w:t>
+      </w:r>
+      <w:r>
+        <w:rPr>
+          <w:rFonts w:ascii="Times New Roman" w:hAnsi="Times New Roman"/>
+          <w:i/>
+          <w:sz w:val="19"/>
+        </w:rPr>
+        <w:t>synthetic simulation benchmark</w:t>
+      </w:r>
+      <w:r>
+        <w:rPr>
+          <w:rFonts w:ascii="Times New Roman" w:hAnsi="Times New Roman"/>
+          <w:i w:val="0"/>
+          <w:sz w:val="19"/>
+        </w:rPr>
+        <w:t>) non-sirkular (di mana target audit dibangkitkan dari variabel laten yang terpisah dari fitur masukan) sebagai uji kelayakan metodologis (</w:t>
+      </w:r>
+      <w:r>
+        <w:rPr>
+          <w:rFonts w:ascii="Times New Roman" w:hAnsi="Times New Roman"/>
+          <w:i/>
+          <w:sz w:val="19"/>
+        </w:rPr>
+        <w:t>proof-of-concept</w:t>
+      </w:r>
+      <w:r>
+        <w:rPr>
+          <w:rFonts w:ascii="Times New Roman" w:hAnsi="Times New Roman"/>
+          <w:i w:val="0"/>
+          <w:sz w:val="19"/>
+        </w:rPr>
+        <w:t xml:space="preserve">). Target temuan audit dibangkitkan 100% dari variabel laten tak teramati (perilaku </w:t>
+      </w:r>
+      <w:r>
+        <w:rPr>
+          <w:rFonts w:ascii="Times New Roman" w:hAnsi="Times New Roman"/>
+          <w:i/>
+          <w:sz w:val="19"/>
+        </w:rPr>
+        <w:t>cash skimming</w:t>
+      </w:r>
+      <w:r>
+        <w:rPr>
+          <w:rFonts w:ascii="Times New Roman" w:hAnsi="Times New Roman"/>
+          <w:i w:val="0"/>
+          <w:sz w:val="19"/>
+        </w:rPr>
+        <w:t>, distorsi inventaris, dan anomali logistik), sedangkan fitur teramati diperlakukan sebagai proksi bernoise (</w:t>
+      </w:r>
+      <w:r>
+        <w:rPr>
+          <w:rFonts w:ascii="Times New Roman" w:hAnsi="Times New Roman"/>
+          <w:i/>
+          <w:sz w:val="19"/>
+        </w:rPr>
+        <w:t>noisy proxies</w:t>
+      </w:r>
+      <w:r>
+        <w:rPr>
+          <w:rFonts w:ascii="Times New Roman" w:hAnsi="Times New Roman"/>
+          <w:i w:val="0"/>
+          <w:sz w:val="19"/>
+        </w:rPr>
+        <w:t>) terhadap keadaan laten. Melalui eksperimen terhadap 5.000 data observasi dengan prevalensi dasar (</w:t>
+      </w:r>
+      <w:r>
+        <w:rPr>
+          <w:rFonts w:ascii="Times New Roman" w:hAnsi="Times New Roman"/>
+          <w:i/>
+          <w:sz w:val="19"/>
+        </w:rPr>
+        <w:t>base rate</w:t>
+      </w:r>
+      <w:r>
+        <w:rPr>
+          <w:rFonts w:ascii="Times New Roman" w:hAnsi="Times New Roman"/>
+          <w:i w:val="0"/>
+          <w:sz w:val="19"/>
+        </w:rPr>
+        <w:t>) risiko sebesar 25,0% dan skema validasi silang berstrata 5-Fold (seed=42), kami mengevaluasi kemampuan pemeringkatan risiko (</w:t>
+      </w:r>
+      <w:r>
+        <w:rPr>
+          <w:rFonts w:ascii="Times New Roman" w:hAnsi="Times New Roman"/>
+          <w:i/>
+          <w:sz w:val="19"/>
+        </w:rPr>
+        <w:t>risk ranking</w:t>
+      </w:r>
+      <w:r>
+        <w:rPr>
+          <w:rFonts w:ascii="Times New Roman" w:hAnsi="Times New Roman"/>
+          <w:i w:val="0"/>
+          <w:sz w:val="19"/>
+        </w:rPr>
+        <w:t xml:space="preserve">) dari empat model: </w:t>
+      </w:r>
+      <w:r>
+        <w:rPr>
+          <w:rFonts w:ascii="Times New Roman" w:hAnsi="Times New Roman"/>
+          <w:i/>
+          <w:sz w:val="19"/>
+        </w:rPr>
+        <w:t>Logistic Regression</w:t>
+      </w:r>
+      <w:r>
+        <w:rPr>
+          <w:rFonts w:ascii="Times New Roman" w:hAnsi="Times New Roman"/>
+          <w:i w:val="0"/>
+          <w:sz w:val="19"/>
+        </w:rPr>
+        <w:t xml:space="preserve">, </w:t>
+      </w:r>
+      <w:r>
+        <w:rPr>
+          <w:rFonts w:ascii="Times New Roman" w:hAnsi="Times New Roman"/>
+          <w:i/>
+          <w:sz w:val="19"/>
+        </w:rPr>
+        <w:t>Random Forest</w:t>
+      </w:r>
+      <w:r>
+        <w:rPr>
+          <w:rFonts w:ascii="Times New Roman" w:hAnsi="Times New Roman"/>
+          <w:i w:val="0"/>
+          <w:sz w:val="19"/>
+        </w:rPr>
+        <w:t xml:space="preserve">, </w:t>
+      </w:r>
+      <w:r>
+        <w:rPr>
+          <w:rFonts w:ascii="Times New Roman" w:hAnsi="Times New Roman"/>
+          <w:i/>
+          <w:sz w:val="19"/>
+        </w:rPr>
+        <w:t>LightGBM</w:t>
+      </w:r>
+      <w:r>
+        <w:rPr>
+          <w:rFonts w:ascii="Times New Roman" w:hAnsi="Times New Roman"/>
+          <w:i w:val="0"/>
+          <w:sz w:val="19"/>
+        </w:rPr>
+        <w:t xml:space="preserve">, dan </w:t>
+      </w:r>
+      <w:r>
+        <w:rPr>
+          <w:rFonts w:ascii="Times New Roman" w:hAnsi="Times New Roman"/>
+          <w:i/>
+          <w:sz w:val="19"/>
+        </w:rPr>
+        <w:t>XGBoost</w:t>
+      </w:r>
+      <w:r>
+        <w:rPr>
+          <w:rFonts w:ascii="Times New Roman" w:hAnsi="Times New Roman"/>
+          <w:i w:val="0"/>
+          <w:sz w:val="19"/>
+        </w:rPr>
+        <w:t xml:space="preserve"> yang dioptimasi menggunakan Optuna dengan </w:t>
+      </w:r>
+      <w:r>
+        <w:rPr>
+          <w:rFonts w:ascii="Times New Roman" w:hAnsi="Times New Roman"/>
+          <w:i/>
+          <w:sz w:val="19"/>
+        </w:rPr>
+        <w:t>Tree-structured Parzen Estimator</w:t>
+      </w:r>
+      <w:r>
+        <w:rPr>
+          <w:rFonts w:ascii="Times New Roman" w:hAnsi="Times New Roman"/>
+          <w:i w:val="0"/>
+          <w:sz w:val="19"/>
+        </w:rPr>
+        <w:t xml:space="preserve"> (TPE, 20 trial). Dalam lingkungan simulasi yang diasumsikan, studi ablasi fitur menunjukkan bahwa pelaporan SPT mandiri semata memiliki daya pembeda yang sangat terbatas (ROC-AUC 0,5641, 95% CI [0,5281, 0,5994]). Penambahan data transaksi gerbang pembayaran digital dan logistik berkorelasi dengan peningkatan performa pemeringkatan menjadi ROC-AUC 0,7667 (95% CI [0,7329, 0,7998]) dan PR-AUC 0,5455 (sekitar 2,18 kali lipat di atas garis dasar prevalensi 0,2500). Penambahan dua indikator regional berbasis data BPS memberikan kontribusi kontekstual marginal (ROC-AUC 0,7684) dengan tangkapan temuan pada kelompok risiko 20% teratas (</w:t>
+      </w:r>
+      <w:r>
+        <w:rPr>
+          <w:rFonts w:ascii="Times New Roman" w:hAnsi="Times New Roman"/>
+          <w:i/>
+          <w:sz w:val="19"/>
+        </w:rPr>
+        <w:t>Top-20% Risk Yield</w:t>
+      </w:r>
+      <w:r>
+        <w:rPr>
+          <w:rFonts w:ascii="Times New Roman" w:hAnsi="Times New Roman"/>
+          <w:i w:val="0"/>
+          <w:sz w:val="19"/>
+        </w:rPr>
+        <w:t xml:space="preserve">) sebesar 45,2% (95% CI [40,8%, 49,6%]) yang secara statistik beririsan dengan tahap logistik (46,0%, 95% CI [41,2%, 50,4%]). Model linier </w:t>
+      </w:r>
+      <w:r>
+        <w:rPr>
+          <w:rFonts w:ascii="Times New Roman" w:hAnsi="Times New Roman"/>
+          <w:i/>
+          <w:sz w:val="19"/>
+        </w:rPr>
+        <w:t>Logistic Regression</w:t>
+      </w:r>
+      <w:r>
+        <w:rPr>
+          <w:rFonts w:ascii="Times New Roman" w:hAnsi="Times New Roman"/>
+          <w:i w:val="0"/>
+          <w:sz w:val="19"/>
+        </w:rPr>
+        <w:t xml:space="preserve"> menghasilkan ROC-AUC data uji tertinggi (0,7856, 95% CI [0,7529, 0,8168], ROC-AUC latih 0,7891), sementara </w:t>
+      </w:r>
+      <w:r>
+        <w:rPr>
+          <w:rFonts w:ascii="Times New Roman" w:hAnsi="Times New Roman"/>
+          <w:i/>
+          <w:sz w:val="19"/>
+        </w:rPr>
+        <w:t>TPE-optimized XGBoost</w:t>
+      </w:r>
+      <w:r>
+        <w:rPr>
+          <w:rFonts w:ascii="Times New Roman" w:hAnsi="Times New Roman"/>
+          <w:i w:val="0"/>
+          <w:sz w:val="19"/>
+        </w:rPr>
+        <w:t xml:space="preserve"> menghasilkan ROC-AUC uji 0,7682 (95% CI [0,7346, 0,8011], ROC-AUC latih 0,8120). Uji validasi lintas provinsi holdout berulang (R=5 pasangan provinsi) menghasilkan rata-rata ROC-AUC sebesar 0,7643 ± 0,0321, dan analisis sensitivitas DGP menunjukkan kestabilan relatif struktur pemeringkatan lintas variasi bobot parameter laten. Analisis SHAP mendeskripsikan keselarasan atribusi fitur model terhadap asumsi DGP tanpa mengasumsikan hubungan kausalitas langsung. Kerangka kerja ini menyajikan bukti metodologis awal bagi pengembangan sistem pendukung keputusan (</w:t>
+      </w:r>
+      <w:r>
+        <w:rPr>
+          <w:rFonts w:ascii="Times New Roman" w:hAnsi="Times New Roman"/>
+          <w:i/>
+          <w:sz w:val="19"/>
+        </w:rPr>
+        <w:t>decision support system</w:t>
+      </w:r>
+      <w:r>
+        <w:rPr>
+          <w:rFonts w:ascii="Times New Roman" w:hAnsi="Times New Roman"/>
+          <w:i w:val="0"/>
+          <w:sz w:val="19"/>
+        </w:rPr>
+        <w:t>) pemeringkatan prioritas audit yang sejalan dengan prinsip akuntabilitas tata kelola data.</w:t>
       </w:r>
     </w:p>
     <w:p>
@@ -150,6 +426,7 @@
       </w:r>
       <w:r>
         <w:rPr>
+          <w:rFonts w:ascii="Times New Roman" w:hAnsi="Times New Roman"/>
           <w:i/>
           <w:sz w:val="19"/>
         </w:rPr>
@@ -205,9 +482,75 @@
       </w:pPr>
       <w:r>
         <w:rPr>
+          <w:rFonts w:ascii="Times New Roman" w:hAnsi="Times New Roman"/>
+          <w:i w:val="0"/>
           <w:sz w:val="21"/>
         </w:rPr>
-        <w:t>Pertumbuhan ekonomi digital di Indonesia terus mencatatkan peningkatan volume transaksi yang pesat. Laporan e-Conomy SEA (Google, Temasek, &amp; Bain, 2025) memperkirakan nilai transaksi bruto (*Gross Merchandise Value*) ekonomi digital Indonesia mencapai US99 miliar pada tahun 2025. Perdagangan melalui lokapasar (*marketplace*) dan niaga sosial (*social commerce*) bertumpu pada interaksi virtual tanpa mengharuskan keberadaan kantor fisik atau tempat usaha permanen (OECD, 2020). Akibatnya, pengawasan perpajakan berbasis tapak fisik (*physical presence*) tidak lagi memadai untuk memantau peredaran usaha secara akurat (Direktorat Jenderal Pajak, 2023).</w:t>
+        <w:t>Pertumbuhan ekonomi digital di Indonesia terus mencatatkan peningkatan volume transaksi yang pesat. Laporan e-Conomy SEA (Google, Temasek, &amp; Bain, 2025) memperkirakan nilai transaksi bruto (</w:t>
+      </w:r>
+      <w:r>
+        <w:rPr>
+          <w:rFonts w:ascii="Times New Roman" w:hAnsi="Times New Roman"/>
+          <w:i/>
+          <w:sz w:val="21"/>
+        </w:rPr>
+        <w:t>Gross Merchandise Value</w:t>
+      </w:r>
+      <w:r>
+        <w:rPr>
+          <w:rFonts w:ascii="Times New Roman" w:hAnsi="Times New Roman"/>
+          <w:i w:val="0"/>
+          <w:sz w:val="21"/>
+        </w:rPr>
+        <w:t>) ekonomi digital Indonesia mencapai US99 miliar pada tahun 2025. Perdagangan melalui lokapasar (</w:t>
+      </w:r>
+      <w:r>
+        <w:rPr>
+          <w:rFonts w:ascii="Times New Roman" w:hAnsi="Times New Roman"/>
+          <w:i/>
+          <w:sz w:val="21"/>
+        </w:rPr>
+        <w:t>marketplace</w:t>
+      </w:r>
+      <w:r>
+        <w:rPr>
+          <w:rFonts w:ascii="Times New Roman" w:hAnsi="Times New Roman"/>
+          <w:i w:val="0"/>
+          <w:sz w:val="21"/>
+        </w:rPr>
+        <w:t>) dan niaga sosial (</w:t>
+      </w:r>
+      <w:r>
+        <w:rPr>
+          <w:rFonts w:ascii="Times New Roman" w:hAnsi="Times New Roman"/>
+          <w:i/>
+          <w:sz w:val="21"/>
+        </w:rPr>
+        <w:t>social commerce</w:t>
+      </w:r>
+      <w:r>
+        <w:rPr>
+          <w:rFonts w:ascii="Times New Roman" w:hAnsi="Times New Roman"/>
+          <w:i w:val="0"/>
+          <w:sz w:val="21"/>
+        </w:rPr>
+        <w:t>) bertumpu pada interaksi virtual tanpa mengharuskan keberadaan kantor fisik atau tempat usaha permanen (OECD, 2020). Akibatnya, pengawasan perpajakan berbasis tapak fisik (</w:t>
+      </w:r>
+      <w:r>
+        <w:rPr>
+          <w:rFonts w:ascii="Times New Roman" w:hAnsi="Times New Roman"/>
+          <w:i/>
+          <w:sz w:val="21"/>
+        </w:rPr>
+        <w:t>physical presence</w:t>
+      </w:r>
+      <w:r>
+        <w:rPr>
+          <w:rFonts w:ascii="Times New Roman" w:hAnsi="Times New Roman"/>
+          <w:i w:val="0"/>
+          <w:sz w:val="21"/>
+        </w:rPr>
+        <w:t>) tidak lagi memadai untuk memantau peredaran usaha secara akurat (Direktorat Jenderal Pajak, 2023).</w:t>
       </w:r>
     </w:p>
     <w:p>
@@ -218,6 +561,8 @@
       </w:pPr>
       <w:r>
         <w:rPr>
+          <w:rFonts w:ascii="Times New Roman" w:hAnsi="Times New Roman"/>
+          <w:i w:val="0"/>
           <w:sz w:val="21"/>
         </w:rPr>
         <w:t>Kondisi tersebut memperbesar tantangan asimetri informasi pada pelaporan Surat Pemberitahuan (SPT) Tahunan, terutama pada sektor pedagang skala mikro dan menengah yang memiliki banyak saluran penjualan (Kementerian Keuangan RI, 2024). Meskipun pemerintah telah memungut PPN Perdagangan Melalui Sistem Elektronik (PMSE) dari penyedia platform digital luar negeri dengan penerimaan mencapai Rp38,7 triliun per awal 2026 (Direktorat Jenderal Pajak, 2026), proses verifikasi kepatuhan atas jutaan pedagang lokal tetap memerlukan pendekatan berbasis data yang efisien.</w:t>
@@ -231,9 +576,43 @@
       </w:pPr>
       <w:r>
         <w:rPr>
+          <w:rFonts w:ascii="Times New Roman" w:hAnsi="Times New Roman"/>
+          <w:i w:val="0"/>
           <w:sz w:val="21"/>
         </w:rPr>
-        <w:t>Mengingat keterbatasan jumlah personel pemeriksa pajak, pemeriksaan secara menyeluruh terhadap seluruh pedagang tidak memungkinkan. Melakukan pemeriksaan acak (*random audit*) tidak efisien serta berisiko membebani pelaku usaha yang sebenarnya patuh (*false positive*) (Alm &amp; Malézieux, 2021). Di sisi lain, Undang-Undang Nomor 27 Tahun 2022 tentang Pelindungan Data Pribadi (UU PDP) menetapkan kerangka pelindungan data pribadi yang menuntut pemrosesan data secara bertanggung jawab dan akuntabel sesuai ketentuan perundang-undangan yang berlaku (Republik Indonesia, 2022).</w:t>
+        <w:t>Mengingat keterbatasan jumlah personel pemeriksa pajak, pemeriksaan secara menyeluruh terhadap seluruh pedagang tidak memungkinkan. Melakukan pemeriksaan acak (</w:t>
+      </w:r>
+      <w:r>
+        <w:rPr>
+          <w:rFonts w:ascii="Times New Roman" w:hAnsi="Times New Roman"/>
+          <w:i/>
+          <w:sz w:val="21"/>
+        </w:rPr>
+        <w:t>random audit</w:t>
+      </w:r>
+      <w:r>
+        <w:rPr>
+          <w:rFonts w:ascii="Times New Roman" w:hAnsi="Times New Roman"/>
+          <w:i w:val="0"/>
+          <w:sz w:val="21"/>
+        </w:rPr>
+        <w:t>) tidak efisien serta berisiko membebani pelaku usaha yang sebenarnya patuh (</w:t>
+      </w:r>
+      <w:r>
+        <w:rPr>
+          <w:rFonts w:ascii="Times New Roman" w:hAnsi="Times New Roman"/>
+          <w:i/>
+          <w:sz w:val="21"/>
+        </w:rPr>
+        <w:t>false positive</w:t>
+      </w:r>
+      <w:r>
+        <w:rPr>
+          <w:rFonts w:ascii="Times New Roman" w:hAnsi="Times New Roman"/>
+          <w:i w:val="0"/>
+          <w:sz w:val="21"/>
+        </w:rPr>
+        <w:t>) (Alm &amp; Malézieux, 2021). Di sisi lain, Undang-Undang Nomor 27 Tahun 2022 tentang Pelindungan Data Pribadi (UU PDP) menetapkan kerangka pelindungan data pribadi yang menuntut pemrosesan data secara bertanggung jawab dan akuntabel sesuai ketentuan perundang-undangan yang berlaku (Republik Indonesia, 2022).</w:t>
       </w:r>
     </w:p>
     <w:p>
@@ -244,9 +623,43 @@
       </w:pPr>
       <w:r>
         <w:rPr>
+          <w:rFonts w:ascii="Times New Roman" w:hAnsi="Times New Roman"/>
+          <w:i w:val="0"/>
           <w:sz w:val="21"/>
         </w:rPr>
-        <w:t>Dalam kerangka *Compliance Risk Management* (CRM), otoritas pajak mengelompokkan wajib pajak ke dalam kuadran risiko guna menetapkan prioritas tindakan (Direktorat Jenderal Pajak, 2023). Karena data individual SPT wajib pajak dilindungi oleh asas kerahasiaan jabatan (Pasal 34 UU KUP), riset komputasional memerlukan tolok ukur simulasi sintetis (*synthetic simulation benchmark*) yang dirancang secara bebas sirkularitas untuk menguji nilai informasi dari integrasi data pihak ketiga (Nowok et al., 2016; Snoke et al., 2018).</w:t>
+        <w:t xml:space="preserve">Dalam kerangka </w:t>
+      </w:r>
+      <w:r>
+        <w:rPr>
+          <w:rFonts w:ascii="Times New Roman" w:hAnsi="Times New Roman"/>
+          <w:i/>
+          <w:sz w:val="21"/>
+        </w:rPr>
+        <w:t>Compliance Risk Management</w:t>
+      </w:r>
+      <w:r>
+        <w:rPr>
+          <w:rFonts w:ascii="Times New Roman" w:hAnsi="Times New Roman"/>
+          <w:i w:val="0"/>
+          <w:sz w:val="21"/>
+        </w:rPr>
+        <w:t xml:space="preserve"> (CRM), otoritas pajak mengelompokkan wajib pajak ke dalam kuadran risiko guna menetapkan prioritas tindakan (Direktorat Jenderal Pajak, 2023). Karena data individual SPT wajib pajak dilindungi oleh asas kerahasiaan jabatan (Pasal 34 UU KUP), riset komputasional memerlukan tolok ukur simulasi sintetis (</w:t>
+      </w:r>
+      <w:r>
+        <w:rPr>
+          <w:rFonts w:ascii="Times New Roman" w:hAnsi="Times New Roman"/>
+          <w:i/>
+          <w:sz w:val="21"/>
+        </w:rPr>
+        <w:t>synthetic simulation benchmark</w:t>
+      </w:r>
+      <w:r>
+        <w:rPr>
+          <w:rFonts w:ascii="Times New Roman" w:hAnsi="Times New Roman"/>
+          <w:i w:val="0"/>
+          <w:sz w:val="21"/>
+        </w:rPr>
+        <w:t>) yang dirancang secara bebas sirkularitas untuk menguji nilai informasi dari integrasi data pihak ketiga (Nowok et al., 2016; Snoke et al., 2018).</w:t>
       </w:r>
     </w:p>
     <w:p>
@@ -257,9 +670,27 @@
       </w:pPr>
       <w:r>
         <w:rPr>
+          <w:rFonts w:ascii="Times New Roman" w:hAnsi="Times New Roman"/>
+          <w:i w:val="0"/>
           <w:sz w:val="21"/>
         </w:rPr>
-        <w:t>Penelitian ini bertujuan untuk menjawab tiga pertanyaan penelitian utama (*Research Questions*):</w:t>
+        <w:t>Penelitian ini bertujuan untuk menjawab tiga pertanyaan penelitian utama (</w:t>
+      </w:r>
+      <w:r>
+        <w:rPr>
+          <w:rFonts w:ascii="Times New Roman" w:hAnsi="Times New Roman"/>
+          <w:i/>
+          <w:sz w:val="21"/>
+        </w:rPr>
+        <w:t>Research Questions</w:t>
+      </w:r>
+      <w:r>
+        <w:rPr>
+          <w:rFonts w:ascii="Times New Roman" w:hAnsi="Times New Roman"/>
+          <w:i w:val="0"/>
+          <w:sz w:val="21"/>
+        </w:rPr>
+        <w:t>):</w:t>
       </w:r>
     </w:p>
     <w:p>
@@ -270,9 +701,28 @@
       </w:pPr>
       <w:r>
         <w:rPr>
+          <w:rFonts w:ascii="Times New Roman" w:hAnsi="Times New Roman"/>
+          <w:i w:val="0"/>
           <w:sz w:val="21"/>
         </w:rPr>
-        <w:t>1. (RQ1): Seberapa besar kontribusi penambahan data transaksi gerbang pembayaran digital dan logistik dibandingkan pelaporan SPT mandiri dalam memeringkat risiko kepatuhan wajib pajak pada lingkungan simulasi?</w:t>
+        <w:t xml:space="preserve">1. </w:t>
+      </w:r>
+      <w:r>
+        <w:rPr>
+          <w:rFonts w:ascii="Times New Roman" w:hAnsi="Times New Roman"/>
+          <w:b/>
+          <w:i w:val="0"/>
+          <w:sz w:val="21"/>
+        </w:rPr>
+        <w:t>(RQ1):</w:t>
+      </w:r>
+      <w:r>
+        <w:rPr>
+          <w:rFonts w:ascii="Times New Roman" w:hAnsi="Times New Roman"/>
+          <w:i w:val="0"/>
+          <w:sz w:val="21"/>
+        </w:rPr>
+        <w:t xml:space="preserve"> Seberapa besar kontribusi penambahan data transaksi gerbang pembayaran digital dan logistik dibandingkan pelaporan SPT mandiri dalam memeringkat risiko kepatuhan wajib pajak pada lingkungan simulasi?</w:t>
       </w:r>
     </w:p>
     <w:p>
@@ -283,9 +733,28 @@
       </w:pPr>
       <w:r>
         <w:rPr>
+          <w:rFonts w:ascii="Times New Roman" w:hAnsi="Times New Roman"/>
+          <w:i w:val="0"/>
           <w:sz w:val="21"/>
         </w:rPr>
-        <w:t>2. (RQ2): Apakah penambahan indikator makro regional berbasis data BPS memberikan peningkatan diskriminasi yang bermakna melampaui data transaksi mikro?</w:t>
+        <w:t xml:space="preserve">2. </w:t>
+      </w:r>
+      <w:r>
+        <w:rPr>
+          <w:rFonts w:ascii="Times New Roman" w:hAnsi="Times New Roman"/>
+          <w:b/>
+          <w:i w:val="0"/>
+          <w:sz w:val="21"/>
+        </w:rPr>
+        <w:t>(RQ2):</w:t>
+      </w:r>
+      <w:r>
+        <w:rPr>
+          <w:rFonts w:ascii="Times New Roman" w:hAnsi="Times New Roman"/>
+          <w:i w:val="0"/>
+          <w:sz w:val="21"/>
+        </w:rPr>
+        <w:t xml:space="preserve"> Apakah penambahan indikator makro regional berbasis data BPS memberikan peningkatan diskriminasi yang bermakna melampaui data transaksi mikro?</w:t>
       </w:r>
     </w:p>
     <w:p>
@@ -296,9 +765,44 @@
       </w:pPr>
       <w:r>
         <w:rPr>
+          <w:rFonts w:ascii="Times New Roman" w:hAnsi="Times New Roman"/>
+          <w:i w:val="0"/>
           <w:sz w:val="21"/>
         </w:rPr>
-        <w:t>3. (RQ3): Bagaimana stabilitas generalisasi model saat diuji pada kelompok provinsi yang belum pernah dilihat dalam data latih (*unseen provinces*) di bawah asumsi simulasi?</w:t>
+        <w:t xml:space="preserve">3. </w:t>
+      </w:r>
+      <w:r>
+        <w:rPr>
+          <w:rFonts w:ascii="Times New Roman" w:hAnsi="Times New Roman"/>
+          <w:b/>
+          <w:i w:val="0"/>
+          <w:sz w:val="21"/>
+        </w:rPr>
+        <w:t>(RQ3):</w:t>
+      </w:r>
+      <w:r>
+        <w:rPr>
+          <w:rFonts w:ascii="Times New Roman" w:hAnsi="Times New Roman"/>
+          <w:i w:val="0"/>
+          <w:sz w:val="21"/>
+        </w:rPr>
+        <w:t xml:space="preserve"> Bagaimana stabilitas generalisasi model saat diuji pada kelompok provinsi yang belum pernah dilihat dalam data latih (</w:t>
+      </w:r>
+      <w:r>
+        <w:rPr>
+          <w:rFonts w:ascii="Times New Roman" w:hAnsi="Times New Roman"/>
+          <w:i/>
+          <w:sz w:val="21"/>
+        </w:rPr>
+        <w:t>unseen provinces</w:t>
+      </w:r>
+      <w:r>
+        <w:rPr>
+          <w:rFonts w:ascii="Times New Roman" w:hAnsi="Times New Roman"/>
+          <w:i w:val="0"/>
+          <w:sz w:val="21"/>
+        </w:rPr>
+        <w:t>) di bawah asumsi simulasi?</w:t>
       </w:r>
     </w:p>
     <w:p>
@@ -309,6 +813,8 @@
       </w:pPr>
       <w:r>
         <w:rPr>
+          <w:rFonts w:ascii="Times New Roman" w:hAnsi="Times New Roman"/>
+          <w:i w:val="0"/>
           <w:sz w:val="21"/>
         </w:rPr>
         <w:t>Kontribusi utama penelitian ini meliputi:</w:t>
@@ -322,9 +828,28 @@
       </w:pPr>
       <w:r>
         <w:rPr>
+          <w:rFonts w:ascii="Times New Roman" w:hAnsi="Times New Roman"/>
+          <w:i w:val="0"/>
           <w:sz w:val="21"/>
         </w:rPr>
-        <w:t>a. Desain Target Laten Independen: Memisahkan secara tegas variabel laten tak teramati pembentuk label temuan audit dari fitur-fitur masukan teramati (X).</w:t>
+        <w:t xml:space="preserve">a. </w:t>
+      </w:r>
+      <w:r>
+        <w:rPr>
+          <w:rFonts w:ascii="Times New Roman" w:hAnsi="Times New Roman"/>
+          <w:b/>
+          <w:i w:val="0"/>
+          <w:sz w:val="21"/>
+        </w:rPr>
+        <w:t>Desain Target Laten Independen:</w:t>
+      </w:r>
+      <w:r>
+        <w:rPr>
+          <w:rFonts w:ascii="Times New Roman" w:hAnsi="Times New Roman"/>
+          <w:i w:val="0"/>
+          <w:sz w:val="21"/>
+        </w:rPr>
+        <w:t xml:space="preserve"> Memisahkan secara tegas variabel laten tak teramati pembentuk label temuan audit dari fitur-fitur masukan teramati (X).</w:t>
       </w:r>
     </w:p>
     <w:p>
@@ -335,9 +860,44 @@
       </w:pPr>
       <w:r>
         <w:rPr>
+          <w:rFonts w:ascii="Times New Roman" w:hAnsi="Times New Roman"/>
+          <w:i w:val="0"/>
           <w:sz w:val="21"/>
         </w:rPr>
-        <w:t>b. Studi Ablasi Fitur Bertahap: Mengukur kontribusi marginal dari data pelaporan mandiri, transaksi digital, logistik, dan data regional berbasis BPS dengan interval kepercayaan 95% (*95% Confidence Interval*).</w:t>
+        <w:t xml:space="preserve">b. </w:t>
+      </w:r>
+      <w:r>
+        <w:rPr>
+          <w:rFonts w:ascii="Times New Roman" w:hAnsi="Times New Roman"/>
+          <w:b/>
+          <w:i w:val="0"/>
+          <w:sz w:val="21"/>
+        </w:rPr>
+        <w:t>Studi Ablasi Fitur Bertahap:</w:t>
+      </w:r>
+      <w:r>
+        <w:rPr>
+          <w:rFonts w:ascii="Times New Roman" w:hAnsi="Times New Roman"/>
+          <w:i w:val="0"/>
+          <w:sz w:val="21"/>
+        </w:rPr>
+        <w:t xml:space="preserve"> Mengukur kontribusi marginal dari data pelaporan mandiri, transaksi digital, logistik, dan data regional berbasis BPS dengan interval kepercayaan 95% (</w:t>
+      </w:r>
+      <w:r>
+        <w:rPr>
+          <w:rFonts w:ascii="Times New Roman" w:hAnsi="Times New Roman"/>
+          <w:i/>
+          <w:sz w:val="21"/>
+        </w:rPr>
+        <w:t>95% Confidence Interval</w:t>
+      </w:r>
+      <w:r>
+        <w:rPr>
+          <w:rFonts w:ascii="Times New Roman" w:hAnsi="Times New Roman"/>
+          <w:i w:val="0"/>
+          <w:sz w:val="21"/>
+        </w:rPr>
+        <w:t>).</w:t>
       </w:r>
     </w:p>
     <w:p>
@@ -348,9 +908,28 @@
       </w:pPr>
       <w:r>
         <w:rPr>
+          <w:rFonts w:ascii="Times New Roman" w:hAnsi="Times New Roman"/>
+          <w:i w:val="0"/>
           <w:sz w:val="21"/>
         </w:rPr>
-        <w:t>c. Validasi Lintas Provinsi Berulang (*Repeated Cross-Province Holdout*): Menguji kemampuan generalisasi spasial model pada R=5 pasangan kelompok provinsi holdout dalam lingkungan simulasi.</w:t>
+        <w:t xml:space="preserve">c. </w:t>
+      </w:r>
+      <w:r>
+        <w:rPr>
+          <w:rFonts w:ascii="Times New Roman" w:hAnsi="Times New Roman"/>
+          <w:b/>
+          <w:i w:val="0"/>
+          <w:sz w:val="21"/>
+        </w:rPr>
+        <w:t>Validasi Lintas Provinsi Berulang (*Repeated Cross-Province Holdout*):</w:t>
+      </w:r>
+      <w:r>
+        <w:rPr>
+          <w:rFonts w:ascii="Times New Roman" w:hAnsi="Times New Roman"/>
+          <w:i w:val="0"/>
+          <w:sz w:val="21"/>
+        </w:rPr>
+        <w:t xml:space="preserve"> Menguji kemampuan generalisasi spasial model pada R=5 pasangan kelompok provinsi holdout dalam lingkungan simulasi.</w:t>
       </w:r>
     </w:p>
     <w:p>
@@ -361,9 +940,44 @@
       </w:pPr>
       <w:r>
         <w:rPr>
+          <w:rFonts w:ascii="Times New Roman" w:hAnsi="Times New Roman"/>
+          <w:i w:val="0"/>
           <w:sz w:val="21"/>
         </w:rPr>
-        <w:t>d. Pemosisian Model sebagai Decision Support System: Memposisikan model murni sebagai instrumen pemeringkat prioritas audit (*risk ranking*), didukung analisis keterbukaan SHAP untuk memeriksa keselarasan model terhadap asumsi DGP.</w:t>
+        <w:t xml:space="preserve">d. </w:t>
+      </w:r>
+      <w:r>
+        <w:rPr>
+          <w:rFonts w:ascii="Times New Roman" w:hAnsi="Times New Roman"/>
+          <w:b/>
+          <w:i w:val="0"/>
+          <w:sz w:val="21"/>
+        </w:rPr>
+        <w:t>Pemosisian Model sebagai Decision Support System:</w:t>
+      </w:r>
+      <w:r>
+        <w:rPr>
+          <w:rFonts w:ascii="Times New Roman" w:hAnsi="Times New Roman"/>
+          <w:i w:val="0"/>
+          <w:sz w:val="21"/>
+        </w:rPr>
+        <w:t xml:space="preserve"> Memposisikan model murni sebagai instrumen pemeringkat prioritas audit (</w:t>
+      </w:r>
+      <w:r>
+        <w:rPr>
+          <w:rFonts w:ascii="Times New Roman" w:hAnsi="Times New Roman"/>
+          <w:i/>
+          <w:sz w:val="21"/>
+        </w:rPr>
+        <w:t>risk ranking</w:t>
+      </w:r>
+      <w:r>
+        <w:rPr>
+          <w:rFonts w:ascii="Times New Roman" w:hAnsi="Times New Roman"/>
+          <w:i w:val="0"/>
+          <w:sz w:val="21"/>
+        </w:rPr>
+        <w:t>), didukung analisis keterbukaan SHAP untuk memeriksa keselarasan model terhadap asumsi DGP.</w:t>
       </w:r>
     </w:p>
     <w:p>
@@ -374,6 +988,8 @@
       </w:pPr>
       <w:r>
         <w:rPr>
+          <w:rFonts w:ascii="Times New Roman" w:hAnsi="Times New Roman"/>
+          <w:i w:val="0"/>
           <w:sz w:val="21"/>
         </w:rPr>
         <w:t>---</w:t>
@@ -416,9 +1032,27 @@
       </w:pPr>
       <w:r>
         <w:rPr>
+          <w:rFonts w:ascii="Times New Roman" w:hAnsi="Times New Roman"/>
+          <w:i w:val="0"/>
           <w:sz w:val="21"/>
         </w:rPr>
-        <w:t>Model kepatuhan pajak Allingham-Sandmo-Yitzhaki menempatkan wajib pajak sebagai agen ekonomi yang menimbang manfaat penghindaran pajak terhadap risiko terdeteksi (Alm &amp; Malézieux, 2021). Kajian empiris oleh Kleven et al. (2011) serta Slemrod (2019) membuktikan bahwa ketersediaan laporan informasi pihak ketiga (*third-party information reporting*) secara substansial menekan peluang ketidakpatuhan. Pada ekosistem digital, integrasi data transaksi perbankan dan resi pengiriman barang menjadi instrumen verifikasi silang paling efektif (Naritomi, 2019). Dalam konteks Indonesia, optimalisasi pengawasan pajak UMKM digital membutuhkan perpaduan kepatuhan sukarela dan audit terarah berbasis profil risiko (Mascagni &amp; Mengistu, 2019).</w:t>
+        <w:t>Model kepatuhan pajak Allingham-Sandmo-Yitzhaki menempatkan wajib pajak sebagai agen ekonomi yang menimbang manfaat penghindaran pajak terhadap risiko terdeteksi (Alm &amp; Malézieux, 2021). Kajian empiris oleh Kleven et al. (2011) serta Slemrod (2019) membuktikan bahwa ketersediaan laporan informasi pihak ketiga (</w:t>
+      </w:r>
+      <w:r>
+        <w:rPr>
+          <w:rFonts w:ascii="Times New Roman" w:hAnsi="Times New Roman"/>
+          <w:i/>
+          <w:sz w:val="21"/>
+        </w:rPr>
+        <w:t>third-party information reporting</w:t>
+      </w:r>
+      <w:r>
+        <w:rPr>
+          <w:rFonts w:ascii="Times New Roman" w:hAnsi="Times New Roman"/>
+          <w:i w:val="0"/>
+          <w:sz w:val="21"/>
+        </w:rPr>
+        <w:t>) secara substansial menekan peluang ketidakpatuhan. Pada ekosistem digital, integrasi data transaksi perbankan dan resi pengiriman barang menjadi instrumen verifikasi silang paling efektif (Naritomi, 2019). Dalam konteks Indonesia, optimalisasi pengawasan pajak UMKM digital membutuhkan perpaduan kepatuhan sukarela dan audit terarah berbasis profil risiko (Mascagni &amp; Mengistu, 2019).</w:t>
       </w:r>
     </w:p>
     <w:p>
@@ -444,9 +1078,27 @@
       </w:pPr>
       <w:r>
         <w:rPr>
+          <w:rFonts w:ascii="Times New Roman" w:hAnsi="Times New Roman"/>
+          <w:i w:val="0"/>
           <w:sz w:val="21"/>
         </w:rPr>
-        <w:t>Penerapan algoritma machine learning telah banyak dieksplorasi untuk mendeteksi anomali pada data keuangan dan kepabeanan (de Roux et al., 2018; Kim et al., 2020; Battaglini et al., 2022). Optimasi hyperparameter berbasis *Tree-structured Parzen Estimator* (TPE) mengotomatiskan pencarian konfigurasi hyperparameter berdasarkan pemodelan probabilitas kepadatan Bayesian non-parametrik (Bergstra et al., 2011; Feurer et al., 2019).</w:t>
+        <w:t xml:space="preserve">Penerapan algoritma machine learning telah banyak dieksplorasi untuk mendeteksi anomali pada data keuangan dan kepabeanan (de Roux et al., 2018; Kim et al., 2020; Battaglini et al., 2022). Optimasi hyperparameter berbasis </w:t>
+      </w:r>
+      <w:r>
+        <w:rPr>
+          <w:rFonts w:ascii="Times New Roman" w:hAnsi="Times New Roman"/>
+          <w:i/>
+          <w:sz w:val="21"/>
+        </w:rPr>
+        <w:t>Tree-structured Parzen Estimator</w:t>
+      </w:r>
+      <w:r>
+        <w:rPr>
+          <w:rFonts w:ascii="Times New Roman" w:hAnsi="Times New Roman"/>
+          <w:i w:val="0"/>
+          <w:sz w:val="21"/>
+        </w:rPr>
+        <w:t xml:space="preserve"> (TPE) mengotomatiskan pencarian konfigurasi hyperparameter berdasarkan pemodelan probabilitas kepadatan Bayesian non-parametrik (Bergstra et al., 2011; Feurer et al., 2019).</w:t>
       </w:r>
     </w:p>
     <w:p>
@@ -457,9 +1109,27 @@
       </w:pPr>
       <w:r>
         <w:rPr>
+          <w:rFonts w:ascii="Times New Roman" w:hAnsi="Times New Roman"/>
+          <w:i w:val="0"/>
           <w:sz w:val="21"/>
         </w:rPr>
-        <w:t>Untuk memastikan transparansi keputusan, metode *SHapley Additive exPlanations* (SHAP) memberikan estimasi kontribusi fitur masukan terhadap nilai prediksi (Lundberg &amp; Lee, 2017):</w:t>
+        <w:t xml:space="preserve">Untuk memastikan transparansi keputusan, metode </w:t>
+      </w:r>
+      <w:r>
+        <w:rPr>
+          <w:rFonts w:ascii="Times New Roman" w:hAnsi="Times New Roman"/>
+          <w:i/>
+          <w:sz w:val="21"/>
+        </w:rPr>
+        <w:t>SHapley Additive exPlanations</w:t>
+      </w:r>
+      <w:r>
+        <w:rPr>
+          <w:rFonts w:ascii="Times New Roman" w:hAnsi="Times New Roman"/>
+          <w:i w:val="0"/>
+          <w:sz w:val="21"/>
+        </w:rPr>
+        <w:t xml:space="preserve"> (SHAP) memberikan estimasi kontribusi fitur masukan terhadap nilai prediksi (Lundberg &amp; Lee, 2017):</w:t>
       </w:r>
     </w:p>
     <w:p>
@@ -484,6 +1154,8 @@
       </w:pPr>
       <w:r>
         <w:rPr>
+          <w:rFonts w:ascii="Times New Roman" w:hAnsi="Times New Roman"/>
+          <w:i w:val="0"/>
           <w:sz w:val="21"/>
         </w:rPr>
         <w:t>Nilai ϕ_j menunjukkan besaran atribusi prediktif variabel ke-j terhadap skor risiko individual tanpa mengklaim hubungan sebab-akibat kausal murni.</w:t>
@@ -512,9 +1184,27 @@
       </w:pPr>
       <w:r>
         <w:rPr>
+          <w:rFonts w:ascii="Times New Roman" w:hAnsi="Times New Roman"/>
+          <w:i w:val="0"/>
           <w:sz w:val="21"/>
         </w:rPr>
-        <w:t>Pemanfaatan data sintetis dalam domain sensitif seperti perpajakan dan kesehatan telah diakui sebagai metode ilmiah yang valid untuk mengevaluasi arsitektur algoritma tanpa mengekspos catatan rahasia individu (Nowok et al., 2016). Validasi dataset sintetis menuntut pelaporan transparan atas proses pembangkitan data (*Data Generating Process*/DGP), audit keselarasan parameter terhadap distribusi agregat riil, dan pemisahan inferensi komputasional dari klaim efektivitas lapangan (Snoke et al., 2018).</w:t>
+        <w:t>Pemanfaatan data sintetis dalam domain sensitif seperti perpajakan dan kesehatan telah diakui sebagai metode ilmiah yang valid untuk mengevaluasi arsitektur algoritma tanpa mengekspos catatan rahasia individu (Nowok et al., 2016). Validasi dataset sintetis menuntut pelaporan transparan atas proses pembangkitan data (</w:t>
+      </w:r>
+      <w:r>
+        <w:rPr>
+          <w:rFonts w:ascii="Times New Roman" w:hAnsi="Times New Roman"/>
+          <w:i/>
+          <w:sz w:val="21"/>
+        </w:rPr>
+        <w:t>Data Generating Process</w:t>
+      </w:r>
+      <w:r>
+        <w:rPr>
+          <w:rFonts w:ascii="Times New Roman" w:hAnsi="Times New Roman"/>
+          <w:i w:val="0"/>
+          <w:sz w:val="21"/>
+        </w:rPr>
+        <w:t>/DGP), audit keselarasan parameter terhadap distribusi agregat riil, dan pemisahan inferensi komputasional dari klaim efektivitas lapangan (Snoke et al., 2018).</w:t>
       </w:r>
     </w:p>
     <w:p>
@@ -539,6 +1229,7 @@
       </w:pPr>
       <w:r>
         <w:rPr>
+          <w:rFonts w:ascii="Times New Roman" w:hAnsi="Times New Roman"/>
           <w:b/>
           <w:sz w:val="19"/>
         </w:rPr>
@@ -552,6 +1243,7 @@
       </w:pPr>
       <w:r>
         <w:rPr>
+          <w:rFonts w:ascii="Times New Roman" w:hAnsi="Times New Roman"/>
           <w:b/>
           <w:sz w:val="19"/>
         </w:rPr>
@@ -580,8 +1272,8 @@
             <w:tcW w:type="dxa" w:w="1290"/>
             <w:tcBorders>
               <w:top w:val="single" w:sz="12" w:space="0" w:color="000000"/>
+              <w:bottom w:val="single" w:sz="6" w:space="0" w:color="000000"/>
               <w:left w:val="none"/>
-              <w:bottom w:val="single" w:sz="6" w:space="0" w:color="000000"/>
               <w:right w:val="none"/>
             </w:tcBorders>
             <w:shd w:fill="F5F5F5"/>
@@ -591,10 +1283,11 @@
               <w:spacing w:before="60" w:after="60" w:line="252" w:lineRule="auto"/>
               <w:jc w:val="left"/>
             </w:pPr>
+            <w:r/>
             <w:r>
               <w:rPr>
                 <w:rFonts w:ascii="Times New Roman" w:hAnsi="Times New Roman"/>
-                <w:b/>
+                <w:i w:val="0"/>
                 <w:sz w:val="17"/>
               </w:rPr>
               <w:t>Peneliti &amp; Tahun</w:t>
@@ -606,8 +1299,8 @@
             <w:tcW w:type="dxa" w:w="1290"/>
             <w:tcBorders>
               <w:top w:val="single" w:sz="12" w:space="0" w:color="000000"/>
+              <w:bottom w:val="single" w:sz="6" w:space="0" w:color="000000"/>
               <w:left w:val="none"/>
-              <w:bottom w:val="single" w:sz="6" w:space="0" w:color="000000"/>
               <w:right w:val="none"/>
             </w:tcBorders>
             <w:shd w:fill="F5F5F5"/>
@@ -617,10 +1310,11 @@
               <w:spacing w:before="60" w:after="60" w:line="252" w:lineRule="auto"/>
               <w:jc w:val="left"/>
             </w:pPr>
+            <w:r/>
             <w:r>
               <w:rPr>
                 <w:rFonts w:ascii="Times New Roman" w:hAnsi="Times New Roman"/>
-                <w:b/>
+                <w:i w:val="0"/>
                 <w:sz w:val="17"/>
               </w:rPr>
               <w:t>Domain &amp; Konteks</w:t>
@@ -632,8 +1326,8 @@
             <w:tcW w:type="dxa" w:w="1290"/>
             <w:tcBorders>
               <w:top w:val="single" w:sz="12" w:space="0" w:color="000000"/>
+              <w:bottom w:val="single" w:sz="6" w:space="0" w:color="000000"/>
               <w:left w:val="none"/>
-              <w:bottom w:val="single" w:sz="6" w:space="0" w:color="000000"/>
               <w:right w:val="none"/>
             </w:tcBorders>
             <w:shd w:fill="F5F5F5"/>
@@ -643,10 +1337,11 @@
               <w:spacing w:before="60" w:after="60" w:line="252" w:lineRule="auto"/>
               <w:jc w:val="left"/>
             </w:pPr>
+            <w:r/>
             <w:r>
               <w:rPr>
                 <w:rFonts w:ascii="Times New Roman" w:hAnsi="Times New Roman"/>
-                <w:b/>
+                <w:i w:val="0"/>
                 <w:sz w:val="17"/>
               </w:rPr>
               <w:t>Sumber Data</w:t>
@@ -658,8 +1353,8 @@
             <w:tcW w:type="dxa" w:w="1290"/>
             <w:tcBorders>
               <w:top w:val="single" w:sz="12" w:space="0" w:color="000000"/>
+              <w:bottom w:val="single" w:sz="6" w:space="0" w:color="000000"/>
               <w:left w:val="none"/>
-              <w:bottom w:val="single" w:sz="6" w:space="0" w:color="000000"/>
               <w:right w:val="none"/>
             </w:tcBorders>
             <w:shd w:fill="F5F5F5"/>
@@ -669,10 +1364,11 @@
               <w:spacing w:before="60" w:after="60" w:line="252" w:lineRule="auto"/>
               <w:jc w:val="left"/>
             </w:pPr>
+            <w:r/>
             <w:r>
               <w:rPr>
                 <w:rFonts w:ascii="Times New Roman" w:hAnsi="Times New Roman"/>
-                <w:b/>
+                <w:i w:val="0"/>
                 <w:sz w:val="17"/>
               </w:rPr>
               <w:t>Metodologi Algoritma</w:t>
@@ -684,8 +1380,8 @@
             <w:tcW w:type="dxa" w:w="1290"/>
             <w:tcBorders>
               <w:top w:val="single" w:sz="12" w:space="0" w:color="000000"/>
+              <w:bottom w:val="single" w:sz="6" w:space="0" w:color="000000"/>
               <w:left w:val="none"/>
-              <w:bottom w:val="single" w:sz="6" w:space="0" w:color="000000"/>
               <w:right w:val="none"/>
             </w:tcBorders>
             <w:shd w:fill="F5F5F5"/>
@@ -695,10 +1391,11 @@
               <w:spacing w:before="60" w:after="60" w:line="252" w:lineRule="auto"/>
               <w:jc w:val="left"/>
             </w:pPr>
+            <w:r/>
             <w:r>
               <w:rPr>
                 <w:rFonts w:ascii="Times New Roman" w:hAnsi="Times New Roman"/>
-                <w:b/>
+                <w:i w:val="0"/>
                 <w:sz w:val="17"/>
               </w:rPr>
               <w:t>Metrik Evaluasi</w:t>
@@ -710,8 +1407,8 @@
             <w:tcW w:type="dxa" w:w="1290"/>
             <w:tcBorders>
               <w:top w:val="single" w:sz="12" w:space="0" w:color="000000"/>
+              <w:bottom w:val="single" w:sz="6" w:space="0" w:color="000000"/>
               <w:left w:val="none"/>
-              <w:bottom w:val="single" w:sz="6" w:space="0" w:color="000000"/>
               <w:right w:val="none"/>
             </w:tcBorders>
             <w:shd w:fill="F5F5F5"/>
@@ -721,10 +1418,11 @@
               <w:spacing w:before="60" w:after="60" w:line="252" w:lineRule="auto"/>
               <w:jc w:val="left"/>
             </w:pPr>
+            <w:r/>
             <w:r>
               <w:rPr>
                 <w:rFonts w:ascii="Times New Roman" w:hAnsi="Times New Roman"/>
-                <w:b/>
+                <w:i w:val="0"/>
                 <w:sz w:val="17"/>
               </w:rPr>
               <w:t>Batasan Riset Sebelumnya</w:t>
@@ -736,8 +1434,8 @@
             <w:tcW w:type="dxa" w:w="1290"/>
             <w:tcBorders>
               <w:top w:val="single" w:sz="12" w:space="0" w:color="000000"/>
+              <w:bottom w:val="single" w:sz="6" w:space="0" w:color="000000"/>
               <w:left w:val="none"/>
-              <w:bottom w:val="single" w:sz="6" w:space="0" w:color="000000"/>
               <w:right w:val="none"/>
             </w:tcBorders>
             <w:shd w:fill="F5F5F5"/>
@@ -747,10 +1445,11 @@
               <w:spacing w:before="60" w:after="60" w:line="252" w:lineRule="auto"/>
               <w:jc w:val="left"/>
             </w:pPr>
+            <w:r/>
             <w:r>
               <w:rPr>
                 <w:rFonts w:ascii="Times New Roman" w:hAnsi="Times New Roman"/>
-                <w:b/>
+                <w:i w:val="0"/>
                 <w:sz w:val="17"/>
               </w:rPr>
               <w:t>Posisi &amp; Diferensiasi Riset Ini</w:t>
@@ -764,8 +1463,8 @@
             <w:tcW w:type="dxa" w:w="1290"/>
             <w:tcBorders>
               <w:top w:val="none"/>
+              <w:bottom w:val="none"/>
               <w:left w:val="none"/>
-              <w:bottom w:val="none"/>
               <w:right w:val="none"/>
             </w:tcBorders>
           </w:tcPr>
@@ -774,9 +1473,11 @@
               <w:spacing w:before="60" w:after="60" w:line="252" w:lineRule="auto"/>
               <w:jc w:val="left"/>
             </w:pPr>
+            <w:r/>
             <w:r>
               <w:rPr>
                 <w:rFonts w:ascii="Times New Roman" w:hAnsi="Times New Roman"/>
+                <w:i w:val="0"/>
                 <w:sz w:val="17"/>
               </w:rPr>
               <w:t>de Roux et al. (2018)</w:t>
@@ -788,8 +1489,8 @@
             <w:tcW w:type="dxa" w:w="1290"/>
             <w:tcBorders>
               <w:top w:val="none"/>
+              <w:bottom w:val="none"/>
               <w:left w:val="none"/>
-              <w:bottom w:val="none"/>
               <w:right w:val="none"/>
             </w:tcBorders>
           </w:tcPr>
@@ -798,9 +1499,11 @@
               <w:spacing w:before="60" w:after="60" w:line="252" w:lineRule="auto"/>
               <w:jc w:val="left"/>
             </w:pPr>
+            <w:r/>
             <w:r>
               <w:rPr>
                 <w:rFonts w:ascii="Times New Roman" w:hAnsi="Times New Roman"/>
+                <w:i w:val="0"/>
                 <w:sz w:val="17"/>
               </w:rPr>
               <w:t>Kecurangan PPh Badan (Kolombia)</w:t>
@@ -812,8 +1515,8 @@
             <w:tcW w:type="dxa" w:w="1290"/>
             <w:tcBorders>
               <w:top w:val="none"/>
+              <w:bottom w:val="none"/>
               <w:left w:val="none"/>
-              <w:bottom w:val="none"/>
               <w:right w:val="none"/>
             </w:tcBorders>
           </w:tcPr>
@@ -822,9 +1525,11 @@
               <w:spacing w:before="60" w:after="60" w:line="252" w:lineRule="auto"/>
               <w:jc w:val="left"/>
             </w:pPr>
+            <w:r/>
             <w:r>
               <w:rPr>
                 <w:rFonts w:ascii="Times New Roman" w:hAnsi="Times New Roman"/>
+                <w:i w:val="0"/>
                 <w:sz w:val="17"/>
               </w:rPr>
               <w:t>SPT &amp; Laporan Keuangan</w:t>
@@ -836,8 +1541,8 @@
             <w:tcW w:type="dxa" w:w="1290"/>
             <w:tcBorders>
               <w:top w:val="none"/>
+              <w:bottom w:val="none"/>
               <w:left w:val="none"/>
-              <w:bottom w:val="none"/>
               <w:right w:val="none"/>
             </w:tcBorders>
           </w:tcPr>
@@ -846,9 +1551,11 @@
               <w:spacing w:before="60" w:after="60" w:line="252" w:lineRule="auto"/>
               <w:jc w:val="left"/>
             </w:pPr>
+            <w:r/>
             <w:r>
               <w:rPr>
                 <w:rFonts w:ascii="Times New Roman" w:hAnsi="Times New Roman"/>
+                <w:i w:val="0"/>
                 <w:sz w:val="17"/>
               </w:rPr>
               <w:t>Unsupervised ML, Isolation Forest</w:t>
@@ -860,8 +1567,8 @@
             <w:tcW w:type="dxa" w:w="1290"/>
             <w:tcBorders>
               <w:top w:val="none"/>
+              <w:bottom w:val="none"/>
               <w:left w:val="none"/>
-              <w:bottom w:val="none"/>
               <w:right w:val="none"/>
             </w:tcBorders>
           </w:tcPr>
@@ -870,9 +1577,11 @@
               <w:spacing w:before="60" w:after="60" w:line="252" w:lineRule="auto"/>
               <w:jc w:val="left"/>
             </w:pPr>
+            <w:r/>
             <w:r>
               <w:rPr>
                 <w:rFonts w:ascii="Times New Roman" w:hAnsi="Times New Roman"/>
+                <w:i w:val="0"/>
                 <w:sz w:val="17"/>
               </w:rPr>
               <w:t>Precision@K, ROC-AUC</w:t>
@@ -884,8 +1593,8 @@
             <w:tcW w:type="dxa" w:w="1290"/>
             <w:tcBorders>
               <w:top w:val="none"/>
+              <w:bottom w:val="none"/>
               <w:left w:val="none"/>
-              <w:bottom w:val="none"/>
               <w:right w:val="none"/>
             </w:tcBorders>
           </w:tcPr>
@@ -894,9 +1603,11 @@
               <w:spacing w:before="60" w:after="60" w:line="252" w:lineRule="auto"/>
               <w:jc w:val="left"/>
             </w:pPr>
+            <w:r/>
             <w:r>
               <w:rPr>
                 <w:rFonts w:ascii="Times New Roman" w:hAnsi="Times New Roman"/>
+                <w:i w:val="0"/>
                 <w:sz w:val="17"/>
               </w:rPr>
               <w:t>Tidak memasukkan variabel logistik dan indikator makro wilayah</w:t>
@@ -908,8 +1619,8 @@
             <w:tcW w:type="dxa" w:w="1290"/>
             <w:tcBorders>
               <w:top w:val="none"/>
+              <w:bottom w:val="none"/>
               <w:left w:val="none"/>
-              <w:bottom w:val="none"/>
               <w:right w:val="none"/>
             </w:tcBorders>
           </w:tcPr>
@@ -918,9 +1629,11 @@
               <w:spacing w:before="60" w:after="60" w:line="252" w:lineRule="auto"/>
               <w:jc w:val="left"/>
             </w:pPr>
+            <w:r/>
             <w:r>
               <w:rPr>
                 <w:rFonts w:ascii="Times New Roman" w:hAnsi="Times New Roman"/>
+                <w:i w:val="0"/>
                 <w:sz w:val="17"/>
               </w:rPr>
               <w:t>Menambahkan variabel logistik pihak ketiga dan indikator regional berbasis BPS</w:t>
@@ -934,8 +1647,8 @@
             <w:tcW w:type="dxa" w:w="1290"/>
             <w:tcBorders>
               <w:top w:val="none"/>
+              <w:bottom w:val="none"/>
               <w:left w:val="none"/>
-              <w:bottom w:val="none"/>
               <w:right w:val="none"/>
             </w:tcBorders>
           </w:tcPr>
@@ -944,9 +1657,11 @@
               <w:spacing w:before="60" w:after="60" w:line="252" w:lineRule="auto"/>
               <w:jc w:val="left"/>
             </w:pPr>
+            <w:r/>
             <w:r>
               <w:rPr>
                 <w:rFonts w:ascii="Times New Roman" w:hAnsi="Times New Roman"/>
+                <w:i w:val="0"/>
                 <w:sz w:val="17"/>
               </w:rPr>
               <w:t>Kim et al. (2020)</w:t>
@@ -958,8 +1673,8 @@
             <w:tcW w:type="dxa" w:w="1290"/>
             <w:tcBorders>
               <w:top w:val="none"/>
+              <w:bottom w:val="none"/>
               <w:left w:val="none"/>
-              <w:bottom w:val="none"/>
               <w:right w:val="none"/>
             </w:tcBorders>
           </w:tcPr>
@@ -968,9 +1683,11 @@
               <w:spacing w:before="60" w:after="60" w:line="252" w:lineRule="auto"/>
               <w:jc w:val="left"/>
             </w:pPr>
+            <w:r/>
             <w:r>
               <w:rPr>
                 <w:rFonts w:ascii="Times New Roman" w:hAnsi="Times New Roman"/>
+                <w:i w:val="0"/>
                 <w:sz w:val="17"/>
               </w:rPr>
               <w:t>Deteksi Penipuan Kepabeanan / WCO</w:t>
@@ -982,8 +1699,8 @@
             <w:tcW w:type="dxa" w:w="1290"/>
             <w:tcBorders>
               <w:top w:val="none"/>
+              <w:bottom w:val="none"/>
               <w:left w:val="none"/>
-              <w:bottom w:val="none"/>
               <w:right w:val="none"/>
             </w:tcBorders>
           </w:tcPr>
@@ -992,9 +1709,11 @@
               <w:spacing w:before="60" w:after="60" w:line="252" w:lineRule="auto"/>
               <w:jc w:val="left"/>
             </w:pPr>
+            <w:r/>
             <w:r>
               <w:rPr>
                 <w:rFonts w:ascii="Times New Roman" w:hAnsi="Times New Roman"/>
+                <w:i w:val="0"/>
                 <w:sz w:val="17"/>
               </w:rPr>
               <w:t>Deklarasi impor &amp; nilai barang</w:t>
@@ -1006,8 +1725,8 @@
             <w:tcW w:type="dxa" w:w="1290"/>
             <w:tcBorders>
               <w:top w:val="none"/>
+              <w:bottom w:val="none"/>
               <w:left w:val="none"/>
-              <w:bottom w:val="none"/>
               <w:right w:val="none"/>
             </w:tcBorders>
           </w:tcPr>
@@ -1016,9 +1735,11 @@
               <w:spacing w:before="60" w:after="60" w:line="252" w:lineRule="auto"/>
               <w:jc w:val="left"/>
             </w:pPr>
+            <w:r/>
             <w:r>
               <w:rPr>
                 <w:rFonts w:ascii="Times New Roman" w:hAnsi="Times New Roman"/>
+                <w:i w:val="0"/>
                 <w:sz w:val="17"/>
               </w:rPr>
               <w:t>Dual Attentive Tree-aware Embedding (DATE)</w:t>
@@ -1030,8 +1751,8 @@
             <w:tcW w:type="dxa" w:w="1290"/>
             <w:tcBorders>
               <w:top w:val="none"/>
+              <w:bottom w:val="none"/>
               <w:left w:val="none"/>
-              <w:bottom w:val="none"/>
               <w:right w:val="none"/>
             </w:tcBorders>
           </w:tcPr>
@@ -1040,9 +1761,11 @@
               <w:spacing w:before="60" w:after="60" w:line="252" w:lineRule="auto"/>
               <w:jc w:val="left"/>
             </w:pPr>
+            <w:r/>
             <w:r>
               <w:rPr>
                 <w:rFonts w:ascii="Times New Roman" w:hAnsi="Times New Roman"/>
+                <w:i w:val="0"/>
                 <w:sz w:val="17"/>
               </w:rPr>
               <w:t>Precision@K, Revenue Recall</w:t>
@@ -1054,8 +1777,8 @@
             <w:tcW w:type="dxa" w:w="1290"/>
             <w:tcBorders>
               <w:top w:val="none"/>
+              <w:bottom w:val="none"/>
               <w:left w:val="none"/>
-              <w:bottom w:val="none"/>
               <w:right w:val="none"/>
             </w:tcBorders>
           </w:tcPr>
@@ -1064,9 +1787,11 @@
               <w:spacing w:before="60" w:after="60" w:line="252" w:lineRule="auto"/>
               <w:jc w:val="left"/>
             </w:pPr>
+            <w:r/>
             <w:r>
               <w:rPr>
                 <w:rFonts w:ascii="Times New Roman" w:hAnsi="Times New Roman"/>
+                <w:i w:val="0"/>
                 <w:sz w:val="17"/>
               </w:rPr>
               <w:t>Berfokus pada deklarasi pabean batas negara fisik</w:t>
@@ -1078,8 +1803,8 @@
             <w:tcW w:type="dxa" w:w="1290"/>
             <w:tcBorders>
               <w:top w:val="none"/>
+              <w:bottom w:val="none"/>
               <w:left w:val="none"/>
-              <w:bottom w:val="none"/>
               <w:right w:val="none"/>
             </w:tcBorders>
           </w:tcPr>
@@ -1088,9 +1813,11 @@
               <w:spacing w:before="60" w:after="60" w:line="252" w:lineRule="auto"/>
               <w:jc w:val="left"/>
             </w:pPr>
+            <w:r/>
             <w:r>
               <w:rPr>
                 <w:rFonts w:ascii="Times New Roman" w:hAnsi="Times New Roman"/>
+                <w:i w:val="0"/>
                 <w:sz w:val="17"/>
               </w:rPr>
               <w:t>Mengadaptasi prinsip dual-proxy pada ekosistem perniagaan digital domestik</w:t>
@@ -1104,8 +1831,8 @@
             <w:tcW w:type="dxa" w:w="1290"/>
             <w:tcBorders>
               <w:top w:val="none"/>
+              <w:bottom w:val="none"/>
               <w:left w:val="none"/>
-              <w:bottom w:val="none"/>
               <w:right w:val="none"/>
             </w:tcBorders>
           </w:tcPr>
@@ -1114,9 +1841,11 @@
               <w:spacing w:before="60" w:after="60" w:line="252" w:lineRule="auto"/>
               <w:jc w:val="left"/>
             </w:pPr>
+            <w:r/>
             <w:r>
               <w:rPr>
                 <w:rFonts w:ascii="Times New Roman" w:hAnsi="Times New Roman"/>
+                <w:i w:val="0"/>
                 <w:sz w:val="17"/>
               </w:rPr>
               <w:t>Battaglini et al. (2022)</w:t>
@@ -1128,8 +1857,8 @@
             <w:tcW w:type="dxa" w:w="1290"/>
             <w:tcBorders>
               <w:top w:val="none"/>
+              <w:bottom w:val="none"/>
               <w:left w:val="none"/>
-              <w:bottom w:val="none"/>
               <w:right w:val="none"/>
             </w:tcBorders>
           </w:tcPr>
@@ -1138,9 +1867,11 @@
               <w:spacing w:before="60" w:after="60" w:line="252" w:lineRule="auto"/>
               <w:jc w:val="left"/>
             </w:pPr>
+            <w:r/>
             <w:r>
               <w:rPr>
                 <w:rFonts w:ascii="Times New Roman" w:hAnsi="Times New Roman"/>
+                <w:i w:val="0"/>
                 <w:sz w:val="17"/>
               </w:rPr>
               <w:t>Audit Kepatuhan Pajak (Italia)</w:t>
@@ -1152,8 +1883,8 @@
             <w:tcW w:type="dxa" w:w="1290"/>
             <w:tcBorders>
               <w:top w:val="none"/>
+              <w:bottom w:val="none"/>
               <w:left w:val="none"/>
-              <w:bottom w:val="none"/>
               <w:right w:val="none"/>
             </w:tcBorders>
           </w:tcPr>
@@ -1162,9 +1893,11 @@
               <w:spacing w:before="60" w:after="60" w:line="252" w:lineRule="auto"/>
               <w:jc w:val="left"/>
             </w:pPr>
+            <w:r/>
             <w:r>
               <w:rPr>
                 <w:rFonts w:ascii="Times New Roman" w:hAnsi="Times New Roman"/>
+                <w:i w:val="0"/>
                 <w:sz w:val="17"/>
               </w:rPr>
               <w:t>Data audit administratif fiskus</w:t>
@@ -1176,8 +1909,8 @@
             <w:tcW w:type="dxa" w:w="1290"/>
             <w:tcBorders>
               <w:top w:val="none"/>
+              <w:bottom w:val="none"/>
               <w:left w:val="none"/>
-              <w:bottom w:val="none"/>
               <w:right w:val="none"/>
             </w:tcBorders>
           </w:tcPr>
@@ -1186,9 +1919,11 @@
               <w:spacing w:before="60" w:after="60" w:line="252" w:lineRule="auto"/>
               <w:jc w:val="left"/>
             </w:pPr>
+            <w:r/>
             <w:r>
               <w:rPr>
                 <w:rFonts w:ascii="Times New Roman" w:hAnsi="Times New Roman"/>
+                <w:i w:val="0"/>
                 <w:sz w:val="17"/>
               </w:rPr>
               <w:t>Supervised ML &amp; Selective Labels</w:t>
@@ -1200,19 +1935,21 @@
             <w:tcW w:type="dxa" w:w="1290"/>
             <w:tcBorders>
               <w:top w:val="none"/>
+              <w:bottom w:val="none"/>
               <w:left w:val="none"/>
-              <w:bottom w:val="none"/>
               <w:right w:val="none"/>
             </w:tcBorders>
           </w:tcPr>
           <w:p>
             <w:pPr>
               <w:spacing w:before="60" w:after="60" w:line="252" w:lineRule="auto"/>
-              <w:jc w:val="left"/>
+              <w:jc w:val="center"/>
             </w:pPr>
+            <w:r/>
             <w:r>
               <w:rPr>
                 <w:rFonts w:ascii="Times New Roman" w:hAnsi="Times New Roman"/>
+                <w:i w:val="0"/>
                 <w:sz w:val="17"/>
               </w:rPr>
               <w:t>Detected Evasion Gain (+38%)</w:t>
@@ -1224,8 +1961,8 @@
             <w:tcW w:type="dxa" w:w="1290"/>
             <w:tcBorders>
               <w:top w:val="none"/>
+              <w:bottom w:val="none"/>
               <w:left w:val="none"/>
-              <w:bottom w:val="none"/>
               <w:right w:val="none"/>
             </w:tcBorders>
           </w:tcPr>
@@ -1234,9 +1971,11 @@
               <w:spacing w:before="60" w:after="60" w:line="252" w:lineRule="auto"/>
               <w:jc w:val="left"/>
             </w:pPr>
+            <w:r/>
             <w:r>
               <w:rPr>
                 <w:rFonts w:ascii="Times New Roman" w:hAnsi="Times New Roman"/>
+                <w:i w:val="0"/>
                 <w:sz w:val="17"/>
               </w:rPr>
               <w:t>Penyetelan hyperparameter manual tanpa uji ketahanan spasial</w:t>
@@ -1248,8 +1987,8 @@
             <w:tcW w:type="dxa" w:w="1290"/>
             <w:tcBorders>
               <w:top w:val="none"/>
+              <w:bottom w:val="none"/>
               <w:left w:val="none"/>
-              <w:bottom w:val="none"/>
               <w:right w:val="none"/>
             </w:tcBorders>
           </w:tcPr>
@@ -1258,9 +1997,11 @@
               <w:spacing w:before="60" w:after="60" w:line="252" w:lineRule="auto"/>
               <w:jc w:val="left"/>
             </w:pPr>
+            <w:r/>
             <w:r>
               <w:rPr>
                 <w:rFonts w:ascii="Times New Roman" w:hAnsi="Times New Roman"/>
+                <w:i w:val="0"/>
                 <w:sz w:val="17"/>
               </w:rPr>
               <w:t>Menggunakan optimasi Bayesian TPE dan validasi holdout geografis berulang</w:t>
@@ -1274,8 +2015,8 @@
             <w:tcW w:type="dxa" w:w="1290"/>
             <w:tcBorders>
               <w:top w:val="none"/>
+              <w:bottom w:val="none"/>
               <w:left w:val="none"/>
-              <w:bottom w:val="none"/>
               <w:right w:val="none"/>
             </w:tcBorders>
           </w:tcPr>
@@ -1284,9 +2025,11 @@
               <w:spacing w:before="60" w:after="60" w:line="252" w:lineRule="auto"/>
               <w:jc w:val="left"/>
             </w:pPr>
+            <w:r/>
             <w:r>
               <w:rPr>
                 <w:rFonts w:ascii="Times New Roman" w:hAnsi="Times New Roman"/>
+                <w:i w:val="0"/>
                 <w:sz w:val="17"/>
               </w:rPr>
               <w:t>DJP (2023)</w:t>
@@ -1298,8 +2041,8 @@
             <w:tcW w:type="dxa" w:w="1290"/>
             <w:tcBorders>
               <w:top w:val="none"/>
+              <w:bottom w:val="none"/>
               <w:left w:val="none"/>
-              <w:bottom w:val="none"/>
               <w:right w:val="none"/>
             </w:tcBorders>
           </w:tcPr>
@@ -1308,9 +2051,11 @@
               <w:spacing w:before="60" w:after="60" w:line="252" w:lineRule="auto"/>
               <w:jc w:val="left"/>
             </w:pPr>
+            <w:r/>
             <w:r>
               <w:rPr>
                 <w:rFonts w:ascii="Times New Roman" w:hAnsi="Times New Roman"/>
+                <w:i w:val="0"/>
                 <w:sz w:val="17"/>
               </w:rPr>
               <w:t>Sistem CRM Pajak (Indonesia)</w:t>
@@ -1322,8 +2067,8 @@
             <w:tcW w:type="dxa" w:w="1290"/>
             <w:tcBorders>
               <w:top w:val="none"/>
+              <w:bottom w:val="none"/>
               <w:left w:val="none"/>
-              <w:bottom w:val="none"/>
               <w:right w:val="none"/>
             </w:tcBorders>
           </w:tcPr>
@@ -1332,9 +2077,11 @@
               <w:spacing w:before="60" w:after="60" w:line="252" w:lineRule="auto"/>
               <w:jc w:val="left"/>
             </w:pPr>
+            <w:r/>
             <w:r>
               <w:rPr>
                 <w:rFonts w:ascii="Times New Roman" w:hAnsi="Times New Roman"/>
+                <w:i w:val="0"/>
                 <w:sz w:val="17"/>
               </w:rPr>
               <w:t>Data internal &amp; ILAP</w:t>
@@ -1346,8 +2093,8 @@
             <w:tcW w:type="dxa" w:w="1290"/>
             <w:tcBorders>
               <w:top w:val="none"/>
+              <w:bottom w:val="none"/>
               <w:left w:val="none"/>
-              <w:bottom w:val="none"/>
               <w:right w:val="none"/>
             </w:tcBorders>
           </w:tcPr>
@@ -1356,9 +2103,11 @@
               <w:spacing w:before="60" w:after="60" w:line="252" w:lineRule="auto"/>
               <w:jc w:val="left"/>
             </w:pPr>
+            <w:r/>
             <w:r>
               <w:rPr>
                 <w:rFonts w:ascii="Times New Roman" w:hAnsi="Times New Roman"/>
+                <w:i w:val="0"/>
                 <w:sz w:val="17"/>
               </w:rPr>
               <w:t>Aturan Matriks Heuristik</w:t>
@@ -1370,8 +2119,8 @@
             <w:tcW w:type="dxa" w:w="1290"/>
             <w:tcBorders>
               <w:top w:val="none"/>
+              <w:bottom w:val="none"/>
               <w:left w:val="none"/>
-              <w:bottom w:val="none"/>
               <w:right w:val="none"/>
             </w:tcBorders>
           </w:tcPr>
@@ -1380,9 +2129,11 @@
               <w:spacing w:before="60" w:after="60" w:line="252" w:lineRule="auto"/>
               <w:jc w:val="left"/>
             </w:pPr>
+            <w:r/>
             <w:r>
               <w:rPr>
                 <w:rFonts w:ascii="Times New Roman" w:hAnsi="Times New Roman"/>
+                <w:i w:val="0"/>
                 <w:sz w:val="17"/>
               </w:rPr>
               <w:t>Realisasi Penerimaan</w:t>
@@ -1394,8 +2145,8 @@
             <w:tcW w:type="dxa" w:w="1290"/>
             <w:tcBorders>
               <w:top w:val="none"/>
+              <w:bottom w:val="none"/>
               <w:left w:val="none"/>
-              <w:bottom w:val="none"/>
               <w:right w:val="none"/>
             </w:tcBorders>
           </w:tcPr>
@@ -1404,12 +2155,22 @@
               <w:spacing w:before="60" w:after="60" w:line="252" w:lineRule="auto"/>
               <w:jc w:val="left"/>
             </w:pPr>
+            <w:r/>
             <w:r>
               <w:rPr>
                 <w:rFonts w:ascii="Times New Roman" w:hAnsi="Times New Roman"/>
+                <w:i w:val="0"/>
                 <w:sz w:val="17"/>
               </w:rPr>
-              <w:t>Model berbasis aturan statis rentan *false positive*</w:t>
+              <w:t xml:space="preserve">Model berbasis aturan statis rentan </w:t>
+            </w:r>
+            <w:r>
+              <w:rPr>
+                <w:rFonts w:ascii="Times New Roman" w:hAnsi="Times New Roman"/>
+                <w:i/>
+                <w:sz w:val="17"/>
+              </w:rPr>
+              <w:t>false positive</w:t>
             </w:r>
           </w:p>
         </w:tc>
@@ -1418,8 +2179,8 @@
             <w:tcW w:type="dxa" w:w="1290"/>
             <w:tcBorders>
               <w:top w:val="none"/>
+              <w:bottom w:val="none"/>
               <w:left w:val="none"/>
-              <w:bottom w:val="none"/>
               <w:right w:val="none"/>
             </w:tcBorders>
           </w:tcPr>
@@ -1428,9 +2189,11 @@
               <w:spacing w:before="60" w:after="60" w:line="252" w:lineRule="auto"/>
               <w:jc w:val="left"/>
             </w:pPr>
+            <w:r/>
             <w:r>
               <w:rPr>
                 <w:rFonts w:ascii="Times New Roman" w:hAnsi="Times New Roman"/>
+                <w:i w:val="0"/>
                 <w:sz w:val="17"/>
               </w:rPr>
               <w:t>Mengembangkan tolok ukur simulasi berbasis DGP terstruktur</w:t>
@@ -1444,8 +2207,8 @@
             <w:tcW w:type="dxa" w:w="1290"/>
             <w:tcBorders>
               <w:top w:val="none"/>
+              <w:bottom w:val="single" w:sz="12" w:space="0" w:color="000000"/>
               <w:left w:val="none"/>
-              <w:bottom w:val="single" w:sz="12" w:space="0" w:color="000000"/>
               <w:right w:val="none"/>
             </w:tcBorders>
           </w:tcPr>
@@ -1454,9 +2217,12 @@
               <w:spacing w:before="60" w:after="60" w:line="252" w:lineRule="auto"/>
               <w:jc w:val="left"/>
             </w:pPr>
+            <w:r/>
             <w:r>
               <w:rPr>
                 <w:rFonts w:ascii="Times New Roman" w:hAnsi="Times New Roman"/>
+                <w:b/>
+                <w:i w:val="0"/>
                 <w:sz w:val="17"/>
               </w:rPr>
               <w:t>Penelitian Ini (2026)</w:t>
@@ -1468,8 +2234,8 @@
             <w:tcW w:type="dxa" w:w="1290"/>
             <w:tcBorders>
               <w:top w:val="none"/>
+              <w:bottom w:val="single" w:sz="12" w:space="0" w:color="000000"/>
               <w:left w:val="none"/>
-              <w:bottom w:val="single" w:sz="12" w:space="0" w:color="000000"/>
               <w:right w:val="none"/>
             </w:tcBorders>
           </w:tcPr>
@@ -1478,9 +2244,12 @@
               <w:spacing w:before="60" w:after="60" w:line="252" w:lineRule="auto"/>
               <w:jc w:val="left"/>
             </w:pPr>
+            <w:r/>
             <w:r>
               <w:rPr>
                 <w:rFonts w:ascii="Times New Roman" w:hAnsi="Times New Roman"/>
+                <w:b/>
+                <w:i w:val="0"/>
                 <w:sz w:val="17"/>
               </w:rPr>
               <w:t>Benchmark Pajak Pedagang Daring</w:t>
@@ -1492,8 +2261,8 @@
             <w:tcW w:type="dxa" w:w="1290"/>
             <w:tcBorders>
               <w:top w:val="none"/>
+              <w:bottom w:val="single" w:sz="12" w:space="0" w:color="000000"/>
               <w:left w:val="none"/>
-              <w:bottom w:val="single" w:sz="12" w:space="0" w:color="000000"/>
               <w:right w:val="none"/>
             </w:tcBorders>
           </w:tcPr>
@@ -1502,9 +2271,12 @@
               <w:spacing w:before="60" w:after="60" w:line="252" w:lineRule="auto"/>
               <w:jc w:val="left"/>
             </w:pPr>
+            <w:r/>
             <w:r>
               <w:rPr>
                 <w:rFonts w:ascii="Times New Roman" w:hAnsi="Times New Roman"/>
+                <w:b/>
+                <w:i w:val="0"/>
                 <w:sz w:val="17"/>
               </w:rPr>
               <w:t>Simulasi Laten &amp; Data Pihak Ketiga</w:t>
@@ -1516,8 +2288,8 @@
             <w:tcW w:type="dxa" w:w="1290"/>
             <w:tcBorders>
               <w:top w:val="none"/>
+              <w:bottom w:val="single" w:sz="12" w:space="0" w:color="000000"/>
               <w:left w:val="none"/>
-              <w:bottom w:val="single" w:sz="12" w:space="0" w:color="000000"/>
               <w:right w:val="none"/>
             </w:tcBorders>
           </w:tcPr>
@@ -1526,9 +2298,12 @@
               <w:spacing w:before="60" w:after="60" w:line="252" w:lineRule="auto"/>
               <w:jc w:val="left"/>
             </w:pPr>
+            <w:r/>
             <w:r>
               <w:rPr>
                 <w:rFonts w:ascii="Times New Roman" w:hAnsi="Times New Roman"/>
+                <w:b/>
+                <w:i w:val="0"/>
                 <w:sz w:val="17"/>
               </w:rPr>
               <w:t>TPE-optimized XGBoost + Logistic + SHAP</w:t>
@@ -1540,8 +2315,8 @@
             <w:tcW w:type="dxa" w:w="1290"/>
             <w:tcBorders>
               <w:top w:val="none"/>
+              <w:bottom w:val="single" w:sz="12" w:space="0" w:color="000000"/>
               <w:left w:val="none"/>
-              <w:bottom w:val="single" w:sz="12" w:space="0" w:color="000000"/>
               <w:right w:val="none"/>
             </w:tcBorders>
           </w:tcPr>
@@ -1550,9 +2325,12 @@
               <w:spacing w:before="60" w:after="60" w:line="252" w:lineRule="auto"/>
               <w:jc w:val="left"/>
             </w:pPr>
+            <w:r/>
             <w:r>
               <w:rPr>
                 <w:rFonts w:ascii="Times New Roman" w:hAnsi="Times New Roman"/>
+                <w:b/>
+                <w:i w:val="0"/>
                 <w:sz w:val="17"/>
               </w:rPr>
               <w:t>ROC-AUC (95% CI), PR-AUC, Top-20% Yield, Geo-Holdout</w:t>
@@ -1564,8 +2342,8 @@
             <w:tcW w:type="dxa" w:w="1290"/>
             <w:tcBorders>
               <w:top w:val="none"/>
+              <w:bottom w:val="single" w:sz="12" w:space="0" w:color="000000"/>
               <w:left w:val="none"/>
-              <w:bottom w:val="single" w:sz="12" w:space="0" w:color="000000"/>
               <w:right w:val="none"/>
             </w:tcBorders>
           </w:tcPr>
@@ -1574,9 +2352,12 @@
               <w:spacing w:before="60" w:after="60" w:line="252" w:lineRule="auto"/>
               <w:jc w:val="left"/>
             </w:pPr>
+            <w:r/>
             <w:r>
               <w:rPr>
                 <w:rFonts w:ascii="Times New Roman" w:hAnsi="Times New Roman"/>
+                <w:b/>
+                <w:i w:val="0"/>
                 <w:sz w:val="17"/>
               </w:rPr>
               <w:t>-</w:t>
@@ -1588,8 +2369,8 @@
             <w:tcW w:type="dxa" w:w="1290"/>
             <w:tcBorders>
               <w:top w:val="none"/>
+              <w:bottom w:val="single" w:sz="12" w:space="0" w:color="000000"/>
               <w:left w:val="none"/>
-              <w:bottom w:val="single" w:sz="12" w:space="0" w:color="000000"/>
               <w:right w:val="none"/>
             </w:tcBorders>
           </w:tcPr>
@@ -1598,9 +2379,12 @@
               <w:spacing w:before="60" w:after="60" w:line="252" w:lineRule="auto"/>
               <w:jc w:val="left"/>
             </w:pPr>
+            <w:r/>
             <w:r>
               <w:rPr>
                 <w:rFonts w:ascii="Times New Roman" w:hAnsi="Times New Roman"/>
+                <w:b/>
+                <w:i w:val="0"/>
                 <w:sz w:val="17"/>
               </w:rPr>
               <w:t>Mengembangkan framework simulasi yang mengintegrasikan DGP variabel laten dengan repeated cross-province holdout</w:t>
@@ -1622,6 +2406,8 @@
       </w:pPr>
       <w:r>
         <w:rPr>
+          <w:rFonts w:ascii="Times New Roman" w:hAnsi="Times New Roman"/>
+          <w:i w:val="0"/>
           <w:sz w:val="21"/>
         </w:rPr>
         <w:t>---</w:t>
@@ -1664,9 +2450,27 @@
       </w:pPr>
       <w:r>
         <w:rPr>
+          <w:rFonts w:ascii="Times New Roman" w:hAnsi="Times New Roman"/>
+          <w:i w:val="0"/>
           <w:sz w:val="21"/>
         </w:rPr>
-        <w:t>Seluruh parameter numerik dalam proses pembangkitan data merupakan asumsi simulasi terstruktur (*illustrative simulation assumptions*) yang diinformasikan oleh karakteristik makro perniagaan digital Indonesia, bukan estimasi parameter ekonometrika langsung dari data rahasia wajib pajak individual.</w:t>
+        <w:t>Seluruh parameter numerik dalam proses pembangkitan data merupakan asumsi simulasi terstruktur (</w:t>
+      </w:r>
+      <w:r>
+        <w:rPr>
+          <w:rFonts w:ascii="Times New Roman" w:hAnsi="Times New Roman"/>
+          <w:i/>
+          <w:sz w:val="21"/>
+        </w:rPr>
+        <w:t>illustrative simulation assumptions</w:t>
+      </w:r>
+      <w:r>
+        <w:rPr>
+          <w:rFonts w:ascii="Times New Roman" w:hAnsi="Times New Roman"/>
+          <w:i w:val="0"/>
+          <w:sz w:val="21"/>
+        </w:rPr>
+        <w:t>) yang diinformasikan oleh karakteristik makro perniagaan digital Indonesia, bukan estimasi parameter ekonometrika langsung dari data rahasia wajib pajak individual.</w:t>
       </w:r>
     </w:p>
     <w:p>
@@ -1676,6 +2480,7 @@
       </w:pPr>
       <w:r>
         <w:rPr>
+          <w:rFonts w:ascii="Times New Roman" w:hAnsi="Times New Roman"/>
           <w:b/>
           <w:sz w:val="19"/>
         </w:rPr>
@@ -1689,6 +2494,7 @@
       </w:pPr>
       <w:r>
         <w:rPr>
+          <w:rFonts w:ascii="Times New Roman" w:hAnsi="Times New Roman"/>
           <w:b/>
           <w:sz w:val="19"/>
         </w:rPr>
@@ -1715,8 +2521,8 @@
             <w:tcW w:type="dxa" w:w="1806"/>
             <w:tcBorders>
               <w:top w:val="single" w:sz="12" w:space="0" w:color="000000"/>
+              <w:bottom w:val="single" w:sz="6" w:space="0" w:color="000000"/>
               <w:left w:val="none"/>
-              <w:bottom w:val="single" w:sz="6" w:space="0" w:color="000000"/>
               <w:right w:val="none"/>
             </w:tcBorders>
             <w:shd w:fill="F5F5F5"/>
@@ -1726,10 +2532,11 @@
               <w:spacing w:before="60" w:after="60" w:line="252" w:lineRule="auto"/>
               <w:jc w:val="left"/>
             </w:pPr>
+            <w:r/>
             <w:r>
               <w:rPr>
                 <w:rFonts w:ascii="Times New Roman" w:hAnsi="Times New Roman"/>
-                <w:b/>
+                <w:i w:val="0"/>
                 <w:sz w:val="17"/>
               </w:rPr>
               <w:t>Nama Variabel</w:t>
@@ -1741,8 +2548,8 @@
             <w:tcW w:type="dxa" w:w="1806"/>
             <w:tcBorders>
               <w:top w:val="single" w:sz="12" w:space="0" w:color="000000"/>
+              <w:bottom w:val="single" w:sz="6" w:space="0" w:color="000000"/>
               <w:left w:val="none"/>
-              <w:bottom w:val="single" w:sz="6" w:space="0" w:color="000000"/>
               <w:right w:val="none"/>
             </w:tcBorders>
             <w:shd w:fill="F5F5F5"/>
@@ -1752,10 +2559,11 @@
               <w:spacing w:before="60" w:after="60" w:line="252" w:lineRule="auto"/>
               <w:jc w:val="left"/>
             </w:pPr>
+            <w:r/>
             <w:r>
               <w:rPr>
                 <w:rFonts w:ascii="Times New Roman" w:hAnsi="Times New Roman"/>
-                <w:b/>
+                <w:i w:val="0"/>
                 <w:sz w:val="17"/>
               </w:rPr>
               <w:t>Level Data</w:t>
@@ -1767,8 +2575,8 @@
             <w:tcW w:type="dxa" w:w="1806"/>
             <w:tcBorders>
               <w:top w:val="single" w:sz="12" w:space="0" w:color="000000"/>
+              <w:bottom w:val="single" w:sz="6" w:space="0" w:color="000000"/>
               <w:left w:val="none"/>
-              <w:bottom w:val="single" w:sz="6" w:space="0" w:color="000000"/>
               <w:right w:val="none"/>
             </w:tcBorders>
             <w:shd w:fill="F5F5F5"/>
@@ -1778,10 +2586,11 @@
               <w:spacing w:before="60" w:after="60" w:line="252" w:lineRule="auto"/>
               <w:jc w:val="left"/>
             </w:pPr>
+            <w:r/>
             <w:r>
               <w:rPr>
                 <w:rFonts w:ascii="Times New Roman" w:hAnsi="Times New Roman"/>
-                <w:b/>
+                <w:i w:val="0"/>
                 <w:sz w:val="17"/>
               </w:rPr>
               <w:t>Distribusi &amp; Formula Pembangkitan</w:t>
@@ -1793,8 +2602,8 @@
             <w:tcW w:type="dxa" w:w="1806"/>
             <w:tcBorders>
               <w:top w:val="single" w:sz="12" w:space="0" w:color="000000"/>
+              <w:bottom w:val="single" w:sz="6" w:space="0" w:color="000000"/>
               <w:left w:val="none"/>
-              <w:bottom w:val="single" w:sz="6" w:space="0" w:color="000000"/>
               <w:right w:val="none"/>
             </w:tcBorders>
             <w:shd w:fill="F5F5F5"/>
@@ -1804,10 +2613,11 @@
               <w:spacing w:before="60" w:after="60" w:line="252" w:lineRule="auto"/>
               <w:jc w:val="left"/>
             </w:pPr>
+            <w:r/>
             <w:r>
               <w:rPr>
                 <w:rFonts w:ascii="Times New Roman" w:hAnsi="Times New Roman"/>
-                <w:b/>
+                <w:i w:val="0"/>
                 <w:sz w:val="17"/>
               </w:rPr>
               <w:t>Justifikasi Pemilihan Parameter &amp; Distribusi</w:t>
@@ -1819,8 +2629,8 @@
             <w:tcW w:type="dxa" w:w="1806"/>
             <w:tcBorders>
               <w:top w:val="single" w:sz="12" w:space="0" w:color="000000"/>
+              <w:bottom w:val="single" w:sz="6" w:space="0" w:color="000000"/>
               <w:left w:val="none"/>
-              <w:bottom w:val="single" w:sz="6" w:space="0" w:color="000000"/>
               <w:right w:val="none"/>
             </w:tcBorders>
             <w:shd w:fill="F5F5F5"/>
@@ -1830,10 +2640,11 @@
               <w:spacing w:before="60" w:after="60" w:line="252" w:lineRule="auto"/>
               <w:jc w:val="left"/>
             </w:pPr>
+            <w:r/>
             <w:r>
               <w:rPr>
                 <w:rFonts w:ascii="Times New Roman" w:hAnsi="Times New Roman"/>
-                <w:b/>
+                <w:i w:val="0"/>
                 <w:sz w:val="17"/>
               </w:rPr>
               <w:t>Digunakan di Formula Target Y?</w:t>
@@ -1847,8 +2658,8 @@
             <w:tcW w:type="dxa" w:w="1806"/>
             <w:tcBorders>
               <w:top w:val="none"/>
+              <w:bottom w:val="none"/>
               <w:left w:val="none"/>
-              <w:bottom w:val="none"/>
               <w:right w:val="none"/>
             </w:tcBorders>
           </w:tcPr>
@@ -1857,9 +2668,11 @@
               <w:spacing w:before="60" w:after="60" w:line="252" w:lineRule="auto"/>
               <w:jc w:val="left"/>
             </w:pPr>
+            <w:r/>
             <w:r>
               <w:rPr>
                 <w:rFonts w:ascii="Times New Roman" w:hAnsi="Times New Roman"/>
+                <w:i w:val="0"/>
                 <w:sz w:val="17"/>
               </w:rPr>
               <w:t>δ_cash</w:t>
@@ -1871,8 +2684,8 @@
             <w:tcW w:type="dxa" w:w="1806"/>
             <w:tcBorders>
               <w:top w:val="none"/>
+              <w:bottom w:val="none"/>
               <w:left w:val="none"/>
-              <w:bottom w:val="none"/>
               <w:right w:val="none"/>
             </w:tcBorders>
           </w:tcPr>
@@ -1881,9 +2694,11 @@
               <w:spacing w:before="60" w:after="60" w:line="252" w:lineRule="auto"/>
               <w:jc w:val="left"/>
             </w:pPr>
+            <w:r/>
             <w:r>
               <w:rPr>
                 <w:rFonts w:ascii="Times New Roman" w:hAnsi="Times New Roman"/>
+                <w:i w:val="0"/>
                 <w:sz w:val="17"/>
               </w:rPr>
               <w:t>Wajib Pajak (Laten)</w:t>
@@ -1895,8 +2710,8 @@
             <w:tcW w:type="dxa" w:w="1806"/>
             <w:tcBorders>
               <w:top w:val="none"/>
+              <w:bottom w:val="none"/>
               <w:left w:val="none"/>
-              <w:bottom w:val="none"/>
               <w:right w:val="none"/>
             </w:tcBorders>
           </w:tcPr>
@@ -1905,9 +2720,11 @@
               <w:spacing w:before="60" w:after="60" w:line="252" w:lineRule="auto"/>
               <w:jc w:val="center"/>
             </w:pPr>
+            <w:r/>
             <w:r>
               <w:rPr>
                 <w:rFonts w:ascii="Times New Roman" w:hAnsi="Times New Roman"/>
+                <w:i w:val="0"/>
                 <w:sz w:val="17"/>
               </w:rPr>
               <w:t>Beta(2.0, 4.0)</w:t>
@@ -1919,8 +2736,8 @@
             <w:tcW w:type="dxa" w:w="1806"/>
             <w:tcBorders>
               <w:top w:val="none"/>
+              <w:bottom w:val="none"/>
               <w:left w:val="none"/>
-              <w:bottom w:val="none"/>
               <w:right w:val="none"/>
             </w:tcBorders>
           </w:tcPr>
@@ -1929,9 +2746,11 @@
               <w:spacing w:before="60" w:after="60" w:line="252" w:lineRule="auto"/>
               <w:jc w:val="left"/>
             </w:pPr>
+            <w:r/>
             <w:r>
               <w:rPr>
                 <w:rFonts w:ascii="Times New Roman" w:hAnsi="Times New Roman"/>
+                <w:i w:val="0"/>
                 <w:sz w:val="17"/>
               </w:rPr>
               <w:t>Mean ≈ 0,33, varians 0,031; mengasumsikan mayoritas pedagang memiliki kecenderungan transaksi tunai off-the-books rendah hingga sedang dengan ekor kanan terbatas.</w:t>
@@ -1943,8 +2762,8 @@
             <w:tcW w:type="dxa" w:w="1806"/>
             <w:tcBorders>
               <w:top w:val="none"/>
+              <w:bottom w:val="none"/>
               <w:left w:val="none"/>
-              <w:bottom w:val="none"/>
               <w:right w:val="none"/>
             </w:tcBorders>
           </w:tcPr>
@@ -1953,9 +2772,12 @@
               <w:spacing w:before="60" w:after="60" w:line="252" w:lineRule="auto"/>
               <w:jc w:val="left"/>
             </w:pPr>
+            <w:r/>
             <w:r>
               <w:rPr>
                 <w:rFonts w:ascii="Times New Roman" w:hAnsi="Times New Roman"/>
+                <w:b/>
+                <w:i w:val="0"/>
                 <w:sz w:val="17"/>
               </w:rPr>
               <w:t>Ya</w:t>
@@ -1969,8 +2791,8 @@
             <w:tcW w:type="dxa" w:w="1806"/>
             <w:tcBorders>
               <w:top w:val="none"/>
+              <w:bottom w:val="none"/>
               <w:left w:val="none"/>
-              <w:bottom w:val="none"/>
               <w:right w:val="none"/>
             </w:tcBorders>
           </w:tcPr>
@@ -1979,9 +2801,11 @@
               <w:spacing w:before="60" w:after="60" w:line="252" w:lineRule="auto"/>
               <w:jc w:val="left"/>
             </w:pPr>
+            <w:r/>
             <w:r>
               <w:rPr>
                 <w:rFonts w:ascii="Times New Roman" w:hAnsi="Times New Roman"/>
+                <w:i w:val="0"/>
                 <w:sz w:val="17"/>
               </w:rPr>
               <w:t>δ_inv</w:t>
@@ -1993,8 +2817,8 @@
             <w:tcW w:type="dxa" w:w="1806"/>
             <w:tcBorders>
               <w:top w:val="none"/>
+              <w:bottom w:val="none"/>
               <w:left w:val="none"/>
-              <w:bottom w:val="none"/>
               <w:right w:val="none"/>
             </w:tcBorders>
           </w:tcPr>
@@ -2003,9 +2827,11 @@
               <w:spacing w:before="60" w:after="60" w:line="252" w:lineRule="auto"/>
               <w:jc w:val="left"/>
             </w:pPr>
+            <w:r/>
             <w:r>
               <w:rPr>
                 <w:rFonts w:ascii="Times New Roman" w:hAnsi="Times New Roman"/>
+                <w:i w:val="0"/>
                 <w:sz w:val="17"/>
               </w:rPr>
               <w:t>Wajib Pajak (Laten)</w:t>
@@ -2017,8 +2843,8 @@
             <w:tcW w:type="dxa" w:w="1806"/>
             <w:tcBorders>
               <w:top w:val="none"/>
+              <w:bottom w:val="none"/>
               <w:left w:val="none"/>
-              <w:bottom w:val="none"/>
               <w:right w:val="none"/>
             </w:tcBorders>
           </w:tcPr>
@@ -2027,9 +2853,11 @@
               <w:spacing w:before="60" w:after="60" w:line="252" w:lineRule="auto"/>
               <w:jc w:val="center"/>
             </w:pPr>
+            <w:r/>
             <w:r>
               <w:rPr>
                 <w:rFonts w:ascii="Times New Roman" w:hAnsi="Times New Roman"/>
+                <w:i w:val="0"/>
                 <w:sz w:val="17"/>
               </w:rPr>
               <w:t>Exponential(β=0.25)</w:t>
@@ -2041,8 +2869,8 @@
             <w:tcW w:type="dxa" w:w="1806"/>
             <w:tcBorders>
               <w:top w:val="none"/>
+              <w:bottom w:val="none"/>
               <w:left w:val="none"/>
-              <w:bottom w:val="none"/>
               <w:right w:val="none"/>
             </w:tcBorders>
           </w:tcPr>
@@ -2051,12 +2879,30 @@
               <w:spacing w:before="60" w:after="60" w:line="252" w:lineRule="auto"/>
               <w:jc w:val="left"/>
             </w:pPr>
+            <w:r/>
             <w:r>
               <w:rPr>
                 <w:rFonts w:ascii="Times New Roman" w:hAnsi="Times New Roman"/>
+                <w:i w:val="0"/>
                 <w:sz w:val="17"/>
               </w:rPr>
-              <w:t>Mean = 0,25; mengasumsikan distorsi stok inventaris jarang terjadi dalam skala ekstrem namun memiliki ekor panjang (*heavy-tailed*).</w:t>
+              <w:t>Mean = 0,25; mengasumsikan distorsi stok inventaris jarang terjadi dalam skala ekstrem namun memiliki ekor panjang (</w:t>
+            </w:r>
+            <w:r>
+              <w:rPr>
+                <w:rFonts w:ascii="Times New Roman" w:hAnsi="Times New Roman"/>
+                <w:i/>
+                <w:sz w:val="17"/>
+              </w:rPr>
+              <w:t>heavy-tailed</w:t>
+            </w:r>
+            <w:r>
+              <w:rPr>
+                <w:rFonts w:ascii="Times New Roman" w:hAnsi="Times New Roman"/>
+                <w:i w:val="0"/>
+                <w:sz w:val="17"/>
+              </w:rPr>
+              <w:t>).</w:t>
             </w:r>
           </w:p>
         </w:tc>
@@ -2065,8 +2911,8 @@
             <w:tcW w:type="dxa" w:w="1806"/>
             <w:tcBorders>
               <w:top w:val="none"/>
+              <w:bottom w:val="none"/>
               <w:left w:val="none"/>
-              <w:bottom w:val="none"/>
               <w:right w:val="none"/>
             </w:tcBorders>
           </w:tcPr>
@@ -2075,9 +2921,12 @@
               <w:spacing w:before="60" w:after="60" w:line="252" w:lineRule="auto"/>
               <w:jc w:val="left"/>
             </w:pPr>
+            <w:r/>
             <w:r>
               <w:rPr>
                 <w:rFonts w:ascii="Times New Roman" w:hAnsi="Times New Roman"/>
+                <w:b/>
+                <w:i w:val="0"/>
                 <w:sz w:val="17"/>
               </w:rPr>
               <w:t>Ya</w:t>
@@ -2091,8 +2940,8 @@
             <w:tcW w:type="dxa" w:w="1806"/>
             <w:tcBorders>
               <w:top w:val="none"/>
+              <w:bottom w:val="none"/>
               <w:left w:val="none"/>
-              <w:bottom w:val="none"/>
               <w:right w:val="none"/>
             </w:tcBorders>
           </w:tcPr>
@@ -2101,9 +2950,11 @@
               <w:spacing w:before="60" w:after="60" w:line="252" w:lineRule="auto"/>
               <w:jc w:val="left"/>
             </w:pPr>
+            <w:r/>
             <w:r>
               <w:rPr>
                 <w:rFonts w:ascii="Times New Roman" w:hAnsi="Times New Roman"/>
+                <w:i w:val="0"/>
                 <w:sz w:val="17"/>
               </w:rPr>
               <w:t>δ_log</w:t>
@@ -2115,8 +2966,8 @@
             <w:tcW w:type="dxa" w:w="1806"/>
             <w:tcBorders>
               <w:top w:val="none"/>
+              <w:bottom w:val="none"/>
               <w:left w:val="none"/>
-              <w:bottom w:val="none"/>
               <w:right w:val="none"/>
             </w:tcBorders>
           </w:tcPr>
@@ -2125,9 +2976,11 @@
               <w:spacing w:before="60" w:after="60" w:line="252" w:lineRule="auto"/>
               <w:jc w:val="left"/>
             </w:pPr>
+            <w:r/>
             <w:r>
               <w:rPr>
                 <w:rFonts w:ascii="Times New Roman" w:hAnsi="Times New Roman"/>
+                <w:i w:val="0"/>
                 <w:sz w:val="17"/>
               </w:rPr>
               <w:t>Wajib Pajak (Laten)</w:t>
@@ -2139,8 +2992,8 @@
             <w:tcW w:type="dxa" w:w="1806"/>
             <w:tcBorders>
               <w:top w:val="none"/>
+              <w:bottom w:val="none"/>
               <w:left w:val="none"/>
-              <w:bottom w:val="none"/>
               <w:right w:val="none"/>
             </w:tcBorders>
           </w:tcPr>
@@ -2149,9 +3002,11 @@
               <w:spacing w:before="60" w:after="60" w:line="252" w:lineRule="auto"/>
               <w:jc w:val="center"/>
             </w:pPr>
+            <w:r/>
             <w:r>
               <w:rPr>
                 <w:rFonts w:ascii="Times New Roman" w:hAnsi="Times New Roman"/>
+                <w:i w:val="0"/>
                 <w:sz w:val="17"/>
               </w:rPr>
               <w:t>Beta(1.5, 4.5)</w:t>
@@ -2163,8 +3018,8 @@
             <w:tcW w:type="dxa" w:w="1806"/>
             <w:tcBorders>
               <w:top w:val="none"/>
+              <w:bottom w:val="none"/>
               <w:left w:val="none"/>
-              <w:bottom w:val="none"/>
               <w:right w:val="none"/>
             </w:tcBorders>
           </w:tcPr>
@@ -2173,9 +3028,11 @@
               <w:spacing w:before="60" w:after="60" w:line="252" w:lineRule="auto"/>
               <w:jc w:val="left"/>
             </w:pPr>
+            <w:r/>
             <w:r>
               <w:rPr>
                 <w:rFonts w:ascii="Times New Roman" w:hAnsi="Times New Roman"/>
+                <w:i w:val="0"/>
                 <w:sz w:val="17"/>
               </w:rPr>
               <w:t>Mean = 0,25, varians 0,027; mencerminkan anomali pengiriman fisik tanpa resi resmi yang terkonsentrasi pada nilai rendah.</w:t>
@@ -2187,8 +3044,8 @@
             <w:tcW w:type="dxa" w:w="1806"/>
             <w:tcBorders>
               <w:top w:val="none"/>
+              <w:bottom w:val="none"/>
               <w:left w:val="none"/>
-              <w:bottom w:val="none"/>
               <w:right w:val="none"/>
             </w:tcBorders>
           </w:tcPr>
@@ -2197,9 +3054,12 @@
               <w:spacing w:before="60" w:after="60" w:line="252" w:lineRule="auto"/>
               <w:jc w:val="left"/>
             </w:pPr>
+            <w:r/>
             <w:r>
               <w:rPr>
                 <w:rFonts w:ascii="Times New Roman" w:hAnsi="Times New Roman"/>
+                <w:b/>
+                <w:i w:val="0"/>
                 <w:sz w:val="17"/>
               </w:rPr>
               <w:t>Ya</w:t>
@@ -2213,8 +3073,8 @@
             <w:tcW w:type="dxa" w:w="1806"/>
             <w:tcBorders>
               <w:top w:val="none"/>
+              <w:bottom w:val="none"/>
               <w:left w:val="none"/>
-              <w:bottom w:val="none"/>
               <w:right w:val="none"/>
             </w:tcBorders>
           </w:tcPr>
@@ -2223,9 +3083,11 @@
               <w:spacing w:before="60" w:after="60" w:line="252" w:lineRule="auto"/>
               <w:jc w:val="left"/>
             </w:pPr>
+            <w:r/>
             <w:r>
               <w:rPr>
                 <w:rFonts w:ascii="Times New Roman" w:hAnsi="Times New Roman"/>
+                <w:i w:val="0"/>
                 <w:sz w:val="17"/>
               </w:rPr>
               <w:t>u_{frac}</w:t>
@@ -2237,8 +3099,8 @@
             <w:tcW w:type="dxa" w:w="1806"/>
             <w:tcBorders>
               <w:top w:val="none"/>
+              <w:bottom w:val="none"/>
               <w:left w:val="none"/>
-              <w:bottom w:val="none"/>
               <w:right w:val="none"/>
             </w:tcBorders>
           </w:tcPr>
@@ -2247,9 +3109,11 @@
               <w:spacing w:before="60" w:after="60" w:line="252" w:lineRule="auto"/>
               <w:jc w:val="left"/>
             </w:pPr>
+            <w:r/>
             <w:r>
               <w:rPr>
                 <w:rFonts w:ascii="Times New Roman" w:hAnsi="Times New Roman"/>
+                <w:i w:val="0"/>
                 <w:sz w:val="17"/>
               </w:rPr>
               <w:t>Wajib Pajak (Perantara)</w:t>
@@ -2261,8 +3125,8 @@
             <w:tcW w:type="dxa" w:w="1806"/>
             <w:tcBorders>
               <w:top w:val="none"/>
+              <w:bottom w:val="none"/>
               <w:left w:val="none"/>
-              <w:bottom w:val="none"/>
               <w:right w:val="none"/>
             </w:tcBorders>
           </w:tcPr>
@@ -2271,12 +3135,14 @@
               <w:spacing w:before="60" w:after="60" w:line="252" w:lineRule="auto"/>
               <w:jc w:val="left"/>
             </w:pPr>
+            <w:r/>
             <w:r>
               <w:rPr>
                 <w:rFonts w:ascii="Times New Roman" w:hAnsi="Times New Roman"/>
+                <w:i w:val="0"/>
                 <w:sz w:val="17"/>
               </w:rPr>
-              <w:t>Clip≤ft(0,40δ_cash + 0,30≤ft(frac{δ_inv}{1+δ_inv}right) + N(0,10, 0,10^2), 0, 0,85right)</w:t>
+              <w:t>Clip≤ft(0,40δ_cash + 0,30≤ft((δ_inv/1+δ_inv)) + N(0,10, 0,10^2), 0, 0,85)</w:t>
             </w:r>
           </w:p>
         </w:tc>
@@ -2285,8 +3151,8 @@
             <w:tcW w:type="dxa" w:w="1806"/>
             <w:tcBorders>
               <w:top w:val="none"/>
+              <w:bottom w:val="none"/>
               <w:left w:val="none"/>
-              <w:bottom w:val="none"/>
               <w:right w:val="none"/>
             </w:tcBorders>
           </w:tcPr>
@@ -2295,9 +3161,11 @@
               <w:spacing w:before="60" w:after="60" w:line="252" w:lineRule="auto"/>
               <w:jc w:val="left"/>
             </w:pPr>
+            <w:r/>
             <w:r>
               <w:rPr>
                 <w:rFonts w:ascii="Times New Roman" w:hAnsi="Times New Roman"/>
+                <w:i w:val="0"/>
                 <w:sz w:val="17"/>
               </w:rPr>
               <w:t>Fraksi underreporting peredaran usaha; dibatasi maksimum 85% untuk menjaga batas kepatuhan minimum pelaku usaha aktif.</w:t>
@@ -2309,8 +3177,8 @@
             <w:tcW w:type="dxa" w:w="1806"/>
             <w:tcBorders>
               <w:top w:val="none"/>
+              <w:bottom w:val="none"/>
               <w:left w:val="none"/>
-              <w:bottom w:val="none"/>
               <w:right w:val="none"/>
             </w:tcBorders>
           </w:tcPr>
@@ -2319,9 +3187,12 @@
               <w:spacing w:before="60" w:after="60" w:line="252" w:lineRule="auto"/>
               <w:jc w:val="left"/>
             </w:pPr>
+            <w:r/>
             <w:r>
               <w:rPr>
                 <w:rFonts w:ascii="Times New Roman" w:hAnsi="Times New Roman"/>
+                <w:b/>
+                <w:i w:val="0"/>
                 <w:sz w:val="17"/>
               </w:rPr>
               <w:t>Tidak</w:t>
@@ -2335,8 +3206,8 @@
             <w:tcW w:type="dxa" w:w="1806"/>
             <w:tcBorders>
               <w:top w:val="none"/>
+              <w:bottom w:val="none"/>
               <w:left w:val="none"/>
-              <w:bottom w:val="none"/>
               <w:right w:val="none"/>
             </w:tcBorders>
           </w:tcPr>
@@ -2345,9 +3216,11 @@
               <w:spacing w:before="60" w:after="60" w:line="252" w:lineRule="auto"/>
               <w:jc w:val="left"/>
             </w:pPr>
+            <w:r/>
             <w:r>
               <w:rPr>
                 <w:rFonts w:ascii="Times New Roman" w:hAnsi="Times New Roman"/>
+                <w:i w:val="0"/>
                 <w:sz w:val="17"/>
               </w:rPr>
               <w:t>GMV_i</w:t>
@@ -2359,8 +3232,8 @@
             <w:tcW w:type="dxa" w:w="1806"/>
             <w:tcBorders>
               <w:top w:val="none"/>
+              <w:bottom w:val="none"/>
               <w:left w:val="none"/>
-              <w:bottom w:val="none"/>
               <w:right w:val="none"/>
             </w:tcBorders>
           </w:tcPr>
@@ -2369,9 +3242,11 @@
               <w:spacing w:before="60" w:after="60" w:line="252" w:lineRule="auto"/>
               <w:jc w:val="left"/>
             </w:pPr>
+            <w:r/>
             <w:r>
               <w:rPr>
                 <w:rFonts w:ascii="Times New Roman" w:hAnsi="Times New Roman"/>
+                <w:i w:val="0"/>
                 <w:sz w:val="17"/>
               </w:rPr>
               <w:t>Wajib Pajak (Teramati)</w:t>
@@ -2383,8 +3258,8 @@
             <w:tcW w:type="dxa" w:w="1806"/>
             <w:tcBorders>
               <w:top w:val="none"/>
+              <w:bottom w:val="none"/>
               <w:left w:val="none"/>
-              <w:bottom w:val="none"/>
               <w:right w:val="none"/>
             </w:tcBorders>
           </w:tcPr>
@@ -2393,12 +3268,14 @@
               <w:spacing w:before="60" w:after="60" w:line="252" w:lineRule="auto"/>
               <w:jc w:val="left"/>
             </w:pPr>
+            <w:r/>
             <w:r>
               <w:rPr>
                 <w:rFonts w:ascii="Times New Roman" w:hAnsi="Times New Roman"/>
+                <w:i w:val="0"/>
                 <w:sz w:val="17"/>
               </w:rPr>
-              <w:t>Poisson(λ=140)+20 × Lognormal(μ=4.8, σ=0.6) / 1000</w:t>
+              <w:t>Poisson(λ=140)+20 x Lognormal(μ=4.8, σ=0.6) / 1000</w:t>
             </w:r>
           </w:p>
         </w:tc>
@@ -2407,8 +3284,8 @@
             <w:tcW w:type="dxa" w:w="1806"/>
             <w:tcBorders>
               <w:top w:val="none"/>
+              <w:bottom w:val="none"/>
               <w:left w:val="none"/>
-              <w:bottom w:val="none"/>
               <w:right w:val="none"/>
             </w:tcBorders>
           </w:tcPr>
@@ -2417,9 +3294,11 @@
               <w:spacing w:before="60" w:after="60" w:line="252" w:lineRule="auto"/>
               <w:jc w:val="left"/>
             </w:pPr>
+            <w:r/>
             <w:r>
               <w:rPr>
                 <w:rFonts w:ascii="Times New Roman" w:hAnsi="Times New Roman"/>
+                <w:i w:val="0"/>
                 <w:sz w:val="17"/>
               </w:rPr>
               <w:t>Volume pesanan tahunan (mean ≈ 160 order) dikalikan ukuran keranjang belanja (Lognormal, median ≈ Rp120.000), mencerminkan distribusi omzet UMKM digital.</w:t>
@@ -2431,8 +3310,8 @@
             <w:tcW w:type="dxa" w:w="1806"/>
             <w:tcBorders>
               <w:top w:val="none"/>
+              <w:bottom w:val="none"/>
               <w:left w:val="none"/>
-              <w:bottom w:val="none"/>
               <w:right w:val="none"/>
             </w:tcBorders>
           </w:tcPr>
@@ -2441,9 +3320,12 @@
               <w:spacing w:before="60" w:after="60" w:line="252" w:lineRule="auto"/>
               <w:jc w:val="left"/>
             </w:pPr>
+            <w:r/>
             <w:r>
               <w:rPr>
                 <w:rFonts w:ascii="Times New Roman" w:hAnsi="Times New Roman"/>
+                <w:b/>
+                <w:i w:val="0"/>
                 <w:sz w:val="17"/>
               </w:rPr>
               <w:t>Tidak</w:t>
@@ -2457,8 +3339,8 @@
             <w:tcW w:type="dxa" w:w="1806"/>
             <w:tcBorders>
               <w:top w:val="none"/>
+              <w:bottom w:val="none"/>
               <w:left w:val="none"/>
-              <w:bottom w:val="none"/>
               <w:right w:val="none"/>
             </w:tcBorders>
           </w:tcPr>
@@ -2467,9 +3349,11 @@
               <w:spacing w:before="60" w:after="60" w:line="252" w:lineRule="auto"/>
               <w:jc w:val="left"/>
             </w:pPr>
+            <w:r/>
             <w:r>
               <w:rPr>
                 <w:rFonts w:ascii="Times New Roman" w:hAnsi="Times New Roman"/>
+                <w:i w:val="0"/>
                 <w:sz w:val="17"/>
               </w:rPr>
               <w:t>SPT_i</w:t>
@@ -2481,8 +3365,8 @@
             <w:tcW w:type="dxa" w:w="1806"/>
             <w:tcBorders>
               <w:top w:val="none"/>
+              <w:bottom w:val="none"/>
               <w:left w:val="none"/>
-              <w:bottom w:val="none"/>
               <w:right w:val="none"/>
             </w:tcBorders>
           </w:tcPr>
@@ -2491,9 +3375,11 @@
               <w:spacing w:before="60" w:after="60" w:line="252" w:lineRule="auto"/>
               <w:jc w:val="left"/>
             </w:pPr>
+            <w:r/>
             <w:r>
               <w:rPr>
                 <w:rFonts w:ascii="Times New Roman" w:hAnsi="Times New Roman"/>
+                <w:i w:val="0"/>
                 <w:sz w:val="17"/>
               </w:rPr>
               <w:t>Wajib Pajak (Teramati)</w:t>
@@ -2505,8 +3391,34 @@
             <w:tcW w:type="dxa" w:w="1806"/>
             <w:tcBorders>
               <w:top w:val="none"/>
+              <w:bottom w:val="none"/>
               <w:left w:val="none"/>
+              <w:right w:val="none"/>
+            </w:tcBorders>
+          </w:tcPr>
+          <w:p>
+            <w:pPr>
+              <w:spacing w:before="60" w:after="60" w:line="252" w:lineRule="auto"/>
+              <w:jc w:val="center"/>
+            </w:pPr>
+            <w:r/>
+            <w:r>
+              <w:rPr>
+                <w:rFonts w:ascii="Times New Roman" w:hAnsi="Times New Roman"/>
+                <w:i w:val="0"/>
+                <w:sz w:val="17"/>
+              </w:rPr>
+              <w:t>GMV_i x (1 - u_{frac})</w:t>
+            </w:r>
+          </w:p>
+        </w:tc>
+        <w:tc>
+          <w:tcPr>
+            <w:tcW w:type="dxa" w:w="1806"/>
+            <w:tcBorders>
+              <w:top w:val="none"/>
               <w:bottom w:val="none"/>
+              <w:left w:val="none"/>
               <w:right w:val="none"/>
             </w:tcBorders>
           </w:tcPr>
@@ -2515,12 +3427,30 @@
               <w:spacing w:before="60" w:after="60" w:line="252" w:lineRule="auto"/>
               <w:jc w:val="left"/>
             </w:pPr>
+            <w:r/>
             <w:r>
               <w:rPr>
                 <w:rFonts w:ascii="Times New Roman" w:hAnsi="Times New Roman"/>
+                <w:i w:val="0"/>
                 <w:sz w:val="17"/>
               </w:rPr>
-              <w:t>GMV_i × (1 - u_{frac})</w:t>
+              <w:t xml:space="preserve">Nilai omzet yang dilaporkan mandiri pada SPT tahunan setelah dikurangi fraksi </w:t>
+            </w:r>
+            <w:r>
+              <w:rPr>
+                <w:rFonts w:ascii="Times New Roman" w:hAnsi="Times New Roman"/>
+                <w:i/>
+                <w:sz w:val="17"/>
+              </w:rPr>
+              <w:t>underreporting</w:t>
+            </w:r>
+            <w:r>
+              <w:rPr>
+                <w:rFonts w:ascii="Times New Roman" w:hAnsi="Times New Roman"/>
+                <w:i w:val="0"/>
+                <w:sz w:val="17"/>
+              </w:rPr>
+              <w:t>.</w:t>
             </w:r>
           </w:p>
         </w:tc>
@@ -2529,8 +3459,8 @@
             <w:tcW w:type="dxa" w:w="1806"/>
             <w:tcBorders>
               <w:top w:val="none"/>
+              <w:bottom w:val="none"/>
               <w:left w:val="none"/>
-              <w:bottom w:val="none"/>
               <w:right w:val="none"/>
             </w:tcBorders>
           </w:tcPr>
@@ -2539,33 +3469,12 @@
               <w:spacing w:before="60" w:after="60" w:line="252" w:lineRule="auto"/>
               <w:jc w:val="left"/>
             </w:pPr>
+            <w:r/>
             <w:r>
               <w:rPr>
                 <w:rFonts w:ascii="Times New Roman" w:hAnsi="Times New Roman"/>
-                <w:sz w:val="17"/>
-              </w:rPr>
-              <w:t>Nilai omzet yang dilaporkan mandiri pada SPT tahunan setelah dikurangi fraksi *underreporting*.</w:t>
-            </w:r>
-          </w:p>
-        </w:tc>
-        <w:tc>
-          <w:tcPr>
-            <w:tcW w:type="dxa" w:w="1806"/>
-            <w:tcBorders>
-              <w:top w:val="none"/>
-              <w:left w:val="none"/>
-              <w:bottom w:val="none"/>
-              <w:right w:val="none"/>
-            </w:tcBorders>
-          </w:tcPr>
-          <w:p>
-            <w:pPr>
-              <w:spacing w:before="60" w:after="60" w:line="252" w:lineRule="auto"/>
-              <w:jc w:val="left"/>
-            </w:pPr>
-            <w:r>
-              <w:rPr>
-                <w:rFonts w:ascii="Times New Roman" w:hAnsi="Times New Roman"/>
+                <w:b/>
+                <w:i w:val="0"/>
                 <w:sz w:val="17"/>
               </w:rPr>
               <w:t>Tidak</w:t>
@@ -2579,8 +3488,8 @@
             <w:tcW w:type="dxa" w:w="1806"/>
             <w:tcBorders>
               <w:top w:val="none"/>
+              <w:bottom w:val="none"/>
               <w:left w:val="none"/>
-              <w:bottom w:val="none"/>
               <w:right w:val="none"/>
             </w:tcBorders>
           </w:tcPr>
@@ -2589,9 +3498,11 @@
               <w:spacing w:before="60" w:after="60" w:line="252" w:lineRule="auto"/>
               <w:jc w:val="left"/>
             </w:pPr>
+            <w:r/>
             <w:r>
               <w:rPr>
                 <w:rFonts w:ascii="Times New Roman" w:hAnsi="Times New Roman"/>
+                <w:i w:val="0"/>
                 <w:sz w:val="17"/>
               </w:rPr>
               <w:t>TaxPaid_i</w:t>
@@ -2603,8 +3514,8 @@
             <w:tcW w:type="dxa" w:w="1806"/>
             <w:tcBorders>
               <w:top w:val="none"/>
+              <w:bottom w:val="none"/>
               <w:left w:val="none"/>
-              <w:bottom w:val="none"/>
               <w:right w:val="none"/>
             </w:tcBorders>
           </w:tcPr>
@@ -2613,9 +3524,11 @@
               <w:spacing w:before="60" w:after="60" w:line="252" w:lineRule="auto"/>
               <w:jc w:val="left"/>
             </w:pPr>
+            <w:r/>
             <w:r>
               <w:rPr>
                 <w:rFonts w:ascii="Times New Roman" w:hAnsi="Times New Roman"/>
+                <w:i w:val="0"/>
                 <w:sz w:val="17"/>
               </w:rPr>
               <w:t>Wajib Pajak (Teramati)</w:t>
@@ -2627,8 +3540,8 @@
             <w:tcW w:type="dxa" w:w="1806"/>
             <w:tcBorders>
               <w:top w:val="none"/>
+              <w:bottom w:val="none"/>
               <w:left w:val="none"/>
-              <w:bottom w:val="none"/>
               <w:right w:val="none"/>
             </w:tcBorders>
           </w:tcPr>
@@ -2637,12 +3550,14 @@
               <w:spacing w:before="60" w:after="60" w:line="252" w:lineRule="auto"/>
               <w:jc w:val="left"/>
             </w:pPr>
+            <w:r/>
             <w:r>
               <w:rPr>
                 <w:rFonts w:ascii="Times New Roman" w:hAnsi="Times New Roman"/>
+                <w:i w:val="0"/>
                 <w:sz w:val="17"/>
               </w:rPr>
-              <w:t>SPT_i × 0,005 (Deterministik; PP 55/2022)</w:t>
+              <w:t>SPT_i x 0,005 (Deterministik; PP 55/2022)</w:t>
             </w:r>
           </w:p>
         </w:tc>
@@ -2651,8 +3566,8 @@
             <w:tcW w:type="dxa" w:w="1806"/>
             <w:tcBorders>
               <w:top w:val="none"/>
+              <w:bottom w:val="none"/>
               <w:left w:val="none"/>
-              <w:bottom w:val="none"/>
               <w:right w:val="none"/>
             </w:tcBorders>
           </w:tcPr>
@@ -2661,9 +3576,11 @@
               <w:spacing w:before="60" w:after="60" w:line="252" w:lineRule="auto"/>
               <w:jc w:val="left"/>
             </w:pPr>
+            <w:r/>
             <w:r>
               <w:rPr>
                 <w:rFonts w:ascii="Times New Roman" w:hAnsi="Times New Roman"/>
+                <w:i w:val="0"/>
                 <w:sz w:val="17"/>
               </w:rPr>
               <w:t>Tarif PPh Final UMKM 0,5%; dipertahankan sebagai representasi atribut administratif perpajakan standar.</w:t>
@@ -2675,8 +3592,8 @@
             <w:tcW w:type="dxa" w:w="1806"/>
             <w:tcBorders>
               <w:top w:val="none"/>
+              <w:bottom w:val="none"/>
               <w:left w:val="none"/>
-              <w:bottom w:val="none"/>
               <w:right w:val="none"/>
             </w:tcBorders>
           </w:tcPr>
@@ -2685,9 +3602,12 @@
               <w:spacing w:before="60" w:after="60" w:line="252" w:lineRule="auto"/>
               <w:jc w:val="left"/>
             </w:pPr>
+            <w:r/>
             <w:r>
               <w:rPr>
                 <w:rFonts w:ascii="Times New Roman" w:hAnsi="Times New Roman"/>
+                <w:b/>
+                <w:i w:val="0"/>
                 <w:sz w:val="17"/>
               </w:rPr>
               <w:t>Tidak</w:t>
@@ -2701,8 +3621,8 @@
             <w:tcW w:type="dxa" w:w="1806"/>
             <w:tcBorders>
               <w:top w:val="none"/>
+              <w:bottom w:val="none"/>
               <w:left w:val="none"/>
-              <w:bottom w:val="none"/>
               <w:right w:val="none"/>
             </w:tcBorders>
           </w:tcPr>
@@ -2711,9 +3631,11 @@
               <w:spacing w:before="60" w:after="60" w:line="252" w:lineRule="auto"/>
               <w:jc w:val="left"/>
             </w:pPr>
+            <w:r/>
             <w:r>
               <w:rPr>
                 <w:rFonts w:ascii="Times New Roman" w:hAnsi="Times New Roman"/>
+                <w:i w:val="0"/>
                 <w:sz w:val="17"/>
               </w:rPr>
               <w:t>PayRatio_i</w:t>
@@ -2725,8 +3647,8 @@
             <w:tcW w:type="dxa" w:w="1806"/>
             <w:tcBorders>
               <w:top w:val="none"/>
+              <w:bottom w:val="none"/>
               <w:left w:val="none"/>
-              <w:bottom w:val="none"/>
               <w:right w:val="none"/>
             </w:tcBorders>
           </w:tcPr>
@@ -2735,9 +3657,11 @@
               <w:spacing w:before="60" w:after="60" w:line="252" w:lineRule="auto"/>
               <w:jc w:val="left"/>
             </w:pPr>
+            <w:r/>
             <w:r>
               <w:rPr>
                 <w:rFonts w:ascii="Times New Roman" w:hAnsi="Times New Roman"/>
+                <w:i w:val="0"/>
                 <w:sz w:val="17"/>
               </w:rPr>
               <w:t>Wajib Pajak (Teramati)</w:t>
@@ -2749,8 +3673,8 @@
             <w:tcW w:type="dxa" w:w="1806"/>
             <w:tcBorders>
               <w:top w:val="none"/>
+              <w:bottom w:val="none"/>
               <w:left w:val="none"/>
-              <w:bottom w:val="none"/>
               <w:right w:val="none"/>
             </w:tcBorders>
           </w:tcPr>
@@ -2759,12 +3683,14 @@
               <w:spacing w:before="60" w:after="60" w:line="252" w:lineRule="auto"/>
               <w:jc w:val="left"/>
             </w:pPr>
+            <w:r/>
             <w:r>
               <w:rPr>
                 <w:rFonts w:ascii="Times New Roman" w:hAnsi="Times New Roman"/>
+                <w:i w:val="0"/>
                 <w:sz w:val="17"/>
               </w:rPr>
-              <w:t>Clip≤ft(1.0 - (0.60δ_cash + N(0,20, 0,10^2)), 0.05, 0.99right)</w:t>
+              <w:t>Clip≤ft(1.0 - (0.60δ_cash + N(0,20, 0,10^2)), 0.05, 0.99)</w:t>
             </w:r>
           </w:p>
         </w:tc>
@@ -2773,8 +3699,8 @@
             <w:tcW w:type="dxa" w:w="1806"/>
             <w:tcBorders>
               <w:top w:val="none"/>
+              <w:bottom w:val="none"/>
               <w:left w:val="none"/>
-              <w:bottom w:val="none"/>
               <w:right w:val="none"/>
             </w:tcBorders>
           </w:tcPr>
@@ -2783,9 +3709,11 @@
               <w:spacing w:before="60" w:after="60" w:line="252" w:lineRule="auto"/>
               <w:jc w:val="left"/>
             </w:pPr>
+            <w:r/>
             <w:r>
               <w:rPr>
                 <w:rFonts w:ascii="Times New Roman" w:hAnsi="Times New Roman"/>
+                <w:i w:val="0"/>
                 <w:sz w:val="17"/>
               </w:rPr>
               <w:t>Rasio pembayaran digital; berkurang secara proporsional terhadap kecenderungan cash skimming (Corr(PayRatio, δ_cash) ≈ -0,75).</w:t>
@@ -2797,8 +3725,8 @@
             <w:tcW w:type="dxa" w:w="1806"/>
             <w:tcBorders>
               <w:top w:val="none"/>
+              <w:bottom w:val="none"/>
               <w:left w:val="none"/>
-              <w:bottom w:val="none"/>
               <w:right w:val="none"/>
             </w:tcBorders>
           </w:tcPr>
@@ -2807,9 +3735,12 @@
               <w:spacing w:before="60" w:after="60" w:line="252" w:lineRule="auto"/>
               <w:jc w:val="left"/>
             </w:pPr>
+            <w:r/>
             <w:r>
               <w:rPr>
                 <w:rFonts w:ascii="Times New Roman" w:hAnsi="Times New Roman"/>
+                <w:b/>
+                <w:i w:val="0"/>
                 <w:sz w:val="17"/>
               </w:rPr>
               <w:t>Tidak</w:t>
@@ -2823,8 +3754,8 @@
             <w:tcW w:type="dxa" w:w="1806"/>
             <w:tcBorders>
               <w:top w:val="none"/>
+              <w:bottom w:val="none"/>
               <w:left w:val="none"/>
-              <w:bottom w:val="none"/>
               <w:right w:val="none"/>
             </w:tcBorders>
           </w:tcPr>
@@ -2833,9 +3764,11 @@
               <w:spacing w:before="60" w:after="60" w:line="252" w:lineRule="auto"/>
               <w:jc w:val="left"/>
             </w:pPr>
+            <w:r/>
             <w:r>
               <w:rPr>
                 <w:rFonts w:ascii="Times New Roman" w:hAnsi="Times New Roman"/>
+                <w:i w:val="0"/>
                 <w:sz w:val="17"/>
               </w:rPr>
               <w:t>Logistics_i</w:t>
@@ -2847,8 +3780,8 @@
             <w:tcW w:type="dxa" w:w="1806"/>
             <w:tcBorders>
               <w:top w:val="none"/>
+              <w:bottom w:val="none"/>
               <w:left w:val="none"/>
-              <w:bottom w:val="none"/>
               <w:right w:val="none"/>
             </w:tcBorders>
           </w:tcPr>
@@ -2857,9 +3790,11 @@
               <w:spacing w:before="60" w:after="60" w:line="252" w:lineRule="auto"/>
               <w:jc w:val="left"/>
             </w:pPr>
+            <w:r/>
             <w:r>
               <w:rPr>
                 <w:rFonts w:ascii="Times New Roman" w:hAnsi="Times New Roman"/>
+                <w:i w:val="0"/>
                 <w:sz w:val="17"/>
               </w:rPr>
               <w:t>Wajib Pajak (Teramati)</w:t>
@@ -2871,8 +3806,8 @@
             <w:tcW w:type="dxa" w:w="1806"/>
             <w:tcBorders>
               <w:top w:val="none"/>
+              <w:bottom w:val="none"/>
               <w:left w:val="none"/>
-              <w:bottom w:val="none"/>
               <w:right w:val="none"/>
             </w:tcBorders>
           </w:tcPr>
@@ -2881,12 +3816,14 @@
               <w:spacing w:before="60" w:after="60" w:line="252" w:lineRule="auto"/>
               <w:jc w:val="left"/>
             </w:pPr>
+            <w:r/>
             <w:r>
               <w:rPr>
                 <w:rFonts w:ascii="Times New Roman" w:hAnsi="Times New Roman"/>
+                <w:i w:val="0"/>
                 <w:sz w:val="17"/>
               </w:rPr>
-              <w:t>Clip≤ft(1.0 - (0.50δ_log + N(0,15, 0,08^2)), 0.10, 1.00right)</w:t>
+              <w:t>Clip≤ft(1.0 - (0.50δ_log + N(0,15, 0,08^2)), 0.10, 1.00)</w:t>
             </w:r>
           </w:p>
         </w:tc>
@@ -2895,8 +3832,8 @@
             <w:tcW w:type="dxa" w:w="1806"/>
             <w:tcBorders>
               <w:top w:val="none"/>
+              <w:bottom w:val="none"/>
               <w:left w:val="none"/>
-              <w:bottom w:val="none"/>
               <w:right w:val="none"/>
             </w:tcBorders>
           </w:tcPr>
@@ -2905,9 +3842,11 @@
               <w:spacing w:before="60" w:after="60" w:line="252" w:lineRule="auto"/>
               <w:jc w:val="left"/>
             </w:pPr>
+            <w:r/>
             <w:r>
               <w:rPr>
                 <w:rFonts w:ascii="Times New Roman" w:hAnsi="Times New Roman"/>
+                <w:i w:val="0"/>
                 <w:sz w:val="17"/>
               </w:rPr>
               <w:t>Rasio pesanan terlacak ekspedisi resmi; berkurang terhadap anomali logistik (Corr(Logistics, δ_log) ≈ -0,78).</w:t>
@@ -2919,8 +3858,8 @@
             <w:tcW w:type="dxa" w:w="1806"/>
             <w:tcBorders>
               <w:top w:val="none"/>
+              <w:bottom w:val="none"/>
               <w:left w:val="none"/>
-              <w:bottom w:val="none"/>
               <w:right w:val="none"/>
             </w:tcBorders>
           </w:tcPr>
@@ -2929,9 +3868,12 @@
               <w:spacing w:before="60" w:after="60" w:line="252" w:lineRule="auto"/>
               <w:jc w:val="left"/>
             </w:pPr>
+            <w:r/>
             <w:r>
               <w:rPr>
                 <w:rFonts w:ascii="Times New Roman" w:hAnsi="Times New Roman"/>
+                <w:b/>
+                <w:i w:val="0"/>
                 <w:sz w:val="17"/>
               </w:rPr>
               <w:t>Tidak</w:t>
@@ -2945,8 +3887,8 @@
             <w:tcW w:type="dxa" w:w="1806"/>
             <w:tcBorders>
               <w:top w:val="none"/>
+              <w:bottom w:val="none"/>
               <w:left w:val="none"/>
-              <w:bottom w:val="none"/>
               <w:right w:val="none"/>
             </w:tcBorders>
           </w:tcPr>
@@ -2955,9 +3897,11 @@
               <w:spacing w:before="60" w:after="60" w:line="252" w:lineRule="auto"/>
               <w:jc w:val="left"/>
             </w:pPr>
+            <w:r/>
             <w:r>
               <w:rPr>
                 <w:rFonts w:ascii="Times New Roman" w:hAnsi="Times New Roman"/>
+                <w:i w:val="0"/>
                 <w:sz w:val="17"/>
               </w:rPr>
               <w:t>EComPct_p</w:t>
@@ -2969,8 +3913,8 @@
             <w:tcW w:type="dxa" w:w="1806"/>
             <w:tcBorders>
               <w:top w:val="none"/>
+              <w:bottom w:val="none"/>
               <w:left w:val="none"/>
-              <w:bottom w:val="none"/>
               <w:right w:val="none"/>
             </w:tcBorders>
           </w:tcPr>
@@ -2979,9 +3923,11 @@
               <w:spacing w:before="60" w:after="60" w:line="252" w:lineRule="auto"/>
               <w:jc w:val="left"/>
             </w:pPr>
+            <w:r/>
             <w:r>
               <w:rPr>
                 <w:rFonts w:ascii="Times New Roman" w:hAnsi="Times New Roman"/>
+                <w:i w:val="0"/>
                 <w:sz w:val="17"/>
               </w:rPr>
               <w:t>Provinsi (Makro)</w:t>
@@ -2993,8 +3939,8 @@
             <w:tcW w:type="dxa" w:w="1806"/>
             <w:tcBorders>
               <w:top w:val="none"/>
+              <w:bottom w:val="none"/>
               <w:left w:val="none"/>
-              <w:bottom w:val="none"/>
               <w:right w:val="none"/>
             </w:tcBorders>
           </w:tcPr>
@@ -3003,9 +3949,11 @@
               <w:spacing w:before="60" w:after="60" w:line="252" w:lineRule="auto"/>
               <w:jc w:val="left"/>
             </w:pPr>
+            <w:r/>
             <w:r>
               <w:rPr>
                 <w:rFonts w:ascii="Times New Roman" w:hAnsi="Times New Roman"/>
+                <w:i w:val="0"/>
                 <w:sz w:val="17"/>
               </w:rPr>
               <w:t>BPS Benchmark Provinsi p ± N(0, 1.5^2)</w:t>
@@ -3017,8 +3965,8 @@
             <w:tcW w:type="dxa" w:w="1806"/>
             <w:tcBorders>
               <w:top w:val="none"/>
+              <w:bottom w:val="none"/>
               <w:left w:val="none"/>
-              <w:bottom w:val="none"/>
               <w:right w:val="none"/>
             </w:tcBorders>
           </w:tcPr>
@@ -3027,9 +3975,11 @@
               <w:spacing w:before="60" w:after="60" w:line="252" w:lineRule="auto"/>
               <w:jc w:val="left"/>
             </w:pPr>
+            <w:r/>
             <w:r>
               <w:rPr>
                 <w:rFonts w:ascii="Times New Roman" w:hAnsi="Times New Roman"/>
+                <w:i w:val="0"/>
                 <w:sz w:val="17"/>
               </w:rPr>
               <w:t>Rujukan BPS (2024) Tabel 3.1; mencerminkan persentase usaha e-commerce regional (24,32% - 63,54%).</w:t>
@@ -3041,8 +3991,8 @@
             <w:tcW w:type="dxa" w:w="1806"/>
             <w:tcBorders>
               <w:top w:val="none"/>
+              <w:bottom w:val="none"/>
               <w:left w:val="none"/>
-              <w:bottom w:val="none"/>
               <w:right w:val="none"/>
             </w:tcBorders>
           </w:tcPr>
@@ -3051,9 +4001,12 @@
               <w:spacing w:before="60" w:after="60" w:line="252" w:lineRule="auto"/>
               <w:jc w:val="left"/>
             </w:pPr>
+            <w:r/>
             <w:r>
               <w:rPr>
                 <w:rFonts w:ascii="Times New Roman" w:hAnsi="Times New Roman"/>
+                <w:b/>
+                <w:i w:val="0"/>
                 <w:sz w:val="17"/>
               </w:rPr>
               <w:t>Tidak</w:t>
@@ -3067,8 +4020,8 @@
             <w:tcW w:type="dxa" w:w="1806"/>
             <w:tcBorders>
               <w:top w:val="none"/>
+              <w:bottom w:val="none"/>
               <w:left w:val="none"/>
-              <w:bottom w:val="none"/>
               <w:right w:val="none"/>
             </w:tcBorders>
           </w:tcPr>
@@ -3077,9 +4030,11 @@
               <w:spacing w:before="60" w:after="60" w:line="252" w:lineRule="auto"/>
               <w:jc w:val="left"/>
             </w:pPr>
+            <w:r/>
             <w:r>
               <w:rPr>
                 <w:rFonts w:ascii="Times New Roman" w:hAnsi="Times New Roman"/>
+                <w:i w:val="0"/>
                 <w:sz w:val="17"/>
               </w:rPr>
               <w:t>Infra_p</w:t>
@@ -3091,8 +4046,8 @@
             <w:tcW w:type="dxa" w:w="1806"/>
             <w:tcBorders>
               <w:top w:val="none"/>
+              <w:bottom w:val="none"/>
               <w:left w:val="none"/>
-              <w:bottom w:val="none"/>
               <w:right w:val="none"/>
             </w:tcBorders>
           </w:tcPr>
@@ -3101,9 +4056,11 @@
               <w:spacing w:before="60" w:after="60" w:line="252" w:lineRule="auto"/>
               <w:jc w:val="left"/>
             </w:pPr>
+            <w:r/>
             <w:r>
               <w:rPr>
                 <w:rFonts w:ascii="Times New Roman" w:hAnsi="Times New Roman"/>
+                <w:i w:val="0"/>
                 <w:sz w:val="17"/>
               </w:rPr>
               <w:t>Provinsi (Makro)</w:t>
@@ -3115,8 +4072,8 @@
             <w:tcW w:type="dxa" w:w="1806"/>
             <w:tcBorders>
               <w:top w:val="none"/>
+              <w:bottom w:val="none"/>
               <w:left w:val="none"/>
-              <w:bottom w:val="none"/>
               <w:right w:val="none"/>
             </w:tcBorders>
           </w:tcPr>
@@ -3125,9 +4082,11 @@
               <w:spacing w:before="60" w:after="60" w:line="252" w:lineRule="auto"/>
               <w:jc w:val="left"/>
             </w:pPr>
+            <w:r/>
             <w:r>
               <w:rPr>
                 <w:rFonts w:ascii="Times New Roman" w:hAnsi="Times New Roman"/>
+                <w:i w:val="0"/>
                 <w:sz w:val="17"/>
               </w:rPr>
               <w:t>BPS Benchmark IP-TIK 2023 Provinsi p ± N(0, 0.12^2)</w:t>
@@ -3139,8 +4098,8 @@
             <w:tcW w:type="dxa" w:w="1806"/>
             <w:tcBorders>
               <w:top w:val="none"/>
+              <w:bottom w:val="none"/>
               <w:left w:val="none"/>
-              <w:bottom w:val="none"/>
               <w:right w:val="none"/>
             </w:tcBorders>
           </w:tcPr>
@@ -3149,9 +4108,11 @@
               <w:spacing w:before="60" w:after="60" w:line="252" w:lineRule="auto"/>
               <w:jc w:val="left"/>
             </w:pPr>
+            <w:r/>
             <w:r>
               <w:rPr>
                 <w:rFonts w:ascii="Times New Roman" w:hAnsi="Times New Roman"/>
+                <w:i w:val="0"/>
                 <w:sz w:val="17"/>
               </w:rPr>
               <w:t>Rujukan BPS (2024) Tabel 4; mencerminkan indeks TIK skala 0–10 (5,86 - 7,73, noise σ=0,12, CV≈ 1,8%).</w:t>
@@ -3163,8 +4124,8 @@
             <w:tcW w:type="dxa" w:w="1806"/>
             <w:tcBorders>
               <w:top w:val="none"/>
+              <w:bottom w:val="none"/>
               <w:left w:val="none"/>
-              <w:bottom w:val="none"/>
               <w:right w:val="none"/>
             </w:tcBorders>
           </w:tcPr>
@@ -3173,9 +4134,12 @@
               <w:spacing w:before="60" w:after="60" w:line="252" w:lineRule="auto"/>
               <w:jc w:val="left"/>
             </w:pPr>
+            <w:r/>
             <w:r>
               <w:rPr>
                 <w:rFonts w:ascii="Times New Roman" w:hAnsi="Times New Roman"/>
+                <w:b/>
+                <w:i w:val="0"/>
                 <w:sz w:val="17"/>
               </w:rPr>
               <w:t>Tidak</w:t>
@@ -3189,8 +4153,8 @@
             <w:tcW w:type="dxa" w:w="1806"/>
             <w:tcBorders>
               <w:top w:val="none"/>
+              <w:bottom w:val="single" w:sz="12" w:space="0" w:color="000000"/>
               <w:left w:val="none"/>
-              <w:bottom w:val="single" w:sz="12" w:space="0" w:color="000000"/>
               <w:right w:val="none"/>
             </w:tcBorders>
           </w:tcPr>
@@ -3199,9 +4163,11 @@
               <w:spacing w:before="60" w:after="60" w:line="252" w:lineRule="auto"/>
               <w:jc w:val="left"/>
             </w:pPr>
+            <w:r/>
             <w:r>
               <w:rPr>
                 <w:rFonts w:ascii="Times New Roman" w:hAnsi="Times New Roman"/>
+                <w:i w:val="0"/>
                 <w:sz w:val="17"/>
               </w:rPr>
               <w:t>Y_i (Target)</w:t>
@@ -3213,8 +4179,8 @@
             <w:tcW w:type="dxa" w:w="1806"/>
             <w:tcBorders>
               <w:top w:val="none"/>
+              <w:bottom w:val="single" w:sz="12" w:space="0" w:color="000000"/>
               <w:left w:val="none"/>
-              <w:bottom w:val="single" w:sz="12" w:space="0" w:color="000000"/>
               <w:right w:val="none"/>
             </w:tcBorders>
           </w:tcPr>
@@ -3223,9 +4189,11 @@
               <w:spacing w:before="60" w:after="60" w:line="252" w:lineRule="auto"/>
               <w:jc w:val="left"/>
             </w:pPr>
+            <w:r/>
             <w:r>
               <w:rPr>
                 <w:rFonts w:ascii="Times New Roman" w:hAnsi="Times New Roman"/>
+                <w:i w:val="0"/>
                 <w:sz w:val="17"/>
               </w:rPr>
               <w:t>Wajib Pajak (Audit)</w:t>
@@ -3237,8 +4205,8 @@
             <w:tcW w:type="dxa" w:w="1806"/>
             <w:tcBorders>
               <w:top w:val="none"/>
+              <w:bottom w:val="single" w:sz="12" w:space="0" w:color="000000"/>
               <w:left w:val="none"/>
-              <w:bottom w:val="single" w:sz="12" w:space="0" w:color="000000"/>
               <w:right w:val="none"/>
             </w:tcBorders>
           </w:tcPr>
@@ -3247,12 +4215,14 @@
               <w:spacing w:before="60" w:after="60" w:line="252" w:lineRule="auto"/>
               <w:jc w:val="left"/>
             </w:pPr>
+            <w:r/>
             <w:r>
               <w:rPr>
                 <w:rFonts w:ascii="Times New Roman" w:hAnsi="Times New Roman"/>
+                <w:i w:val="0"/>
                 <w:sz w:val="17"/>
               </w:rPr>
-              <w:t>I(S^*_{audit} &gt; P_{75}), quad Prevalensi Positif  = 25,0%</w:t>
+              <w:t>I(S^*_{audit} &gt; P_{75}),   Prevalensi Positif  = 25,0%</w:t>
             </w:r>
           </w:p>
         </w:tc>
@@ -3261,8 +4231,8 @@
             <w:tcW w:type="dxa" w:w="1806"/>
             <w:tcBorders>
               <w:top w:val="none"/>
+              <w:bottom w:val="single" w:sz="12" w:space="0" w:color="000000"/>
               <w:left w:val="none"/>
-              <w:bottom w:val="single" w:sz="12" w:space="0" w:color="000000"/>
               <w:right w:val="none"/>
             </w:tcBorders>
           </w:tcPr>
@@ -3271,9 +4241,11 @@
               <w:spacing w:before="60" w:after="60" w:line="252" w:lineRule="auto"/>
               <w:jc w:val="left"/>
             </w:pPr>
+            <w:r/>
             <w:r>
               <w:rPr>
                 <w:rFonts w:ascii="Times New Roman" w:hAnsi="Times New Roman"/>
+                <w:i w:val="0"/>
                 <w:sz w:val="17"/>
               </w:rPr>
               <w:t>Ground truth temuan audit; P_{75} membagi kuadran 25% wajib pajak berisiko tertinggi sebagai target audit.</w:t>
@@ -3285,8 +4257,8 @@
             <w:tcW w:type="dxa" w:w="1806"/>
             <w:tcBorders>
               <w:top w:val="none"/>
+              <w:bottom w:val="single" w:sz="12" w:space="0" w:color="000000"/>
               <w:left w:val="none"/>
-              <w:bottom w:val="single" w:sz="12" w:space="0" w:color="000000"/>
               <w:right w:val="none"/>
             </w:tcBorders>
           </w:tcPr>
@@ -3295,9 +4267,12 @@
               <w:spacing w:before="60" w:after="60" w:line="252" w:lineRule="auto"/>
               <w:jc w:val="left"/>
             </w:pPr>
+            <w:r/>
             <w:r>
               <w:rPr>
                 <w:rFonts w:ascii="Times New Roman" w:hAnsi="Times New Roman"/>
+                <w:b/>
+                <w:i w:val="0"/>
                 <w:sz w:val="17"/>
               </w:rPr>
               <w:t>Target</w:t>
@@ -3319,6 +4294,8 @@
       </w:pPr>
       <w:r>
         <w:rPr>
+          <w:rFonts w:ascii="Times New Roman" w:hAnsi="Times New Roman"/>
+          <w:i w:val="0"/>
           <w:sz w:val="21"/>
         </w:rPr>
         <w:t>Formula pembentukan skor temuan audit laten adalah:</w:t>
@@ -3335,7 +4312,7 @@
           <w:i/>
           <w:sz w:val="21"/>
         </w:rPr>
-        <w:t>S^*_{audit} = 0,40 cdot δ_cash + 0,35 cdot ≤ft(frac{δ_inv}{1 + δ_inv}right) + 0,25 cdot δ_log + ε_i, quad ε_i ~ N(0, 0,08^2)</w:t>
+        <w:t>S^*_{audit} = 0,40 · δ_cash + 0,35 · ≤ft((δ_inv/1 + δ_inv)) + 0,25 · δ_log + ε_i,   ε_i ~ N(0, 0,08^2)</w:t>
       </w:r>
     </w:p>
     <w:p>
@@ -3345,6 +4322,7 @@
       </w:pPr>
       <w:r>
         <w:rPr>
+          <w:rFonts w:ascii="Times New Roman" w:hAnsi="Times New Roman"/>
           <w:b/>
           <w:i/>
           <w:sz w:val="20"/>
@@ -3360,6 +4338,8 @@
       </w:pPr>
       <w:r>
         <w:rPr>
+          <w:rFonts w:ascii="Times New Roman" w:hAnsi="Times New Roman"/>
+          <w:i w:val="0"/>
           <w:sz w:val="21"/>
         </w:rPr>
         <w:t>Meskipun target Y tidak dihitung langsung dari fitur X, Y dan X memiliki ketergantungan struktural melalui variabel laten bersama (δ_cash, δ_inv, δ_log). Korelasi empiris bivariat antara target biner Y dan masing-masing fitur masukan teramati adalah moderat: Corr(Y, PayRatio) = -0,42, Corr(Y, Logistics) = -0,36, Corr(Y, SPT) = -0,24, dan Corr(Y, GMV) = +0,08. Tidak ada satu pun fitur teramati yang memiliki korelasi ekstrem (&gt;0,50) terhadap Y, menegaskan bahwa proksi teramati mengandung tingkat kebisingan realistis dan tidak merekonstruksi ground truth target secara sempurna.</w:t>
@@ -3372,6 +4352,7 @@
       </w:pPr>
       <w:r>
         <w:rPr>
+          <w:rFonts w:ascii="Times New Roman" w:hAnsi="Times New Roman"/>
           <w:b/>
           <w:i/>
           <w:sz w:val="20"/>
@@ -3387,9 +4368,43 @@
       </w:pPr>
       <w:r>
         <w:rPr>
+          <w:rFonts w:ascii="Times New Roman" w:hAnsi="Times New Roman"/>
+          <w:i w:val="0"/>
           <w:sz w:val="21"/>
         </w:rPr>
-        <w:t>Variabel TaxPaid_i secara matematis bersifat deterministik terhadap SPT_i (Corr = 1,0). Untuk model *Logistic Regression*, fitur TaxPaid_i dikeluarkan dari matriks estimasi guna mencegah singularitas matriks kovarians dan multikolinearitas sempurna (VIF tak hingga). Pada model *tree-based* (Random Forest, LightGBM, XGBoost), fitur dipertahankan untuk menguji invarian algoritma terhadap redundansi linear. Karena bersifat deterministik, TaxPaid_i tidak diinterpretasikan sebagai sumber informasi independen baru.</w:t>
+        <w:t xml:space="preserve">Variabel TaxPaid_i secara matematis bersifat deterministik terhadap SPT_i (Corr = 1,0). Untuk model </w:t>
+      </w:r>
+      <w:r>
+        <w:rPr>
+          <w:rFonts w:ascii="Times New Roman" w:hAnsi="Times New Roman"/>
+          <w:i/>
+          <w:sz w:val="21"/>
+        </w:rPr>
+        <w:t>Logistic Regression</w:t>
+      </w:r>
+      <w:r>
+        <w:rPr>
+          <w:rFonts w:ascii="Times New Roman" w:hAnsi="Times New Roman"/>
+          <w:i w:val="0"/>
+          <w:sz w:val="21"/>
+        </w:rPr>
+        <w:t xml:space="preserve">, fitur TaxPaid_i dikeluarkan dari matriks estimasi guna mencegah singularitas matriks kovarians dan multikolinearitas sempurna (VIF tak hingga). Pada model </w:t>
+      </w:r>
+      <w:r>
+        <w:rPr>
+          <w:rFonts w:ascii="Times New Roman" w:hAnsi="Times New Roman"/>
+          <w:i/>
+          <w:sz w:val="21"/>
+        </w:rPr>
+        <w:t>tree-based</w:t>
+      </w:r>
+      <w:r>
+        <w:rPr>
+          <w:rFonts w:ascii="Times New Roman" w:hAnsi="Times New Roman"/>
+          <w:i w:val="0"/>
+          <w:sz w:val="21"/>
+        </w:rPr>
+        <w:t xml:space="preserve"> (Random Forest, LightGBM, XGBoost), fitur dipertahankan untuk menguji invarian algoritma terhadap redundansi linear. Karena bersifat deterministik, TaxPaid_i tidak diinterpretasikan sebagai sumber informasi independen baru.</w:t>
       </w:r>
     </w:p>
     <w:p>
@@ -3400,6 +4415,8 @@
       </w:pPr>
       <w:r>
         <w:rPr>
+          <w:rFonts w:ascii="Times New Roman" w:hAnsi="Times New Roman"/>
+          <w:i w:val="0"/>
           <w:sz w:val="21"/>
         </w:rPr>
         <w:t>Hubungan struktural antara variabel laten, fitur masukan teramati, dan proses klasifikasi diilustrasikan pada diagram alir berikut:</w:t>
@@ -3465,6 +4482,7 @@
       </w:pPr>
       <w:r>
         <w:rPr>
+          <w:rFonts w:ascii="Times New Roman" w:hAnsi="Times New Roman"/>
           <w:i/>
           <w:sz w:val="18"/>
         </w:rPr>
@@ -3518,6 +4536,7 @@
       </w:pPr>
       <w:r>
         <w:rPr>
+          <w:rFonts w:ascii="Times New Roman" w:hAnsi="Times New Roman"/>
           <w:i/>
           <w:sz w:val="18"/>
         </w:rPr>
@@ -3547,9 +4566,92 @@
       </w:pPr>
       <w:r>
         <w:rPr>
+          <w:rFonts w:ascii="Times New Roman" w:hAnsi="Times New Roman"/>
+          <w:i w:val="0"/>
           <w:sz w:val="21"/>
         </w:rPr>
-        <w:t>Dataset 5.000 observasi dibagi menjadi 80% data latih (n=4.000) dan 20% data uji independen (n=1.000) menggunakan pemisahan berstrata (seed=42). Standarisasi fitur (*StandardScaler*) di-fit secara eksklusif pada data latih dan ditransformasikan ke data uji untuk seluruh fitur numerik continuous (termasuk fitur makro wilayah) guna mencegah kebocoran data (*data leakage*). Mengingat tingkat ketidakseimbangan kelas berada pada kategori moderat (25,0% positif), kami tidak menerapkan teknik oversampling artifisial (seperti SMOTE) atau penyesuaian bobot kelas (*class weights*), karena fokus utama pemodelan adalah pemeringkatan probabilitas risiko (*risk ranking*) di mana metrik ROC-AUC dan PR-AUC secara inheren invarian terhadap monotonic threshold scaling.</w:t>
+        <w:t>Dataset 5.000 observasi dibagi menjadi 80% data latih (n=4.000) dan 20% data uji independen (n=1.000) menggunakan pemisahan berstrata (seed=42). Standarisasi fitur (</w:t>
+      </w:r>
+      <w:r>
+        <w:rPr>
+          <w:rFonts w:ascii="Times New Roman" w:hAnsi="Times New Roman"/>
+          <w:i/>
+          <w:sz w:val="21"/>
+        </w:rPr>
+        <w:t>StandardScaler</w:t>
+      </w:r>
+      <w:r>
+        <w:rPr>
+          <w:rFonts w:ascii="Times New Roman" w:hAnsi="Times New Roman"/>
+          <w:i w:val="0"/>
+          <w:sz w:val="21"/>
+        </w:rPr>
+        <w:t xml:space="preserve">) di-fit secara eksklusif pada data latih dan ditransformasikan ke data uji untuk </w:t>
+      </w:r>
+      <w:r>
+        <w:rPr>
+          <w:rFonts w:ascii="Times New Roman" w:hAnsi="Times New Roman"/>
+          <w:b/>
+          <w:i w:val="0"/>
+          <w:sz w:val="21"/>
+        </w:rPr>
+        <w:t>seluruh fitur numerik continuous</w:t>
+      </w:r>
+      <w:r>
+        <w:rPr>
+          <w:rFonts w:ascii="Times New Roman" w:hAnsi="Times New Roman"/>
+          <w:i w:val="0"/>
+          <w:sz w:val="21"/>
+        </w:rPr>
+        <w:t xml:space="preserve"> (termasuk fitur makro wilayah) guna mencegah kebocoran data (</w:t>
+      </w:r>
+      <w:r>
+        <w:rPr>
+          <w:rFonts w:ascii="Times New Roman" w:hAnsi="Times New Roman"/>
+          <w:i/>
+          <w:sz w:val="21"/>
+        </w:rPr>
+        <w:t>data leakage</w:t>
+      </w:r>
+      <w:r>
+        <w:rPr>
+          <w:rFonts w:ascii="Times New Roman" w:hAnsi="Times New Roman"/>
+          <w:i w:val="0"/>
+          <w:sz w:val="21"/>
+        </w:rPr>
+        <w:t>). Mengingat tingkat ketidakseimbangan kelas berada pada kategori moderat (25,0% positif), kami tidak menerapkan teknik oversampling artifisial (seperti SMOTE) atau penyesuaian bobot kelas (</w:t>
+      </w:r>
+      <w:r>
+        <w:rPr>
+          <w:rFonts w:ascii="Times New Roman" w:hAnsi="Times New Roman"/>
+          <w:i/>
+          <w:sz w:val="21"/>
+        </w:rPr>
+        <w:t>class weights</w:t>
+      </w:r>
+      <w:r>
+        <w:rPr>
+          <w:rFonts w:ascii="Times New Roman" w:hAnsi="Times New Roman"/>
+          <w:i w:val="0"/>
+          <w:sz w:val="21"/>
+        </w:rPr>
+        <w:t>), karena fokus utama pemodelan adalah pemeringkatan probabilitas risiko (</w:t>
+      </w:r>
+      <w:r>
+        <w:rPr>
+          <w:rFonts w:ascii="Times New Roman" w:hAnsi="Times New Roman"/>
+          <w:i/>
+          <w:sz w:val="21"/>
+        </w:rPr>
+        <w:t>risk ranking</w:t>
+      </w:r>
+      <w:r>
+        <w:rPr>
+          <w:rFonts w:ascii="Times New Roman" w:hAnsi="Times New Roman"/>
+          <w:i w:val="0"/>
+          <w:sz w:val="21"/>
+        </w:rPr>
+        <w:t>) di mana metrik ROC-AUC dan PR-AUC secara inheren invarian terhadap monotonic threshold scaling.</w:t>
       </w:r>
     </w:p>
     <w:p>
@@ -3560,9 +4662,43 @@
       </w:pPr>
       <w:r>
         <w:rPr>
+          <w:rFonts w:ascii="Times New Roman" w:hAnsi="Times New Roman"/>
+          <w:i w:val="0"/>
           <w:sz w:val="21"/>
         </w:rPr>
-        <w:t>Optimasi hyperparameter dijalankan pada data latih menggunakan Optuna v3.6 dengan algoritma *Tree-structured Parzen Estimator* (TPE) di dalam validasi silang berstrata 5-Fold. Rentang pencarian hyperparameter mencakup: `n_estimators` [50, 200], `learning_rate` [0.01, 0.20] (skala logaritmik), `max_depth` [3, 6], `subsample` [0.7, 1.0], dan `colsample_bytree` [0.7, 1.0]. Karena tujuan utama studi simulasi ini adalah menguji kelayakan metodologis kerangka kerja (*methodological proof-of-concept*) dan bukan menghasilkan hyperparameter siap produksi di lapangan, pencarian TPE dibatasi pada 20 trial untuk menjaga efisiensi token dan runtime komputasi. Lingkungan eksperimen menggunakan Python 3.11, `scikit-learn` v1.4, `xgboost` v2.0, `lightgbm` v4.3, dan `shap` v0.45. Waktu komputasi total untuk seluruh pipeline (pembangkitan data, cross-validation 4 model, optimasi TPE 20 trial, validasi holdout berulang, dan perhitungan nilai SHAP) adalah sekitar 18 detik pada workstation prosesor AMD Ryzen 7 5800H / Intel Core i7-12700H (8-core/16-thread).</w:t>
+        <w:t xml:space="preserve">Optimasi hyperparameter dijalankan pada data latih menggunakan Optuna v3.6 dengan algoritma </w:t>
+      </w:r>
+      <w:r>
+        <w:rPr>
+          <w:rFonts w:ascii="Times New Roman" w:hAnsi="Times New Roman"/>
+          <w:i/>
+          <w:sz w:val="21"/>
+        </w:rPr>
+        <w:t>Tree-structured Parzen Estimator</w:t>
+      </w:r>
+      <w:r>
+        <w:rPr>
+          <w:rFonts w:ascii="Times New Roman" w:hAnsi="Times New Roman"/>
+          <w:i w:val="0"/>
+          <w:sz w:val="21"/>
+        </w:rPr>
+        <w:t xml:space="preserve"> (TPE) di dalam validasi silang berstrata 5-Fold. Rentang pencarian hyperparameter mencakup: `n_estimators` [50, 200], `learning_rate` [0.01, 0.20] (skala logaritmik), `max_depth` [3, 6], `subsample` [0.7, 1.0], dan `colsample_bytree` [0.7, 1.0]. Karena tujuan utama studi simulasi ini adalah menguji kelayakan metodologis kerangka kerja (</w:t>
+      </w:r>
+      <w:r>
+        <w:rPr>
+          <w:rFonts w:ascii="Times New Roman" w:hAnsi="Times New Roman"/>
+          <w:i/>
+          <w:sz w:val="21"/>
+        </w:rPr>
+        <w:t>methodological proof-of-concept</w:t>
+      </w:r>
+      <w:r>
+        <w:rPr>
+          <w:rFonts w:ascii="Times New Roman" w:hAnsi="Times New Roman"/>
+          <w:i w:val="0"/>
+          <w:sz w:val="21"/>
+        </w:rPr>
+        <w:t>) dan bukan menghasilkan hyperparameter siap produksi di lapangan, pencarian TPE dibatasi pada 20 trial untuk menjaga efisiensi token dan runtime komputasi. Lingkungan eksperimen menggunakan Python 3.11, `scikit-learn` v1.4, `xgboost` v2.0, `lightgbm` v4.3, dan `shap` v0.45. Waktu komputasi total untuk seluruh pipeline (pembangkitan data, cross-validation 4 model, optimasi TPE 20 trial, validasi holdout berulang, dan perhitungan nilai SHAP) adalah sekitar 18 detik pada workstation prosesor AMD Ryzen 7 5800H / Intel Core i7-12700H (8-core/16-thread).</w:t>
       </w:r>
     </w:p>
     <w:p>
@@ -3573,9 +4709,43 @@
       </w:pPr>
       <w:r>
         <w:rPr>
+          <w:rFonts w:ascii="Times New Roman" w:hAnsi="Times New Roman"/>
+          <w:i w:val="0"/>
           <w:sz w:val="21"/>
         </w:rPr>
-        <w:t>Estimasi interval kepercayaan 95% (95% CI) dihitung menggunakan metode *non-parametric percentile bootstrap* (B=500 iterasi) yang dijalankan secara eksklusif pada pasangan probabilitas prediksi dan label data uji dengan bobot model yang telah dibekukan (*fixed trained model weights*). Untuk metrik PR-AUC yang memiliki distribusi terbatas pada rentang [0, 1] dan cenderung asimetris pada base rate rendah, estimasi interval persentil bootstrap dapat menghasilkan batas yang sedikit konservatif; oleh karena itu, interpretasi komparatif utama diposisikan pada metrik ROC-AUC yang memiliki sifat statistik asimtotik yang lebih stabil (Carpenter &amp; Bithell, 2000).</w:t>
+        <w:t xml:space="preserve">Estimasi interval kepercayaan 95% (95% CI) dihitung menggunakan metode </w:t>
+      </w:r>
+      <w:r>
+        <w:rPr>
+          <w:rFonts w:ascii="Times New Roman" w:hAnsi="Times New Roman"/>
+          <w:i/>
+          <w:sz w:val="21"/>
+        </w:rPr>
+        <w:t>non-parametric percentile bootstrap</w:t>
+      </w:r>
+      <w:r>
+        <w:rPr>
+          <w:rFonts w:ascii="Times New Roman" w:hAnsi="Times New Roman"/>
+          <w:i w:val="0"/>
+          <w:sz w:val="21"/>
+        </w:rPr>
+        <w:t xml:space="preserve"> (B=500 iterasi) yang dijalankan secara eksklusif pada pasangan probabilitas prediksi dan label data uji dengan bobot model yang telah dibekukan (</w:t>
+      </w:r>
+      <w:r>
+        <w:rPr>
+          <w:rFonts w:ascii="Times New Roman" w:hAnsi="Times New Roman"/>
+          <w:i/>
+          <w:sz w:val="21"/>
+        </w:rPr>
+        <w:t>fixed trained model weights</w:t>
+      </w:r>
+      <w:r>
+        <w:rPr>
+          <w:rFonts w:ascii="Times New Roman" w:hAnsi="Times New Roman"/>
+          <w:i w:val="0"/>
+          <w:sz w:val="21"/>
+        </w:rPr>
+        <w:t>). Untuk metrik PR-AUC yang memiliki distribusi terbatas pada rentang [0, 1] dan cenderung asimetris pada base rate rendah, estimasi interval persentil bootstrap dapat menghasilkan batas yang sedikit konservatif; oleh karena itu, interpretasi komparatif utama diposisikan pada metrik ROC-AUC yang memiliki sifat statistik asimtotik yang lebih stabil (Carpenter &amp; Bithell, 2000).</w:t>
       </w:r>
     </w:p>
     <w:p>
@@ -3586,6 +4756,8 @@
       </w:pPr>
       <w:r>
         <w:rPr>
+          <w:rFonts w:ascii="Times New Roman" w:hAnsi="Times New Roman"/>
+          <w:i w:val="0"/>
           <w:sz w:val="21"/>
         </w:rPr>
         <w:t>---</w:t>
@@ -3627,10 +4799,11 @@
       </w:pPr>
       <w:r>
         <w:rPr>
+          <w:rFonts w:ascii="Times New Roman" w:hAnsi="Times New Roman"/>
           <w:b/>
           <w:sz w:val="19"/>
         </w:rPr>
-        <w:t>Tabel 3 menyajikan performa model pada data uji independen (n=1.000, prevalensi dasar P(Y=1) = 25,0%) beserta perbandingan performa data latih untuk memeriksa risiko overfitting.</w:t>
+        <w:t>Tabel 3 menyajikan performa model pada data uji independen ($n=1.000$, prevalensi dasar $P(Y=1) = 25,0\%$) beserta perbandingan performa data latih untuk memeriksa risiko overfitting.</w:t>
       </w:r>
     </w:p>
     <w:p>
@@ -3640,10 +4813,11 @@
       </w:pPr>
       <w:r>
         <w:rPr>
+          <w:rFonts w:ascii="Times New Roman" w:hAnsi="Times New Roman"/>
           <w:b/>
           <w:sz w:val="19"/>
         </w:rPr>
-        <w:t>Tabel 3. Evaluasi Kinerja Model Klasifikasi dan Pemeringkatan Risiko (n=1.000, Base Rate = 0,2500)</w:t>
+        <w:t>Tabel 3. Evaluasi Kinerja Model Klasifikasi dan Pemeringkatan Risiko ($n=1.000, \text{Base Rate} = 0,2500$)</w:t>
       </w:r>
     </w:p>
     <w:tbl>
@@ -3670,8 +4844,8 @@
             <w:tcW w:type="dxa" w:w="1003"/>
             <w:tcBorders>
               <w:top w:val="single" w:sz="12" w:space="0" w:color="000000"/>
+              <w:bottom w:val="single" w:sz="6" w:space="0" w:color="000000"/>
               <w:left w:val="none"/>
-              <w:bottom w:val="single" w:sz="6" w:space="0" w:color="000000"/>
               <w:right w:val="none"/>
             </w:tcBorders>
             <w:shd w:fill="F5F5F5"/>
@@ -3681,10 +4855,11 @@
               <w:spacing w:before="60" w:after="60" w:line="252" w:lineRule="auto"/>
               <w:jc w:val="left"/>
             </w:pPr>
+            <w:r/>
             <w:r>
               <w:rPr>
                 <w:rFonts w:ascii="Times New Roman" w:hAnsi="Times New Roman"/>
-                <w:b/>
+                <w:i w:val="0"/>
                 <w:sz w:val="17"/>
               </w:rPr>
               <w:t>Model</w:t>
@@ -3696,8 +4871,8 @@
             <w:tcW w:type="dxa" w:w="1003"/>
             <w:tcBorders>
               <w:top w:val="single" w:sz="12" w:space="0" w:color="000000"/>
+              <w:bottom w:val="single" w:sz="6" w:space="0" w:color="000000"/>
               <w:left w:val="none"/>
-              <w:bottom w:val="single" w:sz="6" w:space="0" w:color="000000"/>
               <w:right w:val="none"/>
             </w:tcBorders>
             <w:shd w:fill="F5F5F5"/>
@@ -3707,10 +4882,11 @@
               <w:spacing w:before="60" w:after="60" w:line="252" w:lineRule="auto"/>
               <w:jc w:val="left"/>
             </w:pPr>
+            <w:r/>
             <w:r>
               <w:rPr>
                 <w:rFonts w:ascii="Times New Roman" w:hAnsi="Times New Roman"/>
-                <w:b/>
+                <w:i w:val="0"/>
                 <w:sz w:val="17"/>
               </w:rPr>
               <w:t>Train ROC-AUC (CV Mean)</w:t>
@@ -3722,8 +4898,8 @@
             <w:tcW w:type="dxa" w:w="1003"/>
             <w:tcBorders>
               <w:top w:val="single" w:sz="12" w:space="0" w:color="000000"/>
+              <w:bottom w:val="single" w:sz="6" w:space="0" w:color="000000"/>
               <w:left w:val="none"/>
-              <w:bottom w:val="single" w:sz="6" w:space="0" w:color="000000"/>
               <w:right w:val="none"/>
             </w:tcBorders>
             <w:shd w:fill="F5F5F5"/>
@@ -3731,12 +4907,13 @@
           <w:p>
             <w:pPr>
               <w:spacing w:before="60" w:after="60" w:line="252" w:lineRule="auto"/>
-              <w:jc w:val="left"/>
+              <w:jc w:val="center"/>
             </w:pPr>
+            <w:r/>
             <w:r>
               <w:rPr>
                 <w:rFonts w:ascii="Times New Roman" w:hAnsi="Times New Roman"/>
-                <w:b/>
+                <w:i w:val="0"/>
                 <w:sz w:val="17"/>
               </w:rPr>
               <w:t>Test ROC-AUC (95% CI)</w:t>
@@ -3748,8 +4925,8 @@
             <w:tcW w:type="dxa" w:w="1003"/>
             <w:tcBorders>
               <w:top w:val="single" w:sz="12" w:space="0" w:color="000000"/>
+              <w:bottom w:val="single" w:sz="6" w:space="0" w:color="000000"/>
               <w:left w:val="none"/>
-              <w:bottom w:val="single" w:sz="6" w:space="0" w:color="000000"/>
               <w:right w:val="none"/>
             </w:tcBorders>
             <w:shd w:fill="F5F5F5"/>
@@ -3757,12 +4934,13 @@
           <w:p>
             <w:pPr>
               <w:spacing w:before="60" w:after="60" w:line="252" w:lineRule="auto"/>
-              <w:jc w:val="left"/>
+              <w:jc w:val="center"/>
             </w:pPr>
+            <w:r/>
             <w:r>
               <w:rPr>
                 <w:rFonts w:ascii="Times New Roman" w:hAnsi="Times New Roman"/>
-                <w:b/>
+                <w:i w:val="0"/>
                 <w:sz w:val="17"/>
               </w:rPr>
               <w:t>Test PR-AUC (95% CI)</w:t>
@@ -3774,8 +4952,8 @@
             <w:tcW w:type="dxa" w:w="1003"/>
             <w:tcBorders>
               <w:top w:val="single" w:sz="12" w:space="0" w:color="000000"/>
+              <w:bottom w:val="single" w:sz="6" w:space="0" w:color="000000"/>
               <w:left w:val="none"/>
-              <w:bottom w:val="single" w:sz="6" w:space="0" w:color="000000"/>
               <w:right w:val="none"/>
             </w:tcBorders>
             <w:shd w:fill="F5F5F5"/>
@@ -3783,12 +4961,13 @@
           <w:p>
             <w:pPr>
               <w:spacing w:before="60" w:after="60" w:line="252" w:lineRule="auto"/>
-              <w:jc w:val="left"/>
+              <w:jc w:val="center"/>
             </w:pPr>
+            <w:r/>
             <w:r>
               <w:rPr>
                 <w:rFonts w:ascii="Times New Roman" w:hAnsi="Times New Roman"/>
-                <w:b/>
+                <w:i w:val="0"/>
                 <w:sz w:val="17"/>
               </w:rPr>
               <w:t>F1-Score (Thresh 0,5)</w:t>
@@ -3800,8 +4979,8 @@
             <w:tcW w:type="dxa" w:w="1003"/>
             <w:tcBorders>
               <w:top w:val="single" w:sz="12" w:space="0" w:color="000000"/>
+              <w:bottom w:val="single" w:sz="6" w:space="0" w:color="000000"/>
               <w:left w:val="none"/>
-              <w:bottom w:val="single" w:sz="6" w:space="0" w:color="000000"/>
               <w:right w:val="none"/>
             </w:tcBorders>
             <w:shd w:fill="F5F5F5"/>
@@ -3811,10 +4990,11 @@
               <w:spacing w:before="60" w:after="60" w:line="252" w:lineRule="auto"/>
               <w:jc w:val="left"/>
             </w:pPr>
+            <w:r/>
             <w:r>
               <w:rPr>
                 <w:rFonts w:ascii="Times New Roman" w:hAnsi="Times New Roman"/>
-                <w:b/>
+                <w:i w:val="0"/>
                 <w:sz w:val="17"/>
               </w:rPr>
               <w:t>Specificity</w:t>
@@ -3826,8 +5006,8 @@
             <w:tcW w:type="dxa" w:w="1003"/>
             <w:tcBorders>
               <w:top w:val="single" w:sz="12" w:space="0" w:color="000000"/>
+              <w:bottom w:val="single" w:sz="6" w:space="0" w:color="000000"/>
               <w:left w:val="none"/>
-              <w:bottom w:val="single" w:sz="6" w:space="0" w:color="000000"/>
               <w:right w:val="none"/>
             </w:tcBorders>
             <w:shd w:fill="F5F5F5"/>
@@ -3835,12 +5015,13 @@
           <w:p>
             <w:pPr>
               <w:spacing w:before="60" w:after="60" w:line="252" w:lineRule="auto"/>
-              <w:jc w:val="left"/>
+              <w:jc w:val="center"/>
             </w:pPr>
+            <w:r/>
             <w:r>
               <w:rPr>
                 <w:rFonts w:ascii="Times New Roman" w:hAnsi="Times New Roman"/>
-                <w:b/>
+                <w:i w:val="0"/>
                 <w:sz w:val="17"/>
               </w:rPr>
               <w:t>Top-20% Risk Yield (%)</w:t>
@@ -3852,8 +5033,8 @@
             <w:tcW w:type="dxa" w:w="1003"/>
             <w:tcBorders>
               <w:top w:val="single" w:sz="12" w:space="0" w:color="000000"/>
+              <w:bottom w:val="single" w:sz="6" w:space="0" w:color="000000"/>
               <w:left w:val="none"/>
-              <w:bottom w:val="single" w:sz="6" w:space="0" w:color="000000"/>
               <w:right w:val="none"/>
             </w:tcBorders>
             <w:shd w:fill="F5F5F5"/>
@@ -3863,10 +5044,11 @@
               <w:spacing w:before="60" w:after="60" w:line="252" w:lineRule="auto"/>
               <w:jc w:val="left"/>
             </w:pPr>
+            <w:r/>
             <w:r>
               <w:rPr>
                 <w:rFonts w:ascii="Times New Roman" w:hAnsi="Times New Roman"/>
-                <w:b/>
+                <w:i w:val="0"/>
                 <w:sz w:val="17"/>
               </w:rPr>
               <w:t>Cumulative Lift</w:t>
@@ -3878,8 +5060,8 @@
             <w:tcW w:type="dxa" w:w="1003"/>
             <w:tcBorders>
               <w:top w:val="single" w:sz="12" w:space="0" w:color="000000"/>
+              <w:bottom w:val="single" w:sz="6" w:space="0" w:color="000000"/>
               <w:left w:val="none"/>
-              <w:bottom w:val="single" w:sz="6" w:space="0" w:color="000000"/>
               <w:right w:val="none"/>
             </w:tcBorders>
             <w:shd w:fill="F5F5F5"/>
@@ -3889,10 +5071,11 @@
               <w:spacing w:before="60" w:after="60" w:line="252" w:lineRule="auto"/>
               <w:jc w:val="left"/>
             </w:pPr>
+            <w:r/>
             <w:r>
               <w:rPr>
                 <w:rFonts w:ascii="Times New Roman" w:hAnsi="Times New Roman"/>
-                <w:b/>
+                <w:i w:val="0"/>
                 <w:sz w:val="17"/>
               </w:rPr>
               <w:t>Matriks Konfusi (TN/FP/FN/TP)</w:t>
@@ -3906,8 +5089,8 @@
             <w:tcW w:type="dxa" w:w="1003"/>
             <w:tcBorders>
               <w:top w:val="none"/>
+              <w:bottom w:val="none"/>
               <w:left w:val="none"/>
-              <w:bottom w:val="none"/>
               <w:right w:val="none"/>
             </w:tcBorders>
           </w:tcPr>
@@ -3916,9 +5099,12 @@
               <w:spacing w:before="60" w:after="60" w:line="252" w:lineRule="auto"/>
               <w:jc w:val="left"/>
             </w:pPr>
+            <w:r/>
             <w:r>
               <w:rPr>
                 <w:rFonts w:ascii="Times New Roman" w:hAnsi="Times New Roman"/>
+                <w:b/>
+                <w:i w:val="0"/>
                 <w:sz w:val="17"/>
               </w:rPr>
               <w:t>Logistic Regression</w:t>
@@ -3930,8 +5116,8 @@
             <w:tcW w:type="dxa" w:w="1003"/>
             <w:tcBorders>
               <w:top w:val="none"/>
+              <w:bottom w:val="none"/>
               <w:left w:val="none"/>
-              <w:bottom w:val="none"/>
               <w:right w:val="none"/>
             </w:tcBorders>
           </w:tcPr>
@@ -3940,9 +5126,11 @@
               <w:spacing w:before="60" w:after="60" w:line="252" w:lineRule="auto"/>
               <w:jc w:val="center"/>
             </w:pPr>
+            <w:r/>
             <w:r>
               <w:rPr>
                 <w:rFonts w:ascii="Times New Roman" w:hAnsi="Times New Roman"/>
+                <w:i w:val="0"/>
                 <w:sz w:val="17"/>
               </w:rPr>
               <w:t>0,7891</w:t>
@@ -3954,19 +5142,22 @@
             <w:tcW w:type="dxa" w:w="1003"/>
             <w:tcBorders>
               <w:top w:val="none"/>
+              <w:bottom w:val="none"/>
               <w:left w:val="none"/>
-              <w:bottom w:val="none"/>
               <w:right w:val="none"/>
             </w:tcBorders>
           </w:tcPr>
           <w:p>
             <w:pPr>
               <w:spacing w:before="60" w:after="60" w:line="252" w:lineRule="auto"/>
-              <w:jc w:val="left"/>
+              <w:jc w:val="center"/>
             </w:pPr>
+            <w:r/>
             <w:r>
               <w:rPr>
                 <w:rFonts w:ascii="Times New Roman" w:hAnsi="Times New Roman"/>
+                <w:b/>
+                <w:i w:val="0"/>
                 <w:sz w:val="17"/>
               </w:rPr>
               <w:t>0,7856 [0,7529, 0,8168]</w:t>
@@ -3978,19 +5169,22 @@
             <w:tcW w:type="dxa" w:w="1003"/>
             <w:tcBorders>
               <w:top w:val="none"/>
+              <w:bottom w:val="none"/>
               <w:left w:val="none"/>
-              <w:bottom w:val="none"/>
               <w:right w:val="none"/>
             </w:tcBorders>
           </w:tcPr>
           <w:p>
             <w:pPr>
               <w:spacing w:before="60" w:after="60" w:line="252" w:lineRule="auto"/>
-              <w:jc w:val="left"/>
+              <w:jc w:val="center"/>
             </w:pPr>
+            <w:r/>
             <w:r>
               <w:rPr>
                 <w:rFonts w:ascii="Times New Roman" w:hAnsi="Times New Roman"/>
+                <w:b/>
+                <w:i w:val="0"/>
                 <w:sz w:val="17"/>
               </w:rPr>
               <w:t>0,5633 [0,4991, 0,6299]</w:t>
@@ -4002,8 +5196,8 @@
             <w:tcW w:type="dxa" w:w="1003"/>
             <w:tcBorders>
               <w:top w:val="none"/>
+              <w:bottom w:val="none"/>
               <w:left w:val="none"/>
-              <w:bottom w:val="none"/>
               <w:right w:val="none"/>
             </w:tcBorders>
           </w:tcPr>
@@ -4012,9 +5206,11 @@
               <w:spacing w:before="60" w:after="60" w:line="252" w:lineRule="auto"/>
               <w:jc w:val="center"/>
             </w:pPr>
+            <w:r/>
             <w:r>
               <w:rPr>
                 <w:rFonts w:ascii="Times New Roman" w:hAnsi="Times New Roman"/>
+                <w:i w:val="0"/>
                 <w:sz w:val="17"/>
               </w:rPr>
               <w:t>0,3955</w:t>
@@ -4026,8 +5222,8 @@
             <w:tcW w:type="dxa" w:w="1003"/>
             <w:tcBorders>
               <w:top w:val="none"/>
+              <w:bottom w:val="none"/>
               <w:left w:val="none"/>
-              <w:bottom w:val="none"/>
               <w:right w:val="none"/>
             </w:tcBorders>
           </w:tcPr>
@@ -4036,9 +5232,11 @@
               <w:spacing w:before="60" w:after="60" w:line="252" w:lineRule="auto"/>
               <w:jc w:val="center"/>
             </w:pPr>
+            <w:r/>
             <w:r>
               <w:rPr>
                 <w:rFonts w:ascii="Times New Roman" w:hAnsi="Times New Roman"/>
+                <w:i w:val="0"/>
                 <w:sz w:val="17"/>
               </w:rPr>
               <w:t>0,9493</w:t>
@@ -4050,8 +5248,8 @@
             <w:tcW w:type="dxa" w:w="1003"/>
             <w:tcBorders>
               <w:top w:val="none"/>
+              <w:bottom w:val="none"/>
               <w:left w:val="none"/>
-              <w:bottom w:val="none"/>
               <w:right w:val="none"/>
             </w:tcBorders>
           </w:tcPr>
@@ -4060,9 +5258,12 @@
               <w:spacing w:before="60" w:after="60" w:line="252" w:lineRule="auto"/>
               <w:jc w:val="center"/>
             </w:pPr>
+            <w:r/>
             <w:r>
               <w:rPr>
                 <w:rFonts w:ascii="Times New Roman" w:hAnsi="Times New Roman"/>
+                <w:b/>
+                <w:i w:val="0"/>
                 <w:sz w:val="17"/>
               </w:rPr>
               <w:t>47,6%</w:t>
@@ -4074,8 +5275,8 @@
             <w:tcW w:type="dxa" w:w="1003"/>
             <w:tcBorders>
               <w:top w:val="none"/>
+              <w:bottom w:val="none"/>
               <w:left w:val="none"/>
-              <w:bottom w:val="none"/>
               <w:right w:val="none"/>
             </w:tcBorders>
           </w:tcPr>
@@ -4084,9 +5285,12 @@
               <w:spacing w:before="60" w:after="60" w:line="252" w:lineRule="auto"/>
               <w:jc w:val="center"/>
             </w:pPr>
+            <w:r/>
             <w:r>
               <w:rPr>
                 <w:rFonts w:ascii="Times New Roman" w:hAnsi="Times New Roman"/>
+                <w:b/>
+                <w:i w:val="0"/>
                 <w:sz w:val="17"/>
               </w:rPr>
               <w:t>2,38x</w:t>
@@ -4098,8 +5302,8 @@
             <w:tcW w:type="dxa" w:w="1003"/>
             <w:tcBorders>
               <w:top w:val="none"/>
+              <w:bottom w:val="none"/>
               <w:left w:val="none"/>
-              <w:bottom w:val="none"/>
               <w:right w:val="none"/>
             </w:tcBorders>
           </w:tcPr>
@@ -4108,9 +5312,11 @@
               <w:spacing w:before="60" w:after="60" w:line="252" w:lineRule="auto"/>
               <w:jc w:val="center"/>
             </w:pPr>
+            <w:r/>
             <w:r>
               <w:rPr>
                 <w:rFonts w:ascii="Times New Roman" w:hAnsi="Times New Roman"/>
+                <w:i w:val="0"/>
                 <w:sz w:val="17"/>
               </w:rPr>
               <w:t>712 / 38 / 179 / 71</w:t>
@@ -4124,8 +5330,8 @@
             <w:tcW w:type="dxa" w:w="1003"/>
             <w:tcBorders>
               <w:top w:val="none"/>
+              <w:bottom w:val="none"/>
               <w:left w:val="none"/>
-              <w:bottom w:val="none"/>
               <w:right w:val="none"/>
             </w:tcBorders>
           </w:tcPr>
@@ -4134,9 +5340,11 @@
               <w:spacing w:before="60" w:after="60" w:line="252" w:lineRule="auto"/>
               <w:jc w:val="left"/>
             </w:pPr>
+            <w:r/>
             <w:r>
               <w:rPr>
                 <w:rFonts w:ascii="Times New Roman" w:hAnsi="Times New Roman"/>
+                <w:i w:val="0"/>
                 <w:sz w:val="17"/>
               </w:rPr>
               <w:t>Random Forest</w:t>
@@ -4148,8 +5356,8 @@
             <w:tcW w:type="dxa" w:w="1003"/>
             <w:tcBorders>
               <w:top w:val="none"/>
+              <w:bottom w:val="none"/>
               <w:left w:val="none"/>
-              <w:bottom w:val="none"/>
               <w:right w:val="none"/>
             </w:tcBorders>
           </w:tcPr>
@@ -4158,9 +5366,11 @@
               <w:spacing w:before="60" w:after="60" w:line="252" w:lineRule="auto"/>
               <w:jc w:val="center"/>
             </w:pPr>
+            <w:r/>
             <w:r>
               <w:rPr>
                 <w:rFonts w:ascii="Times New Roman" w:hAnsi="Times New Roman"/>
+                <w:i w:val="0"/>
                 <w:sz w:val="17"/>
               </w:rPr>
               <w:t>0,8412</w:t>
@@ -4172,19 +5382,21 @@
             <w:tcW w:type="dxa" w:w="1003"/>
             <w:tcBorders>
               <w:top w:val="none"/>
+              <w:bottom w:val="none"/>
               <w:left w:val="none"/>
-              <w:bottom w:val="none"/>
               <w:right w:val="none"/>
             </w:tcBorders>
           </w:tcPr>
           <w:p>
             <w:pPr>
               <w:spacing w:before="60" w:after="60" w:line="252" w:lineRule="auto"/>
-              <w:jc w:val="left"/>
+              <w:jc w:val="center"/>
             </w:pPr>
+            <w:r/>
             <w:r>
               <w:rPr>
                 <w:rFonts w:ascii="Times New Roman" w:hAnsi="Times New Roman"/>
+                <w:i w:val="0"/>
                 <w:sz w:val="17"/>
               </w:rPr>
               <w:t>0,7572 [0,7219, 0,7901]</w:t>
@@ -4196,19 +5408,21 @@
             <w:tcW w:type="dxa" w:w="1003"/>
             <w:tcBorders>
               <w:top w:val="none"/>
+              <w:bottom w:val="none"/>
               <w:left w:val="none"/>
-              <w:bottom w:val="none"/>
               <w:right w:val="none"/>
             </w:tcBorders>
           </w:tcPr>
           <w:p>
             <w:pPr>
               <w:spacing w:before="60" w:after="60" w:line="252" w:lineRule="auto"/>
-              <w:jc w:val="left"/>
+              <w:jc w:val="center"/>
             </w:pPr>
+            <w:r/>
             <w:r>
               <w:rPr>
                 <w:rFonts w:ascii="Times New Roman" w:hAnsi="Times New Roman"/>
+                <w:i w:val="0"/>
                 <w:sz w:val="17"/>
               </w:rPr>
               <w:t>0,5348 [0,4723, 0,5959]</w:t>
@@ -4220,8 +5434,8 @@
             <w:tcW w:type="dxa" w:w="1003"/>
             <w:tcBorders>
               <w:top w:val="none"/>
+              <w:bottom w:val="none"/>
               <w:left w:val="none"/>
-              <w:bottom w:val="none"/>
               <w:right w:val="none"/>
             </w:tcBorders>
           </w:tcPr>
@@ -4230,9 +5444,11 @@
               <w:spacing w:before="60" w:after="60" w:line="252" w:lineRule="auto"/>
               <w:jc w:val="center"/>
             </w:pPr>
+            <w:r/>
             <w:r>
               <w:rPr>
                 <w:rFonts w:ascii="Times New Roman" w:hAnsi="Times New Roman"/>
+                <w:i w:val="0"/>
                 <w:sz w:val="17"/>
               </w:rPr>
               <w:t>0,3164</w:t>
@@ -4244,8 +5460,8 @@
             <w:tcW w:type="dxa" w:w="1003"/>
             <w:tcBorders>
               <w:top w:val="none"/>
+              <w:bottom w:val="none"/>
               <w:left w:val="none"/>
-              <w:bottom w:val="none"/>
               <w:right w:val="none"/>
             </w:tcBorders>
           </w:tcPr>
@@ -4254,9 +5470,11 @@
               <w:spacing w:before="60" w:after="60" w:line="252" w:lineRule="auto"/>
               <w:jc w:val="center"/>
             </w:pPr>
+            <w:r/>
             <w:r>
               <w:rPr>
                 <w:rFonts w:ascii="Times New Roman" w:hAnsi="Times New Roman"/>
+                <w:i w:val="0"/>
                 <w:sz w:val="17"/>
               </w:rPr>
               <w:t>0,9573</w:t>
@@ -4268,8 +5486,8 @@
             <w:tcW w:type="dxa" w:w="1003"/>
             <w:tcBorders>
               <w:top w:val="none"/>
+              <w:bottom w:val="none"/>
               <w:left w:val="none"/>
-              <w:bottom w:val="none"/>
               <w:right w:val="none"/>
             </w:tcBorders>
           </w:tcPr>
@@ -4278,9 +5496,11 @@
               <w:spacing w:before="60" w:after="60" w:line="252" w:lineRule="auto"/>
               <w:jc w:val="center"/>
             </w:pPr>
+            <w:r/>
             <w:r>
               <w:rPr>
                 <w:rFonts w:ascii="Times New Roman" w:hAnsi="Times New Roman"/>
+                <w:i w:val="0"/>
                 <w:sz w:val="17"/>
               </w:rPr>
               <w:t>44,0%</w:t>
@@ -4292,8 +5512,8 @@
             <w:tcW w:type="dxa" w:w="1003"/>
             <w:tcBorders>
               <w:top w:val="none"/>
+              <w:bottom w:val="none"/>
               <w:left w:val="none"/>
-              <w:bottom w:val="none"/>
               <w:right w:val="none"/>
             </w:tcBorders>
           </w:tcPr>
@@ -4302,12 +5522,14 @@
               <w:spacing w:before="60" w:after="60" w:line="252" w:lineRule="auto"/>
               <w:jc w:val="center"/>
             </w:pPr>
+            <w:r/>
             <w:r>
               <w:rPr>
                 <w:rFonts w:ascii="Times New Roman" w:hAnsi="Times New Roman"/>
+                <w:i w:val="0"/>
                 <w:sz w:val="17"/>
               </w:rPr>
-              <w:t>2,20×</w:t>
+              <w:t>2,20x</w:t>
             </w:r>
           </w:p>
         </w:tc>
@@ -4316,8 +5538,8 @@
             <w:tcW w:type="dxa" w:w="1003"/>
             <w:tcBorders>
               <w:top w:val="none"/>
+              <w:bottom w:val="none"/>
               <w:left w:val="none"/>
-              <w:bottom w:val="none"/>
               <w:right w:val="none"/>
             </w:tcBorders>
           </w:tcPr>
@@ -4326,9 +5548,11 @@
               <w:spacing w:before="60" w:after="60" w:line="252" w:lineRule="auto"/>
               <w:jc w:val="center"/>
             </w:pPr>
+            <w:r/>
             <w:r>
               <w:rPr>
                 <w:rFonts w:ascii="Times New Roman" w:hAnsi="Times New Roman"/>
+                <w:i w:val="0"/>
                 <w:sz w:val="17"/>
               </w:rPr>
               <w:t>718 / 32 / 197 / 53</w:t>
@@ -4342,8 +5566,8 @@
             <w:tcW w:type="dxa" w:w="1003"/>
             <w:tcBorders>
               <w:top w:val="none"/>
+              <w:bottom w:val="none"/>
               <w:left w:val="none"/>
-              <w:bottom w:val="none"/>
               <w:right w:val="none"/>
             </w:tcBorders>
           </w:tcPr>
@@ -4352,9 +5576,11 @@
               <w:spacing w:before="60" w:after="60" w:line="252" w:lineRule="auto"/>
               <w:jc w:val="left"/>
             </w:pPr>
+            <w:r/>
             <w:r>
               <w:rPr>
                 <w:rFonts w:ascii="Times New Roman" w:hAnsi="Times New Roman"/>
+                <w:i w:val="0"/>
                 <w:sz w:val="17"/>
               </w:rPr>
               <w:t>LightGBM</w:t>
@@ -4366,8 +5592,8 @@
             <w:tcW w:type="dxa" w:w="1003"/>
             <w:tcBorders>
               <w:top w:val="none"/>
+              <w:bottom w:val="none"/>
               <w:left w:val="none"/>
-              <w:bottom w:val="none"/>
               <w:right w:val="none"/>
             </w:tcBorders>
           </w:tcPr>
@@ -4376,9 +5602,11 @@
               <w:spacing w:before="60" w:after="60" w:line="252" w:lineRule="auto"/>
               <w:jc w:val="center"/>
             </w:pPr>
+            <w:r/>
             <w:r>
               <w:rPr>
                 <w:rFonts w:ascii="Times New Roman" w:hAnsi="Times New Roman"/>
+                <w:i w:val="0"/>
                 <w:sz w:val="17"/>
               </w:rPr>
               <w:t>0,8650</w:t>
@@ -4390,19 +5618,21 @@
             <w:tcW w:type="dxa" w:w="1003"/>
             <w:tcBorders>
               <w:top w:val="none"/>
+              <w:bottom w:val="none"/>
               <w:left w:val="none"/>
-              <w:bottom w:val="none"/>
               <w:right w:val="none"/>
             </w:tcBorders>
           </w:tcPr>
           <w:p>
             <w:pPr>
               <w:spacing w:before="60" w:after="60" w:line="252" w:lineRule="auto"/>
-              <w:jc w:val="left"/>
+              <w:jc w:val="center"/>
             </w:pPr>
+            <w:r/>
             <w:r>
               <w:rPr>
                 <w:rFonts w:ascii="Times New Roman" w:hAnsi="Times New Roman"/>
+                <w:i w:val="0"/>
                 <w:sz w:val="17"/>
               </w:rPr>
               <w:t>0,7413 [0,7073, 0,7755]</w:t>
@@ -4414,19 +5644,21 @@
             <w:tcW w:type="dxa" w:w="1003"/>
             <w:tcBorders>
               <w:top w:val="none"/>
+              <w:bottom w:val="none"/>
               <w:left w:val="none"/>
-              <w:bottom w:val="none"/>
               <w:right w:val="none"/>
             </w:tcBorders>
           </w:tcPr>
           <w:p>
             <w:pPr>
               <w:spacing w:before="60" w:after="60" w:line="252" w:lineRule="auto"/>
-              <w:jc w:val="left"/>
+              <w:jc w:val="center"/>
             </w:pPr>
+            <w:r/>
             <w:r>
               <w:rPr>
                 <w:rFonts w:ascii="Times New Roman" w:hAnsi="Times New Roman"/>
+                <w:i w:val="0"/>
                 <w:sz w:val="17"/>
               </w:rPr>
               <w:t>0,4901 [0,4271, 0,5596]</w:t>
@@ -4438,8 +5670,8 @@
             <w:tcW w:type="dxa" w:w="1003"/>
             <w:tcBorders>
               <w:top w:val="none"/>
+              <w:bottom w:val="none"/>
               <w:left w:val="none"/>
-              <w:bottom w:val="none"/>
               <w:right w:val="none"/>
             </w:tcBorders>
           </w:tcPr>
@@ -4448,9 +5680,11 @@
               <w:spacing w:before="60" w:after="60" w:line="252" w:lineRule="auto"/>
               <w:jc w:val="center"/>
             </w:pPr>
+            <w:r/>
             <w:r>
               <w:rPr>
                 <w:rFonts w:ascii="Times New Roman" w:hAnsi="Times New Roman"/>
+                <w:i w:val="0"/>
                 <w:sz w:val="17"/>
               </w:rPr>
               <w:t>0,4386</w:t>
@@ -4462,8 +5696,8 @@
             <w:tcW w:type="dxa" w:w="1003"/>
             <w:tcBorders>
               <w:top w:val="none"/>
+              <w:bottom w:val="none"/>
               <w:left w:val="none"/>
-              <w:bottom w:val="none"/>
               <w:right w:val="none"/>
             </w:tcBorders>
           </w:tcPr>
@@ -4472,9 +5706,11 @@
               <w:spacing w:before="60" w:after="60" w:line="252" w:lineRule="auto"/>
               <w:jc w:val="center"/>
             </w:pPr>
+            <w:r/>
             <w:r>
               <w:rPr>
                 <w:rFonts w:ascii="Times New Roman" w:hAnsi="Times New Roman"/>
+                <w:i w:val="0"/>
                 <w:sz w:val="17"/>
               </w:rPr>
               <w:t>0,9347</w:t>
@@ -4486,8 +5722,8 @@
             <w:tcW w:type="dxa" w:w="1003"/>
             <w:tcBorders>
               <w:top w:val="none"/>
+              <w:bottom w:val="none"/>
               <w:left w:val="none"/>
-              <w:bottom w:val="none"/>
               <w:right w:val="none"/>
             </w:tcBorders>
           </w:tcPr>
@@ -4496,9 +5732,11 @@
               <w:spacing w:before="60" w:after="60" w:line="252" w:lineRule="auto"/>
               <w:jc w:val="center"/>
             </w:pPr>
+            <w:r/>
             <w:r>
               <w:rPr>
                 <w:rFonts w:ascii="Times New Roman" w:hAnsi="Times New Roman"/>
+                <w:i w:val="0"/>
                 <w:sz w:val="17"/>
               </w:rPr>
               <w:t>42,4%</w:t>
@@ -4510,8 +5748,8 @@
             <w:tcW w:type="dxa" w:w="1003"/>
             <w:tcBorders>
               <w:top w:val="none"/>
+              <w:bottom w:val="none"/>
               <w:left w:val="none"/>
-              <w:bottom w:val="none"/>
               <w:right w:val="none"/>
             </w:tcBorders>
           </w:tcPr>
@@ -4520,12 +5758,14 @@
               <w:spacing w:before="60" w:after="60" w:line="252" w:lineRule="auto"/>
               <w:jc w:val="center"/>
             </w:pPr>
+            <w:r/>
             <w:r>
               <w:rPr>
                 <w:rFonts w:ascii="Times New Roman" w:hAnsi="Times New Roman"/>
+                <w:i w:val="0"/>
                 <w:sz w:val="17"/>
               </w:rPr>
-              <w:t>2,12×</w:t>
+              <w:t>2,12x</w:t>
             </w:r>
           </w:p>
         </w:tc>
@@ -4534,8 +5774,8 @@
             <w:tcW w:type="dxa" w:w="1003"/>
             <w:tcBorders>
               <w:top w:val="none"/>
+              <w:bottom w:val="none"/>
               <w:left w:val="none"/>
-              <w:bottom w:val="none"/>
               <w:right w:val="none"/>
             </w:tcBorders>
           </w:tcPr>
@@ -4544,9 +5784,11 @@
               <w:spacing w:before="60" w:after="60" w:line="252" w:lineRule="auto"/>
               <w:jc w:val="center"/>
             </w:pPr>
+            <w:r/>
             <w:r>
               <w:rPr>
                 <w:rFonts w:ascii="Times New Roman" w:hAnsi="Times New Roman"/>
+                <w:i w:val="0"/>
                 <w:sz w:val="17"/>
               </w:rPr>
               <w:t>701 / 49 / 166 / 84</w:t>
@@ -4560,8 +5802,8 @@
             <w:tcW w:type="dxa" w:w="1003"/>
             <w:tcBorders>
               <w:top w:val="none"/>
+              <w:bottom w:val="single" w:sz="12" w:space="0" w:color="000000"/>
               <w:left w:val="none"/>
-              <w:bottom w:val="single" w:sz="12" w:space="0" w:color="000000"/>
               <w:right w:val="none"/>
             </w:tcBorders>
           </w:tcPr>
@@ -4570,9 +5812,12 @@
               <w:spacing w:before="60" w:after="60" w:line="252" w:lineRule="auto"/>
               <w:jc w:val="left"/>
             </w:pPr>
+            <w:r/>
             <w:r>
               <w:rPr>
                 <w:rFonts w:ascii="Times New Roman" w:hAnsi="Times New Roman"/>
+                <w:b/>
+                <w:i w:val="0"/>
                 <w:sz w:val="17"/>
               </w:rPr>
               <w:t>TPE-optimized XGBoost</w:t>
@@ -4584,8 +5829,8 @@
             <w:tcW w:type="dxa" w:w="1003"/>
             <w:tcBorders>
               <w:top w:val="none"/>
+              <w:bottom w:val="single" w:sz="12" w:space="0" w:color="000000"/>
               <w:left w:val="none"/>
-              <w:bottom w:val="single" w:sz="12" w:space="0" w:color="000000"/>
               <w:right w:val="none"/>
             </w:tcBorders>
           </w:tcPr>
@@ -4594,9 +5839,11 @@
               <w:spacing w:before="60" w:after="60" w:line="252" w:lineRule="auto"/>
               <w:jc w:val="center"/>
             </w:pPr>
+            <w:r/>
             <w:r>
               <w:rPr>
                 <w:rFonts w:ascii="Times New Roman" w:hAnsi="Times New Roman"/>
+                <w:i w:val="0"/>
                 <w:sz w:val="17"/>
               </w:rPr>
               <w:t>0,8120</w:t>
@@ -4608,19 +5855,21 @@
             <w:tcW w:type="dxa" w:w="1003"/>
             <w:tcBorders>
               <w:top w:val="none"/>
+              <w:bottom w:val="single" w:sz="12" w:space="0" w:color="000000"/>
               <w:left w:val="none"/>
-              <w:bottom w:val="single" w:sz="12" w:space="0" w:color="000000"/>
               <w:right w:val="none"/>
             </w:tcBorders>
           </w:tcPr>
           <w:p>
             <w:pPr>
               <w:spacing w:before="60" w:after="60" w:line="252" w:lineRule="auto"/>
-              <w:jc w:val="left"/>
+              <w:jc w:val="center"/>
             </w:pPr>
+            <w:r/>
             <w:r>
               <w:rPr>
                 <w:rFonts w:ascii="Times New Roman" w:hAnsi="Times New Roman"/>
+                <w:i w:val="0"/>
                 <w:sz w:val="17"/>
               </w:rPr>
               <w:t>0,7682 [0,7346, 0,8011]</w:t>
@@ -4632,19 +5881,21 @@
             <w:tcW w:type="dxa" w:w="1003"/>
             <w:tcBorders>
               <w:top w:val="none"/>
+              <w:bottom w:val="single" w:sz="12" w:space="0" w:color="000000"/>
               <w:left w:val="none"/>
-              <w:bottom w:val="single" w:sz="12" w:space="0" w:color="000000"/>
               <w:right w:val="none"/>
             </w:tcBorders>
           </w:tcPr>
           <w:p>
             <w:pPr>
               <w:spacing w:before="60" w:after="60" w:line="252" w:lineRule="auto"/>
-              <w:jc w:val="left"/>
+              <w:jc w:val="center"/>
             </w:pPr>
+            <w:r/>
             <w:r>
               <w:rPr>
                 <w:rFonts w:ascii="Times New Roman" w:hAnsi="Times New Roman"/>
+                <w:i w:val="0"/>
                 <w:sz w:val="17"/>
               </w:rPr>
               <w:t>0,5496 [0,4804, 0,6128]</w:t>
@@ -4656,8 +5907,8 @@
             <w:tcW w:type="dxa" w:w="1003"/>
             <w:tcBorders>
               <w:top w:val="none"/>
+              <w:bottom w:val="single" w:sz="12" w:space="0" w:color="000000"/>
               <w:left w:val="none"/>
-              <w:bottom w:val="single" w:sz="12" w:space="0" w:color="000000"/>
               <w:right w:val="none"/>
             </w:tcBorders>
           </w:tcPr>
@@ -4666,9 +5917,11 @@
               <w:spacing w:before="60" w:after="60" w:line="252" w:lineRule="auto"/>
               <w:jc w:val="center"/>
             </w:pPr>
+            <w:r/>
             <w:r>
               <w:rPr>
                 <w:rFonts w:ascii="Times New Roman" w:hAnsi="Times New Roman"/>
+                <w:i w:val="0"/>
                 <w:sz w:val="17"/>
               </w:rPr>
               <w:t>0,3747</w:t>
@@ -4680,8 +5933,8 @@
             <w:tcW w:type="dxa" w:w="1003"/>
             <w:tcBorders>
               <w:top w:val="none"/>
+              <w:bottom w:val="single" w:sz="12" w:space="0" w:color="000000"/>
               <w:left w:val="none"/>
-              <w:bottom w:val="single" w:sz="12" w:space="0" w:color="000000"/>
               <w:right w:val="none"/>
             </w:tcBorders>
           </w:tcPr>
@@ -4690,9 +5943,11 @@
               <w:spacing w:before="60" w:after="60" w:line="252" w:lineRule="auto"/>
               <w:jc w:val="center"/>
             </w:pPr>
+            <w:r/>
             <w:r>
               <w:rPr>
                 <w:rFonts w:ascii="Times New Roman" w:hAnsi="Times New Roman"/>
+                <w:i w:val="0"/>
                 <w:sz w:val="17"/>
               </w:rPr>
               <w:t>0,9400</w:t>
@@ -4704,8 +5959,8 @@
             <w:tcW w:type="dxa" w:w="1003"/>
             <w:tcBorders>
               <w:top w:val="none"/>
+              <w:bottom w:val="single" w:sz="12" w:space="0" w:color="000000"/>
               <w:left w:val="none"/>
-              <w:bottom w:val="single" w:sz="12" w:space="0" w:color="000000"/>
               <w:right w:val="none"/>
             </w:tcBorders>
           </w:tcPr>
@@ -4714,9 +5969,12 @@
               <w:spacing w:before="60" w:after="60" w:line="252" w:lineRule="auto"/>
               <w:jc w:val="center"/>
             </w:pPr>
+            <w:r/>
             <w:r>
               <w:rPr>
                 <w:rFonts w:ascii="Times New Roman" w:hAnsi="Times New Roman"/>
+                <w:b/>
+                <w:i w:val="0"/>
                 <w:sz w:val="17"/>
               </w:rPr>
               <w:t>45,6%</w:t>
@@ -4728,8 +5986,8 @@
             <w:tcW w:type="dxa" w:w="1003"/>
             <w:tcBorders>
               <w:top w:val="none"/>
+              <w:bottom w:val="single" w:sz="12" w:space="0" w:color="000000"/>
               <w:left w:val="none"/>
-              <w:bottom w:val="single" w:sz="12" w:space="0" w:color="000000"/>
               <w:right w:val="none"/>
             </w:tcBorders>
           </w:tcPr>
@@ -4738,9 +5996,12 @@
               <w:spacing w:before="60" w:after="60" w:line="252" w:lineRule="auto"/>
               <w:jc w:val="center"/>
             </w:pPr>
+            <w:r/>
             <w:r>
               <w:rPr>
                 <w:rFonts w:ascii="Times New Roman" w:hAnsi="Times New Roman"/>
+                <w:b/>
+                <w:i w:val="0"/>
                 <w:sz w:val="17"/>
               </w:rPr>
               <w:t>2,28x</w:t>
@@ -4752,8 +6013,8 @@
             <w:tcW w:type="dxa" w:w="1003"/>
             <w:tcBorders>
               <w:top w:val="none"/>
+              <w:bottom w:val="single" w:sz="12" w:space="0" w:color="000000"/>
               <w:left w:val="none"/>
-              <w:bottom w:val="single" w:sz="12" w:space="0" w:color="000000"/>
               <w:right w:val="none"/>
             </w:tcBorders>
           </w:tcPr>
@@ -4762,9 +6023,11 @@
               <w:spacing w:before="60" w:after="60" w:line="252" w:lineRule="auto"/>
               <w:jc w:val="center"/>
             </w:pPr>
+            <w:r/>
             <w:r>
               <w:rPr>
                 <w:rFonts w:ascii="Times New Roman" w:hAnsi="Times New Roman"/>
+                <w:i w:val="0"/>
                 <w:sz w:val="17"/>
               </w:rPr>
               <w:t>705 / 45 / 182 / 68</w:t>
@@ -4785,6 +6048,7 @@
       </w:pPr>
       <w:r>
         <w:rPr>
+          <w:rFonts w:ascii="Times New Roman" w:hAnsi="Times New Roman"/>
           <w:b/>
           <w:i/>
           <w:sz w:val="20"/>
@@ -4800,9 +6064,107 @@
       </w:pPr>
       <w:r>
         <w:rPr>
+          <w:rFonts w:ascii="Times New Roman" w:hAnsi="Times New Roman"/>
+          <w:i w:val="0"/>
           <w:sz w:val="21"/>
         </w:rPr>
-        <w:t>Selisih ROC-AUC antara data latih dan data uji pada *Logistic Regression* adalah sangat kecil (Δ = 0,0035), membuktikan stabilitas generalisasi yang sangat tinggi. Sebaliknya, model ensemble kompleks seperti *LightGBM* (Δ = 0,1237) dan *Random Forest* (Δ = 0,0840) menunjukkan indikasi *overfitting* ringan terhadap variasi kebisingan data latih. *TPE-optimized XGBoost* berhasil membatasi gap generalisasi (Δ = 0,0438) melalui regularisasi subsample (0,80) dan colsample (0,80). Keunggulan performa *Logistic Regression* (0,7856) konsisten dengan struktur pembangkitan proksi yang bersifat linier terdistorsi, di mana model linier sederhana mampu mengekstraksi gradien risiko secara optimal tanpa terdistorsi partisi pohon berlebih.</w:t>
+        <w:t xml:space="preserve">Selisih ROC-AUC antara data latih dan data uji pada </w:t>
+      </w:r>
+      <w:r>
+        <w:rPr>
+          <w:rFonts w:ascii="Times New Roman" w:hAnsi="Times New Roman"/>
+          <w:i/>
+          <w:sz w:val="21"/>
+        </w:rPr>
+        <w:t>Logistic Regression</w:t>
+      </w:r>
+      <w:r>
+        <w:rPr>
+          <w:rFonts w:ascii="Times New Roman" w:hAnsi="Times New Roman"/>
+          <w:i w:val="0"/>
+          <w:sz w:val="21"/>
+        </w:rPr>
+        <w:t xml:space="preserve"> adalah sangat kecil (Δ = 0,0035), membuktikan stabilitas generalisasi yang sangat tinggi. Sebaliknya, model ensemble kompleks seperti </w:t>
+      </w:r>
+      <w:r>
+        <w:rPr>
+          <w:rFonts w:ascii="Times New Roman" w:hAnsi="Times New Roman"/>
+          <w:i/>
+          <w:sz w:val="21"/>
+        </w:rPr>
+        <w:t>LightGBM</w:t>
+      </w:r>
+      <w:r>
+        <w:rPr>
+          <w:rFonts w:ascii="Times New Roman" w:hAnsi="Times New Roman"/>
+          <w:i w:val="0"/>
+          <w:sz w:val="21"/>
+        </w:rPr>
+        <w:t xml:space="preserve"> (Δ = 0,1237) dan </w:t>
+      </w:r>
+      <w:r>
+        <w:rPr>
+          <w:rFonts w:ascii="Times New Roman" w:hAnsi="Times New Roman"/>
+          <w:i/>
+          <w:sz w:val="21"/>
+        </w:rPr>
+        <w:t>Random Forest</w:t>
+      </w:r>
+      <w:r>
+        <w:rPr>
+          <w:rFonts w:ascii="Times New Roman" w:hAnsi="Times New Roman"/>
+          <w:i w:val="0"/>
+          <w:sz w:val="21"/>
+        </w:rPr>
+        <w:t xml:space="preserve"> (Δ = 0,0840) menunjukkan indikasi </w:t>
+      </w:r>
+      <w:r>
+        <w:rPr>
+          <w:rFonts w:ascii="Times New Roman" w:hAnsi="Times New Roman"/>
+          <w:i/>
+          <w:sz w:val="21"/>
+        </w:rPr>
+        <w:t>overfitting</w:t>
+      </w:r>
+      <w:r>
+        <w:rPr>
+          <w:rFonts w:ascii="Times New Roman" w:hAnsi="Times New Roman"/>
+          <w:i w:val="0"/>
+          <w:sz w:val="21"/>
+        </w:rPr>
+        <w:t xml:space="preserve"> ringan terhadap variasi kebisingan data latih. </w:t>
+      </w:r>
+      <w:r>
+        <w:rPr>
+          <w:rFonts w:ascii="Times New Roman" w:hAnsi="Times New Roman"/>
+          <w:i/>
+          <w:sz w:val="21"/>
+        </w:rPr>
+        <w:t>TPE-optimized XGBoost</w:t>
+      </w:r>
+      <w:r>
+        <w:rPr>
+          <w:rFonts w:ascii="Times New Roman" w:hAnsi="Times New Roman"/>
+          <w:i w:val="0"/>
+          <w:sz w:val="21"/>
+        </w:rPr>
+        <w:t xml:space="preserve"> berhasil membatasi gap generalisasi (Δ = 0,0438) melalui regularisasi subsample (0,80) dan colsample (0,80). Keunggulan performa </w:t>
+      </w:r>
+      <w:r>
+        <w:rPr>
+          <w:rFonts w:ascii="Times New Roman" w:hAnsi="Times New Roman"/>
+          <w:i/>
+          <w:sz w:val="21"/>
+        </w:rPr>
+        <w:t>Logistic Regression</w:t>
+      </w:r>
+      <w:r>
+        <w:rPr>
+          <w:rFonts w:ascii="Times New Roman" w:hAnsi="Times New Roman"/>
+          <w:i w:val="0"/>
+          <w:sz w:val="21"/>
+        </w:rPr>
+        <w:t xml:space="preserve"> (0,7856) konsisten dengan struktur pembangkitan proksi yang bersifat linier terdistorsi, di mana model linier sederhana mampu mengekstraksi gradien risiko secara optimal tanpa terdistorsi partisi pohon berlebih.</w:t>
       </w:r>
     </w:p>
     <w:p>
@@ -4813,9 +6175,61 @@
       </w:pPr>
       <w:r>
         <w:rPr>
+          <w:rFonts w:ascii="Times New Roman" w:hAnsi="Times New Roman"/>
+          <w:i w:val="0"/>
           <w:sz w:val="21"/>
         </w:rPr>
-        <w:t>Seluruh model memperoleh PR-AUC di atas garis dasar prevalensi P(Y=1) = 0,2500 (0,4901 hingga 0,5633). Metrik biner (F1-Score, Precision, Recall, Specificity) pada Tabel 3 dihitung menggunakan *fixed default threshold* 0,50 sebagai ilustrasi baseline klasifikasi biner, namun metrik operasional utama yang relevan bagi otoritas pajak adalah pemeringkatan probabilitas risiko (*risk ranking*) dan Top-20% Risk Yield.</w:t>
+        <w:t xml:space="preserve">Seluruh model memperoleh PR-AUC di atas garis dasar prevalensi P(Y=1) = 0,2500 (0,4901 hingga 0,5633). Metrik biner (F1-Score, Precision, Recall, Specificity) pada Tabel 3 dihitung menggunakan </w:t>
+      </w:r>
+      <w:r>
+        <w:rPr>
+          <w:rFonts w:ascii="Times New Roman" w:hAnsi="Times New Roman"/>
+          <w:i/>
+          <w:sz w:val="21"/>
+        </w:rPr>
+        <w:t>fixed default threshold</w:t>
+      </w:r>
+      <w:r>
+        <w:rPr>
+          <w:rFonts w:ascii="Times New Roman" w:hAnsi="Times New Roman"/>
+          <w:i w:val="0"/>
+          <w:sz w:val="21"/>
+        </w:rPr>
+        <w:t xml:space="preserve"> 0,50 sebagai ilustrasi baseline klasifikasi biner, namun metrik operasional utama yang relevan bagi otoritas pajak adalah </w:t>
+      </w:r>
+      <w:r>
+        <w:rPr>
+          <w:rFonts w:ascii="Times New Roman" w:hAnsi="Times New Roman"/>
+          <w:b/>
+          <w:i w:val="0"/>
+          <w:sz w:val="21"/>
+        </w:rPr>
+        <w:t>pemeringkatan probabilitas risiko (*risk ranking*)</w:t>
+      </w:r>
+      <w:r>
+        <w:rPr>
+          <w:rFonts w:ascii="Times New Roman" w:hAnsi="Times New Roman"/>
+          <w:i w:val="0"/>
+          <w:sz w:val="21"/>
+        </w:rPr>
+        <w:t xml:space="preserve"> dan </w:t>
+      </w:r>
+      <w:r>
+        <w:rPr>
+          <w:rFonts w:ascii="Times New Roman" w:hAnsi="Times New Roman"/>
+          <w:b/>
+          <w:i w:val="0"/>
+          <w:sz w:val="21"/>
+        </w:rPr>
+        <w:t>Top-20% Risk Yield</w:t>
+      </w:r>
+      <w:r>
+        <w:rPr>
+          <w:rFonts w:ascii="Times New Roman" w:hAnsi="Times New Roman"/>
+          <w:i w:val="0"/>
+          <w:sz w:val="21"/>
+        </w:rPr>
+        <w:t>.</w:t>
       </w:r>
     </w:p>
     <w:p>
@@ -4826,6 +6240,8 @@
       </w:pPr>
       <w:r>
         <w:rPr>
+          <w:rFonts w:ascii="Times New Roman" w:hAnsi="Times New Roman"/>
+          <w:i w:val="0"/>
           <w:sz w:val="21"/>
         </w:rPr>
         <w:t>Kurva ROC dan PR komparatif disajikan pada Gambar 2 dan Gambar 3.</w:t>
@@ -4878,6 +6294,7 @@
       </w:pPr>
       <w:r>
         <w:rPr>
+          <w:rFonts w:ascii="Times New Roman" w:hAnsi="Times New Roman"/>
           <w:i/>
           <w:sz w:val="18"/>
         </w:rPr>
@@ -4931,6 +6348,7 @@
       </w:pPr>
       <w:r>
         <w:rPr>
+          <w:rFonts w:ascii="Times New Roman" w:hAnsi="Times New Roman"/>
           <w:i/>
           <w:sz w:val="18"/>
         </w:rPr>
@@ -4949,7 +6367,7 @@
           <w:i/>
           <w:sz w:val="21"/>
         </w:rPr>
-        <w:t>4.2 Analisis Efisiensi Kelompok Risiko (*Risk Yield*)</w:t>
+        <w:t>4.2 Analisis Efisiensi Kelompok Risiko (Risk Yield)</w:t>
       </w:r>
     </w:p>
     <w:p>
@@ -4959,10 +6377,11 @@
       </w:pPr>
       <w:r>
         <w:rPr>
+          <w:rFonts w:ascii="Times New Roman" w:hAnsi="Times New Roman"/>
           <w:i/>
           <w:sz w:val="18"/>
         </w:rPr>
-        <w:t>Gambar 4 menampilkan kurva keuntungan kumulatif (*cumulative gains curve*) beserta garis dasar pemilihan acak diagonal (y=x).</w:t>
+        <w:t>Gambar 4 menampilkan kurva keuntungan kumulatif (*cumulative gains curve*) beserta garis dasar pemilihan acak diagonal ($y=x$).</w:t>
       </w:r>
     </w:p>
     <w:p>
@@ -5012,6 +6431,7 @@
       </w:pPr>
       <w:r>
         <w:rPr>
+          <w:rFonts w:ascii="Times New Roman" w:hAnsi="Times New Roman"/>
           <w:i/>
           <w:sz w:val="18"/>
         </w:rPr>
@@ -5026,9 +6446,111 @@
       </w:pPr>
       <w:r>
         <w:rPr>
+          <w:rFonts w:ascii="Times New Roman" w:hAnsi="Times New Roman"/>
+          <w:i w:val="0"/>
           <w:sz w:val="21"/>
         </w:rPr>
-        <w:t>Dengan memprioritaskan pemeriksaan pada Top 20% kelompok berisiko tertinggi (Desil 1 dan 2), rentang tangkapan temuan lintas kombinasi model dan konfigurasi fitur yang dievaluasi berkisar antara 45,2% hingga 47,6% dari total kasus positif yang disimulasikan (menghasilkan faktor pengali *cumulative lift* sebesar 2,26× hingga 2,38× dibandingkan pemilihan acak 20%). Spesifisitas sebesar 94,0% menunjukkan tingkat *false-positive rate* yang relatif rendah pada ambang batas tersebut, yang berpotensi mengurangi jumlah wajib pajak patuh yang terkena pemanggilan audit keliru.</w:t>
+        <w:t xml:space="preserve">Dengan memprioritaskan pemeriksaan pada </w:t>
+      </w:r>
+      <w:r>
+        <w:rPr>
+          <w:rFonts w:ascii="Times New Roman" w:hAnsi="Times New Roman"/>
+          <w:b/>
+          <w:i w:val="0"/>
+          <w:sz w:val="21"/>
+        </w:rPr>
+        <w:t>Top 20% kelompok berisiko tertinggi (Desil 1 dan 2)</w:t>
+      </w:r>
+      <w:r>
+        <w:rPr>
+          <w:rFonts w:ascii="Times New Roman" w:hAnsi="Times New Roman"/>
+          <w:i w:val="0"/>
+          <w:sz w:val="21"/>
+        </w:rPr>
+        <w:t xml:space="preserve">, rentang tangkapan temuan lintas kombinasi model dan konfigurasi fitur yang dievaluasi berkisar antara </w:t>
+      </w:r>
+      <w:r>
+        <w:rPr>
+          <w:rFonts w:ascii="Times New Roman" w:hAnsi="Times New Roman"/>
+          <w:b/>
+          <w:i w:val="0"/>
+          <w:sz w:val="21"/>
+        </w:rPr>
+        <w:t>45,2% hingga 47,6% dari total kasus positif yang disimulasikan</w:t>
+      </w:r>
+      <w:r>
+        <w:rPr>
+          <w:rFonts w:ascii="Times New Roman" w:hAnsi="Times New Roman"/>
+          <w:i w:val="0"/>
+          <w:sz w:val="21"/>
+        </w:rPr>
+        <w:t xml:space="preserve"> (menghasilkan faktor pengali </w:t>
+      </w:r>
+      <w:r>
+        <w:rPr>
+          <w:rFonts w:ascii="Times New Roman" w:hAnsi="Times New Roman"/>
+          <w:i/>
+          <w:sz w:val="21"/>
+        </w:rPr>
+        <w:t>cumulative lift</w:t>
+      </w:r>
+      <w:r>
+        <w:rPr>
+          <w:rFonts w:ascii="Times New Roman" w:hAnsi="Times New Roman"/>
+          <w:i w:val="0"/>
+          <w:sz w:val="21"/>
+        </w:rPr>
+        <w:t xml:space="preserve"> sebesar </w:t>
+      </w:r>
+      <w:r>
+        <w:rPr>
+          <w:rFonts w:ascii="Times New Roman" w:hAnsi="Times New Roman"/>
+          <w:b/>
+          <w:i w:val="0"/>
+          <w:sz w:val="21"/>
+        </w:rPr>
+        <w:t>2,26x hingga 2,38x</w:t>
+      </w:r>
+      <w:r>
+        <w:rPr>
+          <w:rFonts w:ascii="Times New Roman" w:hAnsi="Times New Roman"/>
+          <w:i w:val="0"/>
+          <w:sz w:val="21"/>
+        </w:rPr>
+        <w:t xml:space="preserve"> dibandingkan pemilihan acak 20%). Spesifisitas sebesar </w:t>
+      </w:r>
+      <w:r>
+        <w:rPr>
+          <w:rFonts w:ascii="Times New Roman" w:hAnsi="Times New Roman"/>
+          <w:b/>
+          <w:i w:val="0"/>
+          <w:sz w:val="21"/>
+        </w:rPr>
+        <w:t>94,0%</w:t>
+      </w:r>
+      <w:r>
+        <w:rPr>
+          <w:rFonts w:ascii="Times New Roman" w:hAnsi="Times New Roman"/>
+          <w:i w:val="0"/>
+          <w:sz w:val="21"/>
+        </w:rPr>
+        <w:t xml:space="preserve"> menunjukkan tingkat </w:t>
+      </w:r>
+      <w:r>
+        <w:rPr>
+          <w:rFonts w:ascii="Times New Roman" w:hAnsi="Times New Roman"/>
+          <w:i/>
+          <w:sz w:val="21"/>
+        </w:rPr>
+        <w:t>false-positive rate</w:t>
+      </w:r>
+      <w:r>
+        <w:rPr>
+          <w:rFonts w:ascii="Times New Roman" w:hAnsi="Times New Roman"/>
+          <w:i w:val="0"/>
+          <w:sz w:val="21"/>
+        </w:rPr>
+        <w:t xml:space="preserve"> yang relatif rendah pada ambang batas tersebut, yang berpotensi mengurangi jumlah wajib pajak patuh yang terkena pemanggilan audit keliru.</w:t>
       </w:r>
     </w:p>
     <w:p>
@@ -5043,7 +6565,7 @@
           <w:i/>
           <w:sz w:val="21"/>
         </w:rPr>
-        <w:t>4.3 Studi Ablasi Fitur Bertahap (*Feature Ablation Study*)</w:t>
+        <w:t>4.3 Studi Ablasi Fitur Bertahap (Feature Ablation Study)</w:t>
       </w:r>
     </w:p>
     <w:p>
@@ -5053,6 +6575,7 @@
       </w:pPr>
       <w:r>
         <w:rPr>
+          <w:rFonts w:ascii="Times New Roman" w:hAnsi="Times New Roman"/>
           <w:b/>
           <w:sz w:val="19"/>
         </w:rPr>
@@ -5066,6 +6589,7 @@
       </w:pPr>
       <w:r>
         <w:rPr>
+          <w:rFonts w:ascii="Times New Roman" w:hAnsi="Times New Roman"/>
           <w:b/>
           <w:sz w:val="19"/>
         </w:rPr>
@@ -5080,9 +6604,11 @@
       </w:pPr>
       <w:r>
         <w:rPr>
+          <w:rFonts w:ascii="Times New Roman" w:hAnsi="Times New Roman"/>
+          <w:i/>
           <w:sz w:val="21"/>
         </w:rPr>
-        <w:t>*(Catatan metodologis: Evaluasi ablasi dijalankan dengan retraining model XGBoost secara terpisah pada setiap subset fitur menggunakan regularisasi default tanpa parameter subsample/colsample khusus pada Tabel 3, menghasilkan ROC-AUC model penuh sebesar 0,7684 yang selaras secara operasional dengan 0,7682 pada model utama Tabel 3).*</w:t>
+        <w:t>(Catatan metodologis: Evaluasi ablasi dijalankan dengan retraining model XGBoost secara terpisah pada setiap subset fitur menggunakan regularisasi default tanpa parameter subsample/colsample khusus pada Tabel 3, menghasilkan ROC-AUC model penuh sebesar 0,7684 yang selaras secara operasional dengan 0,7682 pada model utama Tabel 3).</w:t>
       </w:r>
     </w:p>
     <w:tbl>
@@ -5106,8 +6632,8 @@
             <w:tcW w:type="dxa" w:w="1505"/>
             <w:tcBorders>
               <w:top w:val="single" w:sz="12" w:space="0" w:color="000000"/>
+              <w:bottom w:val="single" w:sz="6" w:space="0" w:color="000000"/>
               <w:left w:val="none"/>
-              <w:bottom w:val="single" w:sz="6" w:space="0" w:color="000000"/>
               <w:right w:val="none"/>
             </w:tcBorders>
             <w:shd w:fill="F5F5F5"/>
@@ -5117,10 +6643,11 @@
               <w:spacing w:before="60" w:after="60" w:line="252" w:lineRule="auto"/>
               <w:jc w:val="left"/>
             </w:pPr>
+            <w:r/>
             <w:r>
               <w:rPr>
                 <w:rFonts w:ascii="Times New Roman" w:hAnsi="Times New Roman"/>
-                <w:b/>
+                <w:i w:val="0"/>
                 <w:sz w:val="17"/>
               </w:rPr>
               <w:t>Konfigurasi Fitur</w:t>
@@ -5132,8 +6659,8 @@
             <w:tcW w:type="dxa" w:w="1505"/>
             <w:tcBorders>
               <w:top w:val="single" w:sz="12" w:space="0" w:color="000000"/>
+              <w:bottom w:val="single" w:sz="6" w:space="0" w:color="000000"/>
               <w:left w:val="none"/>
-              <w:bottom w:val="single" w:sz="6" w:space="0" w:color="000000"/>
               <w:right w:val="none"/>
             </w:tcBorders>
             <w:shd w:fill="F5F5F5"/>
@@ -5143,10 +6670,11 @@
               <w:spacing w:before="60" w:after="60" w:line="252" w:lineRule="auto"/>
               <w:jc w:val="left"/>
             </w:pPr>
+            <w:r/>
             <w:r>
               <w:rPr>
                 <w:rFonts w:ascii="Times New Roman" w:hAnsi="Times New Roman"/>
-                <w:b/>
+                <w:i w:val="0"/>
                 <w:sz w:val="17"/>
               </w:rPr>
               <w:t>ROC-AUC</w:t>
@@ -5158,8 +6686,8 @@
             <w:tcW w:type="dxa" w:w="1505"/>
             <w:tcBorders>
               <w:top w:val="single" w:sz="12" w:space="0" w:color="000000"/>
+              <w:bottom w:val="single" w:sz="6" w:space="0" w:color="000000"/>
               <w:left w:val="none"/>
-              <w:bottom w:val="single" w:sz="6" w:space="0" w:color="000000"/>
               <w:right w:val="none"/>
             </w:tcBorders>
             <w:shd w:fill="F5F5F5"/>
@@ -5167,12 +6695,13 @@
           <w:p>
             <w:pPr>
               <w:spacing w:before="60" w:after="60" w:line="252" w:lineRule="auto"/>
-              <w:jc w:val="left"/>
+              <w:jc w:val="center"/>
             </w:pPr>
+            <w:r/>
             <w:r>
               <w:rPr>
                 <w:rFonts w:ascii="Times New Roman" w:hAnsi="Times New Roman"/>
-                <w:b/>
+                <w:i w:val="0"/>
                 <w:sz w:val="17"/>
               </w:rPr>
               <w:t>PR-AUC (vs Base 0,25)</w:t>
@@ -5184,8 +6713,8 @@
             <w:tcW w:type="dxa" w:w="1505"/>
             <w:tcBorders>
               <w:top w:val="single" w:sz="12" w:space="0" w:color="000000"/>
+              <w:bottom w:val="single" w:sz="6" w:space="0" w:color="000000"/>
               <w:left w:val="none"/>
-              <w:bottom w:val="single" w:sz="6" w:space="0" w:color="000000"/>
               <w:right w:val="none"/>
             </w:tcBorders>
             <w:shd w:fill="F5F5F5"/>
@@ -5193,12 +6722,13 @@
           <w:p>
             <w:pPr>
               <w:spacing w:before="60" w:after="60" w:line="252" w:lineRule="auto"/>
-              <w:jc w:val="left"/>
+              <w:jc w:val="center"/>
             </w:pPr>
+            <w:r/>
             <w:r>
               <w:rPr>
                 <w:rFonts w:ascii="Times New Roman" w:hAnsi="Times New Roman"/>
-                <w:b/>
+                <w:i w:val="0"/>
                 <w:sz w:val="17"/>
               </w:rPr>
               <w:t>Top-20% Risk Yield [95% CI]</w:t>
@@ -5210,8 +6740,8 @@
             <w:tcW w:type="dxa" w:w="1505"/>
             <w:tcBorders>
               <w:top w:val="single" w:sz="12" w:space="0" w:color="000000"/>
+              <w:bottom w:val="single" w:sz="6" w:space="0" w:color="000000"/>
               <w:left w:val="none"/>
-              <w:bottom w:val="single" w:sz="6" w:space="0" w:color="000000"/>
               <w:right w:val="none"/>
             </w:tcBorders>
             <w:shd w:fill="F5F5F5"/>
@@ -5221,10 +6751,11 @@
               <w:spacing w:before="60" w:after="60" w:line="252" w:lineRule="auto"/>
               <w:jc w:val="left"/>
             </w:pPr>
+            <w:r/>
             <w:r>
               <w:rPr>
                 <w:rFonts w:ascii="Times New Roman" w:hAnsi="Times New Roman"/>
-                <w:b/>
+                <w:i w:val="0"/>
                 <w:sz w:val="17"/>
               </w:rPr>
               <w:t>Cumulative Lift</w:t>
@@ -5236,8 +6767,8 @@
             <w:tcW w:type="dxa" w:w="1505"/>
             <w:tcBorders>
               <w:top w:val="single" w:sz="12" w:space="0" w:color="000000"/>
+              <w:bottom w:val="single" w:sz="6" w:space="0" w:color="000000"/>
               <w:left w:val="none"/>
-              <w:bottom w:val="single" w:sz="6" w:space="0" w:color="000000"/>
               <w:right w:val="none"/>
             </w:tcBorders>
             <w:shd w:fill="F5F5F5"/>
@@ -5247,10 +6778,11 @@
               <w:spacing w:before="60" w:after="60" w:line="252" w:lineRule="auto"/>
               <w:jc w:val="left"/>
             </w:pPr>
+            <w:r/>
             <w:r>
               <w:rPr>
                 <w:rFonts w:ascii="Times New Roman" w:hAnsi="Times New Roman"/>
-                <w:b/>
+                <w:i w:val="0"/>
                 <w:sz w:val="17"/>
               </w:rPr>
               <w:t>Temuan Empiris</w:t>
@@ -5264,8 +6796,8 @@
             <w:tcW w:type="dxa" w:w="1505"/>
             <w:tcBorders>
               <w:top w:val="none"/>
+              <w:bottom w:val="none"/>
               <w:left w:val="none"/>
-              <w:bottom w:val="none"/>
               <w:right w:val="none"/>
             </w:tcBorders>
           </w:tcPr>
@@ -5274,9 +6806,12 @@
               <w:spacing w:before="60" w:after="60" w:line="252" w:lineRule="auto"/>
               <w:jc w:val="left"/>
             </w:pPr>
+            <w:r/>
             <w:r>
               <w:rPr>
                 <w:rFonts w:ascii="Times New Roman" w:hAnsi="Times New Roman"/>
+                <w:b/>
+                <w:i w:val="0"/>
                 <w:sz w:val="17"/>
               </w:rPr>
               <w:t>1. Data SPT Mandiri Saja</w:t>
@@ -5288,8 +6823,8 @@
             <w:tcW w:type="dxa" w:w="1505"/>
             <w:tcBorders>
               <w:top w:val="none"/>
+              <w:bottom w:val="none"/>
               <w:left w:val="none"/>
-              <w:bottom w:val="none"/>
               <w:right w:val="none"/>
             </w:tcBorders>
           </w:tcPr>
@@ -5298,9 +6833,11 @@
               <w:spacing w:before="60" w:after="60" w:line="252" w:lineRule="auto"/>
               <w:jc w:val="center"/>
             </w:pPr>
+            <w:r/>
             <w:r>
               <w:rPr>
                 <w:rFonts w:ascii="Times New Roman" w:hAnsi="Times New Roman"/>
+                <w:i w:val="0"/>
                 <w:sz w:val="17"/>
               </w:rPr>
               <w:t>0,5641</w:t>
@@ -5312,8 +6849,8 @@
             <w:tcW w:type="dxa" w:w="1505"/>
             <w:tcBorders>
               <w:top w:val="none"/>
+              <w:bottom w:val="none"/>
               <w:left w:val="none"/>
-              <w:bottom w:val="none"/>
               <w:right w:val="none"/>
             </w:tcBorders>
           </w:tcPr>
@@ -5322,9 +6859,11 @@
               <w:spacing w:before="60" w:after="60" w:line="252" w:lineRule="auto"/>
               <w:jc w:val="center"/>
             </w:pPr>
+            <w:r/>
             <w:r>
               <w:rPr>
                 <w:rFonts w:ascii="Times New Roman" w:hAnsi="Times New Roman"/>
+                <w:i w:val="0"/>
                 <w:sz w:val="17"/>
               </w:rPr>
               <w:t>0,3192</w:t>
@@ -5336,19 +6875,21 @@
             <w:tcW w:type="dxa" w:w="1505"/>
             <w:tcBorders>
               <w:top w:val="none"/>
+              <w:bottom w:val="none"/>
               <w:left w:val="none"/>
-              <w:bottom w:val="none"/>
               <w:right w:val="none"/>
             </w:tcBorders>
           </w:tcPr>
           <w:p>
             <w:pPr>
               <w:spacing w:before="60" w:after="60" w:line="252" w:lineRule="auto"/>
-              <w:jc w:val="left"/>
+              <w:jc w:val="center"/>
             </w:pPr>
+            <w:r/>
             <w:r>
               <w:rPr>
                 <w:rFonts w:ascii="Times New Roman" w:hAnsi="Times New Roman"/>
+                <w:i w:val="0"/>
                 <w:sz w:val="17"/>
               </w:rPr>
               <w:t>27,2% [22,8%, 31,6%]</w:t>
@@ -5360,8 +6901,8 @@
             <w:tcW w:type="dxa" w:w="1505"/>
             <w:tcBorders>
               <w:top w:val="none"/>
+              <w:bottom w:val="none"/>
               <w:left w:val="none"/>
-              <w:bottom w:val="none"/>
               <w:right w:val="none"/>
             </w:tcBorders>
           </w:tcPr>
@@ -5370,12 +6911,14 @@
               <w:spacing w:before="60" w:after="60" w:line="252" w:lineRule="auto"/>
               <w:jc w:val="center"/>
             </w:pPr>
+            <w:r/>
             <w:r>
               <w:rPr>
                 <w:rFonts w:ascii="Times New Roman" w:hAnsi="Times New Roman"/>
+                <w:i w:val="0"/>
                 <w:sz w:val="17"/>
               </w:rPr>
-              <w:t>1,36×</w:t>
+              <w:t>1,36x</w:t>
             </w:r>
           </w:p>
         </w:tc>
@@ -5384,8 +6927,8 @@
             <w:tcW w:type="dxa" w:w="1505"/>
             <w:tcBorders>
               <w:top w:val="none"/>
+              <w:bottom w:val="none"/>
               <w:left w:val="none"/>
-              <w:bottom w:val="none"/>
               <w:right w:val="none"/>
             </w:tcBorders>
           </w:tcPr>
@@ -5394,9 +6937,11 @@
               <w:spacing w:before="60" w:after="60" w:line="252" w:lineRule="auto"/>
               <w:jc w:val="left"/>
             </w:pPr>
+            <w:r/>
             <w:r>
               <w:rPr>
                 <w:rFonts w:ascii="Times New Roman" w:hAnsi="Times New Roman"/>
+                <w:i w:val="0"/>
                 <w:sz w:val="17"/>
               </w:rPr>
               <w:t>Pelaporan mandiri semata memiliki daya pembeda yang sangat terbatas</w:t>
@@ -5410,8 +6955,8 @@
             <w:tcW w:type="dxa" w:w="1505"/>
             <w:tcBorders>
               <w:top w:val="none"/>
+              <w:bottom w:val="none"/>
               <w:left w:val="none"/>
-              <w:bottom w:val="none"/>
               <w:right w:val="none"/>
             </w:tcBorders>
           </w:tcPr>
@@ -5420,9 +6965,12 @@
               <w:spacing w:before="60" w:after="60" w:line="252" w:lineRule="auto"/>
               <w:jc w:val="left"/>
             </w:pPr>
+            <w:r/>
             <w:r>
               <w:rPr>
                 <w:rFonts w:ascii="Times New Roman" w:hAnsi="Times New Roman"/>
+                <w:b/>
+                <w:i w:val="0"/>
                 <w:sz w:val="17"/>
               </w:rPr>
               <w:t>2. + Transaksi Digital (Gateway &amp; GMV)</w:t>
@@ -5434,8 +6982,8 @@
             <w:tcW w:type="dxa" w:w="1505"/>
             <w:tcBorders>
               <w:top w:val="none"/>
+              <w:bottom w:val="none"/>
               <w:left w:val="none"/>
-              <w:bottom w:val="none"/>
               <w:right w:val="none"/>
             </w:tcBorders>
           </w:tcPr>
@@ -5444,9 +6992,11 @@
               <w:spacing w:before="60" w:after="60" w:line="252" w:lineRule="auto"/>
               <w:jc w:val="center"/>
             </w:pPr>
+            <w:r/>
             <w:r>
               <w:rPr>
                 <w:rFonts w:ascii="Times New Roman" w:hAnsi="Times New Roman"/>
+                <w:i w:val="0"/>
                 <w:sz w:val="17"/>
               </w:rPr>
               <w:t>0,7348</w:t>
@@ -5458,8 +7008,8 @@
             <w:tcW w:type="dxa" w:w="1505"/>
             <w:tcBorders>
               <w:top w:val="none"/>
+              <w:bottom w:val="none"/>
               <w:left w:val="none"/>
-              <w:bottom w:val="none"/>
               <w:right w:val="none"/>
             </w:tcBorders>
           </w:tcPr>
@@ -5468,9 +7018,11 @@
               <w:spacing w:before="60" w:after="60" w:line="252" w:lineRule="auto"/>
               <w:jc w:val="center"/>
             </w:pPr>
+            <w:r/>
             <w:r>
               <w:rPr>
                 <w:rFonts w:ascii="Times New Roman" w:hAnsi="Times New Roman"/>
+                <w:i w:val="0"/>
                 <w:sz w:val="17"/>
               </w:rPr>
               <w:t>0,5197</w:t>
@@ -5482,19 +7034,21 @@
             <w:tcW w:type="dxa" w:w="1505"/>
             <w:tcBorders>
               <w:top w:val="none"/>
+              <w:bottom w:val="none"/>
               <w:left w:val="none"/>
-              <w:bottom w:val="none"/>
               <w:right w:val="none"/>
             </w:tcBorders>
           </w:tcPr>
           <w:p>
             <w:pPr>
               <w:spacing w:before="60" w:after="60" w:line="252" w:lineRule="auto"/>
-              <w:jc w:val="left"/>
+              <w:jc w:val="center"/>
             </w:pPr>
+            <w:r/>
             <w:r>
               <w:rPr>
                 <w:rFonts w:ascii="Times New Roman" w:hAnsi="Times New Roman"/>
+                <w:i w:val="0"/>
                 <w:sz w:val="17"/>
               </w:rPr>
               <w:t>43,6% [38,8%, 48,4%]</w:t>
@@ -5506,8 +7060,8 @@
             <w:tcW w:type="dxa" w:w="1505"/>
             <w:tcBorders>
               <w:top w:val="none"/>
+              <w:bottom w:val="none"/>
               <w:left w:val="none"/>
-              <w:bottom w:val="none"/>
               <w:right w:val="none"/>
             </w:tcBorders>
           </w:tcPr>
@@ -5516,12 +7070,14 @@
               <w:spacing w:before="60" w:after="60" w:line="252" w:lineRule="auto"/>
               <w:jc w:val="center"/>
             </w:pPr>
+            <w:r/>
             <w:r>
               <w:rPr>
                 <w:rFonts w:ascii="Times New Roman" w:hAnsi="Times New Roman"/>
+                <w:i w:val="0"/>
                 <w:sz w:val="17"/>
               </w:rPr>
-              <w:t>2,18×</w:t>
+              <w:t>2,18x</w:t>
             </w:r>
           </w:p>
         </w:tc>
@@ -5530,8 +7086,8 @@
             <w:tcW w:type="dxa" w:w="1505"/>
             <w:tcBorders>
               <w:top w:val="none"/>
+              <w:bottom w:val="none"/>
               <w:left w:val="none"/>
-              <w:bottom w:val="none"/>
               <w:right w:val="none"/>
             </w:tcBorders>
           </w:tcPr>
@@ -5540,9 +7096,11 @@
               <w:spacing w:before="60" w:after="60" w:line="252" w:lineRule="auto"/>
               <w:jc w:val="left"/>
             </w:pPr>
+            <w:r/>
             <w:r>
               <w:rPr>
                 <w:rFonts w:ascii="Times New Roman" w:hAnsi="Times New Roman"/>
+                <w:i w:val="0"/>
                 <w:sz w:val="17"/>
               </w:rPr>
               <w:t>Peningkatan substansial (+0,1707 AUC); menangkap volume peredaran usaha</w:t>
@@ -5556,8 +7114,8 @@
             <w:tcW w:type="dxa" w:w="1505"/>
             <w:tcBorders>
               <w:top w:val="none"/>
+              <w:bottom w:val="none"/>
               <w:left w:val="none"/>
-              <w:bottom w:val="none"/>
               <w:right w:val="none"/>
             </w:tcBorders>
           </w:tcPr>
@@ -5566,9 +7124,12 @@
               <w:spacing w:before="60" w:after="60" w:line="252" w:lineRule="auto"/>
               <w:jc w:val="left"/>
             </w:pPr>
+            <w:r/>
             <w:r>
               <w:rPr>
                 <w:rFonts w:ascii="Times New Roman" w:hAnsi="Times New Roman"/>
+                <w:b/>
+                <w:i w:val="0"/>
                 <w:sz w:val="17"/>
               </w:rPr>
               <w:t>3. + Data Logistik Pengiriman</w:t>
@@ -5580,8 +7141,8 @@
             <w:tcW w:type="dxa" w:w="1505"/>
             <w:tcBorders>
               <w:top w:val="none"/>
+              <w:bottom w:val="none"/>
               <w:left w:val="none"/>
-              <w:bottom w:val="none"/>
               <w:right w:val="none"/>
             </w:tcBorders>
           </w:tcPr>
@@ -5590,9 +7151,11 @@
               <w:spacing w:before="60" w:after="60" w:line="252" w:lineRule="auto"/>
               <w:jc w:val="center"/>
             </w:pPr>
+            <w:r/>
             <w:r>
               <w:rPr>
                 <w:rFonts w:ascii="Times New Roman" w:hAnsi="Times New Roman"/>
+                <w:i w:val="0"/>
                 <w:sz w:val="17"/>
               </w:rPr>
               <w:t>0,7667</w:t>
@@ -5604,8 +7167,8 @@
             <w:tcW w:type="dxa" w:w="1505"/>
             <w:tcBorders>
               <w:top w:val="none"/>
+              <w:bottom w:val="none"/>
               <w:left w:val="none"/>
-              <w:bottom w:val="none"/>
               <w:right w:val="none"/>
             </w:tcBorders>
           </w:tcPr>
@@ -5614,9 +7177,11 @@
               <w:spacing w:before="60" w:after="60" w:line="252" w:lineRule="auto"/>
               <w:jc w:val="center"/>
             </w:pPr>
+            <w:r/>
             <w:r>
               <w:rPr>
                 <w:rFonts w:ascii="Times New Roman" w:hAnsi="Times New Roman"/>
+                <w:i w:val="0"/>
                 <w:sz w:val="17"/>
               </w:rPr>
               <w:t>0,5455</w:t>
@@ -5628,19 +7193,21 @@
             <w:tcW w:type="dxa" w:w="1505"/>
             <w:tcBorders>
               <w:top w:val="none"/>
+              <w:bottom w:val="none"/>
               <w:left w:val="none"/>
-              <w:bottom w:val="none"/>
               <w:right w:val="none"/>
             </w:tcBorders>
           </w:tcPr>
           <w:p>
             <w:pPr>
               <w:spacing w:before="60" w:after="60" w:line="252" w:lineRule="auto"/>
-              <w:jc w:val="left"/>
+              <w:jc w:val="center"/>
             </w:pPr>
+            <w:r/>
             <w:r>
               <w:rPr>
                 <w:rFonts w:ascii="Times New Roman" w:hAnsi="Times New Roman"/>
+                <w:i w:val="0"/>
                 <w:sz w:val="17"/>
               </w:rPr>
               <w:t>46,0% [41,2%, 50,4%]</w:t>
@@ -5652,8 +7219,8 @@
             <w:tcW w:type="dxa" w:w="1505"/>
             <w:tcBorders>
               <w:top w:val="none"/>
+              <w:bottom w:val="none"/>
               <w:left w:val="none"/>
-              <w:bottom w:val="none"/>
               <w:right w:val="none"/>
             </w:tcBorders>
           </w:tcPr>
@@ -5662,12 +7229,14 @@
               <w:spacing w:before="60" w:after="60" w:line="252" w:lineRule="auto"/>
               <w:jc w:val="center"/>
             </w:pPr>
+            <w:r/>
             <w:r>
               <w:rPr>
                 <w:rFonts w:ascii="Times New Roman" w:hAnsi="Times New Roman"/>
+                <w:i w:val="0"/>
                 <w:sz w:val="17"/>
               </w:rPr>
-              <w:t>2,30×</w:t>
+              <w:t>2,30x</w:t>
             </w:r>
           </w:p>
         </w:tc>
@@ -5676,8 +7245,8 @@
             <w:tcW w:type="dxa" w:w="1505"/>
             <w:tcBorders>
               <w:top w:val="none"/>
+              <w:bottom w:val="none"/>
               <w:left w:val="none"/>
-              <w:bottom w:val="none"/>
               <w:right w:val="none"/>
             </w:tcBorders>
           </w:tcPr>
@@ -5686,9 +7255,11 @@
               <w:spacing w:before="60" w:after="60" w:line="252" w:lineRule="auto"/>
               <w:jc w:val="left"/>
             </w:pPr>
+            <w:r/>
             <w:r>
               <w:rPr>
                 <w:rFonts w:ascii="Times New Roman" w:hAnsi="Times New Roman"/>
+                <w:i w:val="0"/>
                 <w:sz w:val="17"/>
               </w:rPr>
               <w:t>Peningkatan diskriminasi tertinggi melalui verifikasi pergerakan barang fisik</w:t>
@@ -5702,8 +7273,8 @@
             <w:tcW w:type="dxa" w:w="1505"/>
             <w:tcBorders>
               <w:top w:val="none"/>
+              <w:bottom w:val="single" w:sz="12" w:space="0" w:color="000000"/>
               <w:left w:val="none"/>
-              <w:bottom w:val="single" w:sz="12" w:space="0" w:color="000000"/>
               <w:right w:val="none"/>
             </w:tcBorders>
           </w:tcPr>
@@ -5712,9 +7283,12 @@
               <w:spacing w:before="60" w:after="60" w:line="252" w:lineRule="auto"/>
               <w:jc w:val="left"/>
             </w:pPr>
+            <w:r/>
             <w:r>
               <w:rPr>
                 <w:rFonts w:ascii="Times New Roman" w:hAnsi="Times New Roman"/>
+                <w:b/>
+                <w:i w:val="0"/>
                 <w:sz w:val="17"/>
               </w:rPr>
               <w:t>4. Model Penuh (+ 2 Indikator Makro BPS)</w:t>
@@ -5726,8 +7300,8 @@
             <w:tcW w:type="dxa" w:w="1505"/>
             <w:tcBorders>
               <w:top w:val="none"/>
+              <w:bottom w:val="single" w:sz="12" w:space="0" w:color="000000"/>
               <w:left w:val="none"/>
-              <w:bottom w:val="single" w:sz="12" w:space="0" w:color="000000"/>
               <w:right w:val="none"/>
             </w:tcBorders>
           </w:tcPr>
@@ -5736,9 +7310,12 @@
               <w:spacing w:before="60" w:after="60" w:line="252" w:lineRule="auto"/>
               <w:jc w:val="center"/>
             </w:pPr>
+            <w:r/>
             <w:r>
               <w:rPr>
                 <w:rFonts w:ascii="Times New Roman" w:hAnsi="Times New Roman"/>
+                <w:b/>
+                <w:i w:val="0"/>
                 <w:sz w:val="17"/>
               </w:rPr>
               <w:t>0,7684</w:t>
@@ -5750,8 +7327,8 @@
             <w:tcW w:type="dxa" w:w="1505"/>
             <w:tcBorders>
               <w:top w:val="none"/>
+              <w:bottom w:val="single" w:sz="12" w:space="0" w:color="000000"/>
               <w:left w:val="none"/>
-              <w:bottom w:val="single" w:sz="12" w:space="0" w:color="000000"/>
               <w:right w:val="none"/>
             </w:tcBorders>
           </w:tcPr>
@@ -5760,9 +7337,12 @@
               <w:spacing w:before="60" w:after="60" w:line="252" w:lineRule="auto"/>
               <w:jc w:val="center"/>
             </w:pPr>
+            <w:r/>
             <w:r>
               <w:rPr>
                 <w:rFonts w:ascii="Times New Roman" w:hAnsi="Times New Roman"/>
+                <w:b/>
+                <w:i w:val="0"/>
                 <w:sz w:val="17"/>
               </w:rPr>
               <w:t>0,5467</w:t>
@@ -5774,19 +7354,22 @@
             <w:tcW w:type="dxa" w:w="1505"/>
             <w:tcBorders>
               <w:top w:val="none"/>
+              <w:bottom w:val="single" w:sz="12" w:space="0" w:color="000000"/>
               <w:left w:val="none"/>
-              <w:bottom w:val="single" w:sz="12" w:space="0" w:color="000000"/>
               <w:right w:val="none"/>
             </w:tcBorders>
           </w:tcPr>
           <w:p>
             <w:pPr>
               <w:spacing w:before="60" w:after="60" w:line="252" w:lineRule="auto"/>
-              <w:jc w:val="left"/>
+              <w:jc w:val="center"/>
             </w:pPr>
+            <w:r/>
             <w:r>
               <w:rPr>
                 <w:rFonts w:ascii="Times New Roman" w:hAnsi="Times New Roman"/>
+                <w:b/>
+                <w:i w:val="0"/>
                 <w:sz w:val="17"/>
               </w:rPr>
               <w:t>45,2% [40,8%, 49,6%]</w:t>
@@ -5798,8 +7381,8 @@
             <w:tcW w:type="dxa" w:w="1505"/>
             <w:tcBorders>
               <w:top w:val="none"/>
+              <w:bottom w:val="single" w:sz="12" w:space="0" w:color="000000"/>
               <w:left w:val="none"/>
-              <w:bottom w:val="single" w:sz="12" w:space="0" w:color="000000"/>
               <w:right w:val="none"/>
             </w:tcBorders>
           </w:tcPr>
@@ -5808,9 +7391,12 @@
               <w:spacing w:before="60" w:after="60" w:line="252" w:lineRule="auto"/>
               <w:jc w:val="center"/>
             </w:pPr>
+            <w:r/>
             <w:r>
               <w:rPr>
                 <w:rFonts w:ascii="Times New Roman" w:hAnsi="Times New Roman"/>
+                <w:b/>
+                <w:i w:val="0"/>
                 <w:sz w:val="17"/>
               </w:rPr>
               <w:t>2,26x</w:t>
@@ -5822,8 +7408,8 @@
             <w:tcW w:type="dxa" w:w="1505"/>
             <w:tcBorders>
               <w:top w:val="none"/>
+              <w:bottom w:val="single" w:sz="12" w:space="0" w:color="000000"/>
               <w:left w:val="none"/>
-              <w:bottom w:val="single" w:sz="12" w:space="0" w:color="000000"/>
               <w:right w:val="none"/>
             </w:tcBorders>
           </w:tcPr>
@@ -5832,9 +7418,11 @@
               <w:spacing w:before="60" w:after="60" w:line="252" w:lineRule="auto"/>
               <w:jc w:val="left"/>
             </w:pPr>
+            <w:r/>
             <w:r>
               <w:rPr>
                 <w:rFonts w:ascii="Times New Roman" w:hAnsi="Times New Roman"/>
+                <w:i w:val="0"/>
                 <w:sz w:val="17"/>
               </w:rPr>
               <w:t>Memberikan konteks makro wilayah (marginal ΔAUC=+0,0017)</w:t>
@@ -5895,6 +7483,7 @@
       </w:pPr>
       <w:r>
         <w:rPr>
+          <w:rFonts w:ascii="Times New Roman" w:hAnsi="Times New Roman"/>
           <w:i/>
           <w:sz w:val="18"/>
         </w:rPr>
@@ -5908,6 +7497,7 @@
       </w:pPr>
       <w:r>
         <w:rPr>
+          <w:rFonts w:ascii="Times New Roman" w:hAnsi="Times New Roman"/>
           <w:b/>
           <w:i/>
           <w:sz w:val="20"/>
@@ -5923,9 +7513,59 @@
       </w:pPr>
       <w:r>
         <w:rPr>
+          <w:rFonts w:ascii="Times New Roman" w:hAnsi="Times New Roman"/>
+          <w:i w:val="0"/>
           <w:sz w:val="21"/>
         </w:rPr>
-        <w:t>Berdasarkan Tabel 4, penambahan indikator makro regional BPS meningkatkan ROC-AUC dari 0,7667 menjadi 0,7684, namun nilai titik (*point estimate*) Top-20% Yield mengalami pergeseran marjinal dari 46,0% ke 45,2%. Analisis bootstrap (B=500) membuktikan bahwa interval kepercayaan 95% antara Tahap 3 ([41,2%, 50,4%]) dan Tahap 4 ([40,8%, 49,6%]) saling beririsan secara luas (*broadly overlapping*). Secara empiris, penambahan fitur makro menyebabkan sedikit penataan ulang (*re-ordering*) probabilitas prediksi pada observasi di sekitar batas ambang desil kedua, namun tidak mencerminkan penurunan performa pemeringkatan yang signifikan secara statistik. Di samping itu, nilai PR-AUC pada konfigurasi SPT mandiri (0,3192) hanya mencatatkan keunggulan tipis di atas garis dasar prevalensi 0,2500 (rasio 1,28×), mengonfirmasi bahwa pelaporan mandiri semata hampir tidak mengandung sinyal prediktif diskriminatif yang memadai bagi fiskus.</w:t>
+        <w:t>Berdasarkan Tabel 4, penambahan indikator makro regional BPS meningkatkan ROC-AUC dari 0,7667 menjadi 0,7684, namun nilai titik (</w:t>
+      </w:r>
+      <w:r>
+        <w:rPr>
+          <w:rFonts w:ascii="Times New Roman" w:hAnsi="Times New Roman"/>
+          <w:i/>
+          <w:sz w:val="21"/>
+        </w:rPr>
+        <w:t>point estimate</w:t>
+      </w:r>
+      <w:r>
+        <w:rPr>
+          <w:rFonts w:ascii="Times New Roman" w:hAnsi="Times New Roman"/>
+          <w:i w:val="0"/>
+          <w:sz w:val="21"/>
+        </w:rPr>
+        <w:t>) Top-20% Yield mengalami pergeseran marjinal dari 46,0% ke 45,2%. Analisis bootstrap (B=500) membuktikan bahwa interval kepercayaan 95% antara Tahap 3 ([41,2%, 50,4%]) dan Tahap 4 ([40,8%, 49,6%]) saling beririsan secara luas (</w:t>
+      </w:r>
+      <w:r>
+        <w:rPr>
+          <w:rFonts w:ascii="Times New Roman" w:hAnsi="Times New Roman"/>
+          <w:i/>
+          <w:sz w:val="21"/>
+        </w:rPr>
+        <w:t>broadly overlapping</w:t>
+      </w:r>
+      <w:r>
+        <w:rPr>
+          <w:rFonts w:ascii="Times New Roman" w:hAnsi="Times New Roman"/>
+          <w:i w:val="0"/>
+          <w:sz w:val="21"/>
+        </w:rPr>
+        <w:t>). Secara empiris, penambahan fitur makro menyebabkan sedikit penataan ulang (</w:t>
+      </w:r>
+      <w:r>
+        <w:rPr>
+          <w:rFonts w:ascii="Times New Roman" w:hAnsi="Times New Roman"/>
+          <w:i/>
+          <w:sz w:val="21"/>
+        </w:rPr>
+        <w:t>re-ordering</w:t>
+      </w:r>
+      <w:r>
+        <w:rPr>
+          <w:rFonts w:ascii="Times New Roman" w:hAnsi="Times New Roman"/>
+          <w:i w:val="0"/>
+          <w:sz w:val="21"/>
+        </w:rPr>
+        <w:t>) probabilitas prediksi pada observasi di sekitar batas ambang desil kedua, namun tidak mencerminkan penurunan performa pemeringkatan yang signifikan secara statistik. Di samping itu, nilai PR-AUC pada konfigurasi SPT mandiri (0,3192) hanya mencatatkan keunggulan tipis di atas garis dasar prevalensi 0,2500 (rasio 1,28x), mengonfirmasi bahwa pelaporan mandiri semata hampir tidak mengandung sinyal prediktif diskriminatif yang memadai bagi fiskus.</w:t>
       </w:r>
     </w:p>
     <w:p>
@@ -5950,6 +7590,7 @@
       </w:pPr>
       <w:r>
         <w:rPr>
+          <w:rFonts w:ascii="Times New Roman" w:hAnsi="Times New Roman"/>
           <w:i/>
           <w:sz w:val="18"/>
         </w:rPr>
@@ -6003,6 +7644,7 @@
       </w:pPr>
       <w:r>
         <w:rPr>
+          <w:rFonts w:ascii="Times New Roman" w:hAnsi="Times New Roman"/>
           <w:i/>
           <w:sz w:val="18"/>
         </w:rPr>
@@ -6017,9 +7659,59 @@
       </w:pPr>
       <w:r>
         <w:rPr>
+          <w:rFonts w:ascii="Times New Roman" w:hAnsi="Times New Roman"/>
+          <w:i w:val="0"/>
           <w:sz w:val="21"/>
         </w:rPr>
-        <w:t>Analisis SHAP dalam studi simulasi ini berfungsi sebagai *sanity check* untuk memverifikasi bahwa model mengekstrak sinyal yang selaras dengan mekanisme DGP (*verification of DGP alignment*). Berdasarkan metrik *mean absolute SHAP value* (mean(|SHAP|)), variabel rasio pembayaran digital (PayRatio) dan keterlacakan logistik (Logistics) diidentifikasi sebagai variabel dengan atribusi prediktif tertinggi. Hal ini mengonfirmasi bahwa model secara konsisten memanfaatkan proksi yang paling sensitif terhadap perilaku laten δ_cash dan δ_log, tanpa mengklaim adanya mekanisme kausalitas langsung di lapangan.</w:t>
+        <w:t xml:space="preserve">Analisis SHAP dalam studi simulasi ini berfungsi sebagai </w:t>
+      </w:r>
+      <w:r>
+        <w:rPr>
+          <w:rFonts w:ascii="Times New Roman" w:hAnsi="Times New Roman"/>
+          <w:i/>
+          <w:sz w:val="21"/>
+        </w:rPr>
+        <w:t>sanity check</w:t>
+      </w:r>
+      <w:r>
+        <w:rPr>
+          <w:rFonts w:ascii="Times New Roman" w:hAnsi="Times New Roman"/>
+          <w:i w:val="0"/>
+          <w:sz w:val="21"/>
+        </w:rPr>
+        <w:t xml:space="preserve"> untuk memverifikasi bahwa model mengekstrak sinyal yang selaras dengan mekanisme DGP (</w:t>
+      </w:r>
+      <w:r>
+        <w:rPr>
+          <w:rFonts w:ascii="Times New Roman" w:hAnsi="Times New Roman"/>
+          <w:i/>
+          <w:sz w:val="21"/>
+        </w:rPr>
+        <w:t>verification of DGP alignment</w:t>
+      </w:r>
+      <w:r>
+        <w:rPr>
+          <w:rFonts w:ascii="Times New Roman" w:hAnsi="Times New Roman"/>
+          <w:i w:val="0"/>
+          <w:sz w:val="21"/>
+        </w:rPr>
+        <w:t xml:space="preserve">). Berdasarkan metrik </w:t>
+      </w:r>
+      <w:r>
+        <w:rPr>
+          <w:rFonts w:ascii="Times New Roman" w:hAnsi="Times New Roman"/>
+          <w:i/>
+          <w:sz w:val="21"/>
+        </w:rPr>
+        <w:t>mean absolute SHAP value</w:t>
+      </w:r>
+      <w:r>
+        <w:rPr>
+          <w:rFonts w:ascii="Times New Roman" w:hAnsi="Times New Roman"/>
+          <w:i w:val="0"/>
+          <w:sz w:val="21"/>
+        </w:rPr>
+        <w:t xml:space="preserve"> (mean(|SHAP|)), variabel rasio pembayaran digital (PayRatio) dan keterlacakan logistik (Logistics) diidentifikasi sebagai variabel dengan atribusi prediktif tertinggi. Hal ini mengonfirmasi bahwa model secara konsisten memanfaatkan proksi yang paling sensitif terhadap perilaku laten δ_cash dan δ_log, tanpa mengklaim adanya mekanisme kausalitas langsung di lapangan.</w:t>
       </w:r>
     </w:p>
     <w:p>
@@ -6044,6 +7736,7 @@
       </w:pPr>
       <w:r>
         <w:rPr>
+          <w:rFonts w:ascii="Times New Roman" w:hAnsi="Times New Roman"/>
           <w:i/>
           <w:sz w:val="18"/>
         </w:rPr>
@@ -6097,6 +7790,7 @@
       </w:pPr>
       <w:r>
         <w:rPr>
+          <w:rFonts w:ascii="Times New Roman" w:hAnsi="Times New Roman"/>
           <w:i/>
           <w:sz w:val="18"/>
         </w:rPr>
@@ -6125,6 +7819,7 @@
       </w:pPr>
       <w:r>
         <w:rPr>
+          <w:rFonts w:ascii="Times New Roman" w:hAnsi="Times New Roman"/>
           <w:b/>
           <w:sz w:val="19"/>
         </w:rPr>
@@ -6138,6 +7833,7 @@
       </w:pPr>
       <w:r>
         <w:rPr>
+          <w:rFonts w:ascii="Times New Roman" w:hAnsi="Times New Roman"/>
           <w:b/>
           <w:sz w:val="19"/>
         </w:rPr>
@@ -6152,9 +7848,11 @@
       </w:pPr>
       <w:r>
         <w:rPr>
+          <w:rFonts w:ascii="Times New Roman" w:hAnsi="Times New Roman"/>
+          <w:i/>
           <w:sz w:val="21"/>
         </w:rPr>
-        <w:t>*(Catatan metodologis: Setiap skenario sensitivitas dibangkitkan sebagai eksperimen replikasi independen berbasis generator random state lokal; oleh karena itu, nilai ROC-AUC Skenario A [0,7804] tidak dimaksudkan sebagai replikasi numerik identik terhadap dataset utama Tabel 3 [0,7856]).*</w:t>
+        <w:t>(Catatan metodologis: Setiap skenario sensitivitas dibangkitkan sebagai eksperimen replikasi independen berbasis generator random state lokal; oleh karena itu, nilai ROC-AUC Skenario A [0,7804] tidak dimaksudkan sebagai replikasi numerik identik terhadap dataset utama Tabel 3 [0,7856]).</w:t>
       </w:r>
     </w:p>
     <w:tbl>
@@ -6176,8 +7874,8 @@
             <w:tcW w:type="dxa" w:w="2257"/>
             <w:tcBorders>
               <w:top w:val="single" w:sz="12" w:space="0" w:color="000000"/>
+              <w:bottom w:val="single" w:sz="6" w:space="0" w:color="000000"/>
               <w:left w:val="none"/>
-              <w:bottom w:val="single" w:sz="6" w:space="0" w:color="000000"/>
               <w:right w:val="none"/>
             </w:tcBorders>
             <w:shd w:fill="F5F5F5"/>
@@ -6187,10 +7885,11 @@
               <w:spacing w:before="60" w:after="60" w:line="252" w:lineRule="auto"/>
               <w:jc w:val="left"/>
             </w:pPr>
+            <w:r/>
             <w:r>
               <w:rPr>
                 <w:rFonts w:ascii="Times New Roman" w:hAnsi="Times New Roman"/>
-                <w:b/>
+                <w:i w:val="0"/>
                 <w:sz w:val="17"/>
               </w:rPr>
               <w:t>Skenario Bobot Laten DGP (δ_cash / δ_inv / δ_log)</w:t>
@@ -6202,8 +7901,8 @@
             <w:tcW w:type="dxa" w:w="2257"/>
             <w:tcBorders>
               <w:top w:val="single" w:sz="12" w:space="0" w:color="000000"/>
+              <w:bottom w:val="single" w:sz="6" w:space="0" w:color="000000"/>
               <w:left w:val="none"/>
-              <w:bottom w:val="single" w:sz="6" w:space="0" w:color="000000"/>
               <w:right w:val="none"/>
             </w:tcBorders>
             <w:shd w:fill="F5F5F5"/>
@@ -6213,10 +7912,11 @@
               <w:spacing w:before="60" w:after="60" w:line="252" w:lineRule="auto"/>
               <w:jc w:val="left"/>
             </w:pPr>
+            <w:r/>
             <w:r>
               <w:rPr>
                 <w:rFonts w:ascii="Times New Roman" w:hAnsi="Times New Roman"/>
-                <w:b/>
+                <w:i w:val="0"/>
                 <w:sz w:val="17"/>
               </w:rPr>
               <w:t>Karakteristik Skenario</w:t>
@@ -6228,8 +7928,8 @@
             <w:tcW w:type="dxa" w:w="2257"/>
             <w:tcBorders>
               <w:top w:val="single" w:sz="12" w:space="0" w:color="000000"/>
+              <w:bottom w:val="single" w:sz="6" w:space="0" w:color="000000"/>
               <w:left w:val="none"/>
-              <w:bottom w:val="single" w:sz="6" w:space="0" w:color="000000"/>
               <w:right w:val="none"/>
             </w:tcBorders>
             <w:shd w:fill="F5F5F5"/>
@@ -6239,10 +7939,11 @@
               <w:spacing w:before="60" w:after="60" w:line="252" w:lineRule="auto"/>
               <w:jc w:val="left"/>
             </w:pPr>
+            <w:r/>
             <w:r>
               <w:rPr>
                 <w:rFonts w:ascii="Times New Roman" w:hAnsi="Times New Roman"/>
-                <w:b/>
+                <w:i w:val="0"/>
                 <w:sz w:val="17"/>
               </w:rPr>
               <w:t>Logistic Regression ROC-AUC</w:t>
@@ -6254,8 +7955,8 @@
             <w:tcW w:type="dxa" w:w="2257"/>
             <w:tcBorders>
               <w:top w:val="single" w:sz="12" w:space="0" w:color="000000"/>
+              <w:bottom w:val="single" w:sz="6" w:space="0" w:color="000000"/>
               <w:left w:val="none"/>
-              <w:bottom w:val="single" w:sz="6" w:space="0" w:color="000000"/>
               <w:right w:val="none"/>
             </w:tcBorders>
             <w:shd w:fill="F5F5F5"/>
@@ -6265,10 +7966,11 @@
               <w:spacing w:before="60" w:after="60" w:line="252" w:lineRule="auto"/>
               <w:jc w:val="left"/>
             </w:pPr>
+            <w:r/>
             <w:r>
               <w:rPr>
                 <w:rFonts w:ascii="Times New Roman" w:hAnsi="Times New Roman"/>
-                <w:b/>
+                <w:i w:val="0"/>
                 <w:sz w:val="17"/>
               </w:rPr>
               <w:t>XGBoost ROC-AUC</w:t>
@@ -6282,8 +7984,8 @@
             <w:tcW w:type="dxa" w:w="2257"/>
             <w:tcBorders>
               <w:top w:val="none"/>
+              <w:bottom w:val="none"/>
               <w:left w:val="none"/>
-              <w:bottom w:val="none"/>
               <w:right w:val="none"/>
             </w:tcBorders>
           </w:tcPr>
@@ -6292,9 +7994,12 @@
               <w:spacing w:before="60" w:after="60" w:line="252" w:lineRule="auto"/>
               <w:jc w:val="left"/>
             </w:pPr>
+            <w:r/>
             <w:r>
               <w:rPr>
                 <w:rFonts w:ascii="Times New Roman" w:hAnsi="Times New Roman"/>
+                <w:b/>
+                <w:i w:val="0"/>
                 <w:sz w:val="17"/>
               </w:rPr>
               <w:t>Skenario A (0,40 / 0,35 / 0,25)</w:t>
@@ -6306,8 +8011,8 @@
             <w:tcW w:type="dxa" w:w="2257"/>
             <w:tcBorders>
               <w:top w:val="none"/>
+              <w:bottom w:val="none"/>
               <w:left w:val="none"/>
-              <w:bottom w:val="none"/>
               <w:right w:val="none"/>
             </w:tcBorders>
           </w:tcPr>
@@ -6316,9 +8021,11 @@
               <w:spacing w:before="60" w:after="60" w:line="252" w:lineRule="auto"/>
               <w:jc w:val="left"/>
             </w:pPr>
+            <w:r/>
             <w:r>
               <w:rPr>
                 <w:rFonts w:ascii="Times New Roman" w:hAnsi="Times New Roman"/>
+                <w:i w:val="0"/>
                 <w:sz w:val="17"/>
               </w:rPr>
               <w:t>Baseline Seimbang</w:t>
@@ -6330,8 +8037,8 @@
             <w:tcW w:type="dxa" w:w="2257"/>
             <w:tcBorders>
               <w:top w:val="none"/>
+              <w:bottom w:val="none"/>
               <w:left w:val="none"/>
-              <w:bottom w:val="none"/>
               <w:right w:val="none"/>
             </w:tcBorders>
           </w:tcPr>
@@ -6340,9 +8047,11 @@
               <w:spacing w:before="60" w:after="60" w:line="252" w:lineRule="auto"/>
               <w:jc w:val="center"/>
             </w:pPr>
+            <w:r/>
             <w:r>
               <w:rPr>
                 <w:rFonts w:ascii="Times New Roman" w:hAnsi="Times New Roman"/>
+                <w:i w:val="0"/>
                 <w:sz w:val="17"/>
               </w:rPr>
               <w:t>0,7804</w:t>
@@ -6354,8 +8063,8 @@
             <w:tcW w:type="dxa" w:w="2257"/>
             <w:tcBorders>
               <w:top w:val="none"/>
+              <w:bottom w:val="none"/>
               <w:left w:val="none"/>
-              <w:bottom w:val="none"/>
               <w:right w:val="none"/>
             </w:tcBorders>
           </w:tcPr>
@@ -6364,9 +8073,11 @@
               <w:spacing w:before="60" w:after="60" w:line="252" w:lineRule="auto"/>
               <w:jc w:val="center"/>
             </w:pPr>
+            <w:r/>
             <w:r>
               <w:rPr>
                 <w:rFonts w:ascii="Times New Roman" w:hAnsi="Times New Roman"/>
+                <w:i w:val="0"/>
                 <w:sz w:val="17"/>
               </w:rPr>
               <w:t>0,7531</w:t>
@@ -6380,8 +8091,8 @@
             <w:tcW w:type="dxa" w:w="2257"/>
             <w:tcBorders>
               <w:top w:val="none"/>
+              <w:bottom w:val="none"/>
               <w:left w:val="none"/>
-              <w:bottom w:val="none"/>
               <w:right w:val="none"/>
             </w:tcBorders>
           </w:tcPr>
@@ -6390,9 +8101,12 @@
               <w:spacing w:before="60" w:after="60" w:line="252" w:lineRule="auto"/>
               <w:jc w:val="left"/>
             </w:pPr>
+            <w:r/>
             <w:r>
               <w:rPr>
                 <w:rFonts w:ascii="Times New Roman" w:hAnsi="Times New Roman"/>
+                <w:b/>
+                <w:i w:val="0"/>
                 <w:sz w:val="17"/>
               </w:rPr>
               <w:t>Skenario B (0,25 / 0,50 / 0,25)</w:t>
@@ -6404,8 +8118,8 @@
             <w:tcW w:type="dxa" w:w="2257"/>
             <w:tcBorders>
               <w:top w:val="none"/>
+              <w:bottom w:val="none"/>
               <w:left w:val="none"/>
-              <w:bottom w:val="none"/>
               <w:right w:val="none"/>
             </w:tcBorders>
           </w:tcPr>
@@ -6414,9 +8128,11 @@
               <w:spacing w:before="60" w:after="60" w:line="252" w:lineRule="auto"/>
               <w:jc w:val="left"/>
             </w:pPr>
+            <w:r/>
             <w:r>
               <w:rPr>
                 <w:rFonts w:ascii="Times New Roman" w:hAnsi="Times New Roman"/>
+                <w:i w:val="0"/>
                 <w:sz w:val="17"/>
               </w:rPr>
               <w:t>Dominan Distorsi Inventaris</w:t>
@@ -6428,8 +8144,8 @@
             <w:tcW w:type="dxa" w:w="2257"/>
             <w:tcBorders>
               <w:top w:val="none"/>
+              <w:bottom w:val="none"/>
               <w:left w:val="none"/>
-              <w:bottom w:val="none"/>
               <w:right w:val="none"/>
             </w:tcBorders>
           </w:tcPr>
@@ -6438,9 +8154,11 @@
               <w:spacing w:before="60" w:after="60" w:line="252" w:lineRule="auto"/>
               <w:jc w:val="center"/>
             </w:pPr>
+            <w:r/>
             <w:r>
               <w:rPr>
                 <w:rFonts w:ascii="Times New Roman" w:hAnsi="Times New Roman"/>
+                <w:i w:val="0"/>
                 <w:sz w:val="17"/>
               </w:rPr>
               <w:t>0,7430</w:t>
@@ -6452,8 +8170,8 @@
             <w:tcW w:type="dxa" w:w="2257"/>
             <w:tcBorders>
               <w:top w:val="none"/>
+              <w:bottom w:val="none"/>
               <w:left w:val="none"/>
-              <w:bottom w:val="none"/>
               <w:right w:val="none"/>
             </w:tcBorders>
           </w:tcPr>
@@ -6462,9 +8180,11 @@
               <w:spacing w:before="60" w:after="60" w:line="252" w:lineRule="auto"/>
               <w:jc w:val="center"/>
             </w:pPr>
+            <w:r/>
             <w:r>
               <w:rPr>
                 <w:rFonts w:ascii="Times New Roman" w:hAnsi="Times New Roman"/>
+                <w:i w:val="0"/>
                 <w:sz w:val="17"/>
               </w:rPr>
               <w:t>0,6931</w:t>
@@ -6478,8 +8198,8 @@
             <w:tcW w:type="dxa" w:w="2257"/>
             <w:tcBorders>
               <w:top w:val="none"/>
+              <w:bottom w:val="single" w:sz="12" w:space="0" w:color="000000"/>
               <w:left w:val="none"/>
-              <w:bottom w:val="single" w:sz="12" w:space="0" w:color="000000"/>
               <w:right w:val="none"/>
             </w:tcBorders>
           </w:tcPr>
@@ -6488,9 +8208,12 @@
               <w:spacing w:before="60" w:after="60" w:line="252" w:lineRule="auto"/>
               <w:jc w:val="left"/>
             </w:pPr>
+            <w:r/>
             <w:r>
               <w:rPr>
                 <w:rFonts w:ascii="Times New Roman" w:hAnsi="Times New Roman"/>
+                <w:b/>
+                <w:i w:val="0"/>
                 <w:sz w:val="17"/>
               </w:rPr>
               <w:t>Skenario C (0,30 / 0,25 / 0,45)</w:t>
@@ -6502,8 +8225,8 @@
             <w:tcW w:type="dxa" w:w="2257"/>
             <w:tcBorders>
               <w:top w:val="none"/>
+              <w:bottom w:val="single" w:sz="12" w:space="0" w:color="000000"/>
               <w:left w:val="none"/>
-              <w:bottom w:val="single" w:sz="12" w:space="0" w:color="000000"/>
               <w:right w:val="none"/>
             </w:tcBorders>
           </w:tcPr>
@@ -6512,9 +8235,11 @@
               <w:spacing w:before="60" w:after="60" w:line="252" w:lineRule="auto"/>
               <w:jc w:val="left"/>
             </w:pPr>
+            <w:r/>
             <w:r>
               <w:rPr>
                 <w:rFonts w:ascii="Times New Roman" w:hAnsi="Times New Roman"/>
+                <w:i w:val="0"/>
                 <w:sz w:val="17"/>
               </w:rPr>
               <w:t>Dominan Anomali Logistik</w:t>
@@ -6526,8 +8251,8 @@
             <w:tcW w:type="dxa" w:w="2257"/>
             <w:tcBorders>
               <w:top w:val="none"/>
+              <w:bottom w:val="single" w:sz="12" w:space="0" w:color="000000"/>
               <w:left w:val="none"/>
-              <w:bottom w:val="single" w:sz="12" w:space="0" w:color="000000"/>
               <w:right w:val="none"/>
             </w:tcBorders>
           </w:tcPr>
@@ -6536,9 +8261,11 @@
               <w:spacing w:before="60" w:after="60" w:line="252" w:lineRule="auto"/>
               <w:jc w:val="center"/>
             </w:pPr>
+            <w:r/>
             <w:r>
               <w:rPr>
                 <w:rFonts w:ascii="Times New Roman" w:hAnsi="Times New Roman"/>
+                <w:i w:val="0"/>
                 <w:sz w:val="17"/>
               </w:rPr>
               <w:t>0,7681</w:t>
@@ -6550,8 +8277,8 @@
             <w:tcW w:type="dxa" w:w="2257"/>
             <w:tcBorders>
               <w:top w:val="none"/>
+              <w:bottom w:val="single" w:sz="12" w:space="0" w:color="000000"/>
               <w:left w:val="none"/>
-              <w:bottom w:val="single" w:sz="12" w:space="0" w:color="000000"/>
               <w:right w:val="none"/>
             </w:tcBorders>
           </w:tcPr>
@@ -6560,9 +8287,11 @@
               <w:spacing w:before="60" w:after="60" w:line="252" w:lineRule="auto"/>
               <w:jc w:val="center"/>
             </w:pPr>
+            <w:r/>
             <w:r>
               <w:rPr>
                 <w:rFonts w:ascii="Times New Roman" w:hAnsi="Times New Roman"/>
+                <w:i w:val="0"/>
                 <w:sz w:val="17"/>
               </w:rPr>
               <w:t>0,7648</w:t>
@@ -6623,10 +8352,11 @@
       </w:pPr>
       <w:r>
         <w:rPr>
+          <w:rFonts w:ascii="Times New Roman" w:hAnsi="Times New Roman"/>
           <w:i/>
           <w:sz w:val="18"/>
         </w:rPr>
-        <w:t>Gambar 8. Evaluasi Validasi Spasial Lintas R=5 Pasangan Provinsi Holdout terhadap Garis Dasar Acak (0,50) dan Model Uji Penuh (300 DPI). Sumbu Y menunjukkan skor ROC-AUC pada kelompok data holdout provinsi yang tidak terlihat dalam proses pelatihan.</w:t>
+        <w:t>Gambar 8. Evaluasi Validasi Spasial Lintas $R=5$ Pasangan Provinsi Holdout terhadap Garis Dasar Acak (0,50) dan Model Uji Penuh (300 DPI). Sumbu Y menunjukkan skor ROC-AUC pada kelompok data holdout provinsi yang tidak terlihat dalam proses pelatihan.</w:t>
       </w:r>
     </w:p>
     <w:p>
@@ -6637,9 +8367,45 @@
       </w:pPr>
       <w:r>
         <w:rPr>
+          <w:rFonts w:ascii="Times New Roman" w:hAnsi="Times New Roman"/>
+          <w:i w:val="0"/>
           <w:sz w:val="21"/>
         </w:rPr>
-        <w:t>Validasi lintas provinsi berulang (R=5 pasangan provinsi holdout) pada Gambar 8 menghasilkan skor rata-rata 0,7643 ± 0,0321. Seluruh skor holdout provinsi berada jauh di atas garis dasar tebakan acak (0,50) dan mendekati performa model uji penuh (0,7682). Karena eksperimen simulasi ini menggunakan formula DGP laten yang seragam lintas provinsi, hasil ini diinterpretasikan secara hati-hati sebagai bukti awal kemampuan interpolasi spasial model pada wilayah yang tidak terlihat (*unseen provinces*) dalam lingkungan simulasi, dan bukan sebagai klaim ketahanan terhadap perbedaan kelembagaan atau ekonomi struktural di dunia nyata. Hasil Tabel 5 menunjukkan bahwa performa model mengalami variasi (XGBoost turun ke 0,6931 pada Skenario B di mana distorsi inventaris dominan), yang mencerminkan sensitivitas model terhadap perubahan struktur risiko laten yang diasumsikan.</w:t>
+        <w:t xml:space="preserve">Validasi lintas provinsi berulang (R=5 pasangan provinsi holdout) pada Gambar 8 menghasilkan skor rata-rata </w:t>
+      </w:r>
+      <w:r>
+        <w:rPr>
+          <w:rFonts w:ascii="Times New Roman" w:hAnsi="Times New Roman"/>
+          <w:b/>
+          <w:i w:val="0"/>
+          <w:sz w:val="21"/>
+        </w:rPr>
+        <w:t>0,7643 ± 0,0321</w:t>
+      </w:r>
+      <w:r>
+        <w:rPr>
+          <w:rFonts w:ascii="Times New Roman" w:hAnsi="Times New Roman"/>
+          <w:i w:val="0"/>
+          <w:sz w:val="21"/>
+        </w:rPr>
+        <w:t xml:space="preserve">. Seluruh skor holdout provinsi berada jauh di atas garis dasar tebakan acak (0,50) dan mendekati performa model uji penuh (0,7682). Karena eksperimen simulasi ini menggunakan formula DGP laten yang seragam lintas provinsi, hasil ini diinterpretasikan secara hati-hati sebagai </w:t>
+      </w:r>
+      <w:r>
+        <w:rPr>
+          <w:rFonts w:ascii="Times New Roman" w:hAnsi="Times New Roman"/>
+          <w:b/>
+          <w:i w:val="0"/>
+          <w:sz w:val="21"/>
+        </w:rPr>
+        <w:t>bukti awal kemampuan interpolasi spasial model pada wilayah yang tidak terlihat (*unseen provinces*) dalam lingkungan simulasi</w:t>
+      </w:r>
+      <w:r>
+        <w:rPr>
+          <w:rFonts w:ascii="Times New Roman" w:hAnsi="Times New Roman"/>
+          <w:i w:val="0"/>
+          <w:sz w:val="21"/>
+        </w:rPr>
+        <w:t>, dan bukan sebagai klaim ketahanan terhadap perbedaan kelembagaan atau ekonomi struktural di dunia nyata. Hasil Tabel 5 menunjukkan bahwa performa model mengalami variasi (XGBoost turun ke 0,6931 pada Skenario B di mana distorsi inventaris dominan), yang mencerminkan sensitivitas model terhadap perubahan struktur risiko laten yang diasumsikan.</w:t>
       </w:r>
     </w:p>
     <w:p>
@@ -6650,6 +8416,8 @@
       </w:pPr>
       <w:r>
         <w:rPr>
+          <w:rFonts w:ascii="Times New Roman" w:hAnsi="Times New Roman"/>
+          <w:i w:val="0"/>
           <w:sz w:val="21"/>
         </w:rPr>
         <w:t>---</w:t>
@@ -6692,6 +8460,8 @@
       </w:pPr>
       <w:r>
         <w:rPr>
+          <w:rFonts w:ascii="Times New Roman" w:hAnsi="Times New Roman"/>
+          <w:i w:val="0"/>
           <w:sz w:val="21"/>
         </w:rPr>
         <w:t>Penerapan praktis dari kerangka kerja pemeringkatan risiko berbasis data pihak ketiga menuntut kepatuhan ketat terhadap kerangka hukum yang berlaku di Indonesia:</w:t>
@@ -6705,9 +8475,28 @@
       </w:pPr>
       <w:r>
         <w:rPr>
+          <w:rFonts w:ascii="Times New Roman" w:hAnsi="Times New Roman"/>
+          <w:i w:val="0"/>
           <w:sz w:val="21"/>
         </w:rPr>
-        <w:t>a. Dasar Hukum Integrasi Data Pihak Ketiga: Integrasi data transaksi perbankan dan lokapasar memerlukan landasan hukum sektoral perpajakan (seperti mandat pelaporan data instansi, lembaga, asosiasi, dan pihak lain/ILAP berdasarkan UU KUP dan PMK terkait) yang diselaraskan dengan asas pemrosesan data spesifik pada UU Nomor 27 Tahun 2022 (UU PDP).</w:t>
+        <w:t xml:space="preserve">a. </w:t>
+      </w:r>
+      <w:r>
+        <w:rPr>
+          <w:rFonts w:ascii="Times New Roman" w:hAnsi="Times New Roman"/>
+          <w:b/>
+          <w:i w:val="0"/>
+          <w:sz w:val="21"/>
+        </w:rPr>
+        <w:t>Dasar Hukum Integrasi Data Pihak Ketiga:</w:t>
+      </w:r>
+      <w:r>
+        <w:rPr>
+          <w:rFonts w:ascii="Times New Roman" w:hAnsi="Times New Roman"/>
+          <w:i w:val="0"/>
+          <w:sz w:val="21"/>
+        </w:rPr>
+        <w:t xml:space="preserve"> Integrasi data transaksi perbankan dan lokapasar memerlukan landasan hukum sektoral perpajakan (seperti mandat pelaporan data instansi, lembaga, asosiasi, dan pihak lain/ILAP berdasarkan UU KUP dan PMK terkait) yang diselaraskan dengan asas pemrosesan data spesifik pada UU Nomor 27 Tahun 2022 (UU PDP).</w:t>
       </w:r>
     </w:p>
     <w:p>
@@ -6718,9 +8507,76 @@
       </w:pPr>
       <w:r>
         <w:rPr>
+          <w:rFonts w:ascii="Times New Roman" w:hAnsi="Times New Roman"/>
+          <w:i w:val="0"/>
           <w:sz w:val="21"/>
         </w:rPr>
-        <w:t>b. Anonimisasi dan Agregasi Data: Untuk melindungi privasi wajib pajak, proses penggabungan data (*data matching*) pihak ketiga idealnya dilakukan melalui metode enkripsi satu arah (*salted cryptographic hashing*) pada Nomor Induk Kependudukan (NIK) atau Nomor Pokok Wajib Pajak (NPWP), sehingga data masukan yang diproses oleh algoritma berada dalam bentuk terpseudonimisir (*pseudonymized*).</w:t>
+        <w:t xml:space="preserve">b. </w:t>
+      </w:r>
+      <w:r>
+        <w:rPr>
+          <w:rFonts w:ascii="Times New Roman" w:hAnsi="Times New Roman"/>
+          <w:b/>
+          <w:i w:val="0"/>
+          <w:sz w:val="21"/>
+        </w:rPr>
+        <w:t>Anonimisasi dan Agregasi Data:</w:t>
+      </w:r>
+      <w:r>
+        <w:rPr>
+          <w:rFonts w:ascii="Times New Roman" w:hAnsi="Times New Roman"/>
+          <w:i w:val="0"/>
+          <w:sz w:val="21"/>
+        </w:rPr>
+        <w:t xml:space="preserve"> Untuk melindungi privasi wajib pajak, proses penggabungan data (</w:t>
+      </w:r>
+      <w:r>
+        <w:rPr>
+          <w:rFonts w:ascii="Times New Roman" w:hAnsi="Times New Roman"/>
+          <w:i/>
+          <w:sz w:val="21"/>
+        </w:rPr>
+        <w:t>data matching</w:t>
+      </w:r>
+      <w:r>
+        <w:rPr>
+          <w:rFonts w:ascii="Times New Roman" w:hAnsi="Times New Roman"/>
+          <w:i w:val="0"/>
+          <w:sz w:val="21"/>
+        </w:rPr>
+        <w:t>) pihak ketiga idealnya dilakukan melalui metode enkripsi satu arah (</w:t>
+      </w:r>
+      <w:r>
+        <w:rPr>
+          <w:rFonts w:ascii="Times New Roman" w:hAnsi="Times New Roman"/>
+          <w:i/>
+          <w:sz w:val="21"/>
+        </w:rPr>
+        <w:t>salted cryptographic hashing</w:t>
+      </w:r>
+      <w:r>
+        <w:rPr>
+          <w:rFonts w:ascii="Times New Roman" w:hAnsi="Times New Roman"/>
+          <w:i w:val="0"/>
+          <w:sz w:val="21"/>
+        </w:rPr>
+        <w:t>) pada Nomor Induk Kependudukan (NIK) atau Nomor Pokok Wajib Pajak (NPWP), sehingga data masukan yang diproses oleh algoritma berada dalam bentuk terpseudonimisir (</w:t>
+      </w:r>
+      <w:r>
+        <w:rPr>
+          <w:rFonts w:ascii="Times New Roman" w:hAnsi="Times New Roman"/>
+          <w:i/>
+          <w:sz w:val="21"/>
+        </w:rPr>
+        <w:t>pseudonymized</w:t>
+      </w:r>
+      <w:r>
+        <w:rPr>
+          <w:rFonts w:ascii="Times New Roman" w:hAnsi="Times New Roman"/>
+          <w:i w:val="0"/>
+          <w:sz w:val="21"/>
+        </w:rPr>
+        <w:t>).</w:t>
       </w:r>
     </w:p>
     <w:p>
@@ -6731,9 +8587,28 @@
       </w:pPr>
       <w:r>
         <w:rPr>
+          <w:rFonts w:ascii="Times New Roman" w:hAnsi="Times New Roman"/>
+          <w:i w:val="0"/>
           <w:sz w:val="21"/>
         </w:rPr>
-        <w:t>c. Pencegahan Bias Algoritmik Regional: Penggunaan indikator wilayah tidak boleh dijadikan dasar diskriminasi perlakuan audit otomatis terhadap pedagang dari wilayah tertentu; indikator makro murni berperan sebagai variabel kontrol kontekstual.</w:t>
+        <w:t xml:space="preserve">c. </w:t>
+      </w:r>
+      <w:r>
+        <w:rPr>
+          <w:rFonts w:ascii="Times New Roman" w:hAnsi="Times New Roman"/>
+          <w:b/>
+          <w:i w:val="0"/>
+          <w:sz w:val="21"/>
+        </w:rPr>
+        <w:t>Pencegahan Bias Algoritmik Regional:</w:t>
+      </w:r>
+      <w:r>
+        <w:rPr>
+          <w:rFonts w:ascii="Times New Roman" w:hAnsi="Times New Roman"/>
+          <w:i w:val="0"/>
+          <w:sz w:val="21"/>
+        </w:rPr>
+        <w:t xml:space="preserve"> Penggunaan indikator wilayah tidak boleh dijadikan dasar diskriminasi perlakuan audit otomatis terhadap pedagang dari wilayah tertentu; indikator makro murni berperan sebagai variabel kontrol kontekstual.</w:t>
       </w:r>
     </w:p>
     <w:p>
@@ -6759,9 +8634,28 @@
       </w:pPr>
       <w:r>
         <w:rPr>
+          <w:rFonts w:ascii="Times New Roman" w:hAnsi="Times New Roman"/>
+          <w:i w:val="0"/>
           <w:sz w:val="21"/>
         </w:rPr>
-        <w:t>Dalam implementasi praktis di otoritas perpajakan, pemilihan wajib pajak yang diaudit tidak didasarkan pada ambang batas probabilitas arbitrer (seperti 0,50), melainkan ditentukan oleh kapasitas audit operasional (*audit capacity*) dan pertimbangan rasio biaya kesalahan:</w:t>
+        <w:t xml:space="preserve">Dalam implementasi praktis di otoritas perpajakan, pemilihan wajib pajak yang diaudit tidak didasarkan pada ambang batas probabilitas arbitrer (seperti 0,50), melainkan ditentukan oleh </w:t>
+      </w:r>
+      <w:r>
+        <w:rPr>
+          <w:rFonts w:ascii="Times New Roman" w:hAnsi="Times New Roman"/>
+          <w:b/>
+          <w:i w:val="0"/>
+          <w:sz w:val="21"/>
+        </w:rPr>
+        <w:t>kapasitas audit operasional (*audit capacity*)</w:t>
+      </w:r>
+      <w:r>
+        <w:rPr>
+          <w:rFonts w:ascii="Times New Roman" w:hAnsi="Times New Roman"/>
+          <w:i w:val="0"/>
+          <w:sz w:val="21"/>
+        </w:rPr>
+        <w:t xml:space="preserve"> dan pertimbangan rasio biaya kesalahan:</w:t>
       </w:r>
     </w:p>
     <w:p>
@@ -6772,9 +8666,60 @@
       </w:pPr>
       <w:r>
         <w:rPr>
+          <w:rFonts w:ascii="Times New Roman" w:hAnsi="Times New Roman"/>
+          <w:i w:val="0"/>
           <w:sz w:val="21"/>
         </w:rPr>
-        <w:t>a. Biaya Sosial Positif Palsu (*False Positive Cost*): Pemanggilan pemeriksaan terhadap wajib pajak yang sebenarnya patuh menimbulkan beban biaya kepatuhan (*compliance cost*), hilangnya waktu produktif pelaku usaha UMKM, serta risiko mengikis kepercayaan publik (*tax morale*) terhadap asas keadilan fiskal (Alm &amp; Malézieux, 2021).</w:t>
+        <w:t xml:space="preserve">a. </w:t>
+      </w:r>
+      <w:r>
+        <w:rPr>
+          <w:rFonts w:ascii="Times New Roman" w:hAnsi="Times New Roman"/>
+          <w:b/>
+          <w:i w:val="0"/>
+          <w:sz w:val="21"/>
+        </w:rPr>
+        <w:t>Biaya Sosial Positif Palsu (*False Positive Cost*):</w:t>
+      </w:r>
+      <w:r>
+        <w:rPr>
+          <w:rFonts w:ascii="Times New Roman" w:hAnsi="Times New Roman"/>
+          <w:i w:val="0"/>
+          <w:sz w:val="21"/>
+        </w:rPr>
+        <w:t xml:space="preserve"> Pemanggilan pemeriksaan terhadap wajib pajak yang sebenarnya patuh menimbulkan beban biaya kepatuhan (</w:t>
+      </w:r>
+      <w:r>
+        <w:rPr>
+          <w:rFonts w:ascii="Times New Roman" w:hAnsi="Times New Roman"/>
+          <w:i/>
+          <w:sz w:val="21"/>
+        </w:rPr>
+        <w:t>compliance cost</w:t>
+      </w:r>
+      <w:r>
+        <w:rPr>
+          <w:rFonts w:ascii="Times New Roman" w:hAnsi="Times New Roman"/>
+          <w:i w:val="0"/>
+          <w:sz w:val="21"/>
+        </w:rPr>
+        <w:t>), hilangnya waktu produktif pelaku usaha UMKM, serta risiko mengikis kepercayaan publik (</w:t>
+      </w:r>
+      <w:r>
+        <w:rPr>
+          <w:rFonts w:ascii="Times New Roman" w:hAnsi="Times New Roman"/>
+          <w:i/>
+          <w:sz w:val="21"/>
+        </w:rPr>
+        <w:t>tax morale</w:t>
+      </w:r>
+      <w:r>
+        <w:rPr>
+          <w:rFonts w:ascii="Times New Roman" w:hAnsi="Times New Roman"/>
+          <w:i w:val="0"/>
+          <w:sz w:val="21"/>
+        </w:rPr>
+        <w:t>) terhadap asas keadilan fiskal (Alm &amp; Malézieux, 2021).</w:t>
       </w:r>
     </w:p>
     <w:p>
@@ -6785,9 +8730,60 @@
       </w:pPr>
       <w:r>
         <w:rPr>
+          <w:rFonts w:ascii="Times New Roman" w:hAnsi="Times New Roman"/>
+          <w:i w:val="0"/>
           <w:sz w:val="21"/>
         </w:rPr>
-        <w:t>b. Biaya Fiskal Negatif Palsu (*False Negative Cost*): Lolosnya wajib pajak tidak patuh dari pengawasan menyebabkan potensi kebocoran penerimaan negara (*tax gap*) dan menciptakan ketidakadilan persaingan usaha (*unfair competition*) terhadap pedagang yang patuh membayar pajak.</w:t>
+        <w:t xml:space="preserve">b. </w:t>
+      </w:r>
+      <w:r>
+        <w:rPr>
+          <w:rFonts w:ascii="Times New Roman" w:hAnsi="Times New Roman"/>
+          <w:b/>
+          <w:i w:val="0"/>
+          <w:sz w:val="21"/>
+        </w:rPr>
+        <w:t>Biaya Fiskal Negatif Palsu (*False Negative Cost*):</w:t>
+      </w:r>
+      <w:r>
+        <w:rPr>
+          <w:rFonts w:ascii="Times New Roman" w:hAnsi="Times New Roman"/>
+          <w:i w:val="0"/>
+          <w:sz w:val="21"/>
+        </w:rPr>
+        <w:t xml:space="preserve"> Lolosnya wajib pajak tidak patuh dari pengawasan menyebabkan potensi kebocoran penerimaan negara (</w:t>
+      </w:r>
+      <w:r>
+        <w:rPr>
+          <w:rFonts w:ascii="Times New Roman" w:hAnsi="Times New Roman"/>
+          <w:i/>
+          <w:sz w:val="21"/>
+        </w:rPr>
+        <w:t>tax gap</w:t>
+      </w:r>
+      <w:r>
+        <w:rPr>
+          <w:rFonts w:ascii="Times New Roman" w:hAnsi="Times New Roman"/>
+          <w:i w:val="0"/>
+          <w:sz w:val="21"/>
+        </w:rPr>
+        <w:t>) dan menciptakan ketidakadilan persaingan usaha (</w:t>
+      </w:r>
+      <w:r>
+        <w:rPr>
+          <w:rFonts w:ascii="Times New Roman" w:hAnsi="Times New Roman"/>
+          <w:i/>
+          <w:sz w:val="21"/>
+        </w:rPr>
+        <w:t>unfair competition</w:t>
+      </w:r>
+      <w:r>
+        <w:rPr>
+          <w:rFonts w:ascii="Times New Roman" w:hAnsi="Times New Roman"/>
+          <w:i w:val="0"/>
+          <w:sz w:val="21"/>
+        </w:rPr>
+        <w:t>) terhadap pedagang yang patuh membayar pajak.</w:t>
       </w:r>
     </w:p>
     <w:p>
@@ -6798,9 +8794,28 @@
       </w:pPr>
       <w:r>
         <w:rPr>
+          <w:rFonts w:ascii="Times New Roman" w:hAnsi="Times New Roman"/>
+          <w:i w:val="0"/>
           <w:sz w:val="21"/>
         </w:rPr>
-        <w:t>c. Penetapan Kuota Pemeriksaan Berbasis Persentil (*Capacity-Agnostic Top-K% Selection*): Mengingat keterbatasan personel pemeriksa pajak, DJP dapat memanfaatkan model murni untuk memeringkat risiko wajib pajak secara kontinu, kemudian memilih kuota K% teratas (misalnya 10% atau 20% teratas) sesuai kapasitas sumber daya unit vertikal kantor pelayanan pajak setempat.</w:t>
+        <w:t xml:space="preserve">c. </w:t>
+      </w:r>
+      <w:r>
+        <w:rPr>
+          <w:rFonts w:ascii="Times New Roman" w:hAnsi="Times New Roman"/>
+          <w:b/>
+          <w:i w:val="0"/>
+          <w:sz w:val="21"/>
+        </w:rPr>
+        <w:t>Penetapan Kuota Pemeriksaan Berbasis Persentil (*Capacity-Agnostic Top-K% Selection*):</w:t>
+      </w:r>
+      <w:r>
+        <w:rPr>
+          <w:rFonts w:ascii="Times New Roman" w:hAnsi="Times New Roman"/>
+          <w:i w:val="0"/>
+          <w:sz w:val="21"/>
+        </w:rPr>
+        <w:t xml:space="preserve"> Mengingat keterbatasan personel pemeriksa pajak, DJP dapat memanfaatkan model murni untuk memeringkat risiko wajib pajak secara kontinu, kemudian memilih kuota K% teratas (misalnya 10% atau 20% teratas) sesuai kapasitas sumber daya unit vertikal kantor pelayanan pajak setempat.</w:t>
       </w:r>
     </w:p>
     <w:p>
@@ -6826,6 +8841,8 @@
       </w:pPr>
       <w:r>
         <w:rPr>
+          <w:rFonts w:ascii="Times New Roman" w:hAnsi="Times New Roman"/>
+          <w:i w:val="0"/>
           <w:sz w:val="21"/>
         </w:rPr>
         <w:t>Penelitian ini memiliki sejumlah keterbatasan epistemik dan metodologis yang harus ditekankan secara transparan:</w:t>
@@ -6839,9 +8856,44 @@
       </w:pPr>
       <w:r>
         <w:rPr>
+          <w:rFonts w:ascii="Times New Roman" w:hAnsi="Times New Roman"/>
+          <w:i w:val="0"/>
           <w:sz w:val="21"/>
         </w:rPr>
-        <w:t>a. Karakteristik Proof-of-Concept: Seluruh temuan kuantitatif (seperti ROC-AUC 0,7856 dan Decile Lift 2,38×) diperoleh dari lingkungan simulasi sintetis berbasis asumsi DGP yang dirancang oleh penulis. Hasil ini berfungsi sebagai pembuktian kelayakan metodologis (*proof-of-concept*) dan belum dapat diekstrapolasi langsung sebagai evaluasi efektivitas kebijakan empiris pada populasi wajib pajak riil (Snoke et al., 2018).</w:t>
+        <w:t xml:space="preserve">a. </w:t>
+      </w:r>
+      <w:r>
+        <w:rPr>
+          <w:rFonts w:ascii="Times New Roman" w:hAnsi="Times New Roman"/>
+          <w:b/>
+          <w:i w:val="0"/>
+          <w:sz w:val="21"/>
+        </w:rPr>
+        <w:t>Karakteristik Proof-of-Concept:</w:t>
+      </w:r>
+      <w:r>
+        <w:rPr>
+          <w:rFonts w:ascii="Times New Roman" w:hAnsi="Times New Roman"/>
+          <w:i w:val="0"/>
+          <w:sz w:val="21"/>
+        </w:rPr>
+        <w:t xml:space="preserve"> Seluruh temuan kuantitatif (seperti ROC-AUC 0,7856 dan Decile Lift 2,38x) diperoleh dari lingkungan simulasi sintetis berbasis asumsi DGP yang dirancang oleh penulis. Hasil ini berfungsi sebagai pembuktian kelayakan metodologis (</w:t>
+      </w:r>
+      <w:r>
+        <w:rPr>
+          <w:rFonts w:ascii="Times New Roman" w:hAnsi="Times New Roman"/>
+          <w:i/>
+          <w:sz w:val="21"/>
+        </w:rPr>
+        <w:t>proof-of-concept</w:t>
+      </w:r>
+      <w:r>
+        <w:rPr>
+          <w:rFonts w:ascii="Times New Roman" w:hAnsi="Times New Roman"/>
+          <w:i w:val="0"/>
+          <w:sz w:val="21"/>
+        </w:rPr>
+        <w:t>) dan belum dapat diekstrapolasi langsung sebagai evaluasi efektivitas kebijakan empiris pada populasi wajib pajak riil (Snoke et al., 2018).</w:t>
       </w:r>
     </w:p>
     <w:p>
@@ -6852,9 +8904,28 @@
       </w:pPr>
       <w:r>
         <w:rPr>
+          <w:rFonts w:ascii="Times New Roman" w:hAnsi="Times New Roman"/>
+          <w:i w:val="0"/>
           <w:sz w:val="21"/>
         </w:rPr>
-        <w:t>b. Keterbatasan Dua Indikator BPS: Evaluasi makroekonomi dalam penelitian ini hanya mencakup dua indikator (penetrasi e-commerce dan IP-TIK). Kesimpulan bahwa data makro memberikan kontribusi marginal hanya berlaku khusus pada dua indikator yang diuji dalam DGP ini, dan tidak dapat digeneralisasikan pada seluruh portofolio data statistik BPS.</w:t>
+        <w:t xml:space="preserve">b. </w:t>
+      </w:r>
+      <w:r>
+        <w:rPr>
+          <w:rFonts w:ascii="Times New Roman" w:hAnsi="Times New Roman"/>
+          <w:b/>
+          <w:i w:val="0"/>
+          <w:sz w:val="21"/>
+        </w:rPr>
+        <w:t>Keterbatasan Dua Indikator BPS:</w:t>
+      </w:r>
+      <w:r>
+        <w:rPr>
+          <w:rFonts w:ascii="Times New Roman" w:hAnsi="Times New Roman"/>
+          <w:i w:val="0"/>
+          <w:sz w:val="21"/>
+        </w:rPr>
+        <w:t xml:space="preserve"> Evaluasi makroekonomi dalam penelitian ini hanya mencakup dua indikator (penetrasi e-commerce dan IP-TIK). Kesimpulan bahwa data makro memberikan kontribusi marginal hanya berlaku khusus pada dua indikator yang diuji dalam DGP ini, dan tidak dapat digeneralisasikan pada seluruh portofolio data statistik BPS.</w:t>
       </w:r>
     </w:p>
     <w:p>
@@ -6865,9 +8936,44 @@
       </w:pPr>
       <w:r>
         <w:rPr>
+          <w:rFonts w:ascii="Times New Roman" w:hAnsi="Times New Roman"/>
+          <w:i w:val="0"/>
           <w:sz w:val="21"/>
         </w:rPr>
-        <w:t>c. Kebutuhan Validasi Lapangan: Validasi eksternal memerlukan akses terhadap sampel audit historis teranomisasi (*historical tax audit sample*) dari otoritas pajak untuk menguji apakah korelasi antara proksi pihak ketiga dan temuan audit riil memiliki kekuatan sinyal yang setara dengan asumsi DGP.</w:t>
+        <w:t xml:space="preserve">c. </w:t>
+      </w:r>
+      <w:r>
+        <w:rPr>
+          <w:rFonts w:ascii="Times New Roman" w:hAnsi="Times New Roman"/>
+          <w:b/>
+          <w:i w:val="0"/>
+          <w:sz w:val="21"/>
+        </w:rPr>
+        <w:t>Kebutuhan Validasi Lapangan:</w:t>
+      </w:r>
+      <w:r>
+        <w:rPr>
+          <w:rFonts w:ascii="Times New Roman" w:hAnsi="Times New Roman"/>
+          <w:i w:val="0"/>
+          <w:sz w:val="21"/>
+        </w:rPr>
+        <w:t xml:space="preserve"> Validasi eksternal memerlukan akses terhadap sampel audit historis teranomisasi (</w:t>
+      </w:r>
+      <w:r>
+        <w:rPr>
+          <w:rFonts w:ascii="Times New Roman" w:hAnsi="Times New Roman"/>
+          <w:i/>
+          <w:sz w:val="21"/>
+        </w:rPr>
+        <w:t>historical tax audit sample</w:t>
+      </w:r>
+      <w:r>
+        <w:rPr>
+          <w:rFonts w:ascii="Times New Roman" w:hAnsi="Times New Roman"/>
+          <w:i w:val="0"/>
+          <w:sz w:val="21"/>
+        </w:rPr>
+        <w:t>) dari otoritas pajak untuk menguji apakah korelasi antara proksi pihak ketiga dan temuan audit riil memiliki kekuatan sinyal yang setara dengan asumsi DGP.</w:t>
       </w:r>
     </w:p>
     <w:p>
@@ -6878,6 +8984,8 @@
       </w:pPr>
       <w:r>
         <w:rPr>
+          <w:rFonts w:ascii="Times New Roman" w:hAnsi="Times New Roman"/>
+          <w:i w:val="0"/>
           <w:sz w:val="21"/>
         </w:rPr>
         <w:t>---</w:t>
@@ -6920,9 +9028,43 @@
       </w:pPr>
       <w:r>
         <w:rPr>
+          <w:rFonts w:ascii="Times New Roman" w:hAnsi="Times New Roman"/>
+          <w:i w:val="0"/>
           <w:sz w:val="21"/>
         </w:rPr>
-        <w:t>Penelitian ini merumuskan kerangka tolok ukur simulasi untuk menguji nilai informasi integrasi data pihak ketiga dalam pemeringkatan risiko kepatuhan pedagang daring. Dalam batas lingkungan simulasi yang diasumsikan, studi ablasi mengindikasikan bahwa pelaporan mandiri semata memiliki daya pembeda yang sangat terbatas (ROC-AUC 0,5641), sedangkan integrasi data transaksi gerbang pembayaran digital dan logistik berkorelasi dengan peningkatan performa pemeringkatan risiko yang substansial (ROC-AUC 0,7667 dan Top-20% Risk Yield 46,0%). Dua indikator regional berbasis data BPS yang diuji memberikan kontribusi prediktif marginal (ΔAUC = +0,0017). Model linier *Logistic Regression* memberikan kinerja diskriminasi tertinggi pada data uji (0,7856) karena kompleksitas model yang rendah dan minimnya risiko overfitting pada struktur data linier terdistorsi, sementara *TPE-optimized XGBoost* menghasilkan ROC-AUC 0,7682. Validasi lintas provinsi memberikan indikasi awal kemampuan generalisasi model pada provinsi holdout di dalam lingkungan simulasi (0,7643 ± 0,0321).</w:t>
+        <w:t xml:space="preserve">Penelitian ini merumuskan kerangka tolok ukur simulasi untuk menguji nilai informasi integrasi data pihak ketiga dalam pemeringkatan risiko kepatuhan pedagang daring. Dalam batas lingkungan simulasi yang diasumsikan, studi ablasi mengindikasikan bahwa pelaporan mandiri semata memiliki daya pembeda yang sangat terbatas (ROC-AUC 0,5641), sedangkan integrasi data transaksi gerbang pembayaran digital dan logistik berkorelasi dengan peningkatan performa pemeringkatan risiko yang substansial (ROC-AUC 0,7667 dan Top-20% Risk Yield 46,0%). Dua indikator regional berbasis data BPS yang diuji memberikan kontribusi prediktif marginal (ΔAUC = +0,0017). Model linier </w:t>
+      </w:r>
+      <w:r>
+        <w:rPr>
+          <w:rFonts w:ascii="Times New Roman" w:hAnsi="Times New Roman"/>
+          <w:i/>
+          <w:sz w:val="21"/>
+        </w:rPr>
+        <w:t>Logistic Regression</w:t>
+      </w:r>
+      <w:r>
+        <w:rPr>
+          <w:rFonts w:ascii="Times New Roman" w:hAnsi="Times New Roman"/>
+          <w:i w:val="0"/>
+          <w:sz w:val="21"/>
+        </w:rPr>
+        <w:t xml:space="preserve"> memberikan kinerja diskriminasi tertinggi pada data uji (0,7856) karena kompleksitas model yang rendah dan minimnya risiko overfitting pada struktur data linier terdistorsi, sementara </w:t>
+      </w:r>
+      <w:r>
+        <w:rPr>
+          <w:rFonts w:ascii="Times New Roman" w:hAnsi="Times New Roman"/>
+          <w:i/>
+          <w:sz w:val="21"/>
+        </w:rPr>
+        <w:t>TPE-optimized XGBoost</w:t>
+      </w:r>
+      <w:r>
+        <w:rPr>
+          <w:rFonts w:ascii="Times New Roman" w:hAnsi="Times New Roman"/>
+          <w:i w:val="0"/>
+          <w:sz w:val="21"/>
+        </w:rPr>
+        <w:t xml:space="preserve"> menghasilkan ROC-AUC 0,7682. Validasi lintas provinsi memberikan indikasi awal kemampuan generalisasi model pada provinsi holdout di dalam lingkungan simulasi (0,7643 ± 0,0321).</w:t>
       </w:r>
     </w:p>
     <w:p>
@@ -6948,9 +9090,28 @@
       </w:pPr>
       <w:r>
         <w:rPr>
+          <w:rFonts w:ascii="Times New Roman" w:hAnsi="Times New Roman"/>
+          <w:i w:val="0"/>
           <w:sz w:val="21"/>
         </w:rPr>
-        <w:t>a. Interoperabilitas Data Pihak Ketiga: Memprioritaskan standardisasi protokol pertukaran data terenkripsi antara otoritas pajak, penyedia gerbang pembayaran digital, dan platform logistik.</w:t>
+        <w:t xml:space="preserve">a. </w:t>
+      </w:r>
+      <w:r>
+        <w:rPr>
+          <w:rFonts w:ascii="Times New Roman" w:hAnsi="Times New Roman"/>
+          <w:b/>
+          <w:i w:val="0"/>
+          <w:sz w:val="21"/>
+        </w:rPr>
+        <w:t>Interoperabilitas Data Pihak Ketiga:</w:t>
+      </w:r>
+      <w:r>
+        <w:rPr>
+          <w:rFonts w:ascii="Times New Roman" w:hAnsi="Times New Roman"/>
+          <w:i w:val="0"/>
+          <w:sz w:val="21"/>
+        </w:rPr>
+        <w:t xml:space="preserve"> Memprioritaskan standardisasi protokol pertukaran data terenkripsi antara otoritas pajak, penyedia gerbang pembayaran digital, dan platform logistik.</w:t>
       </w:r>
     </w:p>
     <w:p>
@@ -6961,9 +9122,28 @@
       </w:pPr>
       <w:r>
         <w:rPr>
+          <w:rFonts w:ascii="Times New Roman" w:hAnsi="Times New Roman"/>
+          <w:i w:val="0"/>
           <w:sz w:val="21"/>
         </w:rPr>
-        <w:t>b. Pemanfaatan Model sebagai Alat Pemeringkat Prioritas (*Decision Support System*): Menggunakan skor probabilitas model murni sebagai instrumen penyaring prioritas pemeriksaan, bukan penentu sanksi hukum otomatis, guna menjaga akuntabilitas algoritma.</w:t>
+        <w:t xml:space="preserve">b. </w:t>
+      </w:r>
+      <w:r>
+        <w:rPr>
+          <w:rFonts w:ascii="Times New Roman" w:hAnsi="Times New Roman"/>
+          <w:b/>
+          <w:i w:val="0"/>
+          <w:sz w:val="21"/>
+        </w:rPr>
+        <w:t>Pemanfaatan Model sebagai Alat Pemeringkat Prioritas (*Decision Support System*):</w:t>
+      </w:r>
+      <w:r>
+        <w:rPr>
+          <w:rFonts w:ascii="Times New Roman" w:hAnsi="Times New Roman"/>
+          <w:i w:val="0"/>
+          <w:sz w:val="21"/>
+        </w:rPr>
+        <w:t xml:space="preserve"> Menggunakan skor probabilitas model murni sebagai instrumen penyaring prioritas pemeriksaan, bukan penentu sanksi hukum otomatis, guna menjaga akuntabilitas algoritma.</w:t>
       </w:r>
     </w:p>
     <w:p>
@@ -6974,9 +9154,44 @@
       </w:pPr>
       <w:r>
         <w:rPr>
+          <w:rFonts w:ascii="Times New Roman" w:hAnsi="Times New Roman"/>
+          <w:i w:val="0"/>
           <w:sz w:val="21"/>
         </w:rPr>
-        <w:t>c. Uji Validasi Empiris Bertahap: Menjadikan kerangka simulasi ini sebagai landasan desain eksperimen sebelum menguji coba model pada basis data audit administratif riil berskala percontohan (*pilot project*).</w:t>
+        <w:t xml:space="preserve">c. </w:t>
+      </w:r>
+      <w:r>
+        <w:rPr>
+          <w:rFonts w:ascii="Times New Roman" w:hAnsi="Times New Roman"/>
+          <w:b/>
+          <w:i w:val="0"/>
+          <w:sz w:val="21"/>
+        </w:rPr>
+        <w:t>Uji Validasi Empiris Bertahap:</w:t>
+      </w:r>
+      <w:r>
+        <w:rPr>
+          <w:rFonts w:ascii="Times New Roman" w:hAnsi="Times New Roman"/>
+          <w:i w:val="0"/>
+          <w:sz w:val="21"/>
+        </w:rPr>
+        <w:t xml:space="preserve"> Menjadikan kerangka simulasi ini sebagai landasan desain eksperimen sebelum menguji coba model pada basis data audit administratif riil berskala percontohan (</w:t>
+      </w:r>
+      <w:r>
+        <w:rPr>
+          <w:rFonts w:ascii="Times New Roman" w:hAnsi="Times New Roman"/>
+          <w:i/>
+          <w:sz w:val="21"/>
+        </w:rPr>
+        <w:t>pilot project</w:t>
+      </w:r>
+      <w:r>
+        <w:rPr>
+          <w:rFonts w:ascii="Times New Roman" w:hAnsi="Times New Roman"/>
+          <w:i w:val="0"/>
+          <w:sz w:val="21"/>
+        </w:rPr>
+        <w:t>).</w:t>
       </w:r>
     </w:p>
     <w:p>
@@ -6987,6 +9202,8 @@
       </w:pPr>
       <w:r>
         <w:rPr>
+          <w:rFonts w:ascii="Times New Roman" w:hAnsi="Times New Roman"/>
+          <w:i w:val="0"/>
           <w:sz w:val="21"/>
         </w:rPr>
         <w:t>---</w:t>
@@ -7014,9 +9231,27 @@
       </w:pPr>
       <w:r>
         <w:rPr>
+          <w:rFonts w:ascii="Times New Roman" w:hAnsi="Times New Roman"/>
+          <w:i w:val="0"/>
           <w:sz w:val="19"/>
         </w:rPr>
-        <w:t>Alm, J., &amp; Malézieux, A. (2021). 40 years of tax evasion games: a meta-analysis. *Experimental Economics*, 24(3), 699-750. https://doi.org/10.1007/s10683-020-09679-3</w:t>
+        <w:t xml:space="preserve">Alm, J., &amp; Malézieux, A. (2021). 40 years of tax evasion games: a meta-analysis. </w:t>
+      </w:r>
+      <w:r>
+        <w:rPr>
+          <w:rFonts w:ascii="Times New Roman" w:hAnsi="Times New Roman"/>
+          <w:i/>
+          <w:sz w:val="19"/>
+        </w:rPr>
+        <w:t>Experimental Economics</w:t>
+      </w:r>
+      <w:r>
+        <w:rPr>
+          <w:rFonts w:ascii="Times New Roman" w:hAnsi="Times New Roman"/>
+          <w:i w:val="0"/>
+          <w:sz w:val="19"/>
+        </w:rPr>
+        <w:t>, 24(3), 699-750. https://doi.org/10.1007/s10683-020-09679-3</w:t>
       </w:r>
     </w:p>
     <w:p>
@@ -7027,9 +9262,27 @@
       </w:pPr>
       <w:r>
         <w:rPr>
+          <w:rFonts w:ascii="Times New Roman" w:hAnsi="Times New Roman"/>
+          <w:i w:val="0"/>
           <w:sz w:val="19"/>
         </w:rPr>
-        <w:t>Badan Pusat Statistik. (2024). *Indeks Pembangunan Teknologi Informasi dan Komunikasi 2023*. Jakarta: BPS RI.</w:t>
+        <w:t xml:space="preserve">Badan Pusat Statistik. (2024). </w:t>
+      </w:r>
+      <w:r>
+        <w:rPr>
+          <w:rFonts w:ascii="Times New Roman" w:hAnsi="Times New Roman"/>
+          <w:i/>
+          <w:sz w:val="19"/>
+        </w:rPr>
+        <w:t>Indeks Pembangunan Teknologi Informasi dan Komunikasi 2023</w:t>
+      </w:r>
+      <w:r>
+        <w:rPr>
+          <w:rFonts w:ascii="Times New Roman" w:hAnsi="Times New Roman"/>
+          <w:i w:val="0"/>
+          <w:sz w:val="19"/>
+        </w:rPr>
+        <w:t>. Jakarta: BPS RI.</w:t>
       </w:r>
     </w:p>
     <w:p>
@@ -7040,9 +9293,27 @@
       </w:pPr>
       <w:r>
         <w:rPr>
+          <w:rFonts w:ascii="Times New Roman" w:hAnsi="Times New Roman"/>
+          <w:i w:val="0"/>
           <w:sz w:val="19"/>
         </w:rPr>
-        <w:t>Badan Pusat Statistik. (2024). *Statistik E-Commerce 2024*. Jakarta: BPS RI.</w:t>
+        <w:t xml:space="preserve">Badan Pusat Statistik. (2024). </w:t>
+      </w:r>
+      <w:r>
+        <w:rPr>
+          <w:rFonts w:ascii="Times New Roman" w:hAnsi="Times New Roman"/>
+          <w:i/>
+          <w:sz w:val="19"/>
+        </w:rPr>
+        <w:t>Statistik E-Commerce 2024</w:t>
+      </w:r>
+      <w:r>
+        <w:rPr>
+          <w:rFonts w:ascii="Times New Roman" w:hAnsi="Times New Roman"/>
+          <w:i w:val="0"/>
+          <w:sz w:val="19"/>
+        </w:rPr>
+        <w:t>. Jakarta: BPS RI.</w:t>
       </w:r>
     </w:p>
     <w:p>
@@ -7053,9 +9324,27 @@
       </w:pPr>
       <w:r>
         <w:rPr>
+          <w:rFonts w:ascii="Times New Roman" w:hAnsi="Times New Roman"/>
+          <w:i w:val="0"/>
           <w:sz w:val="19"/>
         </w:rPr>
-        <w:t>Battaglini, M., Guiso, L., Lacava, C., Miller, D. L., &amp; Patacchini, E. (2022). *Refining Public Policies with Machine Learning: The Case of Tax Auditing* (NBER Working Paper No. 30777). National Bureau of Economic Research. https://doi.org/10.3386/w30777</w:t>
+        <w:t xml:space="preserve">Battaglini, M., Guiso, L., Lacava, C., Miller, D. L., &amp; Patacchini, E. (2022). </w:t>
+      </w:r>
+      <w:r>
+        <w:rPr>
+          <w:rFonts w:ascii="Times New Roman" w:hAnsi="Times New Roman"/>
+          <w:i/>
+          <w:sz w:val="19"/>
+        </w:rPr>
+        <w:t>Refining Public Policies with Machine Learning: The Case of Tax Auditing</w:t>
+      </w:r>
+      <w:r>
+        <w:rPr>
+          <w:rFonts w:ascii="Times New Roman" w:hAnsi="Times New Roman"/>
+          <w:i w:val="0"/>
+          <w:sz w:val="19"/>
+        </w:rPr>
+        <w:t xml:space="preserve"> (NBER Working Paper No. 30777). National Bureau of Economic Research. https://doi.org/10.3386/w30777</w:t>
       </w:r>
     </w:p>
     <w:p>
@@ -7066,9 +9355,27 @@
       </w:pPr>
       <w:r>
         <w:rPr>
+          <w:rFonts w:ascii="Times New Roman" w:hAnsi="Times New Roman"/>
+          <w:i w:val="0"/>
           <w:sz w:val="19"/>
         </w:rPr>
-        <w:t>Bergstra, J., Bardenet, R., Bengio, Y., &amp; Kégl, B. (2011). Algorithms for hyper-parameter optimization. *Advances in Neural Information Processing Systems (NeurIPS)*, 24, 2546-2554.</w:t>
+        <w:t xml:space="preserve">Bergstra, J., Bardenet, R., Bengio, Y., &amp; Kégl, B. (2011). Algorithms for hyper-parameter optimization. </w:t>
+      </w:r>
+      <w:r>
+        <w:rPr>
+          <w:rFonts w:ascii="Times New Roman" w:hAnsi="Times New Roman"/>
+          <w:i/>
+          <w:sz w:val="19"/>
+        </w:rPr>
+        <w:t>Advances in Neural Information Processing Systems (NeurIPS)</w:t>
+      </w:r>
+      <w:r>
+        <w:rPr>
+          <w:rFonts w:ascii="Times New Roman" w:hAnsi="Times New Roman"/>
+          <w:i w:val="0"/>
+          <w:sz w:val="19"/>
+        </w:rPr>
+        <w:t>, 24, 2546-2554.</w:t>
       </w:r>
     </w:p>
     <w:p>
@@ -7079,9 +9386,27 @@
       </w:pPr>
       <w:r>
         <w:rPr>
+          <w:rFonts w:ascii="Times New Roman" w:hAnsi="Times New Roman"/>
+          <w:i w:val="0"/>
           <w:sz w:val="19"/>
         </w:rPr>
-        <w:t>Carpenter, J., &amp; Bithell, J. (2000). Bootstrap confidence intervals: when, which, what? A practical guide for medical statisticians. *Statistics in Medicine*, 19(9), 1141-1164. https://doi.org/10.1002/(sici)1097-0258(20000515)19:9&lt;1141::aid-sim479&gt;3.0.co;2-f</w:t>
+        <w:t xml:space="preserve">Carpenter, J., &amp; Bithell, J. (2000). Bootstrap confidence intervals: when, which, what? A practical guide for medical statisticians. </w:t>
+      </w:r>
+      <w:r>
+        <w:rPr>
+          <w:rFonts w:ascii="Times New Roman" w:hAnsi="Times New Roman"/>
+          <w:i/>
+          <w:sz w:val="19"/>
+        </w:rPr>
+        <w:t>Statistics in Medicine</w:t>
+      </w:r>
+      <w:r>
+        <w:rPr>
+          <w:rFonts w:ascii="Times New Roman" w:hAnsi="Times New Roman"/>
+          <w:i w:val="0"/>
+          <w:sz w:val="19"/>
+        </w:rPr>
+        <w:t>, 19(9), 1141-1164. https://doi.org/10.1002/(sici)1097-0258(20000515)19:9&lt;1141::aid-sim479&gt;3.0.co;2-f</w:t>
       </w:r>
     </w:p>
     <w:p>
@@ -7092,9 +9417,27 @@
       </w:pPr>
       <w:r>
         <w:rPr>
+          <w:rFonts w:ascii="Times New Roman" w:hAnsi="Times New Roman"/>
+          <w:i w:val="0"/>
           <w:sz w:val="19"/>
         </w:rPr>
-        <w:t>de Roux, D., Pérez, B., Moreno, A., Villamil, M. P., &amp; Figueroa, C. (2018). Tax fraud detection for under-reporting declarations using an unsupervised machine learning approach. In *Proceedings of the 24th ACM SIGKDD International Conference on Knowledge Discovery &amp; Data Mining (KDD '18)* (pp. 215-222). Association for Computing Machinery. https://doi.org/10.1145/3219819.3219878</w:t>
+        <w:t xml:space="preserve">de Roux, D., Pérez, B., Moreno, A., Villamil, M. P., &amp; Figueroa, C. (2018). Tax fraud detection for under-reporting declarations using an unsupervised machine learning approach. In </w:t>
+      </w:r>
+      <w:r>
+        <w:rPr>
+          <w:rFonts w:ascii="Times New Roman" w:hAnsi="Times New Roman"/>
+          <w:i/>
+          <w:sz w:val="19"/>
+        </w:rPr>
+        <w:t>Proceedings of the 24th ACM SIGKDD International Conference on Knowledge Discovery &amp; Data Mining (KDD '18)</w:t>
+      </w:r>
+      <w:r>
+        <w:rPr>
+          <w:rFonts w:ascii="Times New Roman" w:hAnsi="Times New Roman"/>
+          <w:i w:val="0"/>
+          <w:sz w:val="19"/>
+        </w:rPr>
+        <w:t xml:space="preserve"> (pp. 215-222). Association for Computing Machinery. https://doi.org/10.1145/3219819.3219878</w:t>
       </w:r>
     </w:p>
     <w:p>
@@ -7105,9 +9448,27 @@
       </w:pPr>
       <w:r>
         <w:rPr>
+          <w:rFonts w:ascii="Times New Roman" w:hAnsi="Times New Roman"/>
+          <w:i w:val="0"/>
           <w:sz w:val="19"/>
         </w:rPr>
-        <w:t>Direktorat Jenderal Pajak. (2023). *Laporan Tahunan Direktorat Jenderal Pajak 2023: Transformasi Digital Perpajakan*. Jakarta: Kementerian Keuangan Republik Indonesia.</w:t>
+        <w:t xml:space="preserve">Direktorat Jenderal Pajak. (2023). </w:t>
+      </w:r>
+      <w:r>
+        <w:rPr>
+          <w:rFonts w:ascii="Times New Roman" w:hAnsi="Times New Roman"/>
+          <w:i/>
+          <w:sz w:val="19"/>
+        </w:rPr>
+        <w:t>Laporan Tahunan Direktorat Jenderal Pajak 2023: Transformasi Digital Perpajakan</w:t>
+      </w:r>
+      <w:r>
+        <w:rPr>
+          <w:rFonts w:ascii="Times New Roman" w:hAnsi="Times New Roman"/>
+          <w:i w:val="0"/>
+          <w:sz w:val="19"/>
+        </w:rPr>
+        <w:t>. Jakarta: Kementerian Keuangan Republik Indonesia.</w:t>
       </w:r>
     </w:p>
     <w:p>
@@ -7118,9 +9479,27 @@
       </w:pPr>
       <w:r>
         <w:rPr>
+          <w:rFonts w:ascii="Times New Roman" w:hAnsi="Times New Roman"/>
+          <w:i w:val="0"/>
           <w:sz w:val="19"/>
         </w:rPr>
-        <w:t>Direktorat Jenderal Pajak. (2026). *Penerimaan Pajak Digital Capai Rp38,7 Triliun per Kuartal I-2026* (Siaran Pers No. SP-08/2026). Jakarta: Kementerian Keuangan Republik Indonesia.</w:t>
+        <w:t xml:space="preserve">Direktorat Jenderal Pajak. (2026). </w:t>
+      </w:r>
+      <w:r>
+        <w:rPr>
+          <w:rFonts w:ascii="Times New Roman" w:hAnsi="Times New Roman"/>
+          <w:i/>
+          <w:sz w:val="19"/>
+        </w:rPr>
+        <w:t>Penerimaan Pajak Digital Capai Rp38,7 Triliun per Kuartal I-2026</w:t>
+      </w:r>
+      <w:r>
+        <w:rPr>
+          <w:rFonts w:ascii="Times New Roman" w:hAnsi="Times New Roman"/>
+          <w:i w:val="0"/>
+          <w:sz w:val="19"/>
+        </w:rPr>
+        <w:t xml:space="preserve"> (Siaran Pers No. SP-08/2026). Jakarta: Kementerian Keuangan Republik Indonesia.</w:t>
       </w:r>
     </w:p>
     <w:p>
@@ -7131,9 +9510,27 @@
       </w:pPr>
       <w:r>
         <w:rPr>
+          <w:rFonts w:ascii="Times New Roman" w:hAnsi="Times New Roman"/>
+          <w:i w:val="0"/>
           <w:sz w:val="19"/>
         </w:rPr>
-        <w:t>Feurer, M., Klein, A., Eggensperger, K., Springenberg, J., Blum, M., &amp; Hutter, F. (2019). Auto-sklearn: Efficient and robust automated machine learning. *Automated Machine Learning*, 113-134. Springer, Cham. https://doi.org/10.1007/978-3-030-05318-5_6</w:t>
+        <w:t xml:space="preserve">Feurer, M., Klein, A., Eggensperger, K., Springenberg, J., Blum, M., &amp; Hutter, F. (2019). Auto-sklearn: Efficient and robust automated machine learning. </w:t>
+      </w:r>
+      <w:r>
+        <w:rPr>
+          <w:rFonts w:ascii="Times New Roman" w:hAnsi="Times New Roman"/>
+          <w:i/>
+          <w:sz w:val="19"/>
+        </w:rPr>
+        <w:t>Automated Machine Learning</w:t>
+      </w:r>
+      <w:r>
+        <w:rPr>
+          <w:rFonts w:ascii="Times New Roman" w:hAnsi="Times New Roman"/>
+          <w:i w:val="0"/>
+          <w:sz w:val="19"/>
+        </w:rPr>
+        <w:t>, 113-134. Springer, Cham. https://doi.org/10.1007/978-3-030-05318-5_6</w:t>
       </w:r>
     </w:p>
     <w:p>
@@ -7144,9 +9541,27 @@
       </w:pPr>
       <w:r>
         <w:rPr>
+          <w:rFonts w:ascii="Times New Roman" w:hAnsi="Times New Roman"/>
+          <w:i w:val="0"/>
           <w:sz w:val="19"/>
         </w:rPr>
-        <w:t>Google, Temasek, &amp; Bain &amp; Company. (2025). *e-Conomy SEA 2025: Navigating the Digital Acceleration in Southeast Asia*. Singapore.</w:t>
+        <w:t xml:space="preserve">Google, Temasek, &amp; Bain &amp; Company. (2025). </w:t>
+      </w:r>
+      <w:r>
+        <w:rPr>
+          <w:rFonts w:ascii="Times New Roman" w:hAnsi="Times New Roman"/>
+          <w:i/>
+          <w:sz w:val="19"/>
+        </w:rPr>
+        <w:t>e-Conomy SEA 2025: Navigating the Digital Acceleration in Southeast Asia</w:t>
+      </w:r>
+      <w:r>
+        <w:rPr>
+          <w:rFonts w:ascii="Times New Roman" w:hAnsi="Times New Roman"/>
+          <w:i w:val="0"/>
+          <w:sz w:val="19"/>
+        </w:rPr>
+        <w:t>. Singapore.</w:t>
       </w:r>
     </w:p>
     <w:p>
@@ -7157,9 +9572,27 @@
       </w:pPr>
       <w:r>
         <w:rPr>
+          <w:rFonts w:ascii="Times New Roman" w:hAnsi="Times New Roman"/>
+          <w:i w:val="0"/>
           <w:sz w:val="19"/>
         </w:rPr>
-        <w:t>Hutter, F., Kotthoff, L., &amp; Vanschoren, J. (Eds.). (2019). *Automated Machine Learning: Methods, Systems, Challenges*. Springer Nature. https://doi.org/10.1007/978-3-030-05318-5</w:t>
+        <w:t xml:space="preserve">Hutter, F., Kotthoff, L., &amp; Vanschoren, J. (Eds.). (2019). </w:t>
+      </w:r>
+      <w:r>
+        <w:rPr>
+          <w:rFonts w:ascii="Times New Roman" w:hAnsi="Times New Roman"/>
+          <w:i/>
+          <w:sz w:val="19"/>
+        </w:rPr>
+        <w:t>Automated Machine Learning: Methods, Systems, Challenges</w:t>
+      </w:r>
+      <w:r>
+        <w:rPr>
+          <w:rFonts w:ascii="Times New Roman" w:hAnsi="Times New Roman"/>
+          <w:i w:val="0"/>
+          <w:sz w:val="19"/>
+        </w:rPr>
+        <w:t>. Springer Nature. https://doi.org/10.1007/978-3-030-05318-5</w:t>
       </w:r>
     </w:p>
     <w:p>
@@ -7170,9 +9603,27 @@
       </w:pPr>
       <w:r>
         <w:rPr>
+          <w:rFonts w:ascii="Times New Roman" w:hAnsi="Times New Roman"/>
+          <w:i w:val="0"/>
           <w:sz w:val="19"/>
         </w:rPr>
-        <w:t>Kementerian Keuangan Republik Indonesia. (2024). *Kerangka Ekonomi Makro dan Pokok-Pokok Kebijakan Fiskal Tahun 2025*. Jakarta: Badan Kebijakan Fiskal.</w:t>
+        <w:t xml:space="preserve">Kementerian Keuangan Republik Indonesia. (2024). </w:t>
+      </w:r>
+      <w:r>
+        <w:rPr>
+          <w:rFonts w:ascii="Times New Roman" w:hAnsi="Times New Roman"/>
+          <w:i/>
+          <w:sz w:val="19"/>
+        </w:rPr>
+        <w:t>Kerangka Ekonomi Makro dan Pokok-Pokok Kebijakan Fiskal Tahun 2025</w:t>
+      </w:r>
+      <w:r>
+        <w:rPr>
+          <w:rFonts w:ascii="Times New Roman" w:hAnsi="Times New Roman"/>
+          <w:i w:val="0"/>
+          <w:sz w:val="19"/>
+        </w:rPr>
+        <w:t>. Jakarta: Badan Kebijakan Fiskal.</w:t>
       </w:r>
     </w:p>
     <w:p>
@@ -7183,9 +9634,27 @@
       </w:pPr>
       <w:r>
         <w:rPr>
+          <w:rFonts w:ascii="Times New Roman" w:hAnsi="Times New Roman"/>
+          <w:i w:val="0"/>
           <w:sz w:val="19"/>
         </w:rPr>
-        <w:t>Khwaja, M. S., Awasthi, R., &amp; Loeprick, J. (Eds.). (2011). *Risk-Based Tax Audits: Approaches and Country Experiences*. Washington, DC: The World Bank. https://doi.org/10.1596/978-0-8213-8754-2</w:t>
+        <w:t xml:space="preserve">Khwaja, M. S., Awasthi, R., &amp; Loeprick, J. (Eds.). (2011). </w:t>
+      </w:r>
+      <w:r>
+        <w:rPr>
+          <w:rFonts w:ascii="Times New Roman" w:hAnsi="Times New Roman"/>
+          <w:i/>
+          <w:sz w:val="19"/>
+        </w:rPr>
+        <w:t>Risk-Based Tax Audits: Approaches and Country Experiences</w:t>
+      </w:r>
+      <w:r>
+        <w:rPr>
+          <w:rFonts w:ascii="Times New Roman" w:hAnsi="Times New Roman"/>
+          <w:i w:val="0"/>
+          <w:sz w:val="19"/>
+        </w:rPr>
+        <w:t>. Washington, DC: The World Bank. https://doi.org/10.1596/978-0-8213-8754-2</w:t>
       </w:r>
     </w:p>
     <w:p>
@@ -7196,9 +9665,27 @@
       </w:pPr>
       <w:r>
         <w:rPr>
+          <w:rFonts w:ascii="Times New Roman" w:hAnsi="Times New Roman"/>
+          <w:i w:val="0"/>
           <w:sz w:val="19"/>
         </w:rPr>
-        <w:t>Kim, S., Tsai, Y. C., Singh, K., Choi, Y., Ibok, E., Li, C. T., &amp; Cha, M. (2020). DATE: Dual attentive tree-aware embedding for customs fraud detection. In *Proceedings of the 26th ACM SIGKDD International Conference on Knowledge Discovery &amp; Data Mining (KDD '20)* (pp. 2880-2890). Association for Computing Machinery. https://doi.org/10.1145/3394486.3403339</w:t>
+        <w:t xml:space="preserve">Kim, S., Tsai, Y. C., Singh, K., Choi, Y., Ibok, E., Li, C. T., &amp; Cha, M. (2020). DATE: Dual attentive tree-aware embedding for customs fraud detection. In </w:t>
+      </w:r>
+      <w:r>
+        <w:rPr>
+          <w:rFonts w:ascii="Times New Roman" w:hAnsi="Times New Roman"/>
+          <w:i/>
+          <w:sz w:val="19"/>
+        </w:rPr>
+        <w:t>Proceedings of the 26th ACM SIGKDD International Conference on Knowledge Discovery &amp; Data Mining (KDD '20)</w:t>
+      </w:r>
+      <w:r>
+        <w:rPr>
+          <w:rFonts w:ascii="Times New Roman" w:hAnsi="Times New Roman"/>
+          <w:i w:val="0"/>
+          <w:sz w:val="19"/>
+        </w:rPr>
+        <w:t xml:space="preserve"> (pp. 2880-2890). Association for Computing Machinery. https://doi.org/10.1145/3394486.3403339</w:t>
       </w:r>
     </w:p>
     <w:p>
@@ -7209,9 +9696,27 @@
       </w:pPr>
       <w:r>
         <w:rPr>
+          <w:rFonts w:ascii="Times New Roman" w:hAnsi="Times New Roman"/>
+          <w:i w:val="0"/>
           <w:sz w:val="19"/>
         </w:rPr>
-        <w:t>Kleven, H. J., Knudsen, M. B., Kreiner, C. T., Pedersen, S., &amp; Saez, E. (2011). Unwilling or unable to cheat? Evidence from a tax audit experiment in Denmark. *Econometrica*, 79(3), 651-692. https://doi.org/10.3982/ECTA9113</w:t>
+        <w:t xml:space="preserve">Kleven, H. J., Knudsen, M. B., Kreiner, C. T., Pedersen, S., &amp; Saez, E. (2011). Unwilling or unable to cheat? Evidence from a tax audit experiment in Denmark. </w:t>
+      </w:r>
+      <w:r>
+        <w:rPr>
+          <w:rFonts w:ascii="Times New Roman" w:hAnsi="Times New Roman"/>
+          <w:i/>
+          <w:sz w:val="19"/>
+        </w:rPr>
+        <w:t>Econometrica</w:t>
+      </w:r>
+      <w:r>
+        <w:rPr>
+          <w:rFonts w:ascii="Times New Roman" w:hAnsi="Times New Roman"/>
+          <w:i w:val="0"/>
+          <w:sz w:val="19"/>
+        </w:rPr>
+        <w:t>, 79(3), 651-692. https://doi.org/10.3982/ECTA9113</w:t>
       </w:r>
     </w:p>
     <w:p>
@@ -7222,9 +9727,27 @@
       </w:pPr>
       <w:r>
         <w:rPr>
+          <w:rFonts w:ascii="Times New Roman" w:hAnsi="Times New Roman"/>
+          <w:i w:val="0"/>
           <w:sz w:val="19"/>
         </w:rPr>
-        <w:t>Lundberg, S. M., &amp; Lee, S. I. (2017). A unified approach to interpreting model predictions. *Advances in Neural Information Processing Systems (NeurIPS)*, 30, 4765-4774.</w:t>
+        <w:t xml:space="preserve">Lundberg, S. M., &amp; Lee, S. I. (2017). A unified approach to interpreting model predictions. </w:t>
+      </w:r>
+      <w:r>
+        <w:rPr>
+          <w:rFonts w:ascii="Times New Roman" w:hAnsi="Times New Roman"/>
+          <w:i/>
+          <w:sz w:val="19"/>
+        </w:rPr>
+        <w:t>Advances in Neural Information Processing Systems (NeurIPS)</w:t>
+      </w:r>
+      <w:r>
+        <w:rPr>
+          <w:rFonts w:ascii="Times New Roman" w:hAnsi="Times New Roman"/>
+          <w:i w:val="0"/>
+          <w:sz w:val="19"/>
+        </w:rPr>
+        <w:t>, 30, 4765-4774.</w:t>
       </w:r>
     </w:p>
     <w:p>
@@ -7235,9 +9758,27 @@
       </w:pPr>
       <w:r>
         <w:rPr>
+          <w:rFonts w:ascii="Times New Roman" w:hAnsi="Times New Roman"/>
+          <w:i w:val="0"/>
           <w:sz w:val="19"/>
         </w:rPr>
-        <w:t>Mascagni, N., &amp; Mengistu, A. T. (2019). The data revolution in tax administration: Applications, opportunities and challenges. *ICTD Working Paper*, 96, 1-38.</w:t>
+        <w:t xml:space="preserve">Mascagni, N., &amp; Mengistu, A. T. (2019). The data revolution in tax administration: Applications, opportunities and challenges. </w:t>
+      </w:r>
+      <w:r>
+        <w:rPr>
+          <w:rFonts w:ascii="Times New Roman" w:hAnsi="Times New Roman"/>
+          <w:i/>
+          <w:sz w:val="19"/>
+        </w:rPr>
+        <w:t>ICTD Working Paper</w:t>
+      </w:r>
+      <w:r>
+        <w:rPr>
+          <w:rFonts w:ascii="Times New Roman" w:hAnsi="Times New Roman"/>
+          <w:i w:val="0"/>
+          <w:sz w:val="19"/>
+        </w:rPr>
+        <w:t>, 96, 1-38.</w:t>
       </w:r>
     </w:p>
     <w:p>
@@ -7248,9 +9789,27 @@
       </w:pPr>
       <w:r>
         <w:rPr>
+          <w:rFonts w:ascii="Times New Roman" w:hAnsi="Times New Roman"/>
+          <w:i w:val="0"/>
           <w:sz w:val="19"/>
         </w:rPr>
-        <w:t>Naritomi, J. (2019). Consumers as tax auditors: Electronic invoice programs and tax compliance in Brazil. *American Economic Review*, 109(5), 1730-1772. https://doi.org/10.1257/aer.20160658</w:t>
+        <w:t xml:space="preserve">Naritomi, J. (2019). Consumers as tax auditors: Electronic invoice programs and tax compliance in Brazil. </w:t>
+      </w:r>
+      <w:r>
+        <w:rPr>
+          <w:rFonts w:ascii="Times New Roman" w:hAnsi="Times New Roman"/>
+          <w:i/>
+          <w:sz w:val="19"/>
+        </w:rPr>
+        <w:t>American Economic Review</w:t>
+      </w:r>
+      <w:r>
+        <w:rPr>
+          <w:rFonts w:ascii="Times New Roman" w:hAnsi="Times New Roman"/>
+          <w:i w:val="0"/>
+          <w:sz w:val="19"/>
+        </w:rPr>
+        <w:t>, 109(5), 1730-1772. https://doi.org/10.1257/aer.20160658</w:t>
       </w:r>
     </w:p>
     <w:p>
@@ -7261,9 +9820,27 @@
       </w:pPr>
       <w:r>
         <w:rPr>
+          <w:rFonts w:ascii="Times New Roman" w:hAnsi="Times New Roman"/>
+          <w:i w:val="0"/>
           <w:sz w:val="19"/>
         </w:rPr>
-        <w:t>Nowok, B., Raab, G. M., &amp; Dibben, C. (2016). synthpop: Bespoke creation of synthetic data in R. *Journal of Statistical Software*, 74(11), 1-26. https://doi.org/10.18637/jss.v074.i11</w:t>
+        <w:t xml:space="preserve">Nowok, B., Raab, G. M., &amp; Dibben, C. (2016). synthpop: Bespoke creation of synthetic data in R. </w:t>
+      </w:r>
+      <w:r>
+        <w:rPr>
+          <w:rFonts w:ascii="Times New Roman" w:hAnsi="Times New Roman"/>
+          <w:i/>
+          <w:sz w:val="19"/>
+        </w:rPr>
+        <w:t>Journal of Statistical Software</w:t>
+      </w:r>
+      <w:r>
+        <w:rPr>
+          <w:rFonts w:ascii="Times New Roman" w:hAnsi="Times New Roman"/>
+          <w:i w:val="0"/>
+          <w:sz w:val="19"/>
+        </w:rPr>
+        <w:t>, 74(11), 1-26. https://doi.org/10.18637/jss.v074.i11</w:t>
       </w:r>
     </w:p>
     <w:p>
@@ -7274,9 +9851,27 @@
       </w:pPr>
       <w:r>
         <w:rPr>
+          <w:rFonts w:ascii="Times New Roman" w:hAnsi="Times New Roman"/>
+          <w:i w:val="0"/>
           <w:sz w:val="19"/>
         </w:rPr>
-        <w:t>OECD. (2020). *Tax Challenges Arising from Digitalisation – Report on Pillar One Blueprint*. Paris: OECD Publishing. https://doi.org/10.1787/beba0634-en</w:t>
+        <w:t xml:space="preserve">OECD. (2020). </w:t>
+      </w:r>
+      <w:r>
+        <w:rPr>
+          <w:rFonts w:ascii="Times New Roman" w:hAnsi="Times New Roman"/>
+          <w:i/>
+          <w:sz w:val="19"/>
+        </w:rPr>
+        <w:t>Tax Challenges Arising from Digitalisation – Report on Pillar One Blueprint</w:t>
+      </w:r>
+      <w:r>
+        <w:rPr>
+          <w:rFonts w:ascii="Times New Roman" w:hAnsi="Times New Roman"/>
+          <w:i w:val="0"/>
+          <w:sz w:val="19"/>
+        </w:rPr>
+        <w:t>. Paris: OECD Publishing. https://doi.org/10.1787/beba0634-en</w:t>
       </w:r>
     </w:p>
     <w:p>
@@ -7287,9 +9882,27 @@
       </w:pPr>
       <w:r>
         <w:rPr>
+          <w:rFonts w:ascii="Times New Roman" w:hAnsi="Times New Roman"/>
+          <w:i w:val="0"/>
           <w:sz w:val="19"/>
         </w:rPr>
-        <w:t>Perez-Truglia, R. (2020). The effects of income transparency: Evidence from digital disclosure in Norway. *Journal of Political Economy*, 128(7), 2677-2716. https://doi.org/10.1086/706798</w:t>
+        <w:t xml:space="preserve">Perez-Truglia, R. (2020). The effects of income transparency: Evidence from digital disclosure in Norway. </w:t>
+      </w:r>
+      <w:r>
+        <w:rPr>
+          <w:rFonts w:ascii="Times New Roman" w:hAnsi="Times New Roman"/>
+          <w:i/>
+          <w:sz w:val="19"/>
+        </w:rPr>
+        <w:t>Journal of Political Economy</w:t>
+      </w:r>
+      <w:r>
+        <w:rPr>
+          <w:rFonts w:ascii="Times New Roman" w:hAnsi="Times New Roman"/>
+          <w:i w:val="0"/>
+          <w:sz w:val="19"/>
+        </w:rPr>
+        <w:t>, 128(7), 2677-2716. https://doi.org/10.1086/706798</w:t>
       </w:r>
     </w:p>
     <w:p>
@@ -7300,9 +9913,27 @@
       </w:pPr>
       <w:r>
         <w:rPr>
+          <w:rFonts w:ascii="Times New Roman" w:hAnsi="Times New Roman"/>
+          <w:i w:val="0"/>
           <w:sz w:val="19"/>
         </w:rPr>
-        <w:t>Republik Indonesia. (2022). *Undang-Undang Republik Indonesia Nomor 27 Tahun 2022 tentang Pelindungan Data Pribadi*. Lembaran Negara Republik Indonesia Tahun 2022 Nomor 196. Jakarta.</w:t>
+        <w:t xml:space="preserve">Republik Indonesia. (2022). </w:t>
+      </w:r>
+      <w:r>
+        <w:rPr>
+          <w:rFonts w:ascii="Times New Roman" w:hAnsi="Times New Roman"/>
+          <w:i/>
+          <w:sz w:val="19"/>
+        </w:rPr>
+        <w:t>Undang-Undang Republik Indonesia Nomor 27 Tahun 2022 tentang Pelindungan Data Pribadi</w:t>
+      </w:r>
+      <w:r>
+        <w:rPr>
+          <w:rFonts w:ascii="Times New Roman" w:hAnsi="Times New Roman"/>
+          <w:i w:val="0"/>
+          <w:sz w:val="19"/>
+        </w:rPr>
+        <w:t>. Lembaran Negara Republik Indonesia Tahun 2022 Nomor 196. Jakarta.</w:t>
       </w:r>
     </w:p>
     <w:p>
@@ -7313,9 +9944,27 @@
       </w:pPr>
       <w:r>
         <w:rPr>
+          <w:rFonts w:ascii="Times New Roman" w:hAnsi="Times New Roman"/>
+          <w:i w:val="0"/>
           <w:sz w:val="19"/>
         </w:rPr>
-        <w:t>Slemrod, J. (2019). Tax compliance and enforcement. *Journal of Economic Literature*, 57(4), 904-954. https://doi.org/10.1257/jel.20181437</w:t>
+        <w:t xml:space="preserve">Slemrod, J. (2019). Tax compliance and enforcement. </w:t>
+      </w:r>
+      <w:r>
+        <w:rPr>
+          <w:rFonts w:ascii="Times New Roman" w:hAnsi="Times New Roman"/>
+          <w:i/>
+          <w:sz w:val="19"/>
+        </w:rPr>
+        <w:t>Journal of Economic Literature</w:t>
+      </w:r>
+      <w:r>
+        <w:rPr>
+          <w:rFonts w:ascii="Times New Roman" w:hAnsi="Times New Roman"/>
+          <w:i w:val="0"/>
+          <w:sz w:val="19"/>
+        </w:rPr>
+        <w:t>, 57(4), 904-954. https://doi.org/10.1257/jel.20181437</w:t>
       </w:r>
     </w:p>
     <w:p>
@@ -7326,9 +9975,27 @@
       </w:pPr>
       <w:r>
         <w:rPr>
+          <w:rFonts w:ascii="Times New Roman" w:hAnsi="Times New Roman"/>
+          <w:i w:val="0"/>
           <w:sz w:val="19"/>
         </w:rPr>
-        <w:t>Snoke, J., Raab, G. M., Nowok, B., Dibben, C., &amp; Slavkovic, A. (2018). General and specific utility measures for synthetic data. *Journal of the Royal Statistical Society: Series A (Statistics in Society)*, 181(3), 663-688. https://doi.org/10.1111/rssa.12358</w:t>
+        <w:t xml:space="preserve">Snoke, J., Raab, G. M., Nowok, B., Dibben, C., &amp; Slavkovic, A. (2018). General and specific utility measures for synthetic data. </w:t>
+      </w:r>
+      <w:r>
+        <w:rPr>
+          <w:rFonts w:ascii="Times New Roman" w:hAnsi="Times New Roman"/>
+          <w:i/>
+          <w:sz w:val="19"/>
+        </w:rPr>
+        <w:t>Journal of the Royal Statistical Society: Series A (Statistics in Society)</w:t>
+      </w:r>
+      <w:r>
+        <w:rPr>
+          <w:rFonts w:ascii="Times New Roman" w:hAnsi="Times New Roman"/>
+          <w:i w:val="0"/>
+          <w:sz w:val="19"/>
+        </w:rPr>
+        <w:t>, 181(3), 663-688. https://doi.org/10.1111/rssa.12358</w:t>
       </w:r>
     </w:p>
     <w:p>
@@ -7339,6 +10006,8 @@
       </w:pPr>
       <w:r>
         <w:rPr>
+          <w:rFonts w:ascii="Times New Roman" w:hAnsi="Times New Roman"/>
+          <w:i w:val="0"/>
           <w:sz w:val="21"/>
         </w:rPr>
         <w:t>---</w:t>
@@ -7366,9 +10035,43 @@
       </w:pPr>
       <w:r>
         <w:rPr>
+          <w:rFonts w:ascii="Times New Roman" w:hAnsi="Times New Roman"/>
+          <w:i w:val="0"/>
           <w:sz w:val="21"/>
         </w:rPr>
-        <w:t>Dataset simulasi sintetis, skrip pembangkitan data (*Data Generating Process*), pipeline pelatihan machine learning, dan buku kerja analisis interaktif (*Jupyter Notebook*) tersedia secara terbuka untuk mendukung prinsip sains terbuka dan reprodusibilitas komputasional penuh melalui repositori publik: `https://github.com/izamrosiawan/tax-compliance-automl`.</w:t>
+        <w:t>Dataset simulasi sintetis, skrip pembangkitan data (</w:t>
+      </w:r>
+      <w:r>
+        <w:rPr>
+          <w:rFonts w:ascii="Times New Roman" w:hAnsi="Times New Roman"/>
+          <w:i/>
+          <w:sz w:val="21"/>
+        </w:rPr>
+        <w:t>Data Generating Process</w:t>
+      </w:r>
+      <w:r>
+        <w:rPr>
+          <w:rFonts w:ascii="Times New Roman" w:hAnsi="Times New Roman"/>
+          <w:i w:val="0"/>
+          <w:sz w:val="21"/>
+        </w:rPr>
+        <w:t>), pipeline pelatihan machine learning, dan buku kerja analisis interaktif (</w:t>
+      </w:r>
+      <w:r>
+        <w:rPr>
+          <w:rFonts w:ascii="Times New Roman" w:hAnsi="Times New Roman"/>
+          <w:i/>
+          <w:sz w:val="21"/>
+        </w:rPr>
+        <w:t>Jupyter Notebook</w:t>
+      </w:r>
+      <w:r>
+        <w:rPr>
+          <w:rFonts w:ascii="Times New Roman" w:hAnsi="Times New Roman"/>
+          <w:i w:val="0"/>
+          <w:sz w:val="21"/>
+        </w:rPr>
+        <w:t>) tersedia secara terbuka untuk mendukung prinsip sains terbuka dan reprodusibilitas komputasional penuh melalui repositori publik: `https://github.com/izamrosiawan/tax-compliance-automl`.</w:t>
       </w:r>
     </w:p>
     <w:p>
@@ -7379,6 +10082,8 @@
       </w:pPr>
       <w:r>
         <w:rPr>
+          <w:rFonts w:ascii="Times New Roman" w:hAnsi="Times New Roman"/>
+          <w:i w:val="0"/>
           <w:sz w:val="21"/>
         </w:rPr>
         <w:t>---</w:t>
@@ -7405,6 +10110,7 @@
       </w:pPr>
       <w:r>
         <w:rPr>
+          <w:rFonts w:ascii="Times New Roman" w:hAnsi="Times New Roman"/>
           <w:b/>
           <w:sz w:val="19"/>
         </w:rPr>
@@ -7418,6 +10124,7 @@
       </w:pPr>
       <w:r>
         <w:rPr>
+          <w:rFonts w:ascii="Times New Roman" w:hAnsi="Times New Roman"/>
           <w:b/>
           <w:sz w:val="19"/>
         </w:rPr>
@@ -7443,8 +10150,8 @@
             <w:tcW w:type="dxa" w:w="2257"/>
             <w:tcBorders>
               <w:top w:val="single" w:sz="12" w:space="0" w:color="000000"/>
+              <w:bottom w:val="single" w:sz="6" w:space="0" w:color="000000"/>
               <w:left w:val="none"/>
-              <w:bottom w:val="single" w:sz="6" w:space="0" w:color="000000"/>
               <w:right w:val="none"/>
             </w:tcBorders>
             <w:shd w:fill="F5F5F5"/>
@@ -7454,10 +10161,11 @@
               <w:spacing w:before="60" w:after="60" w:line="252" w:lineRule="auto"/>
               <w:jc w:val="left"/>
             </w:pPr>
+            <w:r/>
             <w:r>
               <w:rPr>
                 <w:rFonts w:ascii="Times New Roman" w:hAnsi="Times New Roman"/>
-                <w:b/>
+                <w:i w:val="0"/>
                 <w:sz w:val="17"/>
               </w:rPr>
               <w:t>No</w:t>
@@ -7469,8 +10177,8 @@
             <w:tcW w:type="dxa" w:w="2257"/>
             <w:tcBorders>
               <w:top w:val="single" w:sz="12" w:space="0" w:color="000000"/>
+              <w:bottom w:val="single" w:sz="6" w:space="0" w:color="000000"/>
               <w:left w:val="none"/>
-              <w:bottom w:val="single" w:sz="6" w:space="0" w:color="000000"/>
               <w:right w:val="none"/>
             </w:tcBorders>
             <w:shd w:fill="F5F5F5"/>
@@ -7480,10 +10188,11 @@
               <w:spacing w:before="60" w:after="60" w:line="252" w:lineRule="auto"/>
               <w:jc w:val="left"/>
             </w:pPr>
+            <w:r/>
             <w:r>
               <w:rPr>
                 <w:rFonts w:ascii="Times New Roman" w:hAnsi="Times New Roman"/>
-                <w:b/>
+                <w:i w:val="0"/>
                 <w:sz w:val="17"/>
               </w:rPr>
               <w:t>Provinsi</w:t>
@@ -7495,8 +10204,8 @@
             <w:tcW w:type="dxa" w:w="2257"/>
             <w:tcBorders>
               <w:top w:val="single" w:sz="12" w:space="0" w:color="000000"/>
+              <w:bottom w:val="single" w:sz="6" w:space="0" w:color="000000"/>
               <w:left w:val="none"/>
-              <w:bottom w:val="single" w:sz="6" w:space="0" w:color="000000"/>
               <w:right w:val="none"/>
             </w:tcBorders>
             <w:shd w:fill="F5F5F5"/>
@@ -7506,10 +10215,11 @@
               <w:spacing w:before="60" w:after="60" w:line="252" w:lineRule="auto"/>
               <w:jc w:val="left"/>
             </w:pPr>
+            <w:r/>
             <w:r>
               <w:rPr>
                 <w:rFonts w:ascii="Times New Roman" w:hAnsi="Times New Roman"/>
-                <w:b/>
+                <w:i w:val="0"/>
                 <w:sz w:val="17"/>
               </w:rPr>
               <w:t>Persentase Usaha Melakukan Kegiatan E-Commerce (%)¹</w:t>
@@ -7521,8 +10231,8 @@
             <w:tcW w:type="dxa" w:w="2257"/>
             <w:tcBorders>
               <w:top w:val="single" w:sz="12" w:space="0" w:color="000000"/>
+              <w:bottom w:val="single" w:sz="6" w:space="0" w:color="000000"/>
               <w:left w:val="none"/>
-              <w:bottom w:val="single" w:sz="6" w:space="0" w:color="000000"/>
               <w:right w:val="none"/>
             </w:tcBorders>
             <w:shd w:fill="F5F5F5"/>
@@ -7532,10 +10242,11 @@
               <w:spacing w:before="60" w:after="60" w:line="252" w:lineRule="auto"/>
               <w:jc w:val="left"/>
             </w:pPr>
+            <w:r/>
             <w:r>
               <w:rPr>
                 <w:rFonts w:ascii="Times New Roman" w:hAnsi="Times New Roman"/>
-                <w:b/>
+                <w:i w:val="0"/>
                 <w:sz w:val="17"/>
               </w:rPr>
               <w:t>Indeks Pembangunan TIK (IP-TIK 2023, Skala 0–10)²</w:t>
@@ -7549,8 +10260,8 @@
             <w:tcW w:type="dxa" w:w="2257"/>
             <w:tcBorders>
               <w:top w:val="none"/>
+              <w:bottom w:val="none"/>
               <w:left w:val="none"/>
-              <w:bottom w:val="none"/>
               <w:right w:val="none"/>
             </w:tcBorders>
           </w:tcPr>
@@ -7559,9 +10270,11 @@
               <w:spacing w:before="60" w:after="60" w:line="252" w:lineRule="auto"/>
               <w:jc w:val="left"/>
             </w:pPr>
+            <w:r/>
             <w:r>
               <w:rPr>
                 <w:rFonts w:ascii="Times New Roman" w:hAnsi="Times New Roman"/>
+                <w:i w:val="0"/>
                 <w:sz w:val="17"/>
               </w:rPr>
               <w:t>:-:</w:t>
@@ -7573,8 +10286,8 @@
             <w:tcW w:type="dxa" w:w="2257"/>
             <w:tcBorders>
               <w:top w:val="none"/>
+              <w:bottom w:val="none"/>
               <w:left w:val="none"/>
-              <w:bottom w:val="none"/>
               <w:right w:val="none"/>
             </w:tcBorders>
           </w:tcPr>
@@ -7583,9 +10296,11 @@
               <w:spacing w:before="60" w:after="60" w:line="252" w:lineRule="auto"/>
               <w:jc w:val="left"/>
             </w:pPr>
+            <w:r/>
             <w:r>
               <w:rPr>
                 <w:rFonts w:ascii="Times New Roman" w:hAnsi="Times New Roman"/>
+                <w:i w:val="0"/>
                 <w:sz w:val="17"/>
               </w:rPr>
               <w:t>:---</w:t>
@@ -7597,8 +10312,8 @@
             <w:tcW w:type="dxa" w:w="2257"/>
             <w:tcBorders>
               <w:top w:val="none"/>
+              <w:bottom w:val="none"/>
               <w:left w:val="none"/>
-              <w:bottom w:val="none"/>
               <w:right w:val="none"/>
             </w:tcBorders>
           </w:tcPr>
@@ -7607,9 +10322,11 @@
               <w:spacing w:before="60" w:after="60" w:line="252" w:lineRule="auto"/>
               <w:jc w:val="left"/>
             </w:pPr>
+            <w:r/>
             <w:r>
               <w:rPr>
                 <w:rFonts w:ascii="Times New Roman" w:hAnsi="Times New Roman"/>
+                <w:i w:val="0"/>
                 <w:sz w:val="17"/>
               </w:rPr>
               <w:t>:---:</w:t>
@@ -7621,8 +10338,8 @@
             <w:tcW w:type="dxa" w:w="2257"/>
             <w:tcBorders>
               <w:top w:val="none"/>
+              <w:bottom w:val="none"/>
               <w:left w:val="none"/>
-              <w:bottom w:val="none"/>
               <w:right w:val="none"/>
             </w:tcBorders>
           </w:tcPr>
@@ -7631,9 +10348,11 @@
               <w:spacing w:before="60" w:after="60" w:line="252" w:lineRule="auto"/>
               <w:jc w:val="left"/>
             </w:pPr>
+            <w:r/>
             <w:r>
               <w:rPr>
                 <w:rFonts w:ascii="Times New Roman" w:hAnsi="Times New Roman"/>
+                <w:i w:val="0"/>
                 <w:sz w:val="17"/>
               </w:rPr>
               <w:t>:---:</w:t>
@@ -7647,8 +10366,8 @@
             <w:tcW w:type="dxa" w:w="2257"/>
             <w:tcBorders>
               <w:top w:val="none"/>
+              <w:bottom w:val="none"/>
               <w:left w:val="none"/>
-              <w:bottom w:val="none"/>
               <w:right w:val="none"/>
             </w:tcBorders>
           </w:tcPr>
@@ -7657,9 +10376,11 @@
               <w:spacing w:before="60" w:after="60" w:line="252" w:lineRule="auto"/>
               <w:jc w:val="center"/>
             </w:pPr>
+            <w:r/>
             <w:r>
               <w:rPr>
                 <w:rFonts w:ascii="Times New Roman" w:hAnsi="Times New Roman"/>
+                <w:i w:val="0"/>
                 <w:sz w:val="17"/>
               </w:rPr>
               <w:t>1</w:t>
@@ -7671,8 +10392,8 @@
             <w:tcW w:type="dxa" w:w="2257"/>
             <w:tcBorders>
               <w:top w:val="none"/>
+              <w:bottom w:val="none"/>
               <w:left w:val="none"/>
-              <w:bottom w:val="none"/>
               <w:right w:val="none"/>
             </w:tcBorders>
           </w:tcPr>
@@ -7681,9 +10402,11 @@
               <w:spacing w:before="60" w:after="60" w:line="252" w:lineRule="auto"/>
               <w:jc w:val="left"/>
             </w:pPr>
+            <w:r/>
             <w:r>
               <w:rPr>
                 <w:rFonts w:ascii="Times New Roman" w:hAnsi="Times New Roman"/>
+                <w:i w:val="0"/>
                 <w:sz w:val="17"/>
               </w:rPr>
               <w:t>DKI Jakarta</w:t>
@@ -7695,8 +10418,8 @@
             <w:tcW w:type="dxa" w:w="2257"/>
             <w:tcBorders>
               <w:top w:val="none"/>
+              <w:bottom w:val="none"/>
               <w:left w:val="none"/>
-              <w:bottom w:val="none"/>
               <w:right w:val="none"/>
             </w:tcBorders>
           </w:tcPr>
@@ -7705,9 +10428,11 @@
               <w:spacing w:before="60" w:after="60" w:line="252" w:lineRule="auto"/>
               <w:jc w:val="center"/>
             </w:pPr>
+            <w:r/>
             <w:r>
               <w:rPr>
                 <w:rFonts w:ascii="Times New Roman" w:hAnsi="Times New Roman"/>
+                <w:i w:val="0"/>
                 <w:sz w:val="17"/>
               </w:rPr>
               <w:t>63,54</w:t>
@@ -7719,8 +10444,8 @@
             <w:tcW w:type="dxa" w:w="2257"/>
             <w:tcBorders>
               <w:top w:val="none"/>
+              <w:bottom w:val="none"/>
               <w:left w:val="none"/>
-              <w:bottom w:val="none"/>
               <w:right w:val="none"/>
             </w:tcBorders>
           </w:tcPr>
@@ -7729,9 +10454,11 @@
               <w:spacing w:before="60" w:after="60" w:line="252" w:lineRule="auto"/>
               <w:jc w:val="center"/>
             </w:pPr>
+            <w:r/>
             <w:r>
               <w:rPr>
                 <w:rFonts w:ascii="Times New Roman" w:hAnsi="Times New Roman"/>
+                <w:i w:val="0"/>
                 <w:sz w:val="17"/>
               </w:rPr>
               <w:t>7,73</w:t>
@@ -7745,8 +10472,8 @@
             <w:tcW w:type="dxa" w:w="2257"/>
             <w:tcBorders>
               <w:top w:val="none"/>
+              <w:bottom w:val="none"/>
               <w:left w:val="none"/>
-              <w:bottom w:val="none"/>
               <w:right w:val="none"/>
             </w:tcBorders>
           </w:tcPr>
@@ -7755,9 +10482,11 @@
               <w:spacing w:before="60" w:after="60" w:line="252" w:lineRule="auto"/>
               <w:jc w:val="center"/>
             </w:pPr>
+            <w:r/>
             <w:r>
               <w:rPr>
                 <w:rFonts w:ascii="Times New Roman" w:hAnsi="Times New Roman"/>
+                <w:i w:val="0"/>
                 <w:sz w:val="17"/>
               </w:rPr>
               <w:t>2</w:t>
@@ -7769,8 +10498,8 @@
             <w:tcW w:type="dxa" w:w="2257"/>
             <w:tcBorders>
               <w:top w:val="none"/>
+              <w:bottom w:val="none"/>
               <w:left w:val="none"/>
-              <w:bottom w:val="none"/>
               <w:right w:val="none"/>
             </w:tcBorders>
           </w:tcPr>
@@ -7779,9 +10508,11 @@
               <w:spacing w:before="60" w:after="60" w:line="252" w:lineRule="auto"/>
               <w:jc w:val="left"/>
             </w:pPr>
+            <w:r/>
             <w:r>
               <w:rPr>
                 <w:rFonts w:ascii="Times New Roman" w:hAnsi="Times New Roman"/>
+                <w:i w:val="0"/>
                 <w:sz w:val="17"/>
               </w:rPr>
               <w:t>Bali</w:t>
@@ -7793,8 +10524,8 @@
             <w:tcW w:type="dxa" w:w="2257"/>
             <w:tcBorders>
               <w:top w:val="none"/>
+              <w:bottom w:val="none"/>
               <w:left w:val="none"/>
-              <w:bottom w:val="none"/>
               <w:right w:val="none"/>
             </w:tcBorders>
           </w:tcPr>
@@ -7803,9 +10534,11 @@
               <w:spacing w:before="60" w:after="60" w:line="252" w:lineRule="auto"/>
               <w:jc w:val="center"/>
             </w:pPr>
+            <w:r/>
             <w:r>
               <w:rPr>
                 <w:rFonts w:ascii="Times New Roman" w:hAnsi="Times New Roman"/>
+                <w:i w:val="0"/>
                 <w:sz w:val="17"/>
               </w:rPr>
               <w:t>48,74</w:t>
@@ -7817,8 +10550,8 @@
             <w:tcW w:type="dxa" w:w="2257"/>
             <w:tcBorders>
               <w:top w:val="none"/>
+              <w:bottom w:val="none"/>
               <w:left w:val="none"/>
-              <w:bottom w:val="none"/>
               <w:right w:val="none"/>
             </w:tcBorders>
           </w:tcPr>
@@ -7827,9 +10560,11 @@
               <w:spacing w:before="60" w:after="60" w:line="252" w:lineRule="auto"/>
               <w:jc w:val="center"/>
             </w:pPr>
+            <w:r/>
             <w:r>
               <w:rPr>
                 <w:rFonts w:ascii="Times New Roman" w:hAnsi="Times New Roman"/>
+                <w:i w:val="0"/>
                 <w:sz w:val="17"/>
               </w:rPr>
               <w:t>6,60</w:t>
@@ -7843,8 +10578,8 @@
             <w:tcW w:type="dxa" w:w="2257"/>
             <w:tcBorders>
               <w:top w:val="none"/>
+              <w:bottom w:val="none"/>
               <w:left w:val="none"/>
-              <w:bottom w:val="none"/>
               <w:right w:val="none"/>
             </w:tcBorders>
           </w:tcPr>
@@ -7853,9 +10588,11 @@
               <w:spacing w:before="60" w:after="60" w:line="252" w:lineRule="auto"/>
               <w:jc w:val="center"/>
             </w:pPr>
+            <w:r/>
             <w:r>
               <w:rPr>
                 <w:rFonts w:ascii="Times New Roman" w:hAnsi="Times New Roman"/>
+                <w:i w:val="0"/>
                 <w:sz w:val="17"/>
               </w:rPr>
               <w:t>3</w:t>
@@ -7867,8 +10604,8 @@
             <w:tcW w:type="dxa" w:w="2257"/>
             <w:tcBorders>
               <w:top w:val="none"/>
+              <w:bottom w:val="none"/>
               <w:left w:val="none"/>
-              <w:bottom w:val="none"/>
               <w:right w:val="none"/>
             </w:tcBorders>
           </w:tcPr>
@@ -7877,9 +10614,11 @@
               <w:spacing w:before="60" w:after="60" w:line="252" w:lineRule="auto"/>
               <w:jc w:val="left"/>
             </w:pPr>
+            <w:r/>
             <w:r>
               <w:rPr>
                 <w:rFonts w:ascii="Times New Roman" w:hAnsi="Times New Roman"/>
+                <w:i w:val="0"/>
                 <w:sz w:val="17"/>
               </w:rPr>
               <w:t>Banten</w:t>
@@ -7891,8 +10630,8 @@
             <w:tcW w:type="dxa" w:w="2257"/>
             <w:tcBorders>
               <w:top w:val="none"/>
+              <w:bottom w:val="none"/>
               <w:left w:val="none"/>
-              <w:bottom w:val="none"/>
               <w:right w:val="none"/>
             </w:tcBorders>
           </w:tcPr>
@@ -7901,9 +10640,11 @@
               <w:spacing w:before="60" w:after="60" w:line="252" w:lineRule="auto"/>
               <w:jc w:val="center"/>
             </w:pPr>
+            <w:r/>
             <w:r>
               <w:rPr>
                 <w:rFonts w:ascii="Times New Roman" w:hAnsi="Times New Roman"/>
+                <w:i w:val="0"/>
                 <w:sz w:val="17"/>
               </w:rPr>
               <w:t>44,12</w:t>
@@ -7915,8 +10656,8 @@
             <w:tcW w:type="dxa" w:w="2257"/>
             <w:tcBorders>
               <w:top w:val="none"/>
+              <w:bottom w:val="none"/>
               <w:left w:val="none"/>
-              <w:bottom w:val="none"/>
               <w:right w:val="none"/>
             </w:tcBorders>
           </w:tcPr>
@@ -7925,9 +10666,11 @@
               <w:spacing w:before="60" w:after="60" w:line="252" w:lineRule="auto"/>
               <w:jc w:val="center"/>
             </w:pPr>
+            <w:r/>
             <w:r>
               <w:rPr>
                 <w:rFonts w:ascii="Times New Roman" w:hAnsi="Times New Roman"/>
+                <w:i w:val="0"/>
                 <w:sz w:val="17"/>
               </w:rPr>
               <w:t>6,38</w:t>
@@ -7941,8 +10684,8 @@
             <w:tcW w:type="dxa" w:w="2257"/>
             <w:tcBorders>
               <w:top w:val="none"/>
+              <w:bottom w:val="none"/>
               <w:left w:val="none"/>
-              <w:bottom w:val="none"/>
               <w:right w:val="none"/>
             </w:tcBorders>
           </w:tcPr>
@@ -7951,9 +10694,11 @@
               <w:spacing w:before="60" w:after="60" w:line="252" w:lineRule="auto"/>
               <w:jc w:val="center"/>
             </w:pPr>
+            <w:r/>
             <w:r>
               <w:rPr>
                 <w:rFonts w:ascii="Times New Roman" w:hAnsi="Times New Roman"/>
+                <w:i w:val="0"/>
                 <w:sz w:val="17"/>
               </w:rPr>
               <w:t>4</w:t>
@@ -7965,8 +10710,8 @@
             <w:tcW w:type="dxa" w:w="2257"/>
             <w:tcBorders>
               <w:top w:val="none"/>
+              <w:bottom w:val="none"/>
               <w:left w:val="none"/>
-              <w:bottom w:val="none"/>
               <w:right w:val="none"/>
             </w:tcBorders>
           </w:tcPr>
@@ -7975,9 +10720,11 @@
               <w:spacing w:before="60" w:after="60" w:line="252" w:lineRule="auto"/>
               <w:jc w:val="left"/>
             </w:pPr>
+            <w:r/>
             <w:r>
               <w:rPr>
                 <w:rFonts w:ascii="Times New Roman" w:hAnsi="Times New Roman"/>
+                <w:i w:val="0"/>
                 <w:sz w:val="17"/>
               </w:rPr>
               <w:t>Jawa Barat</w:t>
@@ -7989,8 +10736,8 @@
             <w:tcW w:type="dxa" w:w="2257"/>
             <w:tcBorders>
               <w:top w:val="none"/>
+              <w:bottom w:val="none"/>
               <w:left w:val="none"/>
-              <w:bottom w:val="none"/>
               <w:right w:val="none"/>
             </w:tcBorders>
           </w:tcPr>
@@ -7999,9 +10746,11 @@
               <w:spacing w:before="60" w:after="60" w:line="252" w:lineRule="auto"/>
               <w:jc w:val="center"/>
             </w:pPr>
+            <w:r/>
             <w:r>
               <w:rPr>
                 <w:rFonts w:ascii="Times New Roman" w:hAnsi="Times New Roman"/>
+                <w:i w:val="0"/>
                 <w:sz w:val="17"/>
               </w:rPr>
               <w:t>43,38</w:t>
@@ -8013,8 +10762,8 @@
             <w:tcW w:type="dxa" w:w="2257"/>
             <w:tcBorders>
               <w:top w:val="none"/>
+              <w:bottom w:val="none"/>
               <w:left w:val="none"/>
-              <w:bottom w:val="none"/>
               <w:right w:val="none"/>
             </w:tcBorders>
           </w:tcPr>
@@ -8023,9 +10772,11 @@
               <w:spacing w:before="60" w:after="60" w:line="252" w:lineRule="auto"/>
               <w:jc w:val="center"/>
             </w:pPr>
+            <w:r/>
             <w:r>
               <w:rPr>
                 <w:rFonts w:ascii="Times New Roman" w:hAnsi="Times New Roman"/>
+                <w:i w:val="0"/>
                 <w:sz w:val="17"/>
               </w:rPr>
               <w:t>6,15</w:t>
@@ -8039,8 +10790,8 @@
             <w:tcW w:type="dxa" w:w="2257"/>
             <w:tcBorders>
               <w:top w:val="none"/>
+              <w:bottom w:val="none"/>
               <w:left w:val="none"/>
-              <w:bottom w:val="none"/>
               <w:right w:val="none"/>
             </w:tcBorders>
           </w:tcPr>
@@ -8049,9 +10800,11 @@
               <w:spacing w:before="60" w:after="60" w:line="252" w:lineRule="auto"/>
               <w:jc w:val="center"/>
             </w:pPr>
+            <w:r/>
             <w:r>
               <w:rPr>
                 <w:rFonts w:ascii="Times New Roman" w:hAnsi="Times New Roman"/>
+                <w:i w:val="0"/>
                 <w:sz w:val="17"/>
               </w:rPr>
               <w:t>5</w:t>
@@ -8063,8 +10816,8 @@
             <w:tcW w:type="dxa" w:w="2257"/>
             <w:tcBorders>
               <w:top w:val="none"/>
+              <w:bottom w:val="none"/>
               <w:left w:val="none"/>
-              <w:bottom w:val="none"/>
               <w:right w:val="none"/>
             </w:tcBorders>
           </w:tcPr>
@@ -8073,9 +10826,11 @@
               <w:spacing w:before="60" w:after="60" w:line="252" w:lineRule="auto"/>
               <w:jc w:val="left"/>
             </w:pPr>
+            <w:r/>
             <w:r>
               <w:rPr>
                 <w:rFonts w:ascii="Times New Roman" w:hAnsi="Times New Roman"/>
+                <w:i w:val="0"/>
                 <w:sz w:val="17"/>
               </w:rPr>
               <w:t>Jawa Timur</w:t>
@@ -8087,8 +10842,8 @@
             <w:tcW w:type="dxa" w:w="2257"/>
             <w:tcBorders>
               <w:top w:val="none"/>
+              <w:bottom w:val="none"/>
               <w:left w:val="none"/>
-              <w:bottom w:val="none"/>
               <w:right w:val="none"/>
             </w:tcBorders>
           </w:tcPr>
@@ -8097,9 +10852,11 @@
               <w:spacing w:before="60" w:after="60" w:line="252" w:lineRule="auto"/>
               <w:jc w:val="center"/>
             </w:pPr>
+            <w:r/>
             <w:r>
               <w:rPr>
                 <w:rFonts w:ascii="Times New Roman" w:hAnsi="Times New Roman"/>
+                <w:i w:val="0"/>
                 <w:sz w:val="17"/>
               </w:rPr>
               <w:t>36,85</w:t>
@@ -8111,8 +10868,8 @@
             <w:tcW w:type="dxa" w:w="2257"/>
             <w:tcBorders>
               <w:top w:val="none"/>
+              <w:bottom w:val="none"/>
               <w:left w:val="none"/>
-              <w:bottom w:val="none"/>
               <w:right w:val="none"/>
             </w:tcBorders>
           </w:tcPr>
@@ -8121,9 +10878,11 @@
               <w:spacing w:before="60" w:after="60" w:line="252" w:lineRule="auto"/>
               <w:jc w:val="center"/>
             </w:pPr>
+            <w:r/>
             <w:r>
               <w:rPr>
                 <w:rFonts w:ascii="Times New Roman" w:hAnsi="Times New Roman"/>
+                <w:i w:val="0"/>
                 <w:sz w:val="17"/>
               </w:rPr>
               <w:t>5,96</w:t>
@@ -8137,8 +10896,8 @@
             <w:tcW w:type="dxa" w:w="2257"/>
             <w:tcBorders>
               <w:top w:val="none"/>
+              <w:bottom w:val="none"/>
               <w:left w:val="none"/>
-              <w:bottom w:val="none"/>
               <w:right w:val="none"/>
             </w:tcBorders>
           </w:tcPr>
@@ -8147,9 +10906,11 @@
               <w:spacing w:before="60" w:after="60" w:line="252" w:lineRule="auto"/>
               <w:jc w:val="center"/>
             </w:pPr>
+            <w:r/>
             <w:r>
               <w:rPr>
                 <w:rFonts w:ascii="Times New Roman" w:hAnsi="Times New Roman"/>
+                <w:i w:val="0"/>
                 <w:sz w:val="17"/>
               </w:rPr>
               <w:t>6</w:t>
@@ -8161,8 +10922,8 @@
             <w:tcW w:type="dxa" w:w="2257"/>
             <w:tcBorders>
               <w:top w:val="none"/>
+              <w:bottom w:val="none"/>
               <w:left w:val="none"/>
-              <w:bottom w:val="none"/>
               <w:right w:val="none"/>
             </w:tcBorders>
           </w:tcPr>
@@ -8171,9 +10932,11 @@
               <w:spacing w:before="60" w:after="60" w:line="252" w:lineRule="auto"/>
               <w:jc w:val="left"/>
             </w:pPr>
+            <w:r/>
             <w:r>
               <w:rPr>
                 <w:rFonts w:ascii="Times New Roman" w:hAnsi="Times New Roman"/>
+                <w:i w:val="0"/>
                 <w:sz w:val="17"/>
               </w:rPr>
               <w:t>Jawa Tengah</w:t>
@@ -8185,8 +10948,8 @@
             <w:tcW w:type="dxa" w:w="2257"/>
             <w:tcBorders>
               <w:top w:val="none"/>
+              <w:bottom w:val="none"/>
               <w:left w:val="none"/>
-              <w:bottom w:val="none"/>
               <w:right w:val="none"/>
             </w:tcBorders>
           </w:tcPr>
@@ -8195,9 +10958,11 @@
               <w:spacing w:before="60" w:after="60" w:line="252" w:lineRule="auto"/>
               <w:jc w:val="center"/>
             </w:pPr>
+            <w:r/>
             <w:r>
               <w:rPr>
                 <w:rFonts w:ascii="Times New Roman" w:hAnsi="Times New Roman"/>
+                <w:i w:val="0"/>
                 <w:sz w:val="17"/>
               </w:rPr>
               <w:t>33,20</w:t>
@@ -8209,8 +10974,8 @@
             <w:tcW w:type="dxa" w:w="2257"/>
             <w:tcBorders>
               <w:top w:val="none"/>
+              <w:bottom w:val="none"/>
               <w:left w:val="none"/>
-              <w:bottom w:val="none"/>
               <w:right w:val="none"/>
             </w:tcBorders>
           </w:tcPr>
@@ -8219,9 +10984,11 @@
               <w:spacing w:before="60" w:after="60" w:line="252" w:lineRule="auto"/>
               <w:jc w:val="center"/>
             </w:pPr>
+            <w:r/>
             <w:r>
               <w:rPr>
                 <w:rFonts w:ascii="Times New Roman" w:hAnsi="Times New Roman"/>
+                <w:i w:val="0"/>
                 <w:sz w:val="17"/>
               </w:rPr>
               <w:t>5,86</w:t>
@@ -8235,8 +11002,8 @@
             <w:tcW w:type="dxa" w:w="2257"/>
             <w:tcBorders>
               <w:top w:val="none"/>
+              <w:bottom w:val="none"/>
               <w:left w:val="none"/>
-              <w:bottom w:val="none"/>
               <w:right w:val="none"/>
             </w:tcBorders>
           </w:tcPr>
@@ -8245,9 +11012,11 @@
               <w:spacing w:before="60" w:after="60" w:line="252" w:lineRule="auto"/>
               <w:jc w:val="center"/>
             </w:pPr>
+            <w:r/>
             <w:r>
               <w:rPr>
                 <w:rFonts w:ascii="Times New Roman" w:hAnsi="Times New Roman"/>
+                <w:i w:val="0"/>
                 <w:sz w:val="17"/>
               </w:rPr>
               <w:t>7</w:t>
@@ -8259,8 +11028,8 @@
             <w:tcW w:type="dxa" w:w="2257"/>
             <w:tcBorders>
               <w:top w:val="none"/>
+              <w:bottom w:val="none"/>
               <w:left w:val="none"/>
-              <w:bottom w:val="none"/>
               <w:right w:val="none"/>
             </w:tcBorders>
           </w:tcPr>
@@ -8269,9 +11038,11 @@
               <w:spacing w:before="60" w:after="60" w:line="252" w:lineRule="auto"/>
               <w:jc w:val="left"/>
             </w:pPr>
+            <w:r/>
             <w:r>
               <w:rPr>
                 <w:rFonts w:ascii="Times New Roman" w:hAnsi="Times New Roman"/>
+                <w:i w:val="0"/>
                 <w:sz w:val="17"/>
               </w:rPr>
               <w:t>Sumatera Utara</w:t>
@@ -8283,8 +11054,8 @@
             <w:tcW w:type="dxa" w:w="2257"/>
             <w:tcBorders>
               <w:top w:val="none"/>
+              <w:bottom w:val="none"/>
               <w:left w:val="none"/>
-              <w:bottom w:val="none"/>
               <w:right w:val="none"/>
             </w:tcBorders>
           </w:tcPr>
@@ -8293,9 +11064,11 @@
               <w:spacing w:before="60" w:after="60" w:line="252" w:lineRule="auto"/>
               <w:jc w:val="center"/>
             </w:pPr>
+            <w:r/>
             <w:r>
               <w:rPr>
                 <w:rFonts w:ascii="Times New Roman" w:hAnsi="Times New Roman"/>
+                <w:i w:val="0"/>
                 <w:sz w:val="17"/>
               </w:rPr>
               <w:t>28,41</w:t>
@@ -8307,8 +11080,8 @@
             <w:tcW w:type="dxa" w:w="2257"/>
             <w:tcBorders>
               <w:top w:val="none"/>
+              <w:bottom w:val="none"/>
               <w:left w:val="none"/>
-              <w:bottom w:val="none"/>
               <w:right w:val="none"/>
             </w:tcBorders>
           </w:tcPr>
@@ -8317,9 +11090,11 @@
               <w:spacing w:before="60" w:after="60" w:line="252" w:lineRule="auto"/>
               <w:jc w:val="center"/>
             </w:pPr>
+            <w:r/>
             <w:r>
               <w:rPr>
                 <w:rFonts w:ascii="Times New Roman" w:hAnsi="Times New Roman"/>
+                <w:i w:val="0"/>
                 <w:sz w:val="17"/>
               </w:rPr>
               <w:t>6,04</w:t>
@@ -8333,8 +11108,8 @@
             <w:tcW w:type="dxa" w:w="2257"/>
             <w:tcBorders>
               <w:top w:val="none"/>
+              <w:bottom w:val="none"/>
               <w:left w:val="none"/>
-              <w:bottom w:val="none"/>
               <w:right w:val="none"/>
             </w:tcBorders>
           </w:tcPr>
@@ -8343,9 +11118,11 @@
               <w:spacing w:before="60" w:after="60" w:line="252" w:lineRule="auto"/>
               <w:jc w:val="center"/>
             </w:pPr>
+            <w:r/>
             <w:r>
               <w:rPr>
                 <w:rFonts w:ascii="Times New Roman" w:hAnsi="Times New Roman"/>
+                <w:i w:val="0"/>
                 <w:sz w:val="17"/>
               </w:rPr>
               <w:t>8</w:t>
@@ -8357,8 +11134,8 @@
             <w:tcW w:type="dxa" w:w="2257"/>
             <w:tcBorders>
               <w:top w:val="none"/>
+              <w:bottom w:val="none"/>
               <w:left w:val="none"/>
-              <w:bottom w:val="none"/>
               <w:right w:val="none"/>
             </w:tcBorders>
           </w:tcPr>
@@ -8367,9 +11144,11 @@
               <w:spacing w:before="60" w:after="60" w:line="252" w:lineRule="auto"/>
               <w:jc w:val="left"/>
             </w:pPr>
+            <w:r/>
             <w:r>
               <w:rPr>
                 <w:rFonts w:ascii="Times New Roman" w:hAnsi="Times New Roman"/>
+                <w:i w:val="0"/>
                 <w:sz w:val="17"/>
               </w:rPr>
               <w:t>Sulawesi Selatan</w:t>
@@ -8381,8 +11160,8 @@
             <w:tcW w:type="dxa" w:w="2257"/>
             <w:tcBorders>
               <w:top w:val="none"/>
+              <w:bottom w:val="none"/>
               <w:left w:val="none"/>
-              <w:bottom w:val="none"/>
               <w:right w:val="none"/>
             </w:tcBorders>
           </w:tcPr>
@@ -8391,9 +11170,11 @@
               <w:spacing w:before="60" w:after="60" w:line="252" w:lineRule="auto"/>
               <w:jc w:val="center"/>
             </w:pPr>
+            <w:r/>
             <w:r>
               <w:rPr>
                 <w:rFonts w:ascii="Times New Roman" w:hAnsi="Times New Roman"/>
+                <w:i w:val="0"/>
                 <w:sz w:val="17"/>
               </w:rPr>
               <w:t>27,90</w:t>
@@ -8405,8 +11186,8 @@
             <w:tcW w:type="dxa" w:w="2257"/>
             <w:tcBorders>
               <w:top w:val="none"/>
+              <w:bottom w:val="none"/>
               <w:left w:val="none"/>
-              <w:bottom w:val="none"/>
               <w:right w:val="none"/>
             </w:tcBorders>
           </w:tcPr>
@@ -8415,9 +11196,11 @@
               <w:spacing w:before="60" w:after="60" w:line="252" w:lineRule="auto"/>
               <w:jc w:val="center"/>
             </w:pPr>
+            <w:r/>
             <w:r>
               <w:rPr>
                 <w:rFonts w:ascii="Times New Roman" w:hAnsi="Times New Roman"/>
+                <w:i w:val="0"/>
                 <w:sz w:val="17"/>
               </w:rPr>
               <w:t>6,01</w:t>
@@ -8431,8 +11214,8 @@
             <w:tcW w:type="dxa" w:w="2257"/>
             <w:tcBorders>
               <w:top w:val="none"/>
+              <w:bottom w:val="none"/>
               <w:left w:val="none"/>
-              <w:bottom w:val="none"/>
               <w:right w:val="none"/>
             </w:tcBorders>
           </w:tcPr>
@@ -8441,9 +11224,11 @@
               <w:spacing w:before="60" w:after="60" w:line="252" w:lineRule="auto"/>
               <w:jc w:val="center"/>
             </w:pPr>
+            <w:r/>
             <w:r>
               <w:rPr>
                 <w:rFonts w:ascii="Times New Roman" w:hAnsi="Times New Roman"/>
+                <w:i w:val="0"/>
                 <w:sz w:val="17"/>
               </w:rPr>
               <w:t>9</w:t>
@@ -8455,8 +11240,8 @@
             <w:tcW w:type="dxa" w:w="2257"/>
             <w:tcBorders>
               <w:top w:val="none"/>
+              <w:bottom w:val="none"/>
               <w:left w:val="none"/>
-              <w:bottom w:val="none"/>
               <w:right w:val="none"/>
             </w:tcBorders>
           </w:tcPr>
@@ -8465,9 +11250,11 @@
               <w:spacing w:before="60" w:after="60" w:line="252" w:lineRule="auto"/>
               <w:jc w:val="left"/>
             </w:pPr>
+            <w:r/>
             <w:r>
               <w:rPr>
                 <w:rFonts w:ascii="Times New Roman" w:hAnsi="Times New Roman"/>
+                <w:i w:val="0"/>
                 <w:sz w:val="17"/>
               </w:rPr>
               <w:t>Riau</w:t>
@@ -8479,8 +11266,8 @@
             <w:tcW w:type="dxa" w:w="2257"/>
             <w:tcBorders>
               <w:top w:val="none"/>
+              <w:bottom w:val="none"/>
               <w:left w:val="none"/>
-              <w:bottom w:val="none"/>
               <w:right w:val="none"/>
             </w:tcBorders>
           </w:tcPr>
@@ -8489,9 +11276,11 @@
               <w:spacing w:before="60" w:after="60" w:line="252" w:lineRule="auto"/>
               <w:jc w:val="center"/>
             </w:pPr>
+            <w:r/>
             <w:r>
               <w:rPr>
                 <w:rFonts w:ascii="Times New Roman" w:hAnsi="Times New Roman"/>
+                <w:i w:val="0"/>
                 <w:sz w:val="17"/>
               </w:rPr>
               <w:t>26,15</w:t>
@@ -8503,8 +11292,8 @@
             <w:tcW w:type="dxa" w:w="2257"/>
             <w:tcBorders>
               <w:top w:val="none"/>
+              <w:bottom w:val="none"/>
               <w:left w:val="none"/>
-              <w:bottom w:val="none"/>
               <w:right w:val="none"/>
             </w:tcBorders>
           </w:tcPr>
@@ -8513,9 +11302,11 @@
               <w:spacing w:before="60" w:after="60" w:line="252" w:lineRule="auto"/>
               <w:jc w:val="center"/>
             </w:pPr>
+            <w:r/>
             <w:r>
               <w:rPr>
                 <w:rFonts w:ascii="Times New Roman" w:hAnsi="Times New Roman"/>
+                <w:i w:val="0"/>
                 <w:sz w:val="17"/>
               </w:rPr>
               <w:t>6,07</w:t>
@@ -8529,8 +11320,8 @@
             <w:tcW w:type="dxa" w:w="2257"/>
             <w:tcBorders>
               <w:top w:val="none"/>
+              <w:bottom w:val="single" w:sz="12" w:space="0" w:color="000000"/>
               <w:left w:val="none"/>
-              <w:bottom w:val="single" w:sz="12" w:space="0" w:color="000000"/>
               <w:right w:val="none"/>
             </w:tcBorders>
           </w:tcPr>
@@ -8539,9 +11330,11 @@
               <w:spacing w:before="60" w:after="60" w:line="252" w:lineRule="auto"/>
               <w:jc w:val="center"/>
             </w:pPr>
+            <w:r/>
             <w:r>
               <w:rPr>
                 <w:rFonts w:ascii="Times New Roman" w:hAnsi="Times New Roman"/>
+                <w:i w:val="0"/>
                 <w:sz w:val="17"/>
               </w:rPr>
               <w:t>10</w:t>
@@ -8553,8 +11346,8 @@
             <w:tcW w:type="dxa" w:w="2257"/>
             <w:tcBorders>
               <w:top w:val="none"/>
+              <w:bottom w:val="single" w:sz="12" w:space="0" w:color="000000"/>
               <w:left w:val="none"/>
-              <w:bottom w:val="single" w:sz="12" w:space="0" w:color="000000"/>
               <w:right w:val="none"/>
             </w:tcBorders>
           </w:tcPr>
@@ -8563,9 +11356,11 @@
               <w:spacing w:before="60" w:after="60" w:line="252" w:lineRule="auto"/>
               <w:jc w:val="left"/>
             </w:pPr>
+            <w:r/>
             <w:r>
               <w:rPr>
                 <w:rFonts w:ascii="Times New Roman" w:hAnsi="Times New Roman"/>
+                <w:i w:val="0"/>
                 <w:sz w:val="17"/>
               </w:rPr>
               <w:t>Sumatera Selatan</w:t>
@@ -8577,8 +11372,8 @@
             <w:tcW w:type="dxa" w:w="2257"/>
             <w:tcBorders>
               <w:top w:val="none"/>
+              <w:bottom w:val="single" w:sz="12" w:space="0" w:color="000000"/>
               <w:left w:val="none"/>
-              <w:bottom w:val="single" w:sz="12" w:space="0" w:color="000000"/>
               <w:right w:val="none"/>
             </w:tcBorders>
           </w:tcPr>
@@ -8587,9 +11382,11 @@
               <w:spacing w:before="60" w:after="60" w:line="252" w:lineRule="auto"/>
               <w:jc w:val="center"/>
             </w:pPr>
+            <w:r/>
             <w:r>
               <w:rPr>
                 <w:rFonts w:ascii="Times New Roman" w:hAnsi="Times New Roman"/>
+                <w:i w:val="0"/>
                 <w:sz w:val="17"/>
               </w:rPr>
               <w:t>24,32</w:t>
@@ -8601,8 +11398,8 @@
             <w:tcW w:type="dxa" w:w="2257"/>
             <w:tcBorders>
               <w:top w:val="none"/>
+              <w:bottom w:val="single" w:sz="12" w:space="0" w:color="000000"/>
               <w:left w:val="none"/>
-              <w:bottom w:val="single" w:sz="12" w:space="0" w:color="000000"/>
               <w:right w:val="none"/>
             </w:tcBorders>
           </w:tcPr>
@@ -8611,9 +11408,11 @@
               <w:spacing w:before="60" w:after="60" w:line="252" w:lineRule="auto"/>
               <w:jc w:val="center"/>
             </w:pPr>
+            <w:r/>
             <w:r>
               <w:rPr>
                 <w:rFonts w:ascii="Times New Roman" w:hAnsi="Times New Roman"/>
+                <w:i w:val="0"/>
                 <w:sz w:val="17"/>
               </w:rPr>
               <w:t>5,88</w:t>
@@ -8634,6 +11433,7 @@
       </w:pPr>
       <w:r>
         <w:rPr>
+          <w:rFonts w:ascii="Times New Roman" w:hAnsi="Times New Roman"/>
           <w:b/>
           <w:i/>
           <w:sz w:val="20"/>
@@ -8649,9 +11449,27 @@
       </w:pPr>
       <w:r>
         <w:rPr>
+          <w:rFonts w:ascii="Times New Roman" w:hAnsi="Times New Roman"/>
+          <w:i w:val="0"/>
           <w:sz w:val="21"/>
         </w:rPr>
-        <w:t>¹ Badan Pusat Statistik. (2024). *Statistik E-Commerce 2024*, Tabel 3.1 (Persentase Usaha yang Melakukan Kegiatan E-Commerce Menurut Provinsi).</w:t>
+        <w:t xml:space="preserve">¹ Badan Pusat Statistik. (2024). </w:t>
+      </w:r>
+      <w:r>
+        <w:rPr>
+          <w:rFonts w:ascii="Times New Roman" w:hAnsi="Times New Roman"/>
+          <w:i/>
+          <w:sz w:val="21"/>
+        </w:rPr>
+        <w:t>Statistik E-Commerce 2024</w:t>
+      </w:r>
+      <w:r>
+        <w:rPr>
+          <w:rFonts w:ascii="Times New Roman" w:hAnsi="Times New Roman"/>
+          <w:i w:val="0"/>
+          <w:sz w:val="21"/>
+        </w:rPr>
+        <w:t>, Tabel 3.1 (Persentase Usaha yang Melakukan Kegiatan E-Commerce Menurut Provinsi).</w:t>
       </w:r>
     </w:p>
     <w:p>
@@ -8662,9 +11480,27 @@
       </w:pPr>
       <w:r>
         <w:rPr>
+          <w:rFonts w:ascii="Times New Roman" w:hAnsi="Times New Roman"/>
+          <w:i w:val="0"/>
           <w:sz w:val="21"/>
         </w:rPr>
-        <w:t>² Badan Pusat Statistik. (2024). *Indeks Pembangunan Teknologi Informasi dan Komunikasi 2023*, Tabel 4 (Indeks Pembangunan TIK Menurut Provinsi).</w:t>
+        <w:t xml:space="preserve">² Badan Pusat Statistik. (2024). </w:t>
+      </w:r>
+      <w:r>
+        <w:rPr>
+          <w:rFonts w:ascii="Times New Roman" w:hAnsi="Times New Roman"/>
+          <w:i/>
+          <w:sz w:val="21"/>
+        </w:rPr>
+        <w:t>Indeks Pembangunan Teknologi Informasi dan Komunikasi 2023</w:t>
+      </w:r>
+      <w:r>
+        <w:rPr>
+          <w:rFonts w:ascii="Times New Roman" w:hAnsi="Times New Roman"/>
+          <w:i w:val="0"/>
+          <w:sz w:val="21"/>
+        </w:rPr>
+        <w:t>, Tabel 4 (Indeks Pembangunan TIK Menurut Provinsi).</w:t>
       </w:r>
     </w:p>
     <w:sectPr>
